--- a/AIUniversalAssistant/AI情感陪伴App-可落地设计方案.docx
+++ b/AIUniversalAssistant/AI情感陪伴App-可落地设计方案.docx
@@ -6796,6 +6796,4522 @@
           <w:sz w:val="18"/>
         </w:rPr>
         <w:t>本文档版本 v1.0  ·  2026年4月  ·  仅供内部参考</w:t>
+      </w:r>
+    </w:p>
+    <w:p>
+      <w:r>
+        <w:br w:type="page"/>
+      </w:r>
+    </w:p>
+    <w:p>
+      <w:pPr>
+        <w:jc w:val="center"/>
+      </w:pPr>
+      <w:r>
+        <w:rPr>
+          <w:b/>
+          <w:color w:val="1A5C9B"/>
+          <w:sz w:val="40"/>
+        </w:rPr>
+        <w:t>v1.1 设计补充与疑问解答</w:t>
+      </w:r>
+    </w:p>
+    <w:p>
+      <w:pPr/>
+      <w:r>
+        <w:rPr>
+          <w:i/>
+        </w:rPr>
+        <w:t>根据《AI伴伴.docx》中的疑问逐条解答，同时补充详细设计规范</w:t>
+      </w:r>
+    </w:p>
+    <w:p/>
+    <w:p>
+      <w:pPr>
+        <w:pStyle w:val="Heading1"/>
+      </w:pPr>
+      <w:r>
+        <w:rPr>
+          <w:color w:val="235EAD"/>
+        </w:rPr>
+        <w:t>一、技术栈重大更新：iOS → Flutter 跨三端</w:t>
+      </w:r>
+    </w:p>
+    <w:p>
+      <w:pPr/>
+      <w:r>
+        <w:rPr>
+          <w:sz w:val="21"/>
+        </w:rPr>
+        <w:t>原方案以 iOS 单平台（Swift/Objective-C）为前提。根据你的需求，现调整为 Flutter 跨 iOS/Android/HarmonyOS 三端，这是本次最关键的架构决策，影响以下所有设计。</w:t>
+      </w:r>
+    </w:p>
+    <w:p>
+      <w:pPr>
+        <w:pStyle w:val="Heading2"/>
+      </w:pPr>
+      <w:r>
+        <w:rPr>
+          <w:color w:val="2E86C1"/>
+        </w:rPr>
+        <w:t>1. Flutter 三端适配说明</w:t>
+      </w:r>
+    </w:p>
+    <w:tbl>
+      <w:tblPr>
+        <w:tblStyle w:val="TableGrid"/>
+        <w:tblW w:type="auto" w:w="0"/>
+        <w:tblLook w:firstColumn="1" w:firstRow="1" w:lastColumn="0" w:lastRow="0" w:noHBand="0" w:noVBand="1" w:val="04A0"/>
+      </w:tblPr>
+      <w:tblGrid>
+        <w:gridCol w:w="4419"/>
+        <w:gridCol w:w="4419"/>
+      </w:tblGrid>
+      <w:tr>
+        <w:tc>
+          <w:tcPr>
+            <w:tcW w:type="dxa" w:w="4419"/>
+            <w:shd w:fill="2E86C1" w:color="auto" w:val="clear"/>
+          </w:tcPr>
+          <w:p>
+            <w:pPr>
+              <w:jc w:val="center"/>
+            </w:pPr>
+            <w:r>
+              <w:rPr>
+                <w:b/>
+                <w:color w:val="FFFFFF"/>
+                <w:sz w:val="20"/>
+              </w:rPr>
+              <w:t>平台</w:t>
+            </w:r>
+          </w:p>
+        </w:tc>
+        <w:tc>
+          <w:tcPr>
+            <w:tcW w:type="dxa" w:w="4419"/>
+            <w:shd w:fill="2E86C1" w:color="auto" w:val="clear"/>
+          </w:tcPr>
+          <w:p>
+            <w:pPr>
+              <w:jc w:val="center"/>
+            </w:pPr>
+            <w:r>
+              <w:rPr>
+                <w:b/>
+                <w:color w:val="FFFFFF"/>
+                <w:sz w:val="20"/>
+              </w:rPr>
+              <w:t>说明</w:t>
+            </w:r>
+          </w:p>
+        </w:tc>
+      </w:tr>
+      <w:tr>
+        <w:tc>
+          <w:tcPr>
+            <w:tcW w:type="dxa" w:w="4419"/>
+          </w:tcPr>
+          <w:p>
+            <w:r>
+              <w:rPr>
+                <w:sz w:val="20"/>
+              </w:rPr>
+              <w:t>iOS</w:t>
+            </w:r>
+          </w:p>
+        </w:tc>
+        <w:tc>
+          <w:tcPr>
+            <w:tcW w:type="dxa" w:w="4419"/>
+          </w:tcPr>
+          <w:p>
+            <w:r>
+              <w:rPr>
+                <w:sz w:val="20"/>
+              </w:rPr>
+              <w:t>Flutter 官方一级支持，发布到 App Store，StoreKit 需用 in_app_purchase 插件</w:t>
+            </w:r>
+          </w:p>
+        </w:tc>
+      </w:tr>
+      <w:tr>
+        <w:tc>
+          <w:tcPr>
+            <w:tcW w:type="dxa" w:w="4419"/>
+          </w:tcPr>
+          <w:p>
+            <w:r>
+              <w:rPr>
+                <w:sz w:val="20"/>
+              </w:rPr>
+              <w:t>Android</w:t>
+            </w:r>
+          </w:p>
+        </w:tc>
+        <w:tc>
+          <w:tcPr>
+            <w:tcW w:type="dxa" w:w="4419"/>
+          </w:tcPr>
+          <w:p>
+            <w:r>
+              <w:rPr>
+                <w:sz w:val="20"/>
+              </w:rPr>
+              <w:t>Flutter 官方一级支持，发布到 Google Play / 国内应用市场（华为/小米/OPPO等）</w:t>
+            </w:r>
+          </w:p>
+        </w:tc>
+      </w:tr>
+      <w:tr>
+        <w:tc>
+          <w:tcPr>
+            <w:tcW w:type="dxa" w:w="4419"/>
+          </w:tcPr>
+          <w:p>
+            <w:r>
+              <w:rPr>
+                <w:sz w:val="20"/>
+              </w:rPr>
+              <w:t>HarmonyOS</w:t>
+            </w:r>
+          </w:p>
+        </w:tc>
+        <w:tc>
+          <w:tcPr>
+            <w:tcW w:type="dxa" w:w="4419"/>
+          </w:tcPr>
+          <w:p>
+            <w:r>
+              <w:rPr>
+                <w:sz w:val="20"/>
+              </w:rPr>
+              <w:t>Flutter for HarmonyOS（华为官方维护分支），API 基本兼容，注意 HMS Core 推送和支付需单独适配</w:t>
+            </w:r>
+          </w:p>
+        </w:tc>
+      </w:tr>
+    </w:tbl>
+    <w:p>
+      <w:pPr>
+        <w:pStyle w:val="Heading2"/>
+      </w:pPr>
+      <w:r>
+        <w:rPr>
+          <w:color w:val="2E86C1"/>
+        </w:rPr>
+        <w:t>2. 服务器选型（三端同步必须）</w:t>
+      </w:r>
+    </w:p>
+    <w:p>
+      <w:pPr/>
+      <w:r>
+        <w:rPr>
+          <w:sz w:val="21"/>
+        </w:rPr>
+        <w:t>选择 Flutter 跨平台后，数据必须上云才能实现三端同步，原"本地存储无服务器"方案需升级。</w:t>
+      </w:r>
+    </w:p>
+    <w:tbl>
+      <w:tblPr>
+        <w:tblStyle w:val="TableGrid"/>
+        <w:tblW w:type="auto" w:w="0"/>
+        <w:tblLook w:firstColumn="1" w:firstRow="1" w:lastColumn="0" w:lastRow="0" w:noHBand="0" w:noVBand="1" w:val="04A0"/>
+      </w:tblPr>
+      <w:tblGrid>
+        <w:gridCol w:w="4419"/>
+        <w:gridCol w:w="4419"/>
+      </w:tblGrid>
+      <w:tr>
+        <w:tc>
+          <w:tcPr>
+            <w:tcW w:type="dxa" w:w="4419"/>
+            <w:shd w:fill="2E86C1" w:color="auto" w:val="clear"/>
+          </w:tcPr>
+          <w:p>
+            <w:pPr>
+              <w:jc w:val="center"/>
+            </w:pPr>
+            <w:r>
+              <w:rPr>
+                <w:b/>
+                <w:color w:val="FFFFFF"/>
+                <w:sz w:val="20"/>
+              </w:rPr>
+              <w:t>方案</w:t>
+            </w:r>
+          </w:p>
+        </w:tc>
+        <w:tc>
+          <w:tcPr>
+            <w:tcW w:type="dxa" w:w="4419"/>
+            <w:shd w:fill="2E86C1" w:color="auto" w:val="clear"/>
+          </w:tcPr>
+          <w:p>
+            <w:pPr>
+              <w:jc w:val="center"/>
+            </w:pPr>
+            <w:r>
+              <w:rPr>
+                <w:b/>
+                <w:color w:val="FFFFFF"/>
+                <w:sz w:val="20"/>
+              </w:rPr>
+              <w:t>详细说明</w:t>
+            </w:r>
+          </w:p>
+        </w:tc>
+      </w:tr>
+      <w:tr>
+        <w:tc>
+          <w:tcPr>
+            <w:tcW w:type="dxa" w:w="4419"/>
+          </w:tcPr>
+          <w:p>
+            <w:r>
+              <w:rPr>
+                <w:sz w:val="20"/>
+              </w:rPr>
+              <w:t>推荐首选</w:t>
+              <w:br/>
+              <w:t>Supabase</w:t>
+            </w:r>
+          </w:p>
+        </w:tc>
+        <w:tc>
+          <w:tcPr>
+            <w:tcW w:type="dxa" w:w="4419"/>
+          </w:tcPr>
+          <w:p>
+            <w:r>
+              <w:rPr>
+                <w:sz w:val="20"/>
+              </w:rPr>
+              <w:t>免费层：500MB DB + 50K月活 + 1GB存储；开源BaaS，Flutter 官方 SDK；含认证/数据库/实时订阅；无需自建后端，新手最友好；超出免费层后约 $25/月</w:t>
+            </w:r>
+          </w:p>
+        </w:tc>
+      </w:tr>
+      <w:tr>
+        <w:tc>
+          <w:tcPr>
+            <w:tcW w:type="dxa" w:w="4419"/>
+          </w:tcPr>
+          <w:p>
+            <w:r>
+              <w:rPr>
+                <w:sz w:val="20"/>
+              </w:rPr>
+              <w:t>备选</w:t>
+              <w:br/>
+              <w:t>腾讯云轻量</w:t>
+            </w:r>
+          </w:p>
+        </w:tc>
+        <w:tc>
+          <w:tcPr>
+            <w:tcW w:type="dxa" w:w="4419"/>
+          </w:tcPr>
+          <w:p>
+            <w:r>
+              <w:rPr>
+                <w:sz w:val="20"/>
+              </w:rPr>
+              <w:t>2核4G服务器约 ¥50-80/月；配合 Node.js(Express) 或 Python(FastAPI) + PostgreSQL；自由度高，适合有后端经验</w:t>
+            </w:r>
+          </w:p>
+        </w:tc>
+      </w:tr>
+      <w:tr>
+        <w:tc>
+          <w:tcPr>
+            <w:tcW w:type="dxa" w:w="4419"/>
+          </w:tcPr>
+          <w:p>
+            <w:r>
+              <w:rPr>
+                <w:sz w:val="20"/>
+              </w:rPr>
+              <w:t>API Key 代理</w:t>
+            </w:r>
+          </w:p>
+        </w:tc>
+        <w:tc>
+          <w:tcPr>
+            <w:tcW w:type="dxa" w:w="4419"/>
+          </w:tcPr>
+          <w:p>
+            <w:r>
+              <w:rPr>
+                <w:sz w:val="20"/>
+              </w:rPr>
+              <w:t>继续使用 Cloudflare Workers（免费）做 DeepSeek API 代理，后端做用户鉴权后转发，Key 完全不暴露在客户端</w:t>
+            </w:r>
+          </w:p>
+        </w:tc>
+      </w:tr>
+    </w:tbl>
+    <w:p>
+      <w:pPr>
+        <w:ind w:left="432"/>
+      </w:pPr>
+      <w:r>
+        <w:rPr>
+          <w:i/>
+          <w:color w:val="216CB4"/>
+          <w:sz w:val="20"/>
+        </w:rPr>
+        <w:t>📌 MVP 推荐：Supabase 免费层完全够用，0 元启动，增长后才需付费升级，优先于腾讯云</w:t>
+      </w:r>
+    </w:p>
+    <w:p>
+      <w:pPr>
+        <w:pStyle w:val="Heading2"/>
+      </w:pPr>
+      <w:r>
+        <w:rPr>
+          <w:color w:val="2E86C1"/>
+        </w:rPr>
+        <w:t>3. 账号体系（三端同步必须增加）</w:t>
+      </w:r>
+    </w:p>
+    <w:p>
+      <w:pPr/>
+      <w:r>
+        <w:rPr>
+          <w:sz w:val="21"/>
+        </w:rPr>
+        <w:t>有了服务器，必须引入用户账号体系，新增登录页（页面21）和注册页（页面22）。</w:t>
+      </w:r>
+    </w:p>
+    <w:tbl>
+      <w:tblPr>
+        <w:tblStyle w:val="TableGrid"/>
+        <w:tblW w:type="auto" w:w="0"/>
+        <w:tblLook w:firstColumn="1" w:firstRow="1" w:lastColumn="0" w:lastRow="0" w:noHBand="0" w:noVBand="1" w:val="04A0"/>
+      </w:tblPr>
+      <w:tblGrid>
+        <w:gridCol w:w="4419"/>
+        <w:gridCol w:w="4419"/>
+      </w:tblGrid>
+      <w:tr>
+        <w:tc>
+          <w:tcPr>
+            <w:tcW w:type="dxa" w:w="4419"/>
+            <w:shd w:fill="2E86C1" w:color="auto" w:val="clear"/>
+          </w:tcPr>
+          <w:p>
+            <w:pPr>
+              <w:jc w:val="center"/>
+            </w:pPr>
+            <w:r>
+              <w:rPr>
+                <w:b/>
+                <w:color w:val="FFFFFF"/>
+                <w:sz w:val="20"/>
+              </w:rPr>
+              <w:t>项目</w:t>
+            </w:r>
+          </w:p>
+        </w:tc>
+        <w:tc>
+          <w:tcPr>
+            <w:tcW w:type="dxa" w:w="4419"/>
+            <w:shd w:fill="2E86C1" w:color="auto" w:val="clear"/>
+          </w:tcPr>
+          <w:p>
+            <w:pPr>
+              <w:jc w:val="center"/>
+            </w:pPr>
+            <w:r>
+              <w:rPr>
+                <w:b/>
+                <w:color w:val="FFFFFF"/>
+                <w:sz w:val="20"/>
+              </w:rPr>
+              <w:t>说明</w:t>
+            </w:r>
+          </w:p>
+        </w:tc>
+      </w:tr>
+      <w:tr>
+        <w:tc>
+          <w:tcPr>
+            <w:tcW w:type="dxa" w:w="4419"/>
+          </w:tcPr>
+          <w:p>
+            <w:r>
+              <w:rPr>
+                <w:sz w:val="20"/>
+              </w:rPr>
+              <w:t>注册方式</w:t>
+            </w:r>
+          </w:p>
+        </w:tc>
+        <w:tc>
+          <w:tcPr>
+            <w:tcW w:type="dxa" w:w="4419"/>
+          </w:tcPr>
+          <w:p>
+            <w:r>
+              <w:rPr>
+                <w:sz w:val="20"/>
+              </w:rPr>
+              <w:t>手机号+短信验证码（推荐）；邮箱+密码；Sign in with Apple（iOS 必须，苹果政策要求）</w:t>
+            </w:r>
+          </w:p>
+        </w:tc>
+      </w:tr>
+      <w:tr>
+        <w:tc>
+          <w:tcPr>
+            <w:tcW w:type="dxa" w:w="4419"/>
+          </w:tcPr>
+          <w:p>
+            <w:r>
+              <w:rPr>
+                <w:sz w:val="20"/>
+              </w:rPr>
+              <w:t>短信成本</w:t>
+            </w:r>
+          </w:p>
+        </w:tc>
+        <w:tc>
+          <w:tcPr>
+            <w:tcW w:type="dxa" w:w="4419"/>
+          </w:tcPr>
+          <w:p>
+            <w:r>
+              <w:rPr>
+                <w:sz w:val="20"/>
+              </w:rPr>
+              <w:t>阿里云/腾讯云 SMS，约 ¥0.04/条，MVP 阶段月成本 &lt; ¥50</w:t>
+            </w:r>
+          </w:p>
+        </w:tc>
+      </w:tr>
+      <w:tr>
+        <w:tc>
+          <w:tcPr>
+            <w:tcW w:type="dxa" w:w="4419"/>
+          </w:tcPr>
+          <w:p>
+            <w:r>
+              <w:rPr>
+                <w:sz w:val="20"/>
+              </w:rPr>
+              <w:t>Supabase 认证</w:t>
+            </w:r>
+          </w:p>
+        </w:tc>
+        <w:tc>
+          <w:tcPr>
+            <w:tcW w:type="dxa" w:w="4419"/>
+          </w:tcPr>
+          <w:p>
+            <w:r>
+              <w:rPr>
+                <w:sz w:val="20"/>
+              </w:rPr>
+              <w:t>supabase_flutter 包自带手机/邮箱/Apple 登录，Flutter 3 行代码完成</w:t>
+            </w:r>
+          </w:p>
+        </w:tc>
+      </w:tr>
+      <w:tr>
+        <w:tc>
+          <w:tcPr>
+            <w:tcW w:type="dxa" w:w="4419"/>
+          </w:tcPr>
+          <w:p>
+            <w:r>
+              <w:rPr>
+                <w:sz w:val="20"/>
+              </w:rPr>
+              <w:t>密码安全</w:t>
+            </w:r>
+          </w:p>
+        </w:tc>
+        <w:tc>
+          <w:tcPr>
+            <w:tcW w:type="dxa" w:w="4419"/>
+          </w:tcPr>
+          <w:p>
+            <w:r>
+              <w:rPr>
+                <w:sz w:val="20"/>
+              </w:rPr>
+              <w:t>Supabase 自动处理 bcrypt 哈希，无需手动实现</w:t>
+            </w:r>
+          </w:p>
+        </w:tc>
+      </w:tr>
+    </w:tbl>
+    <w:p/>
+    <w:p>
+      <w:pPr>
+        <w:pStyle w:val="Heading1"/>
+      </w:pPr>
+      <w:r>
+        <w:rPr>
+          <w:color w:val="235EAD"/>
+        </w:rPr>
+        <w:t>二、各页面疑问逐条解答</w:t>
+      </w:r>
+    </w:p>
+    <w:p>
+      <w:pPr>
+        <w:pStyle w:val="Heading2"/>
+      </w:pPr>
+      <w:r>
+        <w:rPr>
+          <w:color w:val="2E86C1"/>
+        </w:rPr>
+        <w:t>引导页 — 跳过按钮跳转修正</w:t>
+      </w:r>
+    </w:p>
+    <w:p>
+      <w:pPr/>
+      <w:r>
+        <w:rPr>
+          <w:sz w:val="21"/>
+        </w:rPr>
+        <w:t>❓ 疑问：点击跳过→直接进角色选择页，是不是写错了，应该直接进入主页吧？</w:t>
+      </w:r>
+    </w:p>
+    <w:p>
+      <w:pPr/>
+      <w:r>
+        <w:rPr>
+          <w:b/>
+          <w:sz w:val="21"/>
+        </w:rPr>
+        <w:t>✅ 解答：两种情况均有，取决于是否已完成初始化：</w:t>
+      </w:r>
+    </w:p>
+    <w:p>
+      <w:pPr>
+        <w:pStyle w:val="ListBullet"/>
+        <w:ind w:left="360"/>
+      </w:pPr>
+      <w:r>
+        <w:rPr>
+          <w:sz w:val="20"/>
+        </w:rPr>
+        <w:t>首次安装（无角色数据）：点击跳过 → 进角色选择页（必须选角色才能聊天）</w:t>
+      </w:r>
+    </w:p>
+    <w:p>
+      <w:pPr>
+        <w:pStyle w:val="ListBullet"/>
+        <w:ind w:left="360"/>
+      </w:pPr>
+      <w:r>
+        <w:rPr>
+          <w:sz w:val="20"/>
+        </w:rPr>
+        <w:t>非首次（已有角色数据）：点击跳过 → 直接进主聊天页（Tab-聊天）</w:t>
+      </w:r>
+    </w:p>
+    <w:p>
+      <w:pPr/>
+      <w:r>
+        <w:rPr>
+          <w:sz w:val="21"/>
+        </w:rPr>
+        <w:t>代码判断：检查本地/云端是否存在当前用户的角色配置数据，有则跳过设置流程直达主页。</w:t>
+      </w:r>
+    </w:p>
+    <w:p/>
+    <w:p>
+      <w:pPr>
+        <w:pStyle w:val="Heading2"/>
+      </w:pPr>
+      <w:r>
+        <w:rPr>
+          <w:color w:val="2E86C1"/>
+        </w:rPr>
+        <w:t>角色设定 — 入场动画 + 傲娇标签</w:t>
+      </w:r>
+    </w:p>
+    <w:p>
+      <w:pPr/>
+      <w:r>
+        <w:rPr>
+          <w:sz w:val="21"/>
+        </w:rPr>
+        <w:t>✅ 入场动画规格：复用已有角色全身立绘，动画参数：</w:t>
+      </w:r>
+    </w:p>
+    <w:p>
+      <w:pPr>
+        <w:pStyle w:val="ListBullet"/>
+        <w:ind w:left="360"/>
+      </w:pPr>
+      <w:r>
+        <w:rPr>
+          <w:sz w:val="20"/>
+        </w:rPr>
+        <w:t>动画：translateY(+100% → 0) + opacity(0 → 1)</w:t>
+      </w:r>
+    </w:p>
+    <w:p>
+      <w:pPr>
+        <w:pStyle w:val="ListBullet"/>
+        <w:ind w:left="360"/>
+      </w:pPr>
+      <w:r>
+        <w:rPr>
+          <w:sz w:val="20"/>
+        </w:rPr>
+        <w:t>时长：0.6s，缓动：ease-in-out</w:t>
+      </w:r>
+    </w:p>
+    <w:p>
+      <w:pPr>
+        <w:pStyle w:val="ListBullet"/>
+        <w:ind w:left="360"/>
+      </w:pPr>
+      <w:r>
+        <w:rPr>
+          <w:sz w:val="20"/>
+        </w:rPr>
+        <w:t>Flutter 实现：AnimatedContainer + FadeTransition，或 animation_package</w:t>
+      </w:r>
+    </w:p>
+    <w:p>
+      <w:pPr/>
+      <w:r>
+        <w:rPr>
+          <w:b/>
+          <w:sz w:val="21"/>
+        </w:rPr>
+        <w:t>✅ 傲娇腹黑型完整性格标签：</w:t>
+      </w:r>
+    </w:p>
+    <w:tbl>
+      <w:tblPr>
+        <w:tblStyle w:val="TableGrid"/>
+        <w:tblW w:type="auto" w:w="0"/>
+        <w:tblLook w:firstColumn="1" w:firstRow="1" w:lastColumn="0" w:lastRow="0" w:noHBand="0" w:noVBand="1" w:val="04A0"/>
+      </w:tblPr>
+      <w:tblGrid>
+        <w:gridCol w:w="4419"/>
+        <w:gridCol w:w="4419"/>
+      </w:tblGrid>
+      <w:tr>
+        <w:tc>
+          <w:tcPr>
+            <w:tcW w:type="dxa" w:w="4419"/>
+            <w:shd w:fill="2E86C1" w:color="auto" w:val="clear"/>
+          </w:tcPr>
+          <w:p>
+            <w:pPr>
+              <w:jc w:val="center"/>
+            </w:pPr>
+            <w:r>
+              <w:rPr>
+                <w:b/>
+                <w:color w:val="FFFFFF"/>
+                <w:sz w:val="20"/>
+              </w:rPr>
+              <w:t>角色</w:t>
+            </w:r>
+          </w:p>
+        </w:tc>
+        <w:tc>
+          <w:tcPr>
+            <w:tcW w:type="dxa" w:w="4419"/>
+            <w:shd w:fill="2E86C1" w:color="auto" w:val="clear"/>
+          </w:tcPr>
+          <w:p>
+            <w:pPr>
+              <w:jc w:val="center"/>
+            </w:pPr>
+            <w:r>
+              <w:rPr>
+                <w:b/>
+                <w:color w:val="FFFFFF"/>
+                <w:sz w:val="20"/>
+              </w:rPr>
+              <w:t>性格标签</w:t>
+            </w:r>
+          </w:p>
+        </w:tc>
+      </w:tr>
+      <w:tr>
+        <w:tc>
+          <w:tcPr>
+            <w:tcW w:type="dxa" w:w="4419"/>
+          </w:tcPr>
+          <w:p>
+            <w:r>
+              <w:rPr>
+                <w:sz w:val="20"/>
+              </w:rPr>
+              <w:t>角色A·温柔治愈</w:t>
+            </w:r>
+          </w:p>
+        </w:tc>
+        <w:tc>
+          <w:tcPr>
+            <w:tcW w:type="dxa" w:w="4419"/>
+          </w:tcPr>
+          <w:p>
+            <w:r>
+              <w:rPr>
+                <w:sz w:val="20"/>
+              </w:rPr>
+              <w:t>温柔、贴心、包容、治愈、偶尔撒娇、善解人意</w:t>
+            </w:r>
+          </w:p>
+        </w:tc>
+      </w:tr>
+      <w:tr>
+        <w:tc>
+          <w:tcPr>
+            <w:tcW w:type="dxa" w:w="4419"/>
+          </w:tcPr>
+          <w:p>
+            <w:r>
+              <w:rPr>
+                <w:sz w:val="20"/>
+              </w:rPr>
+              <w:t>角色B·傲娇腹黑</w:t>
+            </w:r>
+          </w:p>
+        </w:tc>
+        <w:tc>
+          <w:tcPr>
+            <w:tcW w:type="dxa" w:w="4419"/>
+          </w:tcPr>
+          <w:p>
+            <w:r>
+              <w:rPr>
+                <w:sz w:val="20"/>
+              </w:rPr>
+              <w:t>傲娇、毒舌、嘴硬心软、反差萌、其实最黏人、嘴上说不要身体很诚实</w:t>
+            </w:r>
+          </w:p>
+        </w:tc>
+      </w:tr>
+    </w:tbl>
+    <w:p/>
+    <w:p>
+      <w:pPr>
+        <w:pStyle w:val="Heading2"/>
+      </w:pPr>
+      <w:r>
+        <w:rPr>
+          <w:color w:val="2E86C1"/>
+        </w:rPr>
+        <w:t>关系启动 — 傲娇台词 + 快速回复澄清</w:t>
+      </w:r>
+    </w:p>
+    <w:p>
+      <w:pPr/>
+      <w:r>
+        <w:rPr>
+          <w:b/>
+          <w:sz w:val="21"/>
+        </w:rPr>
+        <w:t>✅ 两角色首句台词对照：</w:t>
+      </w:r>
+    </w:p>
+    <w:tbl>
+      <w:tblPr>
+        <w:tblStyle w:val="TableGrid"/>
+        <w:tblW w:type="auto" w:w="0"/>
+        <w:tblLook w:firstColumn="1" w:firstRow="1" w:lastColumn="0" w:lastRow="0" w:noHBand="0" w:noVBand="1" w:val="04A0"/>
+      </w:tblPr>
+      <w:tblGrid>
+        <w:gridCol w:w="4419"/>
+        <w:gridCol w:w="4419"/>
+      </w:tblGrid>
+      <w:tr>
+        <w:tc>
+          <w:tcPr>
+            <w:tcW w:type="dxa" w:w="4419"/>
+            <w:shd w:fill="2E86C1" w:color="auto" w:val="clear"/>
+          </w:tcPr>
+          <w:p>
+            <w:pPr>
+              <w:jc w:val="center"/>
+            </w:pPr>
+            <w:r>
+              <w:rPr>
+                <w:b/>
+                <w:color w:val="FFFFFF"/>
+                <w:sz w:val="20"/>
+              </w:rPr>
+              <w:t>角色</w:t>
+            </w:r>
+          </w:p>
+        </w:tc>
+        <w:tc>
+          <w:tcPr>
+            <w:tcW w:type="dxa" w:w="4419"/>
+            <w:shd w:fill="2E86C1" w:color="auto" w:val="clear"/>
+          </w:tcPr>
+          <w:p>
+            <w:pPr>
+              <w:jc w:val="center"/>
+            </w:pPr>
+            <w:r>
+              <w:rPr>
+                <w:b/>
+                <w:color w:val="FFFFFF"/>
+                <w:sz w:val="20"/>
+              </w:rPr>
+              <w:t>首句台词</w:t>
+            </w:r>
+          </w:p>
+        </w:tc>
+      </w:tr>
+      <w:tr>
+        <w:tc>
+          <w:tcPr>
+            <w:tcW w:type="dxa" w:w="4419"/>
+          </w:tcPr>
+          <w:p>
+            <w:r>
+              <w:rPr>
+                <w:sz w:val="20"/>
+              </w:rPr>
+              <w:t>角色A·温柔治愈</w:t>
+            </w:r>
+          </w:p>
+        </w:tc>
+        <w:tc>
+          <w:tcPr>
+            <w:tcW w:type="dxa" w:w="4419"/>
+          </w:tcPr>
+          <w:p>
+            <w:r>
+              <w:rPr>
+                <w:sz w:val="20"/>
+              </w:rPr>
+              <w:t>你好呀，我叫小雨。以后要好好认识彼此哦~</w:t>
+            </w:r>
+          </w:p>
+        </w:tc>
+      </w:tr>
+      <w:tr>
+        <w:tc>
+          <w:tcPr>
+            <w:tcW w:type="dxa" w:w="4419"/>
+          </w:tcPr>
+          <w:p>
+            <w:r>
+              <w:rPr>
+                <w:sz w:val="20"/>
+              </w:rPr>
+              <w:t>角色B·傲娇腹黑</w:t>
+            </w:r>
+          </w:p>
+        </w:tc>
+        <w:tc>
+          <w:tcPr>
+            <w:tcW w:type="dxa" w:w="4419"/>
+          </w:tcPr>
+          <w:p>
+            <w:r>
+              <w:rPr>
+                <w:sz w:val="20"/>
+              </w:rPr>
+              <w:t>……哼，你终于来了。别以为我一直在等你啊。</w:t>
+            </w:r>
+          </w:p>
+        </w:tc>
+      </w:tr>
+    </w:tbl>
+    <w:p>
+      <w:pPr/>
+      <w:r>
+        <w:rPr>
+          <w:b/>
+          <w:sz w:val="21"/>
+        </w:rPr>
+        <w:t>✅ 快速回复填入机制澄清：</w:t>
+      </w:r>
+    </w:p>
+    <w:p>
+      <w:pPr/>
+      <w:r>
+        <w:rPr>
+          <w:sz w:val="21"/>
+        </w:rPr>
+        <w:t>"气泡点击→快速回复自动填入输入框"中，填入的是系统预设的"用户快捷打招呼短语"，不是角色说的话。</w:t>
+      </w:r>
+    </w:p>
+    <w:p>
+      <w:pPr/>
+      <w:r>
+        <w:rPr>
+          <w:sz w:val="21"/>
+        </w:rPr>
+        <w:t>即：帮用户拟好一句打招呼的话（例："你好，很高兴认识你~"），自动填进底部输入框，用户可修改后手动发送，降低用户第一次开口的心理门槛。</w:t>
+      </w:r>
+    </w:p>
+    <w:p/>
+    <w:p>
+      <w:pPr>
+        <w:pStyle w:val="Heading2"/>
+      </w:pPr>
+      <w:r>
+        <w:rPr>
+          <w:color w:val="2E86C1"/>
+        </w:rPr>
+        <w:t>主聊天页 — 情绪关键词体系 + 附加按钮 + ❤图标</w:t>
+      </w:r>
+    </w:p>
+    <w:p>
+      <w:pPr>
+        <w:pStyle w:val="Heading3"/>
+      </w:pPr>
+      <w:r>
+        <w:rPr>
+          <w:color w:val="176A5E"/>
+        </w:rPr>
+        <w:t>情绪检测关键词体系（3套表情）</w:t>
+      </w:r>
+    </w:p>
+    <w:p>
+      <w:pPr/>
+      <w:r>
+        <w:rPr>
+          <w:sz w:val="21"/>
+        </w:rPr>
+        <w:t>检测时机：用户发送消息后，对用户文本做关键词扫描，命中则切换角色立绘表情（&lt;200ms）。角色A/B各有独立3套立绘。</w:t>
+      </w:r>
+    </w:p>
+    <w:tbl>
+      <w:tblPr>
+        <w:tblStyle w:val="TableGrid"/>
+        <w:tblW w:type="auto" w:w="0"/>
+        <w:tblLook w:firstColumn="1" w:firstRow="1" w:lastColumn="0" w:lastRow="0" w:noHBand="0" w:noVBand="1" w:val="04A0"/>
+      </w:tblPr>
+      <w:tblGrid>
+        <w:gridCol w:w="4419"/>
+        <w:gridCol w:w="4419"/>
+      </w:tblGrid>
+      <w:tr>
+        <w:tc>
+          <w:tcPr>
+            <w:tcW w:type="dxa" w:w="4419"/>
+            <w:shd w:fill="2E86C1" w:color="auto" w:val="clear"/>
+          </w:tcPr>
+          <w:p>
+            <w:pPr>
+              <w:jc w:val="center"/>
+            </w:pPr>
+            <w:r>
+              <w:rPr>
+                <w:b/>
+                <w:color w:val="FFFFFF"/>
+                <w:sz w:val="20"/>
+              </w:rPr>
+              <w:t>情绪类型</w:t>
+            </w:r>
+          </w:p>
+        </w:tc>
+        <w:tc>
+          <w:tcPr>
+            <w:tcW w:type="dxa" w:w="4419"/>
+            <w:shd w:fill="2E86C1" w:color="auto" w:val="clear"/>
+          </w:tcPr>
+          <w:p>
+            <w:pPr>
+              <w:jc w:val="center"/>
+            </w:pPr>
+            <w:r>
+              <w:rPr>
+                <w:b/>
+                <w:color w:val="FFFFFF"/>
+                <w:sz w:val="20"/>
+              </w:rPr>
+              <w:t>触发关键词</w:t>
+            </w:r>
+          </w:p>
+        </w:tc>
+      </w:tr>
+      <w:tr>
+        <w:tc>
+          <w:tcPr>
+            <w:tcW w:type="dxa" w:w="4419"/>
+          </w:tcPr>
+          <w:p>
+            <w:r>
+              <w:rPr>
+                <w:sz w:val="20"/>
+              </w:rPr>
+              <w:t>⚡ 开心/兴奋</w:t>
+            </w:r>
+          </w:p>
+        </w:tc>
+        <w:tc>
+          <w:tcPr>
+            <w:tcW w:type="dxa" w:w="4419"/>
+          </w:tcPr>
+          <w:p>
+            <w:r>
+              <w:rPr>
+                <w:sz w:val="20"/>
+              </w:rPr>
+              <w:t>哈哈、开心、高兴、好棒、嘻嘻、喜欢、爱、太好了、哈哈哈、666、太棒了、哇、真的假的、好耶、真的吗、厉害、开心死了</w:t>
+            </w:r>
+          </w:p>
+        </w:tc>
+      </w:tr>
+      <w:tr>
+        <w:tc>
+          <w:tcPr>
+            <w:tcW w:type="dxa" w:w="4419"/>
+          </w:tcPr>
+          <w:p>
+            <w:r>
+              <w:rPr>
+                <w:sz w:val="20"/>
+              </w:rPr>
+              <w:t>😢 难过/低落</w:t>
+            </w:r>
+          </w:p>
+        </w:tc>
+        <w:tc>
+          <w:tcPr>
+            <w:tcW w:type="dxa" w:w="4419"/>
+          </w:tcPr>
+          <w:p>
+            <w:r>
+              <w:rPr>
+                <w:sz w:val="20"/>
+              </w:rPr>
+              <w:t>难过、伤心、哭、委屈、烦、失落、丧、好累、不想动、没意思、唉、心情不好、要崩了、emo了、好烦、很烦、崩溃、无聊</w:t>
+            </w:r>
+          </w:p>
+        </w:tc>
+      </w:tr>
+      <w:tr>
+        <w:tc>
+          <w:tcPr>
+            <w:tcW w:type="dxa" w:w="4419"/>
+          </w:tcPr>
+          <w:p>
+            <w:r>
+              <w:rPr>
+                <w:sz w:val="20"/>
+              </w:rPr>
+              <w:t>🌸 默认（无情绪词）</w:t>
+            </w:r>
+          </w:p>
+        </w:tc>
+        <w:tc>
+          <w:tcPr>
+            <w:tcW w:type="dxa" w:w="4419"/>
+          </w:tcPr>
+          <w:p>
+            <w:r>
+              <w:rPr>
+                <w:sz w:val="20"/>
+              </w:rPr>
+              <w:t>未命中上述词时保持默认立绘；角色A默认=温柔微笑；角色B默认=傲娇微微翘嘴</w:t>
+            </w:r>
+          </w:p>
+        </w:tc>
+      </w:tr>
+    </w:tbl>
+    <w:p>
+      <w:pPr>
+        <w:ind w:left="432"/>
+      </w:pPr>
+      <w:r>
+        <w:rPr>
+          <w:i/>
+          <w:color w:val="216CB4"/>
+          <w:sz w:val="20"/>
+        </w:rPr>
+        <w:t>📌 两角色在同一情绪触发词下展示不同表情立绘：角色A难过时表现为担心/心疼表情；角色B难过时表现为假装不在乎但悄悄捏紧拳头的表情，体现性格差异</w:t>
+      </w:r>
+    </w:p>
+    <w:p>
+      <w:pPr>
+        <w:pStyle w:val="Heading3"/>
+      </w:pPr>
+      <w:r>
+        <w:rPr>
+          <w:color w:val="176A5E"/>
+        </w:rPr>
+        <w:t>附加按钮（+）功能面板设计</w:t>
+      </w:r>
+    </w:p>
+    <w:p>
+      <w:pPr/>
+      <w:r>
+        <w:rPr>
+          <w:sz w:val="21"/>
+        </w:rPr>
+        <w:t>点击"+"弹出底部操作面板（Bottom Sheet），包含以下功能：</w:t>
+      </w:r>
+    </w:p>
+    <w:tbl>
+      <w:tblPr>
+        <w:tblStyle w:val="TableGrid"/>
+        <w:tblW w:type="auto" w:w="0"/>
+        <w:tblLook w:firstColumn="1" w:firstRow="1" w:lastColumn="0" w:lastRow="0" w:noHBand="0" w:noVBand="1" w:val="04A0"/>
+      </w:tblPr>
+      <w:tblGrid>
+        <w:gridCol w:w="4419"/>
+        <w:gridCol w:w="4419"/>
+      </w:tblGrid>
+      <w:tr>
+        <w:tc>
+          <w:tcPr>
+            <w:tcW w:type="dxa" w:w="4419"/>
+            <w:shd w:fill="2E86C1" w:color="auto" w:val="clear"/>
+          </w:tcPr>
+          <w:p>
+            <w:pPr>
+              <w:jc w:val="center"/>
+            </w:pPr>
+            <w:r>
+              <w:rPr>
+                <w:b/>
+                <w:color w:val="FFFFFF"/>
+                <w:sz w:val="20"/>
+              </w:rPr>
+              <w:t>功能</w:t>
+            </w:r>
+          </w:p>
+        </w:tc>
+        <w:tc>
+          <w:tcPr>
+            <w:tcW w:type="dxa" w:w="4419"/>
+            <w:shd w:fill="2E86C1" w:color="auto" w:val="clear"/>
+          </w:tcPr>
+          <w:p>
+            <w:pPr>
+              <w:jc w:val="center"/>
+            </w:pPr>
+            <w:r>
+              <w:rPr>
+                <w:b/>
+                <w:color w:val="FFFFFF"/>
+                <w:sz w:val="20"/>
+              </w:rPr>
+              <w:t>说明</w:t>
+            </w:r>
+          </w:p>
+        </w:tc>
+      </w:tr>
+      <w:tr>
+        <w:tc>
+          <w:tcPr>
+            <w:tcW w:type="dxa" w:w="4419"/>
+          </w:tcPr>
+          <w:p>
+            <w:r>
+              <w:rPr>
+                <w:sz w:val="20"/>
+              </w:rPr>
+              <w:t>① 表情包</w:t>
+            </w:r>
+          </w:p>
+        </w:tc>
+        <w:tc>
+          <w:tcPr>
+            <w:tcW w:type="dxa" w:w="4419"/>
+          </w:tcPr>
+          <w:p>
+            <w:r>
+              <w:rPr>
+                <w:sz w:val="20"/>
+              </w:rPr>
+              <w:t>预置12组角色专属表情包（角色A/B各6组），点击可直接发送图片消息（存储在本地App Bundle，无服务器流量成本）</w:t>
+            </w:r>
+          </w:p>
+        </w:tc>
+      </w:tr>
+      <w:tr>
+        <w:tc>
+          <w:tcPr>
+            <w:tcW w:type="dxa" w:w="4419"/>
+          </w:tcPr>
+          <w:p>
+            <w:r>
+              <w:rPr>
+                <w:sz w:val="20"/>
+              </w:rPr>
+              <w:t>② 情绪记录</w:t>
+            </w:r>
+          </w:p>
+        </w:tc>
+        <w:tc>
+          <w:tcPr>
+            <w:tcW w:type="dxa" w:w="4419"/>
+          </w:tcPr>
+          <w:p>
+            <w:r>
+              <w:rPr>
+                <w:sz w:val="20"/>
+              </w:rPr>
+              <w:t>快捷跳转到情绪记录页，免去从TabBar多步进入</w:t>
+            </w:r>
+          </w:p>
+        </w:tc>
+      </w:tr>
+      <w:tr>
+        <w:tc>
+          <w:tcPr>
+            <w:tcW w:type="dxa" w:w="4419"/>
+          </w:tcPr>
+          <w:p>
+            <w:r>
+              <w:rPr>
+                <w:sz w:val="20"/>
+              </w:rPr>
+              <w:t>③ 今日问候</w:t>
+            </w:r>
+          </w:p>
+        </w:tc>
+        <w:tc>
+          <w:tcPr>
+            <w:tcW w:type="dxa" w:w="4419"/>
+          </w:tcPr>
+          <w:p>
+            <w:r>
+              <w:rPr>
+                <w:sz w:val="20"/>
+              </w:rPr>
+              <w:t>手动触发晨/晚问候（用于未收到推送通知的用户主动进入）</w:t>
+            </w:r>
+          </w:p>
+        </w:tc>
+      </w:tr>
+      <w:tr>
+        <w:tc>
+          <w:tcPr>
+            <w:tcW w:type="dxa" w:w="4419"/>
+          </w:tcPr>
+          <w:p>
+            <w:r>
+              <w:rPr>
+                <w:sz w:val="20"/>
+              </w:rPr>
+              <w:t>④ 查看回忆</w:t>
+            </w:r>
+          </w:p>
+        </w:tc>
+        <w:tc>
+          <w:tcPr>
+            <w:tcW w:type="dxa" w:w="4419"/>
+          </w:tcPr>
+          <w:p>
+            <w:r>
+              <w:rPr>
+                <w:sz w:val="20"/>
+              </w:rPr>
+              <w:t>跳转回忆相册页</w:t>
+            </w:r>
+          </w:p>
+        </w:tc>
+      </w:tr>
+    </w:tbl>
+    <w:p>
+      <w:pPr>
+        <w:ind w:left="432"/>
+      </w:pPr>
+      <w:r>
+        <w:rPr>
+          <w:i/>
+          <w:color w:val="216CB4"/>
+          <w:sz w:val="20"/>
+        </w:rPr>
+        <w:t>📌 一期不支持用户自主上传图片（规避UGC内容审核风险），仅支持预置角色表情包</w:t>
+      </w:r>
+    </w:p>
+    <w:p>
+      <w:pPr>
+        <w:pStyle w:val="Heading3"/>
+      </w:pPr>
+      <w:r>
+        <w:rPr>
+          <w:color w:val="176A5E"/>
+        </w:rPr>
+        <w:t>导航栏♡图标说明</w:t>
+      </w:r>
+    </w:p>
+    <w:p>
+      <w:pPr/>
+      <w:r>
+        <w:rPr>
+          <w:sz w:val="21"/>
+        </w:rPr>
+        <w:t>❓ 疑问：点击头像/❤ → 角色状态页，❤收藏不应该出现吧？</w:t>
+      </w:r>
+    </w:p>
+    <w:p>
+      <w:pPr/>
+      <w:r>
+        <w:rPr>
+          <w:sz w:val="21"/>
+        </w:rPr>
+        <w:t>✅ 解答：♡不是"收藏"功能，而是"关系状态"的快捷入口（功能等同于点击头像）。</w:t>
+      </w:r>
+    </w:p>
+    <w:p>
+      <w:pPr/>
+      <w:r>
+        <w:rPr>
+          <w:sz w:val="21"/>
+        </w:rPr>
+        <w:t>设计修正：图标改用"心形+关系线"的图标样式，并在导航栏旁配合"Lv.2"或"关系"文字标注，避免与收藏功能混淆。最终交互：点击头像 = 点击♡图标 = 跳转角色状态页。</w:t>
+      </w:r>
+    </w:p>
+    <w:p/>
+    <w:p>
+      <w:pPr>
+        <w:pStyle w:val="Heading2"/>
+      </w:pPr>
+      <w:r>
+        <w:rPr>
+          <w:color w:val="2E86C1"/>
+        </w:rPr>
+        <w:t>角色状态页 — 各阶段判定条件 + 纪念日体系</w:t>
+      </w:r>
+    </w:p>
+    <w:p>
+      <w:pPr>
+        <w:pStyle w:val="Heading3"/>
+      </w:pPr>
+      <w:r>
+        <w:rPr>
+          <w:color w:val="176A5E"/>
+        </w:rPr>
+        <w:t>各阶段解锁判定条件（详细版）</w:t>
+      </w:r>
+    </w:p>
+    <w:tbl>
+      <w:tblPr>
+        <w:tblStyle w:val="TableGrid"/>
+        <w:tblW w:type="auto" w:w="0"/>
+        <w:tblLook w:firstColumn="1" w:firstRow="1" w:lastColumn="0" w:lastRow="0" w:noHBand="0" w:noVBand="1" w:val="04A0"/>
+      </w:tblPr>
+      <w:tblGrid>
+        <w:gridCol w:w="4419"/>
+        <w:gridCol w:w="4419"/>
+      </w:tblGrid>
+      <w:tr>
+        <w:tc>
+          <w:tcPr>
+            <w:tcW w:type="dxa" w:w="4419"/>
+            <w:shd w:fill="2E86C1" w:color="auto" w:val="clear"/>
+          </w:tcPr>
+          <w:p>
+            <w:pPr>
+              <w:jc w:val="center"/>
+            </w:pPr>
+            <w:r>
+              <w:rPr>
+                <w:b/>
+                <w:color w:val="FFFFFF"/>
+                <w:sz w:val="20"/>
+              </w:rPr>
+              <w:t>关系等级</w:t>
+            </w:r>
+          </w:p>
+        </w:tc>
+        <w:tc>
+          <w:tcPr>
+            <w:tcW w:type="dxa" w:w="4419"/>
+            <w:shd w:fill="2E86C1" w:color="auto" w:val="clear"/>
+          </w:tcPr>
+          <w:p>
+            <w:pPr>
+              <w:jc w:val="center"/>
+            </w:pPr>
+            <w:r>
+              <w:rPr>
+                <w:b/>
+                <w:color w:val="FFFFFF"/>
+                <w:sz w:val="20"/>
+              </w:rPr>
+              <w:t>解锁条件</w:t>
+            </w:r>
+          </w:p>
+        </w:tc>
+      </w:tr>
+      <w:tr>
+        <w:tc>
+          <w:tcPr>
+            <w:tcW w:type="dxa" w:w="4419"/>
+          </w:tcPr>
+          <w:p>
+            <w:r>
+              <w:rPr>
+                <w:sz w:val="20"/>
+              </w:rPr>
+              <w:t>Lv1 初识</w:t>
+            </w:r>
+          </w:p>
+        </w:tc>
+        <w:tc>
+          <w:tcPr>
+            <w:tcW w:type="dxa" w:w="4419"/>
+          </w:tcPr>
+          <w:p>
+            <w:r>
+              <w:rPr>
+                <w:sz w:val="20"/>
+              </w:rPr>
+              <w:t>默认解锁，完成角色设定即可。首句台词触发。</w:t>
+            </w:r>
+          </w:p>
+        </w:tc>
+      </w:tr>
+      <w:tr>
+        <w:tc>
+          <w:tcPr>
+            <w:tcW w:type="dxa" w:w="4419"/>
+          </w:tcPr>
+          <w:p>
+            <w:r>
+              <w:rPr>
+                <w:sz w:val="20"/>
+              </w:rPr>
+              <w:t>Lv2 熟识</w:t>
+            </w:r>
+          </w:p>
+        </w:tc>
+        <w:tc>
+          <w:tcPr>
+            <w:tcW w:type="dxa" w:w="4419"/>
+          </w:tcPr>
+          <w:p>
+            <w:r>
+              <w:rPr>
+                <w:sz w:val="20"/>
+              </w:rPr>
+              <w:t>累计对话≥20次 且 相识≥2天</w:t>
+            </w:r>
+          </w:p>
+        </w:tc>
+      </w:tr>
+      <w:tr>
+        <w:tc>
+          <w:tcPr>
+            <w:tcW w:type="dxa" w:w="4419"/>
+          </w:tcPr>
+          <w:p>
+            <w:r>
+              <w:rPr>
+                <w:sz w:val="20"/>
+              </w:rPr>
+              <w:t>Lv3 暧昧</w:t>
+            </w:r>
+          </w:p>
+        </w:tc>
+        <w:tc>
+          <w:tcPr>
+            <w:tcW w:type="dxa" w:w="4419"/>
+          </w:tcPr>
+          <w:p>
+            <w:r>
+              <w:rPr>
+                <w:sz w:val="20"/>
+              </w:rPr>
+              <w:t>累计对话≥80次 且 相识≥7天 且 情绪记录≥3次</w:t>
+            </w:r>
+          </w:p>
+        </w:tc>
+      </w:tr>
+      <w:tr>
+        <w:tc>
+          <w:tcPr>
+            <w:tcW w:type="dxa" w:w="4419"/>
+          </w:tcPr>
+          <w:p>
+            <w:r>
+              <w:rPr>
+                <w:sz w:val="20"/>
+              </w:rPr>
+              <w:t>Lv4 告白</w:t>
+            </w:r>
+          </w:p>
+        </w:tc>
+        <w:tc>
+          <w:tcPr>
+            <w:tcW w:type="dxa" w:w="4419"/>
+          </w:tcPr>
+          <w:p>
+            <w:r>
+              <w:rPr>
+                <w:sz w:val="20"/>
+              </w:rPr>
+              <w:t>累计对话≥200次 且 相识≥21天 且 完成3个纪念日条目</w:t>
+            </w:r>
+          </w:p>
+        </w:tc>
+      </w:tr>
+      <w:tr>
+        <w:tc>
+          <w:tcPr>
+            <w:tcW w:type="dxa" w:w="4419"/>
+          </w:tcPr>
+          <w:p>
+            <w:r>
+              <w:rPr>
+                <w:sz w:val="20"/>
+              </w:rPr>
+              <w:t>Lv5 恋人</w:t>
+            </w:r>
+          </w:p>
+        </w:tc>
+        <w:tc>
+          <w:tcPr>
+            <w:tcW w:type="dxa" w:w="4419"/>
+          </w:tcPr>
+          <w:p>
+            <w:r>
+              <w:rPr>
+                <w:sz w:val="20"/>
+              </w:rPr>
+              <w:t>有机：累计对话≥500次 且 相识≥60天；付费快速解锁：¥28（单次）</w:t>
+            </w:r>
+          </w:p>
+        </w:tc>
+      </w:tr>
+      <w:tr>
+        <w:tc>
+          <w:tcPr>
+            <w:tcW w:type="dxa" w:w="4419"/>
+          </w:tcPr>
+          <w:p>
+            <w:r>
+              <w:rPr>
+                <w:sz w:val="20"/>
+              </w:rPr>
+              <w:t>Lv6 挚爱</w:t>
+            </w:r>
+          </w:p>
+        </w:tc>
+        <w:tc>
+          <w:tcPr>
+            <w:tcW w:type="dxa" w:w="4419"/>
+          </w:tcPr>
+          <w:p>
+            <w:r>
+              <w:rPr>
+                <w:sz w:val="20"/>
+              </w:rPr>
+              <w:t>有机：累计对话≥1200次 且 相识≥180天；订阅年卡（¥198）自动解锁</w:t>
+            </w:r>
+          </w:p>
+        </w:tc>
+      </w:tr>
+    </w:tbl>
+    <w:p>
+      <w:pPr>
+        <w:ind w:left="432"/>
+      </w:pPr>
+      <w:r>
+        <w:rPr>
+          <w:i/>
+          <w:color w:val="216CB4"/>
+          <w:sz w:val="20"/>
+        </w:rPr>
+        <w:t>📌 对话次数统计：每发送1条用户消息计为1次；情绪记录次数：每提交1次情绪记录计为1次</w:t>
+      </w:r>
+    </w:p>
+    <w:p>
+      <w:pPr>
+        <w:pStyle w:val="Heading3"/>
+      </w:pPr>
+      <w:r>
+        <w:rPr>
+          <w:color w:val="176A5E"/>
+        </w:rPr>
+        <w:t>纪念日与特别回忆体系</w:t>
+      </w:r>
+    </w:p>
+    <w:p>
+      <w:pPr/>
+      <w:r>
+        <w:rPr>
+          <w:sz w:val="21"/>
+        </w:rPr>
+        <w:t>纪念日分为系统自动生成和用户手动标记两类：</w:t>
+      </w:r>
+    </w:p>
+    <w:tbl>
+      <w:tblPr>
+        <w:tblStyle w:val="TableGrid"/>
+        <w:tblW w:type="auto" w:w="0"/>
+        <w:tblLook w:firstColumn="1" w:firstRow="1" w:lastColumn="0" w:lastRow="0" w:noHBand="0" w:noVBand="1" w:val="04A0"/>
+      </w:tblPr>
+      <w:tblGrid>
+        <w:gridCol w:w="4419"/>
+        <w:gridCol w:w="4419"/>
+      </w:tblGrid>
+      <w:tr>
+        <w:tc>
+          <w:tcPr>
+            <w:tcW w:type="dxa" w:w="4419"/>
+            <w:shd w:fill="2E86C1" w:color="auto" w:val="clear"/>
+          </w:tcPr>
+          <w:p>
+            <w:pPr>
+              <w:jc w:val="center"/>
+            </w:pPr>
+            <w:r>
+              <w:rPr>
+                <w:b/>
+                <w:color w:val="FFFFFF"/>
+                <w:sz w:val="20"/>
+              </w:rPr>
+              <w:t>纪念日类型</w:t>
+            </w:r>
+          </w:p>
+        </w:tc>
+        <w:tc>
+          <w:tcPr>
+            <w:tcW w:type="dxa" w:w="4419"/>
+            <w:shd w:fill="2E86C1" w:color="auto" w:val="clear"/>
+          </w:tcPr>
+          <w:p>
+            <w:pPr>
+              <w:jc w:val="center"/>
+            </w:pPr>
+            <w:r>
+              <w:rPr>
+                <w:b/>
+                <w:color w:val="FFFFFF"/>
+                <w:sz w:val="20"/>
+              </w:rPr>
+              <w:t>生成规则</w:t>
+            </w:r>
+          </w:p>
+        </w:tc>
+      </w:tr>
+      <w:tr>
+        <w:tc>
+          <w:tcPr>
+            <w:tcW w:type="dxa" w:w="4419"/>
+          </w:tcPr>
+          <w:p>
+            <w:r>
+              <w:rPr>
+                <w:sz w:val="20"/>
+              </w:rPr>
+              <w:t>相识纪念日</w:t>
+            </w:r>
+          </w:p>
+        </w:tc>
+        <w:tc>
+          <w:tcPr>
+            <w:tcW w:type="dxa" w:w="4419"/>
+          </w:tcPr>
+          <w:p>
+            <w:r>
+              <w:rPr>
+                <w:sz w:val="20"/>
+              </w:rPr>
+              <w:t>自动：首次对话日期，每年周年日推送特别问候</w:t>
+            </w:r>
+          </w:p>
+        </w:tc>
+      </w:tr>
+      <w:tr>
+        <w:tc>
+          <w:tcPr>
+            <w:tcW w:type="dxa" w:w="4419"/>
+          </w:tcPr>
+          <w:p>
+            <w:r>
+              <w:rPr>
+                <w:sz w:val="20"/>
+              </w:rPr>
+              <w:t>Lv升级纪念日</w:t>
+            </w:r>
+          </w:p>
+        </w:tc>
+        <w:tc>
+          <w:tcPr>
+            <w:tcW w:type="dxa" w:w="4419"/>
+          </w:tcPr>
+          <w:p>
+            <w:r>
+              <w:rPr>
+                <w:sz w:val="20"/>
+              </w:rPr>
+              <w:t>自动：每次关系升级时记录，附上升级时的对话截图</w:t>
+            </w:r>
+          </w:p>
+        </w:tc>
+      </w:tr>
+      <w:tr>
+        <w:tc>
+          <w:tcPr>
+            <w:tcW w:type="dxa" w:w="4419"/>
+          </w:tcPr>
+          <w:p>
+            <w:r>
+              <w:rPr>
+                <w:sz w:val="20"/>
+              </w:rPr>
+              <w:t>坚持打卡</w:t>
+            </w:r>
+          </w:p>
+        </w:tc>
+        <w:tc>
+          <w:tcPr>
+            <w:tcW w:type="dxa" w:w="4419"/>
+          </w:tcPr>
+          <w:p>
+            <w:r>
+              <w:rPr>
+                <w:sz w:val="20"/>
+              </w:rPr>
+              <w:t>自动：连续对话3/7/14/30天分别触发里程碑记录</w:t>
+            </w:r>
+          </w:p>
+        </w:tc>
+      </w:tr>
+      <w:tr>
+        <w:tc>
+          <w:tcPr>
+            <w:tcW w:type="dxa" w:w="4419"/>
+          </w:tcPr>
+          <w:p>
+            <w:r>
+              <w:rPr>
+                <w:sz w:val="20"/>
+              </w:rPr>
+              <w:t>用户生日</w:t>
+            </w:r>
+          </w:p>
+        </w:tc>
+        <w:tc>
+          <w:tcPr>
+            <w:tcW w:type="dxa" w:w="4419"/>
+          </w:tcPr>
+          <w:p>
+            <w:r>
+              <w:rPr>
+                <w:sz w:val="20"/>
+              </w:rPr>
+              <w:t>自动（需设置）：用户在设置中填写生日，App当天推送角色生日特别问候</w:t>
+            </w:r>
+          </w:p>
+        </w:tc>
+      </w:tr>
+      <w:tr>
+        <w:tc>
+          <w:tcPr>
+            <w:tcW w:type="dxa" w:w="4419"/>
+          </w:tcPr>
+          <w:p>
+            <w:r>
+              <w:rPr>
+                <w:sz w:val="20"/>
+              </w:rPr>
+              <w:t>角色生日</w:t>
+            </w:r>
+          </w:p>
+        </w:tc>
+        <w:tc>
+          <w:tcPr>
+            <w:tcW w:type="dxa" w:w="4419"/>
+          </w:tcPr>
+          <w:p>
+            <w:r>
+              <w:rPr>
+                <w:sz w:val="20"/>
+              </w:rPr>
+              <w:t>自动：角色设定中预置生日，当天触发角色主动发送庆祝对话</w:t>
+            </w:r>
+          </w:p>
+        </w:tc>
+      </w:tr>
+      <w:tr>
+        <w:tc>
+          <w:tcPr>
+            <w:tcW w:type="dxa" w:w="4419"/>
+          </w:tcPr>
+          <w:p>
+            <w:r>
+              <w:rPr>
+                <w:sz w:val="20"/>
+              </w:rPr>
+              <w:t>特别时刻</w:t>
+            </w:r>
+          </w:p>
+        </w:tc>
+        <w:tc>
+          <w:tcPr>
+            <w:tcW w:type="dxa" w:w="4419"/>
+          </w:tcPr>
+          <w:p>
+            <w:r>
+              <w:rPr>
+                <w:sz w:val="20"/>
+              </w:rPr>
+              <w:t>自动：检测到"争吵→和好"对话序列（烦你/不理你/对不起/没事的组合），记录和好时刻</w:t>
+            </w:r>
+          </w:p>
+        </w:tc>
+      </w:tr>
+      <w:tr>
+        <w:tc>
+          <w:tcPr>
+            <w:tcW w:type="dxa" w:w="4419"/>
+          </w:tcPr>
+          <w:p>
+            <w:r>
+              <w:rPr>
+                <w:sz w:val="20"/>
+              </w:rPr>
+              <w:t>用户手动标记</w:t>
+            </w:r>
+          </w:p>
+        </w:tc>
+        <w:tc>
+          <w:tcPr>
+            <w:tcW w:type="dxa" w:w="4419"/>
+          </w:tcPr>
+          <w:p>
+            <w:r>
+              <w:rPr>
+                <w:sz w:val="20"/>
+              </w:rPr>
+              <w:t>手动：长按任意消息→"标记为特别时刻"→填写备注→存入特别时刻分类</w:t>
+            </w:r>
+          </w:p>
+        </w:tc>
+      </w:tr>
+    </w:tbl>
+    <w:p/>
+    <w:p>
+      <w:pPr>
+        <w:pStyle w:val="Heading2"/>
+      </w:pPr>
+      <w:r>
+        <w:rPr>
+          <w:color w:val="2E86C1"/>
+        </w:rPr>
+        <w:t>每日问候 — Flutter跨平台天气API方案</w:t>
+      </w:r>
+    </w:p>
+    <w:p>
+      <w:pPr/>
+      <w:r>
+        <w:rPr>
+          <w:sz w:val="21"/>
+        </w:rPr>
+        <w:t>❓ 疑问：我想用Flutter开发跨iOS/安卓/鸿蒙三端的App，都可以免费调用天气API吗？</w:t>
+      </w:r>
+    </w:p>
+    <w:p>
+      <w:pPr/>
+      <w:r>
+        <w:rPr>
+          <w:b/>
+          <w:sz w:val="21"/>
+        </w:rPr>
+        <w:t>✅ 解答：完全可以，以下两个方案均为纯HTTP REST API，Flutter三端通用，无需平台特定SDK：</w:t>
+      </w:r>
+    </w:p>
+    <w:tbl>
+      <w:tblPr>
+        <w:tblStyle w:val="TableGrid"/>
+        <w:tblW w:type="auto" w:w="0"/>
+        <w:tblLook w:firstColumn="1" w:firstRow="1" w:lastColumn="0" w:lastRow="0" w:noHBand="0" w:noVBand="1" w:val="04A0"/>
+      </w:tblPr>
+      <w:tblGrid>
+        <w:gridCol w:w="4419"/>
+        <w:gridCol w:w="4419"/>
+      </w:tblGrid>
+      <w:tr>
+        <w:tc>
+          <w:tcPr>
+            <w:tcW w:type="dxa" w:w="4419"/>
+            <w:shd w:fill="2E86C1" w:color="auto" w:val="clear"/>
+          </w:tcPr>
+          <w:p>
+            <w:pPr>
+              <w:jc w:val="center"/>
+            </w:pPr>
+            <w:r>
+              <w:rPr>
+                <w:b/>
+                <w:color w:val="FFFFFF"/>
+                <w:sz w:val="20"/>
+              </w:rPr>
+              <w:t>方案</w:t>
+            </w:r>
+          </w:p>
+        </w:tc>
+        <w:tc>
+          <w:tcPr>
+            <w:tcW w:type="dxa" w:w="4419"/>
+            <w:shd w:fill="2E86C1" w:color="auto" w:val="clear"/>
+          </w:tcPr>
+          <w:p>
+            <w:pPr>
+              <w:jc w:val="center"/>
+            </w:pPr>
+            <w:r>
+              <w:rPr>
+                <w:b/>
+                <w:color w:val="FFFFFF"/>
+                <w:sz w:val="20"/>
+              </w:rPr>
+              <w:t>详细说明</w:t>
+            </w:r>
+          </w:p>
+        </w:tc>
+      </w:tr>
+      <w:tr>
+        <w:tc>
+          <w:tcPr>
+            <w:tcW w:type="dxa" w:w="4419"/>
+          </w:tcPr>
+          <w:p>
+            <w:r>
+              <w:rPr>
+                <w:sz w:val="20"/>
+              </w:rPr>
+              <w:t>Open-Meteo（强烈推荐）</w:t>
+            </w:r>
+          </w:p>
+        </w:tc>
+        <w:tc>
+          <w:tcPr>
+            <w:tcW w:type="dxa" w:w="4419"/>
+          </w:tcPr>
+          <w:p>
+            <w:r>
+              <w:rPr>
+                <w:sz w:val="20"/>
+              </w:rPr>
+              <w:t>完全免费，无需注册/API Key；支持全球任意经纬度；返回当前天气（温度/天气码/风速）；调用示例：GET https://api.open-meteo.com/v1/forecast?latitude={lat}&amp;longitude={lon}&amp;current_weather=true</w:t>
+            </w:r>
+          </w:p>
+        </w:tc>
+      </w:tr>
+      <w:tr>
+        <w:tc>
+          <w:tcPr>
+            <w:tcW w:type="dxa" w:w="4419"/>
+          </w:tcPr>
+          <w:p>
+            <w:r>
+              <w:rPr>
+                <w:sz w:val="20"/>
+              </w:rPr>
+              <w:t>wttr.in（备选）</w:t>
+            </w:r>
+          </w:p>
+        </w:tc>
+        <w:tc>
+          <w:tcPr>
+            <w:tcW w:type="dxa" w:w="4419"/>
+          </w:tcPr>
+          <w:p>
+            <w:r>
+              <w:rPr>
+                <w:sz w:val="20"/>
+              </w:rPr>
+              <w:t>完全免费，无需Key；支持城市名称直接查询；调用示例：GET https://wttr.in/北京?format=j1</w:t>
+            </w:r>
+          </w:p>
+        </w:tc>
+      </w:tr>
+      <w:tr>
+        <w:tc>
+          <w:tcPr>
+            <w:tcW w:type="dxa" w:w="4419"/>
+          </w:tcPr>
+          <w:p>
+            <w:r>
+              <w:rPr>
+                <w:sz w:val="20"/>
+              </w:rPr>
+              <w:t>位置获取</w:t>
+            </w:r>
+          </w:p>
+        </w:tc>
+        <w:tc>
+          <w:tcPr>
+            <w:tcW w:type="dxa" w:w="4419"/>
+          </w:tcPr>
+          <w:p>
+            <w:r>
+              <w:rPr>
+                <w:sz w:val="20"/>
+              </w:rPr>
+              <w:t>Flutter使用 geolocator 插件（pub.dev，官方维护），三端统一API，请求GPS权限后获取经纬度，iOS/Android/HarmonyOS均支持</w:t>
+            </w:r>
+          </w:p>
+        </w:tc>
+      </w:tr>
+    </w:tbl>
+    <w:p>
+      <w:pPr>
+        <w:ind w:left="432"/>
+      </w:pPr>
+      <w:r>
+        <w:rPr>
+          <w:i/>
+          <w:color w:val="216CB4"/>
+          <w:sz w:val="20"/>
+        </w:rPr>
+        <w:t>📌 Open-Meteo 官网：https://open-meteo.com/ ，日请求无上限，完全免费，数据质量接近商业API</w:t>
+      </w:r>
+    </w:p>
+    <w:p/>
+    <w:p>
+      <w:pPr>
+        <w:pStyle w:val="Heading2"/>
+      </w:pPr>
+      <w:r>
+        <w:rPr>
+          <w:color w:val="2E86C1"/>
+        </w:rPr>
+        <w:t>情绪记录 — 入口 + 回应UI + 柱状图 + 展开交互</w:t>
+      </w:r>
+    </w:p>
+    <w:p>
+      <w:pPr>
+        <w:pStyle w:val="Heading3"/>
+      </w:pPr>
+      <w:r>
+        <w:rPr>
+          <w:color w:val="176A5E"/>
+        </w:rPr>
+        <w:t>页面入口（4个）</w:t>
+      </w:r>
+    </w:p>
+    <w:p>
+      <w:pPr>
+        <w:pStyle w:val="ListBullet"/>
+        <w:ind w:left="360"/>
+      </w:pPr>
+      <w:r>
+        <w:rPr>
+          <w:sz w:val="20"/>
+        </w:rPr>
+        <w:t>① 每日问候页底部"记录今日心情"按钮（优先引导，最高频入口）</w:t>
+      </w:r>
+    </w:p>
+    <w:p>
+      <w:pPr>
+        <w:pStyle w:val="ListBullet"/>
+        <w:ind w:left="360"/>
+      </w:pPr>
+      <w:r>
+        <w:rPr>
+          <w:sz w:val="20"/>
+        </w:rPr>
+        <w:t>② 个人中心→情绪日记入口（数据管理入口）</w:t>
+      </w:r>
+    </w:p>
+    <w:p>
+      <w:pPr>
+        <w:pStyle w:val="ListBullet"/>
+        <w:ind w:left="360"/>
+      </w:pPr>
+      <w:r>
+        <w:rPr>
+          <w:sz w:val="20"/>
+        </w:rPr>
+        <w:t>③ TabBar"关系"子页面内快捷入口（发现入口）</w:t>
+      </w:r>
+    </w:p>
+    <w:p>
+      <w:pPr>
+        <w:pStyle w:val="ListBullet"/>
+        <w:ind w:left="360"/>
+      </w:pPr>
+      <w:r>
+        <w:rPr>
+          <w:sz w:val="20"/>
+        </w:rPr>
+        <w:t>④ 聊天页"+"菜单→情绪记录（聊天中快捷触发）</w:t>
+      </w:r>
+    </w:p>
+    <w:p>
+      <w:pPr>
+        <w:pStyle w:val="Heading3"/>
+      </w:pPr>
+      <w:r>
+        <w:rPr>
+          <w:color w:val="176A5E"/>
+        </w:rPr>
+        <w:t>角色回应UI形式</w:t>
+      </w:r>
+    </w:p>
+    <w:p>
+      <w:pPr/>
+      <w:r>
+        <w:rPr>
+          <w:sz w:val="21"/>
+        </w:rPr>
+        <w:t>提交情绪后不立即跳转聊天页，而是分两步：</w:t>
+      </w:r>
+    </w:p>
+    <w:p>
+      <w:pPr>
+        <w:pStyle w:val="ListBullet"/>
+        <w:ind w:left="360"/>
+      </w:pPr>
+      <w:r>
+        <w:rPr>
+          <w:sz w:val="20"/>
+        </w:rPr>
+        <w:t>第1步：在情绪记录页底部弹出"角色回应卡片"（上滑入场0.3s）：包含角色半身立绘（切换为匹配情绪的表情）+ 2~3行台词气泡 + "去聊聊"按钮</w:t>
+      </w:r>
+    </w:p>
+    <w:p>
+      <w:pPr>
+        <w:pStyle w:val="ListBullet"/>
+        <w:ind w:left="360"/>
+      </w:pPr>
+      <w:r>
+        <w:rPr>
+          <w:sz w:val="20"/>
+        </w:rPr>
+        <w:t>第2步：用户点击"去聊聊" → 跳转主聊天页，角色的第一条消息即为情绪回应内容（自动触发AI情绪关怀对话模式）</w:t>
+      </w:r>
+    </w:p>
+    <w:p>
+      <w:pPr>
+        <w:ind w:left="432"/>
+      </w:pPr>
+      <w:r>
+        <w:rPr>
+          <w:i/>
+          <w:color w:val="216CB4"/>
+          <w:sz w:val="20"/>
+        </w:rPr>
+        <w:t>📌 设计意图：让用户先"看到"角色的反应，制造情感温度，再自然过渡到聊天，比直接跳转更有仪式感</w:t>
+      </w:r>
+    </w:p>
+    <w:p>
+      <w:pPr>
+        <w:pStyle w:val="Heading3"/>
+      </w:pPr>
+      <w:r>
+        <w:rPr>
+          <w:color w:val="176A5E"/>
+        </w:rPr>
+        <w:t>柱状图高低与情绪正负关联</w:t>
+      </w:r>
+    </w:p>
+    <w:tbl>
+      <w:tblPr>
+        <w:tblStyle w:val="TableGrid"/>
+        <w:tblW w:type="auto" w:w="0"/>
+        <w:tblLook w:firstColumn="1" w:firstRow="1" w:lastColumn="0" w:lastRow="0" w:noHBand="0" w:noVBand="1" w:val="04A0"/>
+      </w:tblPr>
+      <w:tblGrid>
+        <w:gridCol w:w="4419"/>
+        <w:gridCol w:w="4419"/>
+      </w:tblGrid>
+      <w:tr>
+        <w:tc>
+          <w:tcPr>
+            <w:tcW w:type="dxa" w:w="4419"/>
+            <w:shd w:fill="2E86C1" w:color="auto" w:val="clear"/>
+          </w:tcPr>
+          <w:p>
+            <w:pPr>
+              <w:jc w:val="center"/>
+            </w:pPr>
+            <w:r>
+              <w:rPr>
+                <w:b/>
+                <w:color w:val="FFFFFF"/>
+                <w:sz w:val="20"/>
+              </w:rPr>
+              <w:t>情绪类型</w:t>
+            </w:r>
+          </w:p>
+        </w:tc>
+        <w:tc>
+          <w:tcPr>
+            <w:tcW w:type="dxa" w:w="4419"/>
+            <w:shd w:fill="2E86C1" w:color="auto" w:val="clear"/>
+          </w:tcPr>
+          <w:p>
+            <w:pPr>
+              <w:jc w:val="center"/>
+            </w:pPr>
+            <w:r>
+              <w:rPr>
+                <w:b/>
+                <w:color w:val="FFFFFF"/>
+                <w:sz w:val="20"/>
+              </w:rPr>
+              <w:t>分值映射</w:t>
+            </w:r>
+          </w:p>
+        </w:tc>
+      </w:tr>
+      <w:tr>
+        <w:tc>
+          <w:tcPr>
+            <w:tcW w:type="dxa" w:w="4419"/>
+          </w:tcPr>
+          <w:p>
+            <w:r>
+              <w:rPr>
+                <w:sz w:val="20"/>
+              </w:rPr>
+              <w:t>很好 😄</w:t>
+            </w:r>
+          </w:p>
+        </w:tc>
+        <w:tc>
+          <w:tcPr>
+            <w:tcW w:type="dxa" w:w="4419"/>
+          </w:tcPr>
+          <w:p>
+            <w:r>
+              <w:rPr>
+                <w:sz w:val="20"/>
+              </w:rPr>
+              <w:t>5分 → 柱高 = 48px（100%）→ accent蓝色</w:t>
+            </w:r>
+          </w:p>
+        </w:tc>
+      </w:tr>
+      <w:tr>
+        <w:tc>
+          <w:tcPr>
+            <w:tcW w:type="dxa" w:w="4419"/>
+          </w:tcPr>
+          <w:p>
+            <w:r>
+              <w:rPr>
+                <w:sz w:val="20"/>
+              </w:rPr>
+              <w:t>开心 🙂</w:t>
+            </w:r>
+          </w:p>
+        </w:tc>
+        <w:tc>
+          <w:tcPr>
+            <w:tcW w:type="dxa" w:w="4419"/>
+          </w:tcPr>
+          <w:p>
+            <w:r>
+              <w:rPr>
+                <w:sz w:val="20"/>
+              </w:rPr>
+              <w:t>4分 → 柱高 = 38px（80%）→ accent蓝色</w:t>
+            </w:r>
+          </w:p>
+        </w:tc>
+      </w:tr>
+      <w:tr>
+        <w:tc>
+          <w:tcPr>
+            <w:tcW w:type="dxa" w:w="4419"/>
+          </w:tcPr>
+          <w:p>
+            <w:r>
+              <w:rPr>
+                <w:sz w:val="20"/>
+              </w:rPr>
+              <w:t>一般 😐</w:t>
+            </w:r>
+          </w:p>
+        </w:tc>
+        <w:tc>
+          <w:tcPr>
+            <w:tcW w:type="dxa" w:w="4419"/>
+          </w:tcPr>
+          <w:p>
+            <w:r>
+              <w:rPr>
+                <w:sz w:val="20"/>
+              </w:rPr>
+              <w:t>3分 → 柱高 = 29px（60%）→ 浅灰色</w:t>
+            </w:r>
+          </w:p>
+        </w:tc>
+      </w:tr>
+      <w:tr>
+        <w:tc>
+          <w:tcPr>
+            <w:tcW w:type="dxa" w:w="4419"/>
+          </w:tcPr>
+          <w:p>
+            <w:r>
+              <w:rPr>
+                <w:sz w:val="20"/>
+              </w:rPr>
+              <w:t>难过 😢</w:t>
+            </w:r>
+          </w:p>
+        </w:tc>
+        <w:tc>
+          <w:tcPr>
+            <w:tcW w:type="dxa" w:w="4419"/>
+          </w:tcPr>
+          <w:p>
+            <w:r>
+              <w:rPr>
+                <w:sz w:val="20"/>
+              </w:rPr>
+              <w:t>2分 → 柱高 = 19px（40%）→ 橙色警示</w:t>
+            </w:r>
+          </w:p>
+        </w:tc>
+      </w:tr>
+      <w:tr>
+        <w:tc>
+          <w:tcPr>
+            <w:tcW w:type="dxa" w:w="4419"/>
+          </w:tcPr>
+          <w:p>
+            <w:r>
+              <w:rPr>
+                <w:sz w:val="20"/>
+              </w:rPr>
+              <w:t>很累 😫</w:t>
+            </w:r>
+          </w:p>
+        </w:tc>
+        <w:tc>
+          <w:tcPr>
+            <w:tcW w:type="dxa" w:w="4419"/>
+          </w:tcPr>
+          <w:p>
+            <w:r>
+              <w:rPr>
+                <w:sz w:val="20"/>
+              </w:rPr>
+              <w:t>1分 → 柱高 = 10px（20%）→ 橙色警示</w:t>
+            </w:r>
+          </w:p>
+        </w:tc>
+      </w:tr>
+    </w:tbl>
+    <w:p>
+      <w:pPr>
+        <w:ind w:left="432"/>
+      </w:pPr>
+      <w:r>
+        <w:rPr>
+          <w:i/>
+          <w:color w:val="216CB4"/>
+          <w:sz w:val="20"/>
+        </w:rPr>
+        <w:t>📌 周均分 = 7天分值之和 / 7，显示在图表标题旁；分值低于2.5连续3天时，角色自动在次日问候中加入"关心+询问"台词</w:t>
+      </w:r>
+    </w:p>
+    <w:p>
+      <w:pPr>
+        <w:pStyle w:val="Heading3"/>
+      </w:pPr>
+      <w:r>
+        <w:rPr>
+          <w:color w:val="176A5E"/>
+        </w:rPr>
+        <w:t>图表点击单条展开UI形式</w:t>
+      </w:r>
+    </w:p>
+    <w:p>
+      <w:pPr/>
+      <w:r>
+        <w:rPr>
+          <w:sz w:val="21"/>
+        </w:rPr>
+        <w:t>点击某日柱状条 → 在柱状图区域下方以Inline折叠方式展开"当日情绪卡片"（非弹窗/非新页面）：</w:t>
+      </w:r>
+    </w:p>
+    <w:p>
+      <w:pPr>
+        <w:pStyle w:val="ListBullet"/>
+        <w:ind w:left="360"/>
+      </w:pPr>
+      <w:r>
+        <w:rPr>
+          <w:sz w:val="20"/>
+        </w:rPr>
+        <w:t>展示内容：情绪emoji + 情绪标签文字 + 用户填写的备注文字 + 角色当日回应摘要（前30字）+ 日期</w:t>
+      </w:r>
+    </w:p>
+    <w:p>
+      <w:pPr>
+        <w:pStyle w:val="ListBullet"/>
+        <w:ind w:left="360"/>
+      </w:pPr>
+      <w:r>
+        <w:rPr>
+          <w:sz w:val="20"/>
+        </w:rPr>
+        <w:t>展开动画：高度从0到内容高度，0.25s ease-out</w:t>
+      </w:r>
+    </w:p>
+    <w:p>
+      <w:pPr>
+        <w:pStyle w:val="ListBullet"/>
+        <w:ind w:left="360"/>
+      </w:pPr>
+      <w:r>
+        <w:rPr>
+          <w:sz w:val="20"/>
+        </w:rPr>
+        <w:t>再次点击同一柱 → 折叠；点击其他柱 → 切换展开内容</w:t>
+      </w:r>
+    </w:p>
+    <w:p/>
+    <w:p>
+      <w:pPr>
+        <w:pStyle w:val="Heading2"/>
+      </w:pPr>
+      <w:r>
+        <w:rPr>
+          <w:color w:val="2E86C1"/>
+        </w:rPr>
+        <w:t>回忆相册 — 自动存储体系 + 自动生成体系</w:t>
+      </w:r>
+    </w:p>
+    <w:p>
+      <w:pPr>
+        <w:pStyle w:val="Heading3"/>
+      </w:pPr>
+      <w:r>
+        <w:rPr>
+          <w:color w:val="176A5E"/>
+        </w:rPr>
+        <w:t>AI高质量回复自动存储体系</w:t>
+      </w:r>
+    </w:p>
+    <w:p>
+      <w:pPr/>
+      <w:r>
+        <w:rPr>
+          <w:sz w:val="21"/>
+        </w:rPr>
+        <w:t>"对话精选"条目来源两类：自动存储 + 用户手动收藏。</w:t>
+      </w:r>
+    </w:p>
+    <w:p>
+      <w:pPr/>
+      <w:r>
+        <w:rPr>
+          <w:sz w:val="21"/>
+        </w:rPr>
+        <w:t>自动存储触发规则（满足任一即触发）：</w:t>
+      </w:r>
+    </w:p>
+    <w:p>
+      <w:pPr>
+        <w:pStyle w:val="ListBullet"/>
+        <w:ind w:left="360"/>
+      </w:pPr>
+      <w:r>
+        <w:rPr>
+          <w:sz w:val="20"/>
+        </w:rPr>
+        <w:t>① 用户发出收藏意图词（"收藏/好喜欢/截图/❤️"等）</w:t>
+      </w:r>
+    </w:p>
+    <w:p>
+      <w:pPr>
+        <w:pStyle w:val="ListBullet"/>
+        <w:ind w:left="360"/>
+      </w:pPr>
+      <w:r>
+        <w:rPr>
+          <w:sz w:val="20"/>
+        </w:rPr>
+        <w:t>② AI回复长度&gt;30字 且 包含诗意比喻词（"就像/仿佛/好似/如同"等修辞）</w:t>
+      </w:r>
+    </w:p>
+    <w:p>
+      <w:pPr>
+        <w:pStyle w:val="ListBullet"/>
+        <w:ind w:left="360"/>
+      </w:pPr>
+      <w:r>
+        <w:rPr>
+          <w:sz w:val="20"/>
+        </w:rPr>
+        <w:t>③ 用户对AI回复发出正向反应词（"好甜/感动了/你真好/好治愈/暖心"等）</w:t>
+      </w:r>
+    </w:p>
+    <w:p>
+      <w:pPr>
+        <w:pStyle w:val="ListBullet"/>
+        <w:ind w:left="360"/>
+      </w:pPr>
+      <w:r>
+        <w:rPr>
+          <w:sz w:val="20"/>
+        </w:rPr>
+        <w:t>④ 用户长按气泡 → 手动收藏</w:t>
+      </w:r>
+    </w:p>
+    <w:p>
+      <w:pPr>
+        <w:pStyle w:val="Heading3"/>
+      </w:pPr>
+      <w:r>
+        <w:rPr>
+          <w:color w:val="176A5E"/>
+        </w:rPr>
+        <w:t>纪念日/特别时刻自动生成体系</w:t>
+      </w:r>
+    </w:p>
+    <w:tbl>
+      <w:tblPr>
+        <w:tblStyle w:val="TableGrid"/>
+        <w:tblW w:type="auto" w:w="0"/>
+        <w:tblLook w:firstColumn="1" w:firstRow="1" w:lastColumn="0" w:lastRow="0" w:noHBand="0" w:noVBand="1" w:val="04A0"/>
+      </w:tblPr>
+      <w:tblGrid>
+        <w:gridCol w:w="4419"/>
+        <w:gridCol w:w="4419"/>
+      </w:tblGrid>
+      <w:tr>
+        <w:tc>
+          <w:tcPr>
+            <w:tcW w:type="dxa" w:w="4419"/>
+            <w:shd w:fill="2E86C1" w:color="auto" w:val="clear"/>
+          </w:tcPr>
+          <w:p>
+            <w:pPr>
+              <w:jc w:val="center"/>
+            </w:pPr>
+            <w:r>
+              <w:rPr>
+                <w:b/>
+                <w:color w:val="FFFFFF"/>
+                <w:sz w:val="20"/>
+              </w:rPr>
+              <w:t>条目类型</w:t>
+            </w:r>
+          </w:p>
+        </w:tc>
+        <w:tc>
+          <w:tcPr>
+            <w:tcW w:type="dxa" w:w="4419"/>
+            <w:shd w:fill="2E86C1" w:color="auto" w:val="clear"/>
+          </w:tcPr>
+          <w:p>
+            <w:pPr>
+              <w:jc w:val="center"/>
+            </w:pPr>
+            <w:r>
+              <w:rPr>
+                <w:b/>
+                <w:color w:val="FFFFFF"/>
+                <w:sz w:val="20"/>
+              </w:rPr>
+              <w:t>生成规则</w:t>
+            </w:r>
+          </w:p>
+        </w:tc>
+      </w:tr>
+      <w:tr>
+        <w:tc>
+          <w:tcPr>
+            <w:tcW w:type="dxa" w:w="4419"/>
+          </w:tcPr>
+          <w:p>
+            <w:r>
+              <w:rPr>
+                <w:sz w:val="20"/>
+              </w:rPr>
+              <w:t>相识Day1</w:t>
+            </w:r>
+          </w:p>
+        </w:tc>
+        <w:tc>
+          <w:tcPr>
+            <w:tcW w:type="dxa" w:w="4419"/>
+          </w:tcPr>
+          <w:p>
+            <w:r>
+              <w:rPr>
+                <w:sz w:val="20"/>
+              </w:rPr>
+              <w:t>自动：首次对话时系统记录，"故事从这里开始"</w:t>
+            </w:r>
+          </w:p>
+        </w:tc>
+      </w:tr>
+      <w:tr>
+        <w:tc>
+          <w:tcPr>
+            <w:tcW w:type="dxa" w:w="4419"/>
+          </w:tcPr>
+          <w:p>
+            <w:r>
+              <w:rPr>
+                <w:sz w:val="20"/>
+              </w:rPr>
+              <w:t>Lv升级节点</w:t>
+            </w:r>
+          </w:p>
+        </w:tc>
+        <w:tc>
+          <w:tcPr>
+            <w:tcW w:type="dxa" w:w="4419"/>
+          </w:tcPr>
+          <w:p>
+            <w:r>
+              <w:rPr>
+                <w:sz w:val="20"/>
+              </w:rPr>
+              <w:t>自动：每次关系升级时记录+截图，"我们又近了一步"</w:t>
+            </w:r>
+          </w:p>
+        </w:tc>
+      </w:tr>
+      <w:tr>
+        <w:tc>
+          <w:tcPr>
+            <w:tcW w:type="dxa" w:w="4419"/>
+          </w:tcPr>
+          <w:p>
+            <w:r>
+              <w:rPr>
+                <w:sz w:val="20"/>
+              </w:rPr>
+              <w:t>坚持打卡</w:t>
+            </w:r>
+          </w:p>
+        </w:tc>
+        <w:tc>
+          <w:tcPr>
+            <w:tcW w:type="dxa" w:w="4419"/>
+          </w:tcPr>
+          <w:p>
+            <w:r>
+              <w:rPr>
+                <w:sz w:val="20"/>
+              </w:rPr>
+              <w:t>自动：连续对话第3/7/14/30天，"相识第X天，感谢陪伴"</w:t>
+            </w:r>
+          </w:p>
+        </w:tc>
+      </w:tr>
+      <w:tr>
+        <w:tc>
+          <w:tcPr>
+            <w:tcW w:type="dxa" w:w="4419"/>
+          </w:tcPr>
+          <w:p>
+            <w:r>
+              <w:rPr>
+                <w:sz w:val="20"/>
+              </w:rPr>
+              <w:t>用户生日</w:t>
+            </w:r>
+          </w:p>
+        </w:tc>
+        <w:tc>
+          <w:tcPr>
+            <w:tcW w:type="dxa" w:w="4419"/>
+          </w:tcPr>
+          <w:p>
+            <w:r>
+              <w:rPr>
+                <w:sz w:val="20"/>
+              </w:rPr>
+              <w:t>自动（需设置）：生日当天App推送，角色发送生日特别剧情对话</w:t>
+            </w:r>
+          </w:p>
+        </w:tc>
+      </w:tr>
+      <w:tr>
+        <w:tc>
+          <w:tcPr>
+            <w:tcW w:type="dxa" w:w="4419"/>
+          </w:tcPr>
+          <w:p>
+            <w:r>
+              <w:rPr>
+                <w:sz w:val="20"/>
+              </w:rPr>
+              <w:t>角色生日</w:t>
+            </w:r>
+          </w:p>
+        </w:tc>
+        <w:tc>
+          <w:tcPr>
+            <w:tcW w:type="dxa" w:w="4419"/>
+          </w:tcPr>
+          <w:p>
+            <w:r>
+              <w:rPr>
+                <w:sz w:val="20"/>
+              </w:rPr>
+              <w:t>自动：角色设定中预置日期，当天角色主动触发庆祝对话</w:t>
+            </w:r>
+          </w:p>
+        </w:tc>
+      </w:tr>
+      <w:tr>
+        <w:tc>
+          <w:tcPr>
+            <w:tcW w:type="dxa" w:w="4419"/>
+          </w:tcPr>
+          <w:p>
+            <w:r>
+              <w:rPr>
+                <w:sz w:val="20"/>
+              </w:rPr>
+              <w:t>特别事件</w:t>
+            </w:r>
+          </w:p>
+        </w:tc>
+        <w:tc>
+          <w:tcPr>
+            <w:tcW w:type="dxa" w:w="4419"/>
+          </w:tcPr>
+          <w:p>
+            <w:r>
+              <w:rPr>
+                <w:sz w:val="20"/>
+              </w:rPr>
+              <w:t>自动：争吵和好（检测词序列）、首次语音消息等关键行为触发</w:t>
+            </w:r>
+          </w:p>
+        </w:tc>
+      </w:tr>
+      <w:tr>
+        <w:tc>
+          <w:tcPr>
+            <w:tcW w:type="dxa" w:w="4419"/>
+          </w:tcPr>
+          <w:p>
+            <w:r>
+              <w:rPr>
+                <w:sz w:val="20"/>
+              </w:rPr>
+              <w:t>用户手动标记</w:t>
+            </w:r>
+          </w:p>
+        </w:tc>
+        <w:tc>
+          <w:tcPr>
+            <w:tcW w:type="dxa" w:w="4419"/>
+          </w:tcPr>
+          <w:p>
+            <w:r>
+              <w:rPr>
+                <w:sz w:val="20"/>
+              </w:rPr>
+              <w:t>手动：长按消息→"标记为特别时刻"→可填写备注</w:t>
+            </w:r>
+          </w:p>
+        </w:tc>
+      </w:tr>
+    </w:tbl>
+    <w:p/>
+    <w:p>
+      <w:pPr>
+        <w:pStyle w:val="Heading2"/>
+      </w:pPr>
+      <w:r>
+        <w:rPr>
+          <w:color w:val="2E86C1"/>
+        </w:rPr>
+        <w:t>关系时间线 — 体系详细设计 + 双通道解锁</w:t>
+      </w:r>
+    </w:p>
+    <w:p>
+      <w:pPr>
+        <w:pStyle w:val="Heading3"/>
+      </w:pPr>
+      <w:r>
+        <w:rPr>
+          <w:color w:val="176A5E"/>
+        </w:rPr>
+        <w:t>时间线事件3类型体系</w:t>
+      </w:r>
+    </w:p>
+    <w:tbl>
+      <w:tblPr>
+        <w:tblStyle w:val="TableGrid"/>
+        <w:tblW w:type="auto" w:w="0"/>
+        <w:tblLook w:firstColumn="1" w:firstRow="1" w:lastColumn="0" w:lastRow="0" w:noHBand="0" w:noVBand="1" w:val="04A0"/>
+      </w:tblPr>
+      <w:tblGrid>
+        <w:gridCol w:w="4419"/>
+        <w:gridCol w:w="4419"/>
+      </w:tblGrid>
+      <w:tr>
+        <w:tc>
+          <w:tcPr>
+            <w:tcW w:type="dxa" w:w="4419"/>
+            <w:shd w:fill="2E86C1" w:color="auto" w:val="clear"/>
+          </w:tcPr>
+          <w:p>
+            <w:pPr>
+              <w:jc w:val="center"/>
+            </w:pPr>
+            <w:r>
+              <w:rPr>
+                <w:b/>
+                <w:color w:val="FFFFFF"/>
+                <w:sz w:val="20"/>
+              </w:rPr>
+              <w:t>事件类型</w:t>
+            </w:r>
+          </w:p>
+        </w:tc>
+        <w:tc>
+          <w:tcPr>
+            <w:tcW w:type="dxa" w:w="4419"/>
+            <w:shd w:fill="2E86C1" w:color="auto" w:val="clear"/>
+          </w:tcPr>
+          <w:p>
+            <w:pPr>
+              <w:jc w:val="center"/>
+            </w:pPr>
+            <w:r>
+              <w:rPr>
+                <w:b/>
+                <w:color w:val="FFFFFF"/>
+                <w:sz w:val="20"/>
+              </w:rPr>
+              <w:t>说明</w:t>
+            </w:r>
+          </w:p>
+        </w:tc>
+      </w:tr>
+      <w:tr>
+        <w:tc>
+          <w:tcPr>
+            <w:tcW w:type="dxa" w:w="4419"/>
+          </w:tcPr>
+          <w:p>
+            <w:r>
+              <w:rPr>
+                <w:sz w:val="20"/>
+              </w:rPr>
+              <w:t>关系里程碑</w:t>
+            </w:r>
+          </w:p>
+        </w:tc>
+        <w:tc>
+          <w:tcPr>
+            <w:tcW w:type="dxa" w:w="4419"/>
+          </w:tcPr>
+          <w:p>
+            <w:r>
+              <w:rPr>
+                <w:sz w:val="20"/>
+              </w:rPr>
+              <w:t>Lv1→Lv6每次升级，accent蓝色标注，最高优先级，系统自动生成</w:t>
+            </w:r>
+          </w:p>
+        </w:tc>
+      </w:tr>
+      <w:tr>
+        <w:tc>
+          <w:tcPr>
+            <w:tcW w:type="dxa" w:w="4419"/>
+          </w:tcPr>
+          <w:p>
+            <w:r>
+              <w:rPr>
+                <w:sz w:val="20"/>
+              </w:rPr>
+              <w:t>系统纪念日</w:t>
+            </w:r>
+          </w:p>
+        </w:tc>
+        <w:tc>
+          <w:tcPr>
+            <w:tcW w:type="dxa" w:w="4419"/>
+          </w:tcPr>
+          <w:p>
+            <w:r>
+              <w:rPr>
+                <w:sz w:val="20"/>
+              </w:rPr>
+              <w:t>相识周年/用户生日/角色生日/坚持打卡等，浅紫色标注，系统自动生成</w:t>
+            </w:r>
+          </w:p>
+        </w:tc>
+      </w:tr>
+      <w:tr>
+        <w:tc>
+          <w:tcPr>
+            <w:tcW w:type="dxa" w:w="4419"/>
+          </w:tcPr>
+          <w:p>
+            <w:r>
+              <w:rPr>
+                <w:sz w:val="20"/>
+              </w:rPr>
+              <w:t>用户自定义</w:t>
+            </w:r>
+          </w:p>
+        </w:tc>
+        <w:tc>
+          <w:tcPr>
+            <w:tcW w:type="dxa" w:w="4419"/>
+          </w:tcPr>
+          <w:p>
+            <w:r>
+              <w:rPr>
+                <w:sz w:val="20"/>
+              </w:rPr>
+              <w:t>用户长按时间线空白→添加自定义事件+备注，浅绿色标注，手动创建</w:t>
+            </w:r>
+          </w:p>
+        </w:tc>
+      </w:tr>
+    </w:tbl>
+    <w:p>
+      <w:pPr/>
+      <w:r>
+        <w:rPr>
+          <w:sz w:val="21"/>
+        </w:rPr>
+        <w:t>每条事件包含：日期标签 + 事件标题 + 2行摘要文字 + 可选"回到那天"按钮（点击跳转查看当日对话历史）</w:t>
+      </w:r>
+    </w:p>
+    <w:p>
+      <w:pPr/>
+      <w:r>
+        <w:rPr>
+          <w:sz w:val="21"/>
+        </w:rPr>
+        <w:t>排列方式：最新事件在上，向下滚动为历史；当前所在节点高亮显示。</w:t>
+      </w:r>
+    </w:p>
+    <w:p>
+      <w:pPr>
+        <w:pStyle w:val="Heading3"/>
+      </w:pPr>
+      <w:r>
+        <w:rPr>
+          <w:color w:val="176A5E"/>
+        </w:rPr>
+        <w:t>里程碑双通道解锁方案</w:t>
+      </w:r>
+    </w:p>
+    <w:p>
+      <w:pPr/>
+      <w:r>
+        <w:rPr>
+          <w:sz w:val="21"/>
+        </w:rPr>
+        <w:t>❓ 疑问：下一里程碑达成，是满足条件或直接付费都可以解锁的吗？可以这么设计吗？</w:t>
+      </w:r>
+    </w:p>
+    <w:p>
+      <w:pPr/>
+      <w:r>
+        <w:rPr>
+          <w:b/>
+          <w:sz w:val="21"/>
+        </w:rPr>
+        <w:t>✅ 解答：完全可以这样设计，这是情感类App的主流变现逻辑。两条路径均合法：</w:t>
+      </w:r>
+    </w:p>
+    <w:tbl>
+      <w:tblPr>
+        <w:tblStyle w:val="TableGrid"/>
+        <w:tblW w:type="auto" w:w="0"/>
+        <w:tblLook w:firstColumn="1" w:firstRow="1" w:lastColumn="0" w:lastRow="0" w:noHBand="0" w:noVBand="1" w:val="04A0"/>
+      </w:tblPr>
+      <w:tblGrid>
+        <w:gridCol w:w="4419"/>
+        <w:gridCol w:w="4419"/>
+      </w:tblGrid>
+      <w:tr>
+        <w:tc>
+          <w:tcPr>
+            <w:tcW w:type="dxa" w:w="4419"/>
+            <w:shd w:fill="2E86C1" w:color="auto" w:val="clear"/>
+          </w:tcPr>
+          <w:p>
+            <w:pPr>
+              <w:jc w:val="center"/>
+            </w:pPr>
+            <w:r>
+              <w:rPr>
+                <w:b/>
+                <w:color w:val="FFFFFF"/>
+                <w:sz w:val="20"/>
+              </w:rPr>
+              <w:t>路径</w:t>
+            </w:r>
+          </w:p>
+        </w:tc>
+        <w:tc>
+          <w:tcPr>
+            <w:tcW w:type="dxa" w:w="4419"/>
+            <w:shd w:fill="2E86C1" w:color="auto" w:val="clear"/>
+          </w:tcPr>
+          <w:p>
+            <w:pPr>
+              <w:jc w:val="center"/>
+            </w:pPr>
+            <w:r>
+              <w:rPr>
+                <w:b/>
+                <w:color w:val="FFFFFF"/>
+                <w:sz w:val="20"/>
+              </w:rPr>
+              <w:t>说明</w:t>
+            </w:r>
+          </w:p>
+        </w:tc>
+      </w:tr>
+      <w:tr>
+        <w:tc>
+          <w:tcPr>
+            <w:tcW w:type="dxa" w:w="4419"/>
+          </w:tcPr>
+          <w:p>
+            <w:r>
+              <w:rPr>
+                <w:sz w:val="20"/>
+              </w:rPr>
+              <w:t>有机解锁（免费路径）</w:t>
+            </w:r>
+          </w:p>
+        </w:tc>
+        <w:tc>
+          <w:tcPr>
+            <w:tcW w:type="dxa" w:w="4419"/>
+          </w:tcPr>
+          <w:p>
+            <w:r>
+              <w:rPr>
+                <w:sz w:val="20"/>
+              </w:rPr>
+              <w:t>满足对话次数+相识天数+情绪记录等条件自动解锁；鼓励高频使用，用户0元可完整体验全部等级</w:t>
+            </w:r>
+          </w:p>
+        </w:tc>
+      </w:tr>
+      <w:tr>
+        <w:tc>
+          <w:tcPr>
+            <w:tcW w:type="dxa" w:w="4419"/>
+          </w:tcPr>
+          <w:p>
+            <w:r>
+              <w:rPr>
+                <w:sz w:val="20"/>
+              </w:rPr>
+              <w:t>付费快速解锁</w:t>
+            </w:r>
+          </w:p>
+        </w:tc>
+        <w:tc>
+          <w:tcPr>
+            <w:tcW w:type="dxa" w:w="4419"/>
+          </w:tcPr>
+          <w:p>
+            <w:r>
+              <w:rPr>
+                <w:sz w:val="20"/>
+              </w:rPr>
+              <w:t>任意下一未解锁里程碑可付费直接达成（¥12~¥28，按里程碑重要程度定价）；订阅深爱月卡额外效果：好感度每日+20点（加速有机进度，约节省2/3时间）</w:t>
+            </w:r>
+          </w:p>
+        </w:tc>
+      </w:tr>
+      <w:tr>
+        <w:tc>
+          <w:tcPr>
+            <w:tcW w:type="dxa" w:w="4419"/>
+          </w:tcPr>
+          <w:p>
+            <w:r>
+              <w:rPr>
+                <w:sz w:val="20"/>
+              </w:rPr>
+              <w:t>设计原则</w:t>
+            </w:r>
+          </w:p>
+        </w:tc>
+        <w:tc>
+          <w:tcPr>
+            <w:tcW w:type="dxa" w:w="4419"/>
+          </w:tcPr>
+          <w:p>
+            <w:r>
+              <w:rPr>
+                <w:sz w:val="20"/>
+              </w:rPr>
+              <w:t>付费不是唯一路径，只是"节省时间"；用户不会因为不付费而永远到不了Lv6，只是慢一些；防止用户反感，提升付费意愿（主动选择而非被迫）</w:t>
+            </w:r>
+          </w:p>
+        </w:tc>
+      </w:tr>
+    </w:tbl>
+    <w:p>
+      <w:pPr>
+        <w:ind w:left="432"/>
+      </w:pPr>
+      <w:r>
+        <w:rPr>
+          <w:i/>
+          <w:color w:val="216CB4"/>
+          <w:sz w:val="20"/>
+        </w:rPr>
+        <w:t>📌 参考案例：恋与制作人、光与夜之恋等同类产品均采用此双通道设计，经过市场验证</w:t>
+      </w:r>
+    </w:p>
+    <w:p/>
+    <w:p>
+      <w:pPr>
+        <w:pStyle w:val="Heading2"/>
+      </w:pPr>
+      <w:r>
+        <w:rPr>
+          <w:color w:val="2E86C1"/>
+        </w:rPr>
+        <w:t>角色详情 — 章节展开机制</w:t>
+      </w:r>
+    </w:p>
+    <w:p>
+      <w:pPr/>
+      <w:r>
+        <w:rPr>
+          <w:sz w:val="21"/>
+        </w:rPr>
+        <w:t>❓ 疑问：章节以什么样的形式展开？故事？还是引入到对话中，然后对话围绕解锁的章节进行？</w:t>
+      </w:r>
+    </w:p>
+    <w:p>
+      <w:pPr/>
+      <w:r>
+        <w:rPr>
+          <w:b/>
+          <w:sz w:val="21"/>
+        </w:rPr>
+        <w:t>✅ 解答：采用"对话剧情驱动"形式，而非静态故事文本。</w:t>
+      </w:r>
+    </w:p>
+    <w:p>
+      <w:pPr>
+        <w:pStyle w:val="ListBullet"/>
+        <w:ind w:left="360"/>
+      </w:pPr>
+      <w:r>
+        <w:rPr>
+          <w:sz w:val="20"/>
+        </w:rPr>
+        <w:t>解锁章节后 → 下次打开聊天页时，角色主动发起一段特殊剧情对话（约8~12条消息）</w:t>
+      </w:r>
+    </w:p>
+    <w:p>
+      <w:pPr>
+        <w:pStyle w:val="ListBullet"/>
+        <w:ind w:left="360"/>
+      </w:pPr>
+      <w:r>
+        <w:rPr>
+          <w:sz w:val="20"/>
+        </w:rPr>
+        <w:t>剧情对话中用户可以互动回复，AI根据玩家回复动态推进剧情分支</w:t>
+      </w:r>
+    </w:p>
+    <w:p>
+      <w:pPr>
+        <w:pStyle w:val="ListBullet"/>
+        <w:ind w:left="360"/>
+      </w:pPr>
+      <w:r>
+        <w:rPr>
+          <w:sz w:val="20"/>
+        </w:rPr>
+        <w:t>剧情结束后，系统在回忆相册自动生成"XX章节已完成"纪念条目</w:t>
+      </w:r>
+    </w:p>
+    <w:p>
+      <w:pPr>
+        <w:pStyle w:val="ListBullet"/>
+        <w:ind w:left="360"/>
+      </w:pPr>
+      <w:r>
+        <w:rPr>
+          <w:sz w:val="20"/>
+        </w:rPr>
+        <w:t>恢复普通对话模式，但角色的System Prompt中会注入该章节的记忆内容，增强后续对话深度</w:t>
+      </w:r>
+    </w:p>
+    <w:p>
+      <w:pPr/>
+      <w:r>
+        <w:rPr>
+          <w:sz w:val="21"/>
+        </w:rPr>
+        <w:t>章节示例（角色A·她的过去·Lv4解锁）：</w:t>
+      </w:r>
+    </w:p>
+    <w:p>
+      <w:pPr/>
+      <w:r>
+        <w:rPr>
+          <w:sz w:val="21"/>
+        </w:rPr>
+        <w:t>角色小雨说："其实……我以前有段时间很不好过。你想听我说说吗？" → 玩家选择"当然想听" → 触发一段关于角色过去的剧情对话 → 结束后角色更信任玩家，好感度+50</w:t>
+      </w:r>
+    </w:p>
+    <w:tbl>
+      <w:tblPr>
+        <w:tblStyle w:val="TableGrid"/>
+        <w:tblW w:type="auto" w:w="0"/>
+        <w:tblLook w:firstColumn="1" w:firstRow="1" w:lastColumn="0" w:lastRow="0" w:noHBand="0" w:noVBand="1" w:val="04A0"/>
+      </w:tblPr>
+      <w:tblGrid>
+        <w:gridCol w:w="4419"/>
+        <w:gridCol w:w="4419"/>
+      </w:tblGrid>
+      <w:tr>
+        <w:tc>
+          <w:tcPr>
+            <w:tcW w:type="dxa" w:w="4419"/>
+            <w:shd w:fill="2E86C1" w:color="auto" w:val="clear"/>
+          </w:tcPr>
+          <w:p>
+            <w:pPr>
+              <w:jc w:val="center"/>
+            </w:pPr>
+            <w:r>
+              <w:rPr>
+                <w:b/>
+                <w:color w:val="FFFFFF"/>
+                <w:sz w:val="20"/>
+              </w:rPr>
+              <w:t>设计要素</w:t>
+            </w:r>
+          </w:p>
+        </w:tc>
+        <w:tc>
+          <w:tcPr>
+            <w:tcW w:type="dxa" w:w="4419"/>
+            <w:shd w:fill="2E86C1" w:color="auto" w:val="clear"/>
+          </w:tcPr>
+          <w:p>
+            <w:pPr>
+              <w:jc w:val="center"/>
+            </w:pPr>
+            <w:r>
+              <w:rPr>
+                <w:b/>
+                <w:color w:val="FFFFFF"/>
+                <w:sz w:val="20"/>
+              </w:rPr>
+              <w:t>说明</w:t>
+            </w:r>
+          </w:p>
+        </w:tc>
+      </w:tr>
+      <w:tr>
+        <w:tc>
+          <w:tcPr>
+            <w:tcW w:type="dxa" w:w="4419"/>
+          </w:tcPr>
+          <w:p>
+            <w:r>
+              <w:rPr>
+                <w:sz w:val="20"/>
+              </w:rPr>
+              <w:t>章节管理</w:t>
+            </w:r>
+          </w:p>
+        </w:tc>
+        <w:tc>
+          <w:tcPr>
+            <w:tcW w:type="dxa" w:w="4419"/>
+          </w:tcPr>
+          <w:p>
+            <w:r>
+              <w:rPr>
+                <w:sz w:val="20"/>
+              </w:rPr>
+              <w:t>角色详情页显示"已解锁X/N个背景故事"，各章节状态独立</w:t>
+            </w:r>
+          </w:p>
+        </w:tc>
+      </w:tr>
+      <w:tr>
+        <w:tc>
+          <w:tcPr>
+            <w:tcW w:type="dxa" w:w="4419"/>
+          </w:tcPr>
+          <w:p>
+            <w:r>
+              <w:rPr>
+                <w:sz w:val="20"/>
+              </w:rPr>
+              <w:t>解锁条件</w:t>
+            </w:r>
+          </w:p>
+        </w:tc>
+        <w:tc>
+          <w:tcPr>
+            <w:tcW w:type="dxa" w:w="4419"/>
+          </w:tcPr>
+          <w:p>
+            <w:r>
+              <w:rPr>
+                <w:sz w:val="20"/>
+              </w:rPr>
+              <w:t>各章节对应不同Lv等级（如她的过去=Lv4，她的秘密=Lv6）</w:t>
+            </w:r>
+          </w:p>
+        </w:tc>
+      </w:tr>
+      <w:tr>
+        <w:tc>
+          <w:tcPr>
+            <w:tcW w:type="dxa" w:w="4419"/>
+          </w:tcPr>
+          <w:p>
+            <w:r>
+              <w:rPr>
+                <w:sz w:val="20"/>
+              </w:rPr>
+              <w:t>不可重置</w:t>
+            </w:r>
+          </w:p>
+        </w:tc>
+        <w:tc>
+          <w:tcPr>
+            <w:tcW w:type="dxa" w:w="4419"/>
+          </w:tcPr>
+          <w:p>
+            <w:r>
+              <w:rPr>
+                <w:sz w:val="20"/>
+              </w:rPr>
+              <w:t>章节只能解锁一次，内容不可重置，增加稀缺感</w:t>
+            </w:r>
+          </w:p>
+        </w:tc>
+      </w:tr>
+      <w:tr>
+        <w:tc>
+          <w:tcPr>
+            <w:tcW w:type="dxa" w:w="4419"/>
+          </w:tcPr>
+          <w:p>
+            <w:r>
+              <w:rPr>
+                <w:sz w:val="20"/>
+              </w:rPr>
+              <w:t>Server端</w:t>
+            </w:r>
+          </w:p>
+        </w:tc>
+        <w:tc>
+          <w:tcPr>
+            <w:tcW w:type="dxa" w:w="4419"/>
+          </w:tcPr>
+          <w:p>
+            <w:r>
+              <w:rPr>
+                <w:sz w:val="20"/>
+              </w:rPr>
+              <w:t>章节内容存储在服务器，解锁后下载（50~100KB/章），节省本地存储</w:t>
+            </w:r>
+          </w:p>
+        </w:tc>
+      </w:tr>
+    </w:tbl>
+    <w:p/>
+    <w:p>
+      <w:pPr>
+        <w:pStyle w:val="Heading2"/>
+      </w:pPr>
+      <w:r>
+        <w:rPr>
+          <w:color w:val="2E86C1"/>
+        </w:rPr>
+        <w:t>会员订阅/消息包 — Flutter三端同步+服务器+账号</w:t>
+      </w:r>
+    </w:p>
+    <w:p>
+      <w:pPr/>
+      <w:r>
+        <w:rPr>
+          <w:sz w:val="21"/>
+        </w:rPr>
+        <w:t>（已在第一章"技术栈重大更新"中完整解答，此处补充IAP相关说明）</w:t>
+      </w:r>
+    </w:p>
+    <w:tbl>
+      <w:tblPr>
+        <w:tblStyle w:val="TableGrid"/>
+        <w:tblW w:type="auto" w:w="0"/>
+        <w:tblLook w:firstColumn="1" w:firstRow="1" w:lastColumn="0" w:lastRow="0" w:noHBand="0" w:noVBand="1" w:val="04A0"/>
+      </w:tblPr>
+      <w:tblGrid>
+        <w:gridCol w:w="4419"/>
+        <w:gridCol w:w="4419"/>
+      </w:tblGrid>
+      <w:tr>
+        <w:tc>
+          <w:tcPr>
+            <w:tcW w:type="dxa" w:w="4419"/>
+            <w:shd w:fill="2E86C1" w:color="auto" w:val="clear"/>
+          </w:tcPr>
+          <w:p>
+            <w:pPr>
+              <w:jc w:val="center"/>
+            </w:pPr>
+            <w:r>
+              <w:rPr>
+                <w:b/>
+                <w:color w:val="FFFFFF"/>
+                <w:sz w:val="20"/>
+              </w:rPr>
+              <w:t>平台</w:t>
+            </w:r>
+          </w:p>
+        </w:tc>
+        <w:tc>
+          <w:tcPr>
+            <w:tcW w:type="dxa" w:w="4419"/>
+            <w:shd w:fill="2E86C1" w:color="auto" w:val="clear"/>
+          </w:tcPr>
+          <w:p>
+            <w:pPr>
+              <w:jc w:val="center"/>
+            </w:pPr>
+            <w:r>
+              <w:rPr>
+                <w:b/>
+                <w:color w:val="FFFFFF"/>
+                <w:sz w:val="20"/>
+              </w:rPr>
+              <w:t>说明</w:t>
+            </w:r>
+          </w:p>
+        </w:tc>
+      </w:tr>
+      <w:tr>
+        <w:tc>
+          <w:tcPr>
+            <w:tcW w:type="dxa" w:w="4419"/>
+          </w:tcPr>
+          <w:p>
+            <w:r>
+              <w:rPr>
+                <w:sz w:val="20"/>
+              </w:rPr>
+              <w:t>iOS IAP</w:t>
+            </w:r>
+          </w:p>
+        </w:tc>
+        <w:tc>
+          <w:tcPr>
+            <w:tcW w:type="dxa" w:w="4419"/>
+          </w:tcPr>
+          <w:p>
+            <w:r>
+              <w:rPr>
+                <w:sz w:val="20"/>
+              </w:rPr>
+              <w:t>使用 in_app_purchase Flutter 插件，底层 StoreKit 2；订阅+一次性购买均支持</w:t>
+            </w:r>
+          </w:p>
+        </w:tc>
+      </w:tr>
+      <w:tr>
+        <w:tc>
+          <w:tcPr>
+            <w:tcW w:type="dxa" w:w="4419"/>
+          </w:tcPr>
+          <w:p>
+            <w:r>
+              <w:rPr>
+                <w:sz w:val="20"/>
+              </w:rPr>
+              <w:t>Android IAP</w:t>
+            </w:r>
+          </w:p>
+        </w:tc>
+        <w:tc>
+          <w:tcPr>
+            <w:tcW w:type="dxa" w:w="4419"/>
+          </w:tcPr>
+          <w:p>
+            <w:r>
+              <w:rPr>
+                <w:sz w:val="20"/>
+              </w:rPr>
+              <w:t>同插件，底层 Google Play Billing Library；国内版需接入各厂商IAP SDK（华为/小米等，稍复杂）</w:t>
+            </w:r>
+          </w:p>
+        </w:tc>
+      </w:tr>
+      <w:tr>
+        <w:tc>
+          <w:tcPr>
+            <w:tcW w:type="dxa" w:w="4419"/>
+          </w:tcPr>
+          <w:p>
+            <w:r>
+              <w:rPr>
+                <w:sz w:val="20"/>
+              </w:rPr>
+              <w:t>HarmonyOS IAP</w:t>
+            </w:r>
+          </w:p>
+        </w:tc>
+        <w:tc>
+          <w:tcPr>
+            <w:tcW w:type="dxa" w:w="4419"/>
+          </w:tcPr>
+          <w:p>
+            <w:r>
+              <w:rPr>
+                <w:sz w:val="20"/>
+              </w:rPr>
+              <w:t>接入 HMS IAP SDK，Flutter 需通过 PlatformChannel 调用，工作量约1~2天</w:t>
+            </w:r>
+          </w:p>
+        </w:tc>
+      </w:tr>
+      <w:tr>
+        <w:tc>
+          <w:tcPr>
+            <w:tcW w:type="dxa" w:w="4419"/>
+          </w:tcPr>
+          <w:p>
+            <w:r>
+              <w:rPr>
+                <w:sz w:val="20"/>
+              </w:rPr>
+              <w:t>三端消息余额同步</w:t>
+            </w:r>
+          </w:p>
+        </w:tc>
+        <w:tc>
+          <w:tcPr>
+            <w:tcW w:type="dxa" w:w="4419"/>
+          </w:tcPr>
+          <w:p>
+            <w:r>
+              <w:rPr>
+                <w:sz w:val="20"/>
+              </w:rPr>
+              <w:t>购买完成后在服务端记账（而非存本地），三端登录同一账号自动同步余额</w:t>
+            </w:r>
+          </w:p>
+        </w:tc>
+      </w:tr>
+      <w:tr>
+        <w:tc>
+          <w:tcPr>
+            <w:tcW w:type="dxa" w:w="4419"/>
+          </w:tcPr>
+          <w:p>
+            <w:r>
+              <w:rPr>
+                <w:sz w:val="20"/>
+              </w:rPr>
+              <w:t>防刷单</w:t>
+            </w:r>
+          </w:p>
+        </w:tc>
+        <w:tc>
+          <w:tcPr>
+            <w:tcW w:type="dxa" w:w="4419"/>
+          </w:tcPr>
+          <w:p>
+            <w:r>
+              <w:rPr>
+                <w:sz w:val="20"/>
+              </w:rPr>
+              <w:t>购买完成后客户端将 Receipt 发到服务端验证（苹果/谷歌验证API），验证通过才增加余额</w:t>
+            </w:r>
+          </w:p>
+        </w:tc>
+      </w:tr>
+    </w:tbl>
+    <w:p/>
+    <w:p>
+      <w:pPr>
+        <w:pStyle w:val="Heading2"/>
+      </w:pPr>
+      <w:r>
+        <w:rPr>
+          <w:color w:val="2E86C1"/>
+        </w:rPr>
+        <w:t>个人中心 — 精彩回忆数据体系 + 激励视频上限</w:t>
+      </w:r>
+    </w:p>
+    <w:p>
+      <w:pPr>
+        <w:pStyle w:val="Heading3"/>
+      </w:pPr>
+      <w:r>
+        <w:rPr>
+          <w:color w:val="176A5E"/>
+        </w:rPr>
+        <w:t>"精彩回忆"数据采集体系</w:t>
+      </w:r>
+    </w:p>
+    <w:p>
+      <w:pPr/>
+      <w:r>
+        <w:rPr>
+          <w:sz w:val="21"/>
+        </w:rPr>
+        <w:t>个人中心显示的"精彩回忆"数字，采集来源为以下所有回忆相册条目总数：</w:t>
+      </w:r>
+    </w:p>
+    <w:p>
+      <w:pPr>
+        <w:pStyle w:val="ListBullet"/>
+        <w:ind w:left="360"/>
+      </w:pPr>
+      <w:r>
+        <w:rPr>
+          <w:sz w:val="20"/>
+        </w:rPr>
+        <w:t>① 用户手动收藏的消息条数</w:t>
+      </w:r>
+    </w:p>
+    <w:p>
+      <w:pPr>
+        <w:pStyle w:val="ListBullet"/>
+        <w:ind w:left="360"/>
+      </w:pPr>
+      <w:r>
+        <w:rPr>
+          <w:sz w:val="20"/>
+        </w:rPr>
+        <w:t>② AI自动存储的高质量回复条数</w:t>
+      </w:r>
+    </w:p>
+    <w:p>
+      <w:pPr>
+        <w:pStyle w:val="ListBullet"/>
+        <w:ind w:left="360"/>
+      </w:pPr>
+      <w:r>
+        <w:rPr>
+          <w:sz w:val="20"/>
+        </w:rPr>
+        <w:t>③ 系统里程碑节点记录数（Lv升级、打卡等）</w:t>
+      </w:r>
+    </w:p>
+    <w:p>
+      <w:pPr>
+        <w:pStyle w:val="ListBullet"/>
+        <w:ind w:left="360"/>
+      </w:pPr>
+      <w:r>
+        <w:rPr>
+          <w:sz w:val="20"/>
+        </w:rPr>
+        <w:t>④ 纪念日条目数（生日、周年、特别时刻等）</w:t>
+      </w:r>
+    </w:p>
+    <w:p>
+      <w:pPr/>
+      <w:r>
+        <w:rPr>
+          <w:sz w:val="21"/>
+        </w:rPr>
+        <w:t>即：精彩回忆数 = 回忆相册中所有条目总数，直接反映用户与角色的情感积累深度。数字越大，代表用户越资深，是留存和粘性的核心指标。</w:t>
+      </w:r>
+    </w:p>
+    <w:p>
+      <w:pPr>
+        <w:pStyle w:val="Heading3"/>
+      </w:pPr>
+      <w:r>
+        <w:rPr>
+          <w:color w:val="176A5E"/>
+        </w:rPr>
+        <w:t>激励视频上限：3次 → 5次</w:t>
+      </w:r>
+    </w:p>
+    <w:p>
+      <w:pPr/>
+      <w:r>
+        <w:rPr>
+          <w:sz w:val="21"/>
+        </w:rPr>
+        <w:t>✅ 已按用户要求修改：激励视频每日上限从3次改为5次，每次+50条，每日最多可免费获得250条消息。</w:t>
+      </w:r>
+    </w:p>
+    <w:p>
+      <w:pPr/>
+      <w:r>
+        <w:rPr>
+          <w:sz w:val="21"/>
+        </w:rPr>
+        <w:t>重置逻辑：每日0点重置计数；5次用完后按钮灰显，文案改为"明天再来"；次日0点后自动恢复可点击状态。</w:t>
+      </w:r>
+    </w:p>
+    <w:p/>
+    <w:p>
+      <w:pPr>
+        <w:pStyle w:val="Heading2"/>
+      </w:pPr>
+      <w:r>
+        <w:rPr>
+          <w:color w:val="2E86C1"/>
+        </w:rPr>
+        <w:t>应用设置 — 输入联想功能说明</w:t>
+      </w:r>
+    </w:p>
+    <w:p>
+      <w:pPr/>
+      <w:r>
+        <w:rPr>
+          <w:sz w:val="21"/>
+        </w:rPr>
+        <w:t>❓ 疑问：打开"输入联想"设置，会有什么功能？</w:t>
+      </w:r>
+    </w:p>
+    <w:p>
+      <w:pPr/>
+      <w:r>
+        <w:rPr>
+          <w:b/>
+          <w:sz w:val="21"/>
+        </w:rPr>
+        <w:t>✅ 解答：输入联想功能设计如下：</w:t>
+      </w:r>
+    </w:p>
+    <w:p>
+      <w:pPr>
+        <w:pStyle w:val="ListBullet"/>
+        <w:ind w:left="360"/>
+      </w:pPr>
+      <w:r>
+        <w:rPr>
+          <w:sz w:val="20"/>
+        </w:rPr>
+        <w:t>开启后效果：用户在输入框打字时，底部实时浮现3个"角色风格的快捷短语"供选择</w:t>
+      </w:r>
+    </w:p>
+    <w:p>
+      <w:pPr>
+        <w:pStyle w:val="ListBullet"/>
+        <w:ind w:left="360"/>
+      </w:pPr>
+      <w:r>
+        <w:rPr>
+          <w:sz w:val="20"/>
+        </w:rPr>
+        <w:t>示例：用户输入"今天" → 联想显示："今天好开心~" / "今天有点累…" / "今天很想你"</w:t>
+      </w:r>
+    </w:p>
+    <w:p>
+      <w:pPr>
+        <w:pStyle w:val="ListBullet"/>
+        <w:ind w:left="360"/>
+      </w:pPr>
+      <w:r>
+        <w:rPr>
+          <w:sz w:val="20"/>
+        </w:rPr>
+        <w:t>个性化：角色会"记住"用户常用表达（本地词频统计），让用户感觉"被她了解"</w:t>
+      </w:r>
+    </w:p>
+    <w:p>
+      <w:pPr>
+        <w:pStyle w:val="ListBullet"/>
+        <w:ind w:left="360"/>
+      </w:pPr>
+      <w:r>
+        <w:rPr>
+          <w:sz w:val="20"/>
+        </w:rPr>
+        <w:t>技术实现：本地维护用户高频词表（SQLite/SharedPreferences）+ 固定模板库，无服务器调用，0延迟</w:t>
+      </w:r>
+    </w:p>
+    <w:p>
+      <w:pPr>
+        <w:pStyle w:val="ListBullet"/>
+        <w:ind w:left="360"/>
+      </w:pPr>
+      <w:r>
+        <w:rPr>
+          <w:sz w:val="20"/>
+        </w:rPr>
+        <w:t>关闭效果：纯净输入框，无任何联想提示</w:t>
+      </w:r>
+    </w:p>
+    <w:p>
+      <w:pPr>
+        <w:ind w:left="432"/>
+      </w:pPr>
+      <w:r>
+        <w:rPr>
+          <w:i/>
+          <w:color w:val="216CB4"/>
+          <w:sz w:val="20"/>
+        </w:rPr>
+        <w:t>📌 这是提升用户与角色互动频率的UX技巧，降低每次打字的心理负担，从而提高DAU</w:t>
+      </w:r>
+    </w:p>
+    <w:p/>
+    <w:p>
+      <w:pPr>
+        <w:pStyle w:val="Heading2"/>
+      </w:pPr>
+      <w:r>
+        <w:rPr>
+          <w:color w:val="2E86C1"/>
+        </w:rPr>
+        <w:t>关于我们 — 对话满意评判体系与评分触发</w:t>
+      </w:r>
+    </w:p>
+    <w:p>
+      <w:pPr/>
+      <w:r>
+        <w:rPr>
+          <w:sz w:val="21"/>
+        </w:rPr>
+        <w:t>❓ 疑问：对话满意如何评判？如果靠关键词的话，请给出关键词清单或者体系。</w:t>
+      </w:r>
+    </w:p>
+    <w:p>
+      <w:pPr/>
+      <w:r>
+        <w:rPr>
+          <w:b/>
+          <w:sz w:val="21"/>
+        </w:rPr>
+        <w:t>✅ 解答：满意度评判采用"正向情感关键词触发"机制：</w:t>
+      </w:r>
+    </w:p>
+    <w:p>
+      <w:pPr>
+        <w:pStyle w:val="Heading3"/>
+      </w:pPr>
+      <w:r>
+        <w:rPr>
+          <w:color w:val="176A5E"/>
+        </w:rPr>
+        <w:t>正向关键词清单（20个）</w:t>
+      </w:r>
+    </w:p>
+    <w:p>
+      <w:pPr/>
+      <w:r>
+        <w:rPr>
+          <w:sz w:val="21"/>
+        </w:rPr>
+        <w:t>好甜 / 好懂我 / 太好了 / 你真好 / 喜欢你 / 好可爱 / 感谢 / 谢谢你 / 你最棒 / 好有意思 / 好治愈 / 真的很好 / 被治愈了 / 好喜欢 / 爱你 / 暖心 / 好感动 / 你太厉害了 / 哇好棒 / 我喜欢你</w:t>
+      </w:r>
+    </w:p>
+    <w:p>
+      <w:pPr>
+        <w:pStyle w:val="Heading3"/>
+      </w:pPr>
+      <w:r>
+        <w:rPr>
+          <w:color w:val="176A5E"/>
+        </w:rPr>
+        <w:t>触发规则（全部满足才触发）</w:t>
+      </w:r>
+    </w:p>
+    <w:p>
+      <w:pPr>
+        <w:pStyle w:val="ListBullet"/>
+        <w:ind w:left="360"/>
+      </w:pPr>
+      <w:r>
+        <w:rPr>
+          <w:sz w:val="20"/>
+        </w:rPr>
+        <w:t>条件1：用户发送的消息包含以上正向关键词任意一个</w:t>
+      </w:r>
+    </w:p>
+    <w:p>
+      <w:pPr>
+        <w:pStyle w:val="ListBullet"/>
+        <w:ind w:left="360"/>
+      </w:pPr>
+      <w:r>
+        <w:rPr>
+          <w:sz w:val="20"/>
+        </w:rPr>
+        <w:t>条件2：当日累计对话次数 ≥ 5次（确保用户已深度使用，而非刚打开App）</w:t>
+      </w:r>
+    </w:p>
+    <w:p>
+      <w:pPr>
+        <w:pStyle w:val="ListBullet"/>
+        <w:ind w:left="360"/>
+      </w:pPr>
+      <w:r>
+        <w:rPr>
+          <w:sz w:val="20"/>
+        </w:rPr>
+        <w:t>条件3：距离上次触发评分弹窗 ≥ 30天（防止频繁打扰，提升评分质量）</w:t>
+      </w:r>
+    </w:p>
+    <w:p>
+      <w:pPr>
+        <w:pStyle w:val="Heading3"/>
+      </w:pPr>
+      <w:r>
+        <w:rPr>
+          <w:color w:val="176A5E"/>
+        </w:rPr>
+        <w:t>实现方式</w:t>
+      </w:r>
+    </w:p>
+    <w:p>
+      <w:pPr>
+        <w:pStyle w:val="ListBullet"/>
+        <w:ind w:left="360"/>
+      </w:pPr>
+      <w:r>
+        <w:rPr>
+          <w:sz w:val="20"/>
+        </w:rPr>
+        <w:t>iOS：调用系统 SKStoreReviewRequest.requestReview()（无法自定义UI，苹果强制）</w:t>
+      </w:r>
+    </w:p>
+    <w:p>
+      <w:pPr>
+        <w:pStyle w:val="ListBullet"/>
+        <w:ind w:left="360"/>
+      </w:pPr>
+      <w:r>
+        <w:rPr>
+          <w:sz w:val="20"/>
+        </w:rPr>
+        <w:t>Android：调用 Google Play In-App Review API</w:t>
+      </w:r>
+    </w:p>
+    <w:p>
+      <w:pPr>
+        <w:pStyle w:val="ListBullet"/>
+        <w:ind w:left="360"/>
+      </w:pPr>
+      <w:r>
+        <w:rPr>
+          <w:sz w:val="20"/>
+        </w:rPr>
+        <w:t>HarmonyOS：调用 HMS 评分引导 API</w:t>
+      </w:r>
+    </w:p>
+    <w:p>
+      <w:pPr>
+        <w:ind w:left="432"/>
+      </w:pPr>
+      <w:r>
+        <w:rPr>
+          <w:i/>
+          <w:color w:val="216CB4"/>
+          <w:sz w:val="20"/>
+        </w:rPr>
+        <w:t>📌 ⚠ 苹果限制：SKStoreReviewRequest 每年最多弹出3次，由系统控制，App无法强制弹出；即使触发条件满足，苹果可能不展示弹窗，属正常现象</w:t>
+      </w:r>
+    </w:p>
+    <w:p/>
+    <w:p>
+      <w:pPr>
+        <w:pStyle w:val="Heading1"/>
+      </w:pPr>
+      <w:r>
+        <w:rPr>
+          <w:color w:val="235EAD"/>
+        </w:rPr>
+        <w:t>三、v1.1 页面变更汇总</w:t>
+      </w:r>
+    </w:p>
+    <w:tbl>
+      <w:tblPr>
+        <w:tblStyle w:val="TableGrid"/>
+        <w:tblW w:type="auto" w:w="0"/>
+        <w:tblLook w:firstColumn="1" w:firstRow="1" w:lastColumn="0" w:lastRow="0" w:noHBand="0" w:noVBand="1" w:val="04A0"/>
+      </w:tblPr>
+      <w:tblGrid>
+        <w:gridCol w:w="4419"/>
+        <w:gridCol w:w="4419"/>
+      </w:tblGrid>
+      <w:tr>
+        <w:tc>
+          <w:tcPr>
+            <w:tcW w:type="dxa" w:w="4419"/>
+            <w:shd w:fill="2E86C1" w:color="auto" w:val="clear"/>
+          </w:tcPr>
+          <w:p>
+            <w:pPr>
+              <w:jc w:val="center"/>
+            </w:pPr>
+            <w:r>
+              <w:rPr>
+                <w:b/>
+                <w:color w:val="FFFFFF"/>
+                <w:sz w:val="20"/>
+              </w:rPr>
+              <w:t>变更</w:t>
+            </w:r>
+          </w:p>
+        </w:tc>
+        <w:tc>
+          <w:tcPr>
+            <w:tcW w:type="dxa" w:w="4419"/>
+            <w:shd w:fill="2E86C1" w:color="auto" w:val="clear"/>
+          </w:tcPr>
+          <w:p>
+            <w:pPr>
+              <w:jc w:val="center"/>
+            </w:pPr>
+            <w:r>
+              <w:rPr>
+                <w:b/>
+                <w:color w:val="FFFFFF"/>
+                <w:sz w:val="20"/>
+              </w:rPr>
+              <w:t>内容</w:t>
+            </w:r>
+          </w:p>
+        </w:tc>
+      </w:tr>
+      <w:tr>
+        <w:tc>
+          <w:tcPr>
+            <w:tcW w:type="dxa" w:w="4419"/>
+          </w:tcPr>
+          <w:p>
+            <w:r>
+              <w:rPr>
+                <w:sz w:val="20"/>
+              </w:rPr>
+              <w:t>新增 页面00 登录页</w:t>
+            </w:r>
+          </w:p>
+        </w:tc>
+        <w:tc>
+          <w:tcPr>
+            <w:tcW w:type="dxa" w:w="4419"/>
+          </w:tcPr>
+          <w:p>
+            <w:r>
+              <w:rPr>
+                <w:sz w:val="20"/>
+              </w:rPr>
+              <w:t>账号登录（手机号/Apple ID），Flutter三端方案必须</w:t>
+            </w:r>
+          </w:p>
+        </w:tc>
+      </w:tr>
+      <w:tr>
+        <w:tc>
+          <w:tcPr>
+            <w:tcW w:type="dxa" w:w="4419"/>
+          </w:tcPr>
+          <w:p>
+            <w:r>
+              <w:rPr>
+                <w:sz w:val="20"/>
+              </w:rPr>
+              <w:t>新增 页面00 注册页</w:t>
+            </w:r>
+          </w:p>
+        </w:tc>
+        <w:tc>
+          <w:tcPr>
+            <w:tcW w:type="dxa" w:w="4419"/>
+          </w:tcPr>
+          <w:p>
+            <w:r>
+              <w:rPr>
+                <w:sz w:val="20"/>
+              </w:rPr>
+              <w:t>手机号+验证码注册，含协议勾选，Flutter三端方案必须</w:t>
+            </w:r>
+          </w:p>
+        </w:tc>
+      </w:tr>
+      <w:tr>
+        <w:tc>
+          <w:tcPr>
+            <w:tcW w:type="dxa" w:w="4419"/>
+          </w:tcPr>
+          <w:p>
+            <w:r>
+              <w:rPr>
+                <w:sz w:val="20"/>
+              </w:rPr>
+              <w:t>修改 页面01 引导页</w:t>
+            </w:r>
+          </w:p>
+        </w:tc>
+        <w:tc>
+          <w:tcPr>
+            <w:tcW w:type="dxa" w:w="4419"/>
+          </w:tcPr>
+          <w:p>
+            <w:r>
+              <w:rPr>
+                <w:sz w:val="20"/>
+              </w:rPr>
+              <w:t>跳过按钮逻辑：已有账号→主聊天页；首次→角色选择页</w:t>
+            </w:r>
+          </w:p>
+        </w:tc>
+      </w:tr>
+      <w:tr>
+        <w:tc>
+          <w:tcPr>
+            <w:tcW w:type="dxa" w:w="4419"/>
+          </w:tcPr>
+          <w:p>
+            <w:r>
+              <w:rPr>
+                <w:sz w:val="20"/>
+              </w:rPr>
+              <w:t>修改 页面02 角色选择</w:t>
+            </w:r>
+          </w:p>
+        </w:tc>
+        <w:tc>
+          <w:tcPr>
+            <w:tcW w:type="dxa" w:w="4419"/>
+          </w:tcPr>
+          <w:p>
+            <w:r>
+              <w:rPr>
+                <w:sz w:val="20"/>
+              </w:rPr>
+              <w:t>傲娇腹黑型性格标签补充（毒舌/嘴硬心软/反差萌）</w:t>
+            </w:r>
+          </w:p>
+        </w:tc>
+      </w:tr>
+      <w:tr>
+        <w:tc>
+          <w:tcPr>
+            <w:tcW w:type="dxa" w:w="4419"/>
+          </w:tcPr>
+          <w:p>
+            <w:r>
+              <w:rPr>
+                <w:sz w:val="20"/>
+              </w:rPr>
+              <w:t>修改 页面04 关系启动</w:t>
+            </w:r>
+          </w:p>
+        </w:tc>
+        <w:tc>
+          <w:tcPr>
+            <w:tcW w:type="dxa" w:w="4419"/>
+          </w:tcPr>
+          <w:p>
+            <w:r>
+              <w:rPr>
+                <w:sz w:val="20"/>
+              </w:rPr>
+              <w:t>补充傲娇首句台词；快速回复机制说明澄清</w:t>
+            </w:r>
+          </w:p>
+        </w:tc>
+      </w:tr>
+      <w:tr>
+        <w:tc>
+          <w:tcPr>
+            <w:tcW w:type="dxa" w:w="4419"/>
+          </w:tcPr>
+          <w:p>
+            <w:r>
+              <w:rPr>
+                <w:sz w:val="20"/>
+              </w:rPr>
+              <w:t>修改 页面05 主聊天页</w:t>
+            </w:r>
+          </w:p>
+        </w:tc>
+        <w:tc>
+          <w:tcPr>
+            <w:tcW w:type="dxa" w:w="4419"/>
+          </w:tcPr>
+          <w:p>
+            <w:r>
+              <w:rPr>
+                <w:sz w:val="20"/>
+              </w:rPr>
+              <w:t>情绪检测关键词体系；+按钮功能设计；♡图标定位澄清</w:t>
+            </w:r>
+          </w:p>
+        </w:tc>
+      </w:tr>
+      <w:tr>
+        <w:tc>
+          <w:tcPr>
+            <w:tcW w:type="dxa" w:w="4419"/>
+          </w:tcPr>
+          <w:p>
+            <w:r>
+              <w:rPr>
+                <w:sz w:val="20"/>
+              </w:rPr>
+              <w:t>修改 页面06 角色状态</w:t>
+            </w:r>
+          </w:p>
+        </w:tc>
+        <w:tc>
+          <w:tcPr>
+            <w:tcW w:type="dxa" w:w="4419"/>
+          </w:tcPr>
+          <w:p>
+            <w:r>
+              <w:rPr>
+                <w:sz w:val="20"/>
+              </w:rPr>
+              <w:t>各阶段详细判定条件；完整纪念日与特别回忆体系</w:t>
+            </w:r>
+          </w:p>
+        </w:tc>
+      </w:tr>
+      <w:tr>
+        <w:tc>
+          <w:tcPr>
+            <w:tcW w:type="dxa" w:w="4419"/>
+          </w:tcPr>
+          <w:p>
+            <w:r>
+              <w:rPr>
+                <w:sz w:val="20"/>
+              </w:rPr>
+              <w:t>修改 页面07 每日问候</w:t>
+            </w:r>
+          </w:p>
+        </w:tc>
+        <w:tc>
+          <w:tcPr>
+            <w:tcW w:type="dxa" w:w="4419"/>
+          </w:tcPr>
+          <w:p>
+            <w:r>
+              <w:rPr>
+                <w:sz w:val="20"/>
+              </w:rPr>
+              <w:t>Flutter跨平台天气API方案（Open-Meteo/wttr.in）</w:t>
+            </w:r>
+          </w:p>
+        </w:tc>
+      </w:tr>
+      <w:tr>
+        <w:tc>
+          <w:tcPr>
+            <w:tcW w:type="dxa" w:w="4419"/>
+          </w:tcPr>
+          <w:p>
+            <w:r>
+              <w:rPr>
+                <w:sz w:val="20"/>
+              </w:rPr>
+              <w:t>修改 页面08 情绪记录</w:t>
+            </w:r>
+          </w:p>
+        </w:tc>
+        <w:tc>
+          <w:tcPr>
+            <w:tcW w:type="dxa" w:w="4419"/>
+          </w:tcPr>
+          <w:p>
+            <w:r>
+              <w:rPr>
+                <w:sz w:val="20"/>
+              </w:rPr>
+              <w:t>入口4个；角色回应UI；柱状图映射；图表展开UI</w:t>
+            </w:r>
+          </w:p>
+        </w:tc>
+      </w:tr>
+      <w:tr>
+        <w:tc>
+          <w:tcPr>
+            <w:tcW w:type="dxa" w:w="4419"/>
+          </w:tcPr>
+          <w:p>
+            <w:r>
+              <w:rPr>
+                <w:sz w:val="20"/>
+              </w:rPr>
+              <w:t>修改 页面09 回忆相册</w:t>
+            </w:r>
+          </w:p>
+        </w:tc>
+        <w:tc>
+          <w:tcPr>
+            <w:tcW w:type="dxa" w:w="4419"/>
+          </w:tcPr>
+          <w:p>
+            <w:r>
+              <w:rPr>
+                <w:sz w:val="20"/>
+              </w:rPr>
+              <w:t>AI自动存储标准；纪念日/特别时刻生成体系</w:t>
+            </w:r>
+          </w:p>
+        </w:tc>
+      </w:tr>
+      <w:tr>
+        <w:tc>
+          <w:tcPr>
+            <w:tcW w:type="dxa" w:w="4419"/>
+          </w:tcPr>
+          <w:p>
+            <w:r>
+              <w:rPr>
+                <w:sz w:val="20"/>
+              </w:rPr>
+              <w:t>修改 页面10 关系时间线</w:t>
+            </w:r>
+          </w:p>
+        </w:tc>
+        <w:tc>
+          <w:tcPr>
+            <w:tcW w:type="dxa" w:w="4419"/>
+          </w:tcPr>
+          <w:p>
+            <w:r>
+              <w:rPr>
+                <w:sz w:val="20"/>
+              </w:rPr>
+              <w:t>三类事件体系设计；双通道解锁方案详解</w:t>
+            </w:r>
+          </w:p>
+        </w:tc>
+      </w:tr>
+      <w:tr>
+        <w:tc>
+          <w:tcPr>
+            <w:tcW w:type="dxa" w:w="4419"/>
+          </w:tcPr>
+          <w:p>
+            <w:r>
+              <w:rPr>
+                <w:sz w:val="20"/>
+              </w:rPr>
+              <w:t>修改 页面11 角色详情</w:t>
+            </w:r>
+          </w:p>
+        </w:tc>
+        <w:tc>
+          <w:tcPr>
+            <w:tcW w:type="dxa" w:w="4419"/>
+          </w:tcPr>
+          <w:p>
+            <w:r>
+              <w:rPr>
+                <w:sz w:val="20"/>
+              </w:rPr>
+              <w:t>章节展开=对话剧情驱动机制，而非静态文本</w:t>
+            </w:r>
+          </w:p>
+        </w:tc>
+      </w:tr>
+      <w:tr>
+        <w:tc>
+          <w:tcPr>
+            <w:tcW w:type="dxa" w:w="4419"/>
+          </w:tcPr>
+          <w:p>
+            <w:r>
+              <w:rPr>
+                <w:sz w:val="20"/>
+              </w:rPr>
+              <w:t>修改 页面15 个人中心</w:t>
+            </w:r>
+          </w:p>
+        </w:tc>
+        <w:tc>
+          <w:tcPr>
+            <w:tcW w:type="dxa" w:w="4419"/>
+          </w:tcPr>
+          <w:p>
+            <w:r>
+              <w:rPr>
+                <w:sz w:val="20"/>
+              </w:rPr>
+              <w:t>激励视频上限3→5次；精彩回忆数据采集体系说明</w:t>
+            </w:r>
+          </w:p>
+        </w:tc>
+      </w:tr>
+      <w:tr>
+        <w:tc>
+          <w:tcPr>
+            <w:tcW w:type="dxa" w:w="4419"/>
+          </w:tcPr>
+          <w:p>
+            <w:r>
+              <w:rPr>
+                <w:sz w:val="20"/>
+              </w:rPr>
+              <w:t>修改 页面16 应用设置</w:t>
+            </w:r>
+          </w:p>
+        </w:tc>
+        <w:tc>
+          <w:tcPr>
+            <w:tcW w:type="dxa" w:w="4419"/>
+          </w:tcPr>
+          <w:p>
+            <w:r>
+              <w:rPr>
+                <w:sz w:val="20"/>
+              </w:rPr>
+              <w:t>输入联想功能详细说明</w:t>
+            </w:r>
+          </w:p>
+        </w:tc>
+      </w:tr>
+      <w:tr>
+        <w:tc>
+          <w:tcPr>
+            <w:tcW w:type="dxa" w:w="4419"/>
+          </w:tcPr>
+          <w:p>
+            <w:r>
+              <w:rPr>
+                <w:sz w:val="20"/>
+              </w:rPr>
+              <w:t>修改 页面18 关于我们</w:t>
+            </w:r>
+          </w:p>
+        </w:tc>
+        <w:tc>
+          <w:tcPr>
+            <w:tcW w:type="dxa" w:w="4419"/>
+          </w:tcPr>
+          <w:p>
+            <w:r>
+              <w:rPr>
+                <w:sz w:val="20"/>
+              </w:rPr>
+              <w:t>满意度评判关键词清单与评分触发规则</w:t>
+            </w:r>
+          </w:p>
+        </w:tc>
+      </w:tr>
+    </w:tbl>
+    <w:p/>
+    <w:p>
+      <w:pPr/>
+      <w:r>
+        <w:rPr>
+          <w:color w:val="999999"/>
+          <w:sz w:val="21"/>
+        </w:rPr>
+        <w:t>文档版本 v1.1 · 2026年4月 · 基于《AI伴伴.docx》疑问逐条解答并修订</w:t>
       </w:r>
     </w:p>
     <w:sectPr>

--- a/AIUniversalAssistant/AI情感陪伴App-可落地设计方案.docx
+++ b/AIUniversalAssistant/AI情感陪伴App-可落地设计方案.docx
@@ -130,7 +130,7 @@
           <w:color w:val="2C3E50"/>
           <w:sz w:val="21"/>
         </w:rPr>
-        <w:t>功能集中，20页内完全够用，开发周期可控</w:t>
+        <w:t>功能集中，首期22页可覆盖账号、陪伴、成长、变现四条主线，开发周期可控</w:t>
       </w:r>
     </w:p>
     <w:p>
@@ -287,7 +287,7 @@
                 <w:color w:val="2C3E50"/>
                 <w:sz w:val="20"/>
               </w:rPr>
-              <w:t>Swift（原生iOS）</w:t>
+              <w:t>Flutter（Dart）</w:t>
             </w:r>
           </w:p>
         </w:tc>
@@ -305,7 +305,7 @@
                 <w:color w:val="2C3E50"/>
                 <w:sz w:val="20"/>
               </w:rPr>
-              <w:t>团队已熟悉，复用现有代码</w:t>
+              <w:t>一套代码覆盖 iOS、安卓、鸿蒙，减少多端重复开发与维护成本</w:t>
             </w:r>
           </w:p>
         </w:tc>
@@ -455,7 +455,7 @@
                 <w:color w:val="2C3E50"/>
                 <w:sz w:val="20"/>
               </w:rPr>
-              <w:t>CoreData</w:t>
+              <w:t>SQLite + 云端数据库</w:t>
             </w:r>
           </w:p>
         </w:tc>
@@ -473,7 +473,7 @@
                 <w:color w:val="2C3E50"/>
                 <w:sz w:val="20"/>
               </w:rPr>
-              <w:t>无服务器，数据全部存设备本地</w:t>
+              <w:t>本地 SQLite 做离线缓存，云端存账号、对话、余额与会员状态，满足三端同步</w:t>
             </w:r>
           </w:p>
         </w:tc>
@@ -511,7 +511,7 @@
                 <w:color w:val="2C3E50"/>
                 <w:sz w:val="20"/>
               </w:rPr>
-              <w:t>StoreKit（复用现有代码）</w:t>
+              <w:t>Flutter 支付层 + 平台原生支付 SDK</w:t>
             </w:r>
           </w:p>
         </w:tc>
@@ -529,7 +529,7 @@
                 <w:color w:val="2C3E50"/>
                 <w:sz w:val="20"/>
               </w:rPr>
-              <w:t>AI创作喵已有完整IAP实现，直接迁移</w:t>
+              <w:t>iOS/Android 用 in_app_purchase 统一封装，HarmonyOS 通过 Platform Channel 对接 HMS IAP</w:t>
             </w:r>
           </w:p>
         </w:tc>
@@ -567,7 +567,7 @@
                 <w:color w:val="2C3E50"/>
                 <w:sz w:val="20"/>
               </w:rPr>
-              <w:t>APNs 本地通知</w:t>
+              <w:t>flutter_local_notifications + HMS/FCM/APNs 适配</w:t>
             </w:r>
           </w:p>
         </w:tc>
@@ -585,7 +585,7 @@
                 <w:color w:val="2C3E50"/>
                 <w:sz w:val="20"/>
               </w:rPr>
-              <w:t>早安/晚安提醒无需服务器即可实现</w:t>
+              <w:t>本地提醒可先落地，后续远程推送可承接召回、活动和内容运营</w:t>
             </w:r>
           </w:p>
         </w:tc>
@@ -623,7 +623,7 @@
                 <w:color w:val="2C3E50"/>
                 <w:sz w:val="20"/>
               </w:rPr>
-              <w:t>UIKit / SwiftUI</w:t>
+              <w:t>Flutter Material 3 + 自定义主题</w:t>
             </w:r>
           </w:p>
         </w:tc>
@@ -641,7 +641,7 @@
                 <w:color w:val="2C3E50"/>
                 <w:sz w:val="20"/>
               </w:rPr>
-              <w:t>视团队熟悉程度选择</w:t>
+              <w:t>统一三端视觉与交互，必要时通过 Platform Channel 补齐鸿蒙/原生能力</w:t>
             </w:r>
           </w:p>
         </w:tc>
@@ -922,7 +922,7 @@
                 <w:color w:val="2C3E50"/>
                 <w:sz w:val="20"/>
               </w:rPr>
-              <w:t>TestFlight 内测</w:t>
+              <w:t>多端内测与真机验证</w:t>
             </w:r>
           </w:p>
         </w:tc>
@@ -958,7 +958,7 @@
                 <w:color w:val="2C3E50"/>
                 <w:sz w:val="20"/>
               </w:rPr>
-              <w:t>Apple Developer账号已有</w:t>
+              <w:t>iOS 用 TestFlight，安卓/鸿蒙走企业分发或应用市场测试通道</w:t>
             </w:r>
           </w:p>
         </w:tc>
@@ -1052,7 +1052,7 @@
                 <w:color w:val="2C3E50"/>
                 <w:sz w:val="20"/>
               </w:rPr>
-              <w:t>&lt; 300元</w:t>
+              <w:t>&lt; 1000元</w:t>
             </w:r>
           </w:p>
         </w:tc>
@@ -1089,7 +1089,7 @@
           <w:color w:val="95A5A6"/>
           <w:sz w:val="21"/>
         </w:rPr>
-        <w:t>注：Apple Developer账号（688元/年）按题目要求排除在预算外。</w:t>
+        <w:t>注：iOS 开发者账号、安卓/鸿蒙市场上架资质等平台固定成本可按既有团队资源单独核算，不计入首期功能开发预算。</w:t>
       </w:r>
     </w:p>
     <w:p>
@@ -1108,7 +1108,7 @@
           <w:color w:val="1A6B3C"/>
           <w:sz w:val="36"/>
         </w:rPr>
-        <w:t>二、20个页面清单</w:t>
+        <w:t>二、22个页面清单</w:t>
       </w:r>
     </w:p>
     <w:p>
@@ -2999,7 +2999,7 @@
                 <w:color w:val="2C3E50"/>
                 <w:sz w:val="20"/>
               </w:rPr>
-              <w:t>版本号、联系方式、App Store评分引导</w:t>
+              <w:t>版本号、联系方式、多端评分引导</w:t>
             </w:r>
           </w:p>
         </w:tc>
@@ -5596,11 +5596,11 @@
                 <w:color w:val="2C3E50"/>
                 <w:sz w:val="20"/>
               </w:rPr>
-              <w:t>Cloudflare Workers代理搭建</w:t>
+              <w:t>Flutter 工程与多端构建环境搭建</w:t>
               <w:br/>
-              <w:t>CoreData数据模型设计</w:t>
+              <w:t>Supabase/云端数据表设计</w:t>
               <w:br/>
-              <w:t>基础框架搭建</w:t>
+              <w:t>API 代理与鉴权基础服务搭建</w:t>
             </w:r>
           </w:p>
         </w:tc>
@@ -5618,7 +5618,7 @@
                 <w:color w:val="2C3E50"/>
                 <w:sz w:val="20"/>
               </w:rPr>
-              <w:t>全部20页设计稿输出</w:t>
+              <w:t>全部22页设计稿输出</w:t>
               <w:br/>
               <w:t>角色立绘绘制（2角色×3情绪）</w:t>
             </w:r>
@@ -5760,7 +5760,7 @@
               <w:br/>
               <w:t>角色状态页+好感度系统</w:t>
               <w:br/>
-              <w:t>本地记忆注入机制</w:t>
+              <w:t>本地缓存+云端同步机制</w:t>
             </w:r>
           </w:p>
         </w:tc>
@@ -5834,9 +5834,9 @@
                 <w:color w:val="2C3E50"/>
                 <w:sz w:val="20"/>
               </w:rPr>
-              <w:t>变现模块（复用AIUAIAPManager）</w:t>
+              <w:t>变现模块（Flutter统一封装 + 三端支付适配）</w:t>
               <w:br/>
-              <w:t>本地通知推送系统</w:t>
+              <w:t>本地通知与平台推送适配</w:t>
               <w:br/>
               <w:t>每日问候功能</w:t>
             </w:r>
@@ -5990,7 +5990,7 @@
                 <w:color w:val="2C3E50"/>
                 <w:sz w:val="20"/>
               </w:rPr>
-              <w:t>TestFlight内测发布</w:t>
+              <w:t>iOS/安卓/鸿蒙多端内测发布</w:t>
               <w:br/>
               <w:t>Bug收集修复</w:t>
               <w:br/>
@@ -6030,7 +6030,7 @@
                 <w:color w:val="2C3E50"/>
                 <w:sz w:val="20"/>
               </w:rPr>
-              <w:t>TestFlight上线</w:t>
+              <w:t>完成首轮多端灰测</w:t>
             </w:r>
           </w:p>
         </w:tc>
@@ -6068,7 +6068,7 @@
                 <w:color w:val="2C3E50"/>
                 <w:sz w:val="20"/>
               </w:rPr>
-              <w:t>App Store提交审核</w:t>
+              <w:t>iOS/安卓/鸿蒙提交审核或上架测试</w:t>
               <w:br/>
               <w:t>ASO关键词优化</w:t>
               <w:br/>
@@ -6090,7 +6090,7 @@
                 <w:color w:val="2C3E50"/>
                 <w:sz w:val="20"/>
               </w:rPr>
-              <w:t>App Store截图与预览图制作</w:t>
+              <w:t>多端商店截图、预览图与上架素材制作</w:t>
             </w:r>
           </w:p>
         </w:tc>
@@ -6163,7 +6163,7 @@
           <w:color w:val="2C3E50"/>
           <w:sz w:val="21"/>
         </w:rPr>
-        <w:t>在小红书/抖音发"AI女友聊天体验"测评内容，留TestFlight邀请链接</w:t>
+        <w:t>在小红书/抖音发"AI女友聊天体验"测评内容，留 iOS TestFlight 与安卓/鸿蒙体验入口</w:t>
       </w:r>
     </w:p>
     <w:p>
@@ -6237,7 +6237,7 @@
           <w:color w:val="2C3E50"/>
           <w:sz w:val="21"/>
         </w:rPr>
-        <w:t>引导满意用户在App Store评分（在用户发出"好甜""好懂我"等消息后触发评分弹窗）</w:t>
+        <w:t>引导满意用户在对应应用市场评分（在用户发出"好甜""好懂我"等消息后触发评分弹窗）</w:t>
       </w:r>
     </w:p>
     <w:p>

--- a/AIUniversalAssistant/AI情感陪伴App-可落地设计方案.docx
+++ b/AIUniversalAssistant/AI情感陪伴App-可落地设计方案.docx
@@ -1099,6 +1099,529 @@
     </w:p>
     <w:p>
       <w:pPr>
+        <w:pStyle w:val="Heading2"/>
+      </w:pPr>
+      <w:r>
+        <w:rPr>
+          <w:color w:val="235EAD"/>
+        </w:rPr>
+        <w:t xml:space="preserve">技术栈详细规范（Flutter 三端 + Bmob 账号体系）</w:t>
+      </w:r>
+    </w:p>
+    <w:p>
+      <w:pPr/>
+      <w:r>
+        <w:rPr>
+          <w:sz w:val="21"/>
+        </w:rPr>
+        <w:t>开发语言已确定为 Flutter（Dart），一套代码覆盖 iOS / Android / HarmonyOS 三端，是本方案最关键的架构决策。后端账号体系采用 Bmob 后端云（bmob.cn）替代原 Supabase 方案，Bmob 是国内主流移动 BaaS 平台，对国内网络环境友好，Flutter SDK 完善，免费层资源充足。</w:t>
+      </w:r>
+    </w:p>
+    <w:p>
+      <w:pPr>
+        <w:pStyle w:val="Heading2"/>
+      </w:pPr>
+      <w:r>
+        <w:rPr>
+          <w:color w:val="2E86C1"/>
+        </w:rPr>
+        <w:t xml:space="preserve">Flutter 三端适配说明</w:t>
+      </w:r>
+    </w:p>
+    <w:tbl>
+      <w:tblPr>
+        <w:tblStyle w:val="TableGrid"/>
+        <w:tblW w:type="auto" w:w="0"/>
+        <w:tblLook w:firstColumn="1" w:firstRow="1" w:lastColumn="0" w:lastRow="0" w:noHBand="0" w:noVBand="1" w:val="04A0"/>
+      </w:tblPr>
+      <w:tblGrid>
+        <w:gridCol w:w="4419"/>
+        <w:gridCol w:w="4419"/>
+      </w:tblGrid>
+      <w:tr>
+        <w:tc>
+          <w:tcPr>
+            <w:tcW w:type="dxa" w:w="4419"/>
+            <w:shd w:fill="2E86C1" w:color="auto" w:val="clear"/>
+          </w:tcPr>
+          <w:p>
+            <w:pPr>
+              <w:jc w:val="center"/>
+            </w:pPr>
+            <w:r>
+              <w:rPr>
+                <w:b/>
+                <w:color w:val="FFFFFF"/>
+                <w:sz w:val="20"/>
+              </w:rPr>
+              <w:t>平台</w:t>
+            </w:r>
+          </w:p>
+        </w:tc>
+        <w:tc>
+          <w:tcPr>
+            <w:tcW w:type="dxa" w:w="4419"/>
+            <w:shd w:fill="2E86C1" w:color="auto" w:val="clear"/>
+          </w:tcPr>
+          <w:p>
+            <w:pPr>
+              <w:jc w:val="center"/>
+            </w:pPr>
+            <w:r>
+              <w:rPr>
+                <w:b/>
+                <w:color w:val="FFFFFF"/>
+                <w:sz w:val="20"/>
+              </w:rPr>
+              <w:t>说明</w:t>
+            </w:r>
+          </w:p>
+        </w:tc>
+      </w:tr>
+      <w:tr>
+        <w:tc>
+          <w:tcPr>
+            <w:tcW w:type="dxa" w:w="4419"/>
+          </w:tcPr>
+          <w:p>
+            <w:r>
+              <w:rPr>
+                <w:sz w:val="20"/>
+              </w:rPr>
+              <w:t>iOS</w:t>
+            </w:r>
+          </w:p>
+        </w:tc>
+        <w:tc>
+          <w:tcPr>
+            <w:tcW w:type="dxa" w:w="4419"/>
+          </w:tcPr>
+          <w:p>
+            <w:r>
+              <w:rPr>
+                <w:sz w:val="20"/>
+              </w:rPr>
+              <w:t>Flutter 官方一级支持，发布到 App Store，StoreKit 需用 in_app_purchase 插件</w:t>
+            </w:r>
+          </w:p>
+        </w:tc>
+      </w:tr>
+      <w:tr>
+        <w:tc>
+          <w:tcPr>
+            <w:tcW w:type="dxa" w:w="4419"/>
+          </w:tcPr>
+          <w:p>
+            <w:r>
+              <w:rPr>
+                <w:sz w:val="20"/>
+              </w:rPr>
+              <w:t>Android</w:t>
+            </w:r>
+          </w:p>
+        </w:tc>
+        <w:tc>
+          <w:tcPr>
+            <w:tcW w:type="dxa" w:w="4419"/>
+          </w:tcPr>
+          <w:p>
+            <w:r>
+              <w:rPr>
+                <w:sz w:val="20"/>
+              </w:rPr>
+              <w:t>Flutter 官方一级支持，发布到 Google Play / 国内应用市场（华为/小米/OPPO等）</w:t>
+            </w:r>
+          </w:p>
+        </w:tc>
+      </w:tr>
+      <w:tr>
+        <w:tc>
+          <w:tcPr>
+            <w:tcW w:type="dxa" w:w="4419"/>
+          </w:tcPr>
+          <w:p>
+            <w:r>
+              <w:rPr>
+                <w:sz w:val="20"/>
+              </w:rPr>
+              <w:t>HarmonyOS</w:t>
+            </w:r>
+          </w:p>
+        </w:tc>
+        <w:tc>
+          <w:tcPr>
+            <w:tcW w:type="dxa" w:w="4419"/>
+          </w:tcPr>
+          <w:p>
+            <w:r>
+              <w:rPr>
+                <w:sz w:val="20"/>
+              </w:rPr>
+              <w:t>Flutter for HarmonyOS（华为官方维护分支），API 基本兼容，注意 HMS Core 推送和支付需单独适配</w:t>
+            </w:r>
+          </w:p>
+        </w:tc>
+      </w:tr>
+    </w:tbl>
+    <w:p>
+      <w:pPr>
+        <w:pStyle w:val="Heading2"/>
+      </w:pPr>
+      <w:r>
+        <w:rPr>
+          <w:color w:val="2E86C1"/>
+        </w:rPr>
+        <w:t xml:space="preserve">服务器选型（Bmob 后端云）</w:t>
+      </w:r>
+    </w:p>
+    <w:p>
+      <w:pPr/>
+      <w:r>
+        <w:rPr>
+          <w:sz w:val="21"/>
+        </w:rPr>
+        <w:t>选择 Flutter 跨平台后，数据必须上云才能实现三端同步，原"本地存储无服务器"方案需升级。</w:t>
+      </w:r>
+    </w:p>
+    <w:tbl>
+      <w:tblPr>
+        <w:tblStyle w:val="TableGrid"/>
+        <w:tblW w:type="auto" w:w="0"/>
+        <w:tblLook w:firstColumn="1" w:firstRow="1" w:lastColumn="0" w:lastRow="0" w:noHBand="0" w:noVBand="1" w:val="04A0"/>
+      </w:tblPr>
+      <w:tblGrid>
+        <w:gridCol w:w="4419"/>
+        <w:gridCol w:w="4419"/>
+      </w:tblGrid>
+      <w:tr>
+        <w:tc>
+          <w:tcPr>
+            <w:tcW w:type="dxa" w:w="4419"/>
+            <w:shd w:fill="2E86C1" w:color="auto" w:val="clear"/>
+          </w:tcPr>
+          <w:p>
+            <w:pPr>
+              <w:jc w:val="center"/>
+            </w:pPr>
+            <w:r>
+              <w:rPr>
+                <w:b/>
+                <w:color w:val="FFFFFF"/>
+                <w:sz w:val="20"/>
+              </w:rPr>
+              <w:t>方案</w:t>
+            </w:r>
+          </w:p>
+        </w:tc>
+        <w:tc>
+          <w:tcPr>
+            <w:tcW w:type="dxa" w:w="4419"/>
+            <w:shd w:fill="2E86C1" w:color="auto" w:val="clear"/>
+          </w:tcPr>
+          <w:p>
+            <w:pPr>
+              <w:jc w:val="center"/>
+            </w:pPr>
+            <w:r>
+              <w:rPr>
+                <w:b/>
+                <w:color w:val="FFFFFF"/>
+                <w:sz w:val="20"/>
+              </w:rPr>
+              <w:t>详细说明</w:t>
+            </w:r>
+          </w:p>
+        </w:tc>
+      </w:tr>
+      <w:tr>
+        <w:tc>
+          <w:tcPr>
+            <w:tcW w:type="dxa" w:w="4419"/>
+          </w:tcPr>
+          <w:p>
+            <w:r>
+              <w:rPr>
+                <w:sz w:val="20"/>
+              </w:rPr>
+              <w:t>推荐首选</w:t>
+              <w:br/>
+              <w:t>Bmob 后端云</w:t>
+            </w:r>
+          </w:p>
+        </w:tc>
+        <w:tc>
+          <w:tcPr>
+            <w:tcW w:type="dxa" w:w="4419"/>
+          </w:tcPr>
+          <w:p>
+            <w:r>
+              <w:rPr>
+                <w:sz w:val="20"/>
+              </w:rPr>
+              <w:t>免费层：100GB存储 + 每日10万次请求 + 100万月调用；国内BaaS服务，服务器在国内访问更快；Flutter SDK（bmob_flutter_plugin）官方维护；含用户认证/云数据库/推送通知/云函数；无需自建后端，接入极简；超出免费层后按量付费，费用极低</w:t>
+            </w:r>
+          </w:p>
+        </w:tc>
+      </w:tr>
+      <w:tr>
+        <w:tc>
+          <w:tcPr>
+            <w:tcW w:type="dxa" w:w="4419"/>
+          </w:tcPr>
+          <w:p>
+            <w:r>
+              <w:rPr>
+                <w:sz w:val="20"/>
+              </w:rPr>
+              <w:t>备选</w:t>
+              <w:br/>
+              <w:t>腾讯云轻量</w:t>
+            </w:r>
+          </w:p>
+        </w:tc>
+        <w:tc>
+          <w:tcPr>
+            <w:tcW w:type="dxa" w:w="4419"/>
+          </w:tcPr>
+          <w:p>
+            <w:r>
+              <w:rPr>
+                <w:sz w:val="20"/>
+              </w:rPr>
+              <w:t>2核4G服务器约 ¥50-80/月；配合 Node.js(Express) 或 Python(FastAPI) + PostgreSQL；自由度高，适合有后端经验</w:t>
+            </w:r>
+          </w:p>
+        </w:tc>
+      </w:tr>
+      <w:tr>
+        <w:tc>
+          <w:tcPr>
+            <w:tcW w:type="dxa" w:w="4419"/>
+          </w:tcPr>
+          <w:p>
+            <w:r>
+              <w:rPr>
+                <w:sz w:val="20"/>
+              </w:rPr>
+              <w:t>API Key 代理</w:t>
+            </w:r>
+          </w:p>
+        </w:tc>
+        <w:tc>
+          <w:tcPr>
+            <w:tcW w:type="dxa" w:w="4419"/>
+          </w:tcPr>
+          <w:p>
+            <w:r>
+              <w:rPr>
+                <w:sz w:val="20"/>
+              </w:rPr>
+              <w:t>继续使用 Cloudflare Workers（免费）做 DeepSeek API 代理，后端做用户鉴权后转发，Key 完全不暴露在客户端</w:t>
+            </w:r>
+          </w:p>
+        </w:tc>
+      </w:tr>
+    </w:tbl>
+    <w:p>
+      <w:pPr>
+        <w:ind w:left="432"/>
+      </w:pPr>
+      <w:r>
+        <w:rPr>
+          <w:i/>
+          <w:color w:val="216CB4"/>
+          <w:sz w:val="20"/>
+        </w:rPr>
+        <w:t>📌 MVP 推荐：Bmob 后端云免费层完全够用（100GB存储 + 每日10万次请求），0 元启动，增长后再升级付费版，优先于腾讯云</w:t>
+      </w:r>
+    </w:p>
+    <w:p>
+      <w:pPr>
+        <w:pStyle w:val="Heading2"/>
+      </w:pPr>
+      <w:r>
+        <w:rPr>
+          <w:color w:val="2E86C1"/>
+        </w:rPr>
+        <w:t xml:space="preserve">账号体系（新增登录 / 注册页）</w:t>
+      </w:r>
+    </w:p>
+    <w:p>
+      <w:pPr/>
+      <w:r>
+        <w:rPr>
+          <w:sz w:val="21"/>
+        </w:rPr>
+        <w:t>有了服务器，必须引入用户账号体系，新增登录页（页面21）和注册页（页面22）。</w:t>
+      </w:r>
+    </w:p>
+    <w:tbl>
+      <w:tblPr>
+        <w:tblStyle w:val="TableGrid"/>
+        <w:tblW w:type="auto" w:w="0"/>
+        <w:tblLook w:firstColumn="1" w:firstRow="1" w:lastColumn="0" w:lastRow="0" w:noHBand="0" w:noVBand="1" w:val="04A0"/>
+      </w:tblPr>
+      <w:tblGrid>
+        <w:gridCol w:w="4419"/>
+        <w:gridCol w:w="4419"/>
+      </w:tblGrid>
+      <w:tr>
+        <w:tc>
+          <w:tcPr>
+            <w:tcW w:type="dxa" w:w="4419"/>
+            <w:shd w:fill="2E86C1" w:color="auto" w:val="clear"/>
+          </w:tcPr>
+          <w:p>
+            <w:pPr>
+              <w:jc w:val="center"/>
+            </w:pPr>
+            <w:r>
+              <w:rPr>
+                <w:b/>
+                <w:color w:val="FFFFFF"/>
+                <w:sz w:val="20"/>
+              </w:rPr>
+              <w:t>项目</w:t>
+            </w:r>
+          </w:p>
+        </w:tc>
+        <w:tc>
+          <w:tcPr>
+            <w:tcW w:type="dxa" w:w="4419"/>
+            <w:shd w:fill="2E86C1" w:color="auto" w:val="clear"/>
+          </w:tcPr>
+          <w:p>
+            <w:pPr>
+              <w:jc w:val="center"/>
+            </w:pPr>
+            <w:r>
+              <w:rPr>
+                <w:b/>
+                <w:color w:val="FFFFFF"/>
+                <w:sz w:val="20"/>
+              </w:rPr>
+              <w:t>说明</w:t>
+            </w:r>
+          </w:p>
+        </w:tc>
+      </w:tr>
+      <w:tr>
+        <w:tc>
+          <w:tcPr>
+            <w:tcW w:type="dxa" w:w="4419"/>
+          </w:tcPr>
+          <w:p>
+            <w:r>
+              <w:rPr>
+                <w:sz w:val="20"/>
+              </w:rPr>
+              <w:t>注册方式</w:t>
+            </w:r>
+          </w:p>
+        </w:tc>
+        <w:tc>
+          <w:tcPr>
+            <w:tcW w:type="dxa" w:w="4419"/>
+          </w:tcPr>
+          <w:p>
+            <w:r>
+              <w:rPr>
+                <w:sz w:val="20"/>
+              </w:rPr>
+              <w:t>手机号+短信验证码（推荐）；邮箱+密码；Sign in with Apple（iOS 必须，苹果政策要求）</w:t>
+            </w:r>
+          </w:p>
+        </w:tc>
+      </w:tr>
+      <w:tr>
+        <w:tc>
+          <w:tcPr>
+            <w:tcW w:type="dxa" w:w="4419"/>
+          </w:tcPr>
+          <w:p>
+            <w:r>
+              <w:rPr>
+                <w:sz w:val="20"/>
+              </w:rPr>
+              <w:t>短信成本</w:t>
+            </w:r>
+          </w:p>
+        </w:tc>
+        <w:tc>
+          <w:tcPr>
+            <w:tcW w:type="dxa" w:w="4419"/>
+          </w:tcPr>
+          <w:p>
+            <w:r>
+              <w:rPr>
+                <w:sz w:val="20"/>
+              </w:rPr>
+              <w:t>Bmob 内置短信验证码服务（约 ¥0.05/条），也可对接阿里云/腾讯云 SMS（约 ¥0.04/条）；MVP 阶段月成本 &lt; ¥50</w:t>
+            </w:r>
+          </w:p>
+        </w:tc>
+      </w:tr>
+      <w:tr>
+        <w:tc>
+          <w:tcPr>
+            <w:tcW w:type="dxa" w:w="4419"/>
+          </w:tcPr>
+          <w:p>
+            <w:r>
+              <w:rPr>
+                <w:sz w:val="20"/>
+              </w:rPr>
+              <w:t>Bmob 认证</w:t>
+            </w:r>
+          </w:p>
+        </w:tc>
+        <w:tc>
+          <w:tcPr>
+            <w:tcW w:type="dxa" w:w="4419"/>
+          </w:tcPr>
+          <w:p>
+            <w:r>
+              <w:rPr>
+                <w:sz w:val="20"/>
+              </w:rPr>
+              <w:t>bmob_flutter_plugin 插件内置手机短信验证码 / 邮箱密码 / 第三方登录；初始化后3行代码完成注册登录；国内服务无需翻墙</w:t>
+            </w:r>
+          </w:p>
+        </w:tc>
+      </w:tr>
+      <w:tr>
+        <w:tc>
+          <w:tcPr>
+            <w:tcW w:type="dxa" w:w="4419"/>
+          </w:tcPr>
+          <w:p>
+            <w:r>
+              <w:rPr>
+                <w:sz w:val="20"/>
+              </w:rPr>
+              <w:t>密码安全</w:t>
+            </w:r>
+          </w:p>
+        </w:tc>
+        <w:tc>
+          <w:tcPr>
+            <w:tcW w:type="dxa" w:w="4419"/>
+          </w:tcPr>
+          <w:p>
+            <w:r>
+              <w:rPr>
+                <w:sz w:val="20"/>
+              </w:rPr>
+              <w:t>Bmob 云端自动处理密码哈希与加密存储，无需手动实现，符合国内数据安全规范</w:t>
+            </w:r>
+          </w:p>
+        </w:tc>
+      </w:tr>
+    </w:tbl>
+    <w:p/>
+    <w:p/>
+    <w:p>
+      <w:pPr>
         <w:spacing w:before="360" w:after="160"/>
       </w:pPr>
       <w:r>
@@ -1108,7 +1631,7 @@
           <w:color w:val="1A6B3C"/>
           <w:sz w:val="36"/>
         </w:rPr>
-        <w:t>二、22个页面清单</w:t>
+        <w:t xml:space="preserve">二、22个页面清单（含登录 / 注册页，共22页）</w:t>
       </w:r>
     </w:p>
     <w:p>
@@ -1532,6 +2055,404 @@
     <w:p/>
     <w:p>
       <w:pPr>
+        <w:pStyle w:val="Heading2"/>
+      </w:pPr>
+      <w:r>
+        <w:rPr>
+          <w:color w:val="2E86C1"/>
+        </w:rPr>
+        <w:t>引导页 — 跳过按钮跳转修正</w:t>
+      </w:r>
+    </w:p>
+    <w:p>
+      <w:pPr/>
+      <w:r>
+        <w:rPr>
+          <w:sz w:val="21"/>
+        </w:rPr>
+        <w:t>❓ 疑问：点击跳过→直接进角色选择页，是不是写错了，应该直接进入主页吧？</w:t>
+      </w:r>
+    </w:p>
+    <w:p>
+      <w:pPr/>
+      <w:r>
+        <w:rPr>
+          <w:b/>
+          <w:sz w:val="21"/>
+        </w:rPr>
+        <w:t>✅ 解答：两种情况均有，取决于是否已完成初始化：</w:t>
+      </w:r>
+    </w:p>
+    <w:p>
+      <w:pPr>
+        <w:pStyle w:val="ListBullet"/>
+        <w:ind w:left="360"/>
+      </w:pPr>
+      <w:r>
+        <w:rPr>
+          <w:sz w:val="20"/>
+        </w:rPr>
+        <w:t>首次安装（无角色数据）：点击跳过 → 进角色选择页（必须选角色才能聊天）</w:t>
+      </w:r>
+    </w:p>
+    <w:p>
+      <w:pPr>
+        <w:pStyle w:val="ListBullet"/>
+        <w:ind w:left="360"/>
+      </w:pPr>
+      <w:r>
+        <w:rPr>
+          <w:sz w:val="20"/>
+        </w:rPr>
+        <w:t>非首次（已有角色数据）：点击跳过 → 直接进主聊天页（Tab-聊天）</w:t>
+      </w:r>
+    </w:p>
+    <w:p>
+      <w:pPr/>
+      <w:r>
+        <w:rPr>
+          <w:sz w:val="21"/>
+        </w:rPr>
+        <w:t>代码判断：检查本地/云端是否存在当前用户的角色配置数据，有则跳过设置流程直达主页。</w:t>
+      </w:r>
+    </w:p>
+    <w:p/>
+    <w:p/>
+    <w:p>
+      <w:pPr>
+        <w:pStyle w:val="Heading2"/>
+      </w:pPr>
+      <w:r>
+        <w:rPr>
+          <w:color w:val="2E86C1"/>
+        </w:rPr>
+        <w:t>角色设定 — 入场动画 + 傲娇标签</w:t>
+      </w:r>
+    </w:p>
+    <w:p>
+      <w:pPr/>
+      <w:r>
+        <w:rPr>
+          <w:sz w:val="21"/>
+        </w:rPr>
+        <w:t>✅ 入场动画规格：复用已有角色全身立绘，动画参数：</w:t>
+      </w:r>
+    </w:p>
+    <w:p>
+      <w:pPr>
+        <w:pStyle w:val="ListBullet"/>
+        <w:ind w:left="360"/>
+      </w:pPr>
+      <w:r>
+        <w:rPr>
+          <w:sz w:val="20"/>
+        </w:rPr>
+        <w:t>动画：translateY(+100% → 0) + opacity(0 → 1)</w:t>
+      </w:r>
+    </w:p>
+    <w:p>
+      <w:pPr>
+        <w:pStyle w:val="ListBullet"/>
+        <w:ind w:left="360"/>
+      </w:pPr>
+      <w:r>
+        <w:rPr>
+          <w:sz w:val="20"/>
+        </w:rPr>
+        <w:t>时长：0.6s，缓动：ease-in-out</w:t>
+      </w:r>
+    </w:p>
+    <w:p>
+      <w:pPr>
+        <w:pStyle w:val="ListBullet"/>
+        <w:ind w:left="360"/>
+      </w:pPr>
+      <w:r>
+        <w:rPr>
+          <w:sz w:val="20"/>
+        </w:rPr>
+        <w:t>Flutter 实现：AnimatedContainer + FadeTransition，或 animation_package</w:t>
+      </w:r>
+    </w:p>
+    <w:p>
+      <w:pPr/>
+      <w:r>
+        <w:rPr>
+          <w:b/>
+          <w:sz w:val="21"/>
+        </w:rPr>
+        <w:t>✅ 傲娇腹黑型完整性格标签：</w:t>
+      </w:r>
+    </w:p>
+    <w:tbl>
+      <w:tblPr>
+        <w:tblStyle w:val="TableGrid"/>
+        <w:tblW w:type="auto" w:w="0"/>
+        <w:tblLook w:firstColumn="1" w:firstRow="1" w:lastColumn="0" w:lastRow="0" w:noHBand="0" w:noVBand="1" w:val="04A0"/>
+      </w:tblPr>
+      <w:tblGrid>
+        <w:gridCol w:w="4419"/>
+        <w:gridCol w:w="4419"/>
+      </w:tblGrid>
+      <w:tr>
+        <w:tc>
+          <w:tcPr>
+            <w:tcW w:type="dxa" w:w="4419"/>
+            <w:shd w:fill="2E86C1" w:color="auto" w:val="clear"/>
+          </w:tcPr>
+          <w:p>
+            <w:pPr>
+              <w:jc w:val="center"/>
+            </w:pPr>
+            <w:r>
+              <w:rPr>
+                <w:b/>
+                <w:color w:val="FFFFFF"/>
+                <w:sz w:val="20"/>
+              </w:rPr>
+              <w:t>角色</w:t>
+            </w:r>
+          </w:p>
+        </w:tc>
+        <w:tc>
+          <w:tcPr>
+            <w:tcW w:type="dxa" w:w="4419"/>
+            <w:shd w:fill="2E86C1" w:color="auto" w:val="clear"/>
+          </w:tcPr>
+          <w:p>
+            <w:pPr>
+              <w:jc w:val="center"/>
+            </w:pPr>
+            <w:r>
+              <w:rPr>
+                <w:b/>
+                <w:color w:val="FFFFFF"/>
+                <w:sz w:val="20"/>
+              </w:rPr>
+              <w:t>性格标签</w:t>
+            </w:r>
+          </w:p>
+        </w:tc>
+      </w:tr>
+      <w:tr>
+        <w:tc>
+          <w:tcPr>
+            <w:tcW w:type="dxa" w:w="4419"/>
+          </w:tcPr>
+          <w:p>
+            <w:r>
+              <w:rPr>
+                <w:sz w:val="20"/>
+              </w:rPr>
+              <w:t>角色A·温柔治愈</w:t>
+            </w:r>
+          </w:p>
+        </w:tc>
+        <w:tc>
+          <w:tcPr>
+            <w:tcW w:type="dxa" w:w="4419"/>
+          </w:tcPr>
+          <w:p>
+            <w:r>
+              <w:rPr>
+                <w:sz w:val="20"/>
+              </w:rPr>
+              <w:t>温柔、贴心、包容、治愈、偶尔撒娇、善解人意</w:t>
+            </w:r>
+          </w:p>
+        </w:tc>
+      </w:tr>
+      <w:tr>
+        <w:tc>
+          <w:tcPr>
+            <w:tcW w:type="dxa" w:w="4419"/>
+          </w:tcPr>
+          <w:p>
+            <w:r>
+              <w:rPr>
+                <w:sz w:val="20"/>
+              </w:rPr>
+              <w:t>角色B·傲娇腹黑</w:t>
+            </w:r>
+          </w:p>
+        </w:tc>
+        <w:tc>
+          <w:tcPr>
+            <w:tcW w:type="dxa" w:w="4419"/>
+          </w:tcPr>
+          <w:p>
+            <w:r>
+              <w:rPr>
+                <w:sz w:val="20"/>
+              </w:rPr>
+              <w:t>傲娇、毒舌、嘴硬心软、反差萌、其实最黏人、嘴上说不要身体很诚实</w:t>
+            </w:r>
+          </w:p>
+        </w:tc>
+      </w:tr>
+    </w:tbl>
+    <w:p/>
+    <w:p/>
+    <w:p>
+      <w:pPr>
+        <w:pStyle w:val="Heading2"/>
+      </w:pPr>
+      <w:r>
+        <w:rPr>
+          <w:color w:val="2E86C1"/>
+        </w:rPr>
+        <w:t>关系启动 — 傲娇台词 + 快速回复澄清</w:t>
+      </w:r>
+    </w:p>
+    <w:p>
+      <w:pPr/>
+      <w:r>
+        <w:rPr>
+          <w:b/>
+          <w:sz w:val="21"/>
+        </w:rPr>
+        <w:t>✅ 两角色首句台词对照：</w:t>
+      </w:r>
+    </w:p>
+    <w:tbl>
+      <w:tblPr>
+        <w:tblStyle w:val="TableGrid"/>
+        <w:tblW w:type="auto" w:w="0"/>
+        <w:tblLook w:firstColumn="1" w:firstRow="1" w:lastColumn="0" w:lastRow="0" w:noHBand="0" w:noVBand="1" w:val="04A0"/>
+      </w:tblPr>
+      <w:tblGrid>
+        <w:gridCol w:w="4419"/>
+        <w:gridCol w:w="4419"/>
+      </w:tblGrid>
+      <w:tr>
+        <w:tc>
+          <w:tcPr>
+            <w:tcW w:type="dxa" w:w="4419"/>
+            <w:shd w:fill="2E86C1" w:color="auto" w:val="clear"/>
+          </w:tcPr>
+          <w:p>
+            <w:pPr>
+              <w:jc w:val="center"/>
+            </w:pPr>
+            <w:r>
+              <w:rPr>
+                <w:b/>
+                <w:color w:val="FFFFFF"/>
+                <w:sz w:val="20"/>
+              </w:rPr>
+              <w:t>角色</w:t>
+            </w:r>
+          </w:p>
+        </w:tc>
+        <w:tc>
+          <w:tcPr>
+            <w:tcW w:type="dxa" w:w="4419"/>
+            <w:shd w:fill="2E86C1" w:color="auto" w:val="clear"/>
+          </w:tcPr>
+          <w:p>
+            <w:pPr>
+              <w:jc w:val="center"/>
+            </w:pPr>
+            <w:r>
+              <w:rPr>
+                <w:b/>
+                <w:color w:val="FFFFFF"/>
+                <w:sz w:val="20"/>
+              </w:rPr>
+              <w:t>首句台词</w:t>
+            </w:r>
+          </w:p>
+        </w:tc>
+      </w:tr>
+      <w:tr>
+        <w:tc>
+          <w:tcPr>
+            <w:tcW w:type="dxa" w:w="4419"/>
+          </w:tcPr>
+          <w:p>
+            <w:r>
+              <w:rPr>
+                <w:sz w:val="20"/>
+              </w:rPr>
+              <w:t>角色A·温柔治愈</w:t>
+            </w:r>
+          </w:p>
+        </w:tc>
+        <w:tc>
+          <w:tcPr>
+            <w:tcW w:type="dxa" w:w="4419"/>
+          </w:tcPr>
+          <w:p>
+            <w:r>
+              <w:rPr>
+                <w:sz w:val="20"/>
+              </w:rPr>
+              <w:t>你好呀，我叫小雨。以后要好好认识彼此哦~</w:t>
+            </w:r>
+          </w:p>
+        </w:tc>
+      </w:tr>
+      <w:tr>
+        <w:tc>
+          <w:tcPr>
+            <w:tcW w:type="dxa" w:w="4419"/>
+          </w:tcPr>
+          <w:p>
+            <w:r>
+              <w:rPr>
+                <w:sz w:val="20"/>
+              </w:rPr>
+              <w:t>角色B·傲娇腹黑</w:t>
+            </w:r>
+          </w:p>
+        </w:tc>
+        <w:tc>
+          <w:tcPr>
+            <w:tcW w:type="dxa" w:w="4419"/>
+          </w:tcPr>
+          <w:p>
+            <w:r>
+              <w:rPr>
+                <w:sz w:val="20"/>
+              </w:rPr>
+              <w:t>……哼，你终于来了。别以为我一直在等你啊。</w:t>
+            </w:r>
+          </w:p>
+        </w:tc>
+      </w:tr>
+    </w:tbl>
+    <w:p>
+      <w:pPr/>
+      <w:r>
+        <w:rPr>
+          <w:b/>
+          <w:sz w:val="21"/>
+        </w:rPr>
+        <w:t>✅ 快速回复填入机制澄清：</w:t>
+      </w:r>
+    </w:p>
+    <w:p>
+      <w:pPr/>
+      <w:r>
+        <w:rPr>
+          <w:sz w:val="21"/>
+        </w:rPr>
+        <w:t>"气泡点击→快速回复自动填入输入框"中，填入的是系统预设的"用户快捷打招呼短语"，不是角色说的话。</w:t>
+      </w:r>
+    </w:p>
+    <w:p>
+      <w:pPr/>
+      <w:r>
+        <w:rPr>
+          <w:sz w:val="21"/>
+        </w:rPr>
+        <w:t>即：帮用户拟好一句打招呼的话（例："你好，很高兴认识你~"），自动填进底部输入框，用户可修改后手动发送，降低用户第一次开口的心理门槛。</w:t>
+      </w:r>
+    </w:p>
+    <w:p/>
+    <w:p/>
+    <w:p>
+      <w:pPr>
         <w:spacing w:before="240" w:after="120"/>
       </w:pPr>
       <w:r>
@@ -1940,6 +2861,1524 @@
         </w:tc>
       </w:tr>
     </w:tbl>
+    <w:p/>
+    <w:p>
+      <w:pPr>
+        <w:pStyle w:val="Heading2"/>
+      </w:pPr>
+      <w:r>
+        <w:rPr>
+          <w:color w:val="2E86C1"/>
+        </w:rPr>
+        <w:t>主聊天页 — 情绪关键词体系 + 附加按钮 + ❤图标</w:t>
+      </w:r>
+    </w:p>
+    <w:p>
+      <w:pPr>
+        <w:pStyle w:val="Heading3"/>
+      </w:pPr>
+      <w:r>
+        <w:rPr>
+          <w:color w:val="176A5E"/>
+        </w:rPr>
+        <w:t>情绪检测关键词体系（3套表情）</w:t>
+      </w:r>
+    </w:p>
+    <w:p>
+      <w:pPr/>
+      <w:r>
+        <w:rPr>
+          <w:sz w:val="21"/>
+        </w:rPr>
+        <w:t>检测时机：用户发送消息后，对用户文本做关键词扫描，命中则切换角色立绘表情（&lt;200ms）。角色A/B各有独立3套立绘。</w:t>
+      </w:r>
+    </w:p>
+    <w:tbl>
+      <w:tblPr>
+        <w:tblStyle w:val="TableGrid"/>
+        <w:tblW w:type="auto" w:w="0"/>
+        <w:tblLook w:firstColumn="1" w:firstRow="1" w:lastColumn="0" w:lastRow="0" w:noHBand="0" w:noVBand="1" w:val="04A0"/>
+      </w:tblPr>
+      <w:tblGrid>
+        <w:gridCol w:w="4419"/>
+        <w:gridCol w:w="4419"/>
+      </w:tblGrid>
+      <w:tr>
+        <w:tc>
+          <w:tcPr>
+            <w:tcW w:type="dxa" w:w="4419"/>
+            <w:shd w:fill="2E86C1" w:color="auto" w:val="clear"/>
+          </w:tcPr>
+          <w:p>
+            <w:pPr>
+              <w:jc w:val="center"/>
+            </w:pPr>
+            <w:r>
+              <w:rPr>
+                <w:b/>
+                <w:color w:val="FFFFFF"/>
+                <w:sz w:val="20"/>
+              </w:rPr>
+              <w:t>情绪类型</w:t>
+            </w:r>
+          </w:p>
+        </w:tc>
+        <w:tc>
+          <w:tcPr>
+            <w:tcW w:type="dxa" w:w="4419"/>
+            <w:shd w:fill="2E86C1" w:color="auto" w:val="clear"/>
+          </w:tcPr>
+          <w:p>
+            <w:pPr>
+              <w:jc w:val="center"/>
+            </w:pPr>
+            <w:r>
+              <w:rPr>
+                <w:b/>
+                <w:color w:val="FFFFFF"/>
+                <w:sz w:val="20"/>
+              </w:rPr>
+              <w:t>触发关键词</w:t>
+            </w:r>
+          </w:p>
+        </w:tc>
+      </w:tr>
+      <w:tr>
+        <w:tc>
+          <w:tcPr>
+            <w:tcW w:type="dxa" w:w="4419"/>
+          </w:tcPr>
+          <w:p>
+            <w:r>
+              <w:rPr>
+                <w:sz w:val="20"/>
+              </w:rPr>
+              <w:t>⚡ 开心/兴奋</w:t>
+            </w:r>
+          </w:p>
+        </w:tc>
+        <w:tc>
+          <w:tcPr>
+            <w:tcW w:type="dxa" w:w="4419"/>
+          </w:tcPr>
+          <w:p>
+            <w:r>
+              <w:rPr>
+                <w:sz w:val="20"/>
+              </w:rPr>
+              <w:t>哈哈、开心、高兴、好棒、嘻嘻、喜欢、爱、太好了、哈哈哈、666、太棒了、哇、真的假的、好耶、真的吗、厉害、开心死了</w:t>
+            </w:r>
+          </w:p>
+        </w:tc>
+      </w:tr>
+      <w:tr>
+        <w:tc>
+          <w:tcPr>
+            <w:tcW w:type="dxa" w:w="4419"/>
+          </w:tcPr>
+          <w:p>
+            <w:r>
+              <w:rPr>
+                <w:sz w:val="20"/>
+              </w:rPr>
+              <w:t>😢 难过/低落</w:t>
+            </w:r>
+          </w:p>
+        </w:tc>
+        <w:tc>
+          <w:tcPr>
+            <w:tcW w:type="dxa" w:w="4419"/>
+          </w:tcPr>
+          <w:p>
+            <w:r>
+              <w:rPr>
+                <w:sz w:val="20"/>
+              </w:rPr>
+              <w:t>难过、伤心、哭、委屈、烦、失落、丧、好累、不想动、没意思、唉、心情不好、要崩了、emo了、好烦、很烦、崩溃、无聊</w:t>
+            </w:r>
+          </w:p>
+        </w:tc>
+      </w:tr>
+      <w:tr>
+        <w:tc>
+          <w:tcPr>
+            <w:tcW w:type="dxa" w:w="4419"/>
+          </w:tcPr>
+          <w:p>
+            <w:r>
+              <w:rPr>
+                <w:sz w:val="20"/>
+              </w:rPr>
+              <w:t>🌸 默认（无情绪词）</w:t>
+            </w:r>
+          </w:p>
+        </w:tc>
+        <w:tc>
+          <w:tcPr>
+            <w:tcW w:type="dxa" w:w="4419"/>
+          </w:tcPr>
+          <w:p>
+            <w:r>
+              <w:rPr>
+                <w:sz w:val="20"/>
+              </w:rPr>
+              <w:t>未命中上述词时保持默认立绘；角色A默认=温柔微笑；角色B默认=傲娇微微翘嘴</w:t>
+            </w:r>
+          </w:p>
+        </w:tc>
+      </w:tr>
+    </w:tbl>
+    <w:p>
+      <w:pPr>
+        <w:ind w:left="432"/>
+      </w:pPr>
+      <w:r>
+        <w:rPr>
+          <w:i/>
+          <w:color w:val="216CB4"/>
+          <w:sz w:val="20"/>
+        </w:rPr>
+        <w:t>📌 两角色在同一情绪触发词下展示不同表情立绘：角色A难过时表现为担心/心疼表情；角色B难过时表现为假装不在乎但悄悄捏紧拳头的表情，体现性格差异</w:t>
+      </w:r>
+    </w:p>
+    <w:p>
+      <w:pPr>
+        <w:pStyle w:val="Heading3"/>
+      </w:pPr>
+      <w:r>
+        <w:rPr>
+          <w:color w:val="176A5E"/>
+        </w:rPr>
+        <w:t>附加按钮（+）功能面板设计</w:t>
+      </w:r>
+    </w:p>
+    <w:p>
+      <w:pPr/>
+      <w:r>
+        <w:rPr>
+          <w:sz w:val="21"/>
+        </w:rPr>
+        <w:t>点击"+"弹出底部操作面板（Bottom Sheet），包含以下功能：</w:t>
+      </w:r>
+    </w:p>
+    <w:tbl>
+      <w:tblPr>
+        <w:tblStyle w:val="TableGrid"/>
+        <w:tblW w:type="auto" w:w="0"/>
+        <w:tblLook w:firstColumn="1" w:firstRow="1" w:lastColumn="0" w:lastRow="0" w:noHBand="0" w:noVBand="1" w:val="04A0"/>
+      </w:tblPr>
+      <w:tblGrid>
+        <w:gridCol w:w="4419"/>
+        <w:gridCol w:w="4419"/>
+      </w:tblGrid>
+      <w:tr>
+        <w:tc>
+          <w:tcPr>
+            <w:tcW w:type="dxa" w:w="4419"/>
+            <w:shd w:fill="2E86C1" w:color="auto" w:val="clear"/>
+          </w:tcPr>
+          <w:p>
+            <w:pPr>
+              <w:jc w:val="center"/>
+            </w:pPr>
+            <w:r>
+              <w:rPr>
+                <w:b/>
+                <w:color w:val="FFFFFF"/>
+                <w:sz w:val="20"/>
+              </w:rPr>
+              <w:t>功能</w:t>
+            </w:r>
+          </w:p>
+        </w:tc>
+        <w:tc>
+          <w:tcPr>
+            <w:tcW w:type="dxa" w:w="4419"/>
+            <w:shd w:fill="2E86C1" w:color="auto" w:val="clear"/>
+          </w:tcPr>
+          <w:p>
+            <w:pPr>
+              <w:jc w:val="center"/>
+            </w:pPr>
+            <w:r>
+              <w:rPr>
+                <w:b/>
+                <w:color w:val="FFFFFF"/>
+                <w:sz w:val="20"/>
+              </w:rPr>
+              <w:t>说明</w:t>
+            </w:r>
+          </w:p>
+        </w:tc>
+      </w:tr>
+      <w:tr>
+        <w:tc>
+          <w:tcPr>
+            <w:tcW w:type="dxa" w:w="4419"/>
+          </w:tcPr>
+          <w:p>
+            <w:r>
+              <w:rPr>
+                <w:sz w:val="20"/>
+              </w:rPr>
+              <w:t>① 表情包</w:t>
+            </w:r>
+          </w:p>
+        </w:tc>
+        <w:tc>
+          <w:tcPr>
+            <w:tcW w:type="dxa" w:w="4419"/>
+          </w:tcPr>
+          <w:p>
+            <w:r>
+              <w:rPr>
+                <w:sz w:val="20"/>
+              </w:rPr>
+              <w:t>预置12组角色专属表情包（角色A/B各6组），点击可直接发送图片消息（存储在本地App Bundle，无服务器流量成本）</w:t>
+            </w:r>
+          </w:p>
+        </w:tc>
+      </w:tr>
+      <w:tr>
+        <w:tc>
+          <w:tcPr>
+            <w:tcW w:type="dxa" w:w="4419"/>
+          </w:tcPr>
+          <w:p>
+            <w:r>
+              <w:rPr>
+                <w:sz w:val="20"/>
+              </w:rPr>
+              <w:t>② 情绪记录</w:t>
+            </w:r>
+          </w:p>
+        </w:tc>
+        <w:tc>
+          <w:tcPr>
+            <w:tcW w:type="dxa" w:w="4419"/>
+          </w:tcPr>
+          <w:p>
+            <w:r>
+              <w:rPr>
+                <w:sz w:val="20"/>
+              </w:rPr>
+              <w:t>快捷跳转到情绪记录页，免去从TabBar多步进入</w:t>
+            </w:r>
+          </w:p>
+        </w:tc>
+      </w:tr>
+      <w:tr>
+        <w:tc>
+          <w:tcPr>
+            <w:tcW w:type="dxa" w:w="4419"/>
+          </w:tcPr>
+          <w:p>
+            <w:r>
+              <w:rPr>
+                <w:sz w:val="20"/>
+              </w:rPr>
+              <w:t>③ 今日问候</w:t>
+            </w:r>
+          </w:p>
+        </w:tc>
+        <w:tc>
+          <w:tcPr>
+            <w:tcW w:type="dxa" w:w="4419"/>
+          </w:tcPr>
+          <w:p>
+            <w:r>
+              <w:rPr>
+                <w:sz w:val="20"/>
+              </w:rPr>
+              <w:t>手动触发晨/晚问候（用于未收到推送通知的用户主动进入）</w:t>
+            </w:r>
+          </w:p>
+        </w:tc>
+      </w:tr>
+      <w:tr>
+        <w:tc>
+          <w:tcPr>
+            <w:tcW w:type="dxa" w:w="4419"/>
+          </w:tcPr>
+          <w:p>
+            <w:r>
+              <w:rPr>
+                <w:sz w:val="20"/>
+              </w:rPr>
+              <w:t>④ 查看回忆</w:t>
+            </w:r>
+          </w:p>
+        </w:tc>
+        <w:tc>
+          <w:tcPr>
+            <w:tcW w:type="dxa" w:w="4419"/>
+          </w:tcPr>
+          <w:p>
+            <w:r>
+              <w:rPr>
+                <w:sz w:val="20"/>
+              </w:rPr>
+              <w:t>跳转回忆相册页</w:t>
+            </w:r>
+          </w:p>
+        </w:tc>
+      </w:tr>
+    </w:tbl>
+    <w:p>
+      <w:pPr>
+        <w:ind w:left="432"/>
+      </w:pPr>
+      <w:r>
+        <w:rPr>
+          <w:i/>
+          <w:color w:val="216CB4"/>
+          <w:sz w:val="20"/>
+        </w:rPr>
+        <w:t>📌 一期不支持用户自主上传图片（规避UGC内容审核风险），仅支持预置角色表情包</w:t>
+      </w:r>
+    </w:p>
+    <w:p>
+      <w:pPr>
+        <w:pStyle w:val="Heading3"/>
+      </w:pPr>
+      <w:r>
+        <w:rPr>
+          <w:color w:val="176A5E"/>
+        </w:rPr>
+        <w:t>导航栏♡图标说明</w:t>
+      </w:r>
+    </w:p>
+    <w:p>
+      <w:pPr/>
+      <w:r>
+        <w:rPr>
+          <w:sz w:val="21"/>
+        </w:rPr>
+        <w:t>❓ 疑问：点击头像/❤ → 角色状态页，❤收藏不应该出现吧？</w:t>
+      </w:r>
+    </w:p>
+    <w:p>
+      <w:pPr/>
+      <w:r>
+        <w:rPr>
+          <w:sz w:val="21"/>
+        </w:rPr>
+        <w:t>✅ 解答：♡不是"收藏"功能，而是"关系状态"的快捷入口（功能等同于点击头像）。</w:t>
+      </w:r>
+    </w:p>
+    <w:p>
+      <w:pPr/>
+      <w:r>
+        <w:rPr>
+          <w:sz w:val="21"/>
+        </w:rPr>
+        <w:t>设计修正：图标改用"心形+关系线"的图标样式，并在导航栏旁配合"Lv.2"或"关系"文字标注，避免与收藏功能混淆。最终交互：点击头像 = 点击♡图标 = 跳转角色状态页。</w:t>
+      </w:r>
+    </w:p>
+    <w:p/>
+    <w:p/>
+    <w:p>
+      <w:pPr>
+        <w:pStyle w:val="Heading2"/>
+      </w:pPr>
+      <w:r>
+        <w:rPr>
+          <w:color w:val="2E86C1"/>
+        </w:rPr>
+        <w:t>角色状态页 — 各阶段判定条件 + 纪念日体系</w:t>
+      </w:r>
+    </w:p>
+    <w:p>
+      <w:pPr>
+        <w:pStyle w:val="Heading3"/>
+      </w:pPr>
+      <w:r>
+        <w:rPr>
+          <w:color w:val="176A5E"/>
+        </w:rPr>
+        <w:t>各阶段解锁判定条件（详细版）</w:t>
+      </w:r>
+    </w:p>
+    <w:tbl>
+      <w:tblPr>
+        <w:tblStyle w:val="TableGrid"/>
+        <w:tblW w:type="auto" w:w="0"/>
+        <w:tblLook w:firstColumn="1" w:firstRow="1" w:lastColumn="0" w:lastRow="0" w:noHBand="0" w:noVBand="1" w:val="04A0"/>
+      </w:tblPr>
+      <w:tblGrid>
+        <w:gridCol w:w="4419"/>
+        <w:gridCol w:w="4419"/>
+      </w:tblGrid>
+      <w:tr>
+        <w:tc>
+          <w:tcPr>
+            <w:tcW w:type="dxa" w:w="4419"/>
+            <w:shd w:fill="2E86C1" w:color="auto" w:val="clear"/>
+          </w:tcPr>
+          <w:p>
+            <w:pPr>
+              <w:jc w:val="center"/>
+            </w:pPr>
+            <w:r>
+              <w:rPr>
+                <w:b/>
+                <w:color w:val="FFFFFF"/>
+                <w:sz w:val="20"/>
+              </w:rPr>
+              <w:t>关系等级</w:t>
+            </w:r>
+          </w:p>
+        </w:tc>
+        <w:tc>
+          <w:tcPr>
+            <w:tcW w:type="dxa" w:w="4419"/>
+            <w:shd w:fill="2E86C1" w:color="auto" w:val="clear"/>
+          </w:tcPr>
+          <w:p>
+            <w:pPr>
+              <w:jc w:val="center"/>
+            </w:pPr>
+            <w:r>
+              <w:rPr>
+                <w:b/>
+                <w:color w:val="FFFFFF"/>
+                <w:sz w:val="20"/>
+              </w:rPr>
+              <w:t>解锁条件</w:t>
+            </w:r>
+          </w:p>
+        </w:tc>
+      </w:tr>
+      <w:tr>
+        <w:tc>
+          <w:tcPr>
+            <w:tcW w:type="dxa" w:w="4419"/>
+          </w:tcPr>
+          <w:p>
+            <w:r>
+              <w:rPr>
+                <w:sz w:val="20"/>
+              </w:rPr>
+              <w:t>Lv1 初识</w:t>
+            </w:r>
+          </w:p>
+        </w:tc>
+        <w:tc>
+          <w:tcPr>
+            <w:tcW w:type="dxa" w:w="4419"/>
+          </w:tcPr>
+          <w:p>
+            <w:r>
+              <w:rPr>
+                <w:sz w:val="20"/>
+              </w:rPr>
+              <w:t>默认解锁，完成角色设定即可。首句台词触发。</w:t>
+            </w:r>
+          </w:p>
+        </w:tc>
+      </w:tr>
+      <w:tr>
+        <w:tc>
+          <w:tcPr>
+            <w:tcW w:type="dxa" w:w="4419"/>
+          </w:tcPr>
+          <w:p>
+            <w:r>
+              <w:rPr>
+                <w:sz w:val="20"/>
+              </w:rPr>
+              <w:t>Lv2 熟识</w:t>
+            </w:r>
+          </w:p>
+        </w:tc>
+        <w:tc>
+          <w:tcPr>
+            <w:tcW w:type="dxa" w:w="4419"/>
+          </w:tcPr>
+          <w:p>
+            <w:r>
+              <w:rPr>
+                <w:sz w:val="20"/>
+              </w:rPr>
+              <w:t>累计对话≥20次 且 相识≥2天</w:t>
+            </w:r>
+          </w:p>
+        </w:tc>
+      </w:tr>
+      <w:tr>
+        <w:tc>
+          <w:tcPr>
+            <w:tcW w:type="dxa" w:w="4419"/>
+          </w:tcPr>
+          <w:p>
+            <w:r>
+              <w:rPr>
+                <w:sz w:val="20"/>
+              </w:rPr>
+              <w:t>Lv3 暧昧</w:t>
+            </w:r>
+          </w:p>
+        </w:tc>
+        <w:tc>
+          <w:tcPr>
+            <w:tcW w:type="dxa" w:w="4419"/>
+          </w:tcPr>
+          <w:p>
+            <w:r>
+              <w:rPr>
+                <w:sz w:val="20"/>
+              </w:rPr>
+              <w:t>累计对话≥80次 且 相识≥7天 且 情绪记录≥3次</w:t>
+            </w:r>
+          </w:p>
+        </w:tc>
+      </w:tr>
+      <w:tr>
+        <w:tc>
+          <w:tcPr>
+            <w:tcW w:type="dxa" w:w="4419"/>
+          </w:tcPr>
+          <w:p>
+            <w:r>
+              <w:rPr>
+                <w:sz w:val="20"/>
+              </w:rPr>
+              <w:t>Lv4 告白</w:t>
+            </w:r>
+          </w:p>
+        </w:tc>
+        <w:tc>
+          <w:tcPr>
+            <w:tcW w:type="dxa" w:w="4419"/>
+          </w:tcPr>
+          <w:p>
+            <w:r>
+              <w:rPr>
+                <w:sz w:val="20"/>
+              </w:rPr>
+              <w:t>累计对话≥200次 且 相识≥21天 且 完成3个纪念日条目</w:t>
+            </w:r>
+          </w:p>
+        </w:tc>
+      </w:tr>
+      <w:tr>
+        <w:tc>
+          <w:tcPr>
+            <w:tcW w:type="dxa" w:w="4419"/>
+          </w:tcPr>
+          <w:p>
+            <w:r>
+              <w:rPr>
+                <w:sz w:val="20"/>
+              </w:rPr>
+              <w:t>Lv5 恋人</w:t>
+            </w:r>
+          </w:p>
+        </w:tc>
+        <w:tc>
+          <w:tcPr>
+            <w:tcW w:type="dxa" w:w="4419"/>
+          </w:tcPr>
+          <w:p>
+            <w:r>
+              <w:rPr>
+                <w:sz w:val="20"/>
+              </w:rPr>
+              <w:t>有机：累计对话≥500次 且 相识≥60天；付费快速解锁：¥28（单次）</w:t>
+            </w:r>
+          </w:p>
+        </w:tc>
+      </w:tr>
+      <w:tr>
+        <w:tc>
+          <w:tcPr>
+            <w:tcW w:type="dxa" w:w="4419"/>
+          </w:tcPr>
+          <w:p>
+            <w:r>
+              <w:rPr>
+                <w:sz w:val="20"/>
+              </w:rPr>
+              <w:t>Lv6 挚爱</w:t>
+            </w:r>
+          </w:p>
+        </w:tc>
+        <w:tc>
+          <w:tcPr>
+            <w:tcW w:type="dxa" w:w="4419"/>
+          </w:tcPr>
+          <w:p>
+            <w:r>
+              <w:rPr>
+                <w:sz w:val="20"/>
+              </w:rPr>
+              <w:t>有机：累计对话≥1200次 且 相识≥180天；订阅年卡（¥198）自动解锁</w:t>
+            </w:r>
+          </w:p>
+        </w:tc>
+      </w:tr>
+    </w:tbl>
+    <w:p>
+      <w:pPr>
+        <w:ind w:left="432"/>
+      </w:pPr>
+      <w:r>
+        <w:rPr>
+          <w:i/>
+          <w:color w:val="216CB4"/>
+          <w:sz w:val="20"/>
+        </w:rPr>
+        <w:t>📌 对话次数统计：每发送1条用户消息计为1次；情绪记录次数：每提交1次情绪记录计为1次</w:t>
+      </w:r>
+    </w:p>
+    <w:p>
+      <w:pPr>
+        <w:pStyle w:val="Heading3"/>
+      </w:pPr>
+      <w:r>
+        <w:rPr>
+          <w:color w:val="176A5E"/>
+        </w:rPr>
+        <w:t>纪念日与特别回忆体系</w:t>
+      </w:r>
+    </w:p>
+    <w:p>
+      <w:pPr/>
+      <w:r>
+        <w:rPr>
+          <w:sz w:val="21"/>
+        </w:rPr>
+        <w:t>纪念日分为系统自动生成和用户手动标记两类：</w:t>
+      </w:r>
+    </w:p>
+    <w:tbl>
+      <w:tblPr>
+        <w:tblStyle w:val="TableGrid"/>
+        <w:tblW w:type="auto" w:w="0"/>
+        <w:tblLook w:firstColumn="1" w:firstRow="1" w:lastColumn="0" w:lastRow="0" w:noHBand="0" w:noVBand="1" w:val="04A0"/>
+      </w:tblPr>
+      <w:tblGrid>
+        <w:gridCol w:w="4419"/>
+        <w:gridCol w:w="4419"/>
+      </w:tblGrid>
+      <w:tr>
+        <w:tc>
+          <w:tcPr>
+            <w:tcW w:type="dxa" w:w="4419"/>
+            <w:shd w:fill="2E86C1" w:color="auto" w:val="clear"/>
+          </w:tcPr>
+          <w:p>
+            <w:pPr>
+              <w:jc w:val="center"/>
+            </w:pPr>
+            <w:r>
+              <w:rPr>
+                <w:b/>
+                <w:color w:val="FFFFFF"/>
+                <w:sz w:val="20"/>
+              </w:rPr>
+              <w:t>纪念日类型</w:t>
+            </w:r>
+          </w:p>
+        </w:tc>
+        <w:tc>
+          <w:tcPr>
+            <w:tcW w:type="dxa" w:w="4419"/>
+            <w:shd w:fill="2E86C1" w:color="auto" w:val="clear"/>
+          </w:tcPr>
+          <w:p>
+            <w:pPr>
+              <w:jc w:val="center"/>
+            </w:pPr>
+            <w:r>
+              <w:rPr>
+                <w:b/>
+                <w:color w:val="FFFFFF"/>
+                <w:sz w:val="20"/>
+              </w:rPr>
+              <w:t>生成规则</w:t>
+            </w:r>
+          </w:p>
+        </w:tc>
+      </w:tr>
+      <w:tr>
+        <w:tc>
+          <w:tcPr>
+            <w:tcW w:type="dxa" w:w="4419"/>
+          </w:tcPr>
+          <w:p>
+            <w:r>
+              <w:rPr>
+                <w:sz w:val="20"/>
+              </w:rPr>
+              <w:t>相识纪念日</w:t>
+            </w:r>
+          </w:p>
+        </w:tc>
+        <w:tc>
+          <w:tcPr>
+            <w:tcW w:type="dxa" w:w="4419"/>
+          </w:tcPr>
+          <w:p>
+            <w:r>
+              <w:rPr>
+                <w:sz w:val="20"/>
+              </w:rPr>
+              <w:t>自动：首次对话日期，每年周年日推送特别问候</w:t>
+            </w:r>
+          </w:p>
+        </w:tc>
+      </w:tr>
+      <w:tr>
+        <w:tc>
+          <w:tcPr>
+            <w:tcW w:type="dxa" w:w="4419"/>
+          </w:tcPr>
+          <w:p>
+            <w:r>
+              <w:rPr>
+                <w:sz w:val="20"/>
+              </w:rPr>
+              <w:t>Lv升级纪念日</w:t>
+            </w:r>
+          </w:p>
+        </w:tc>
+        <w:tc>
+          <w:tcPr>
+            <w:tcW w:type="dxa" w:w="4419"/>
+          </w:tcPr>
+          <w:p>
+            <w:r>
+              <w:rPr>
+                <w:sz w:val="20"/>
+              </w:rPr>
+              <w:t>自动：每次关系升级时记录，附上升级时的对话截图</w:t>
+            </w:r>
+          </w:p>
+        </w:tc>
+      </w:tr>
+      <w:tr>
+        <w:tc>
+          <w:tcPr>
+            <w:tcW w:type="dxa" w:w="4419"/>
+          </w:tcPr>
+          <w:p>
+            <w:r>
+              <w:rPr>
+                <w:sz w:val="20"/>
+              </w:rPr>
+              <w:t>坚持打卡</w:t>
+            </w:r>
+          </w:p>
+        </w:tc>
+        <w:tc>
+          <w:tcPr>
+            <w:tcW w:type="dxa" w:w="4419"/>
+          </w:tcPr>
+          <w:p>
+            <w:r>
+              <w:rPr>
+                <w:sz w:val="20"/>
+              </w:rPr>
+              <w:t>自动：连续对话3/7/14/30天分别触发里程碑记录</w:t>
+            </w:r>
+          </w:p>
+        </w:tc>
+      </w:tr>
+      <w:tr>
+        <w:tc>
+          <w:tcPr>
+            <w:tcW w:type="dxa" w:w="4419"/>
+          </w:tcPr>
+          <w:p>
+            <w:r>
+              <w:rPr>
+                <w:sz w:val="20"/>
+              </w:rPr>
+              <w:t>用户生日</w:t>
+            </w:r>
+          </w:p>
+        </w:tc>
+        <w:tc>
+          <w:tcPr>
+            <w:tcW w:type="dxa" w:w="4419"/>
+          </w:tcPr>
+          <w:p>
+            <w:r>
+              <w:rPr>
+                <w:sz w:val="20"/>
+              </w:rPr>
+              <w:t>自动（需设置）：用户在设置中填写生日，App当天推送角色生日特别问候</w:t>
+            </w:r>
+          </w:p>
+        </w:tc>
+      </w:tr>
+      <w:tr>
+        <w:tc>
+          <w:tcPr>
+            <w:tcW w:type="dxa" w:w="4419"/>
+          </w:tcPr>
+          <w:p>
+            <w:r>
+              <w:rPr>
+                <w:sz w:val="20"/>
+              </w:rPr>
+              <w:t>角色生日</w:t>
+            </w:r>
+          </w:p>
+        </w:tc>
+        <w:tc>
+          <w:tcPr>
+            <w:tcW w:type="dxa" w:w="4419"/>
+          </w:tcPr>
+          <w:p>
+            <w:r>
+              <w:rPr>
+                <w:sz w:val="20"/>
+              </w:rPr>
+              <w:t>自动：角色设定中预置生日，当天触发角色主动发送庆祝对话</w:t>
+            </w:r>
+          </w:p>
+        </w:tc>
+      </w:tr>
+      <w:tr>
+        <w:tc>
+          <w:tcPr>
+            <w:tcW w:type="dxa" w:w="4419"/>
+          </w:tcPr>
+          <w:p>
+            <w:r>
+              <w:rPr>
+                <w:sz w:val="20"/>
+              </w:rPr>
+              <w:t>特别时刻</w:t>
+            </w:r>
+          </w:p>
+        </w:tc>
+        <w:tc>
+          <w:tcPr>
+            <w:tcW w:type="dxa" w:w="4419"/>
+          </w:tcPr>
+          <w:p>
+            <w:r>
+              <w:rPr>
+                <w:sz w:val="20"/>
+              </w:rPr>
+              <w:t>自动：检测到"争吵→和好"对话序列（烦你/不理你/对不起/没事的组合），记录和好时刻</w:t>
+            </w:r>
+          </w:p>
+        </w:tc>
+      </w:tr>
+      <w:tr>
+        <w:tc>
+          <w:tcPr>
+            <w:tcW w:type="dxa" w:w="4419"/>
+          </w:tcPr>
+          <w:p>
+            <w:r>
+              <w:rPr>
+                <w:sz w:val="20"/>
+              </w:rPr>
+              <w:t>用户手动标记</w:t>
+            </w:r>
+          </w:p>
+        </w:tc>
+        <w:tc>
+          <w:tcPr>
+            <w:tcW w:type="dxa" w:w="4419"/>
+          </w:tcPr>
+          <w:p>
+            <w:r>
+              <w:rPr>
+                <w:sz w:val="20"/>
+              </w:rPr>
+              <w:t>手动：长按任意消息→"标记为特别时刻"→填写备注→存入特别时刻分类</w:t>
+            </w:r>
+          </w:p>
+        </w:tc>
+      </w:tr>
+    </w:tbl>
+    <w:p/>
+    <w:p/>
+    <w:p>
+      <w:pPr>
+        <w:pStyle w:val="Heading2"/>
+      </w:pPr>
+      <w:r>
+        <w:rPr>
+          <w:color w:val="2E86C1"/>
+        </w:rPr>
+        <w:t>每日问候 — Flutter跨平台天气API方案</w:t>
+      </w:r>
+    </w:p>
+    <w:p>
+      <w:pPr/>
+      <w:r>
+        <w:rPr>
+          <w:sz w:val="21"/>
+        </w:rPr>
+        <w:t>❓ 疑问：我想用Flutter开发跨iOS/安卓/鸿蒙三端的App，都可以免费调用天气API吗？</w:t>
+      </w:r>
+    </w:p>
+    <w:p>
+      <w:pPr/>
+      <w:r>
+        <w:rPr>
+          <w:b/>
+          <w:sz w:val="21"/>
+        </w:rPr>
+        <w:t>✅ 解答：完全可以，以下两个方案均为纯HTTP REST API，Flutter三端通用，无需平台特定SDK：</w:t>
+      </w:r>
+    </w:p>
+    <w:tbl>
+      <w:tblPr>
+        <w:tblStyle w:val="TableGrid"/>
+        <w:tblW w:type="auto" w:w="0"/>
+        <w:tblLook w:firstColumn="1" w:firstRow="1" w:lastColumn="0" w:lastRow="0" w:noHBand="0" w:noVBand="1" w:val="04A0"/>
+      </w:tblPr>
+      <w:tblGrid>
+        <w:gridCol w:w="4419"/>
+        <w:gridCol w:w="4419"/>
+      </w:tblGrid>
+      <w:tr>
+        <w:tc>
+          <w:tcPr>
+            <w:tcW w:type="dxa" w:w="4419"/>
+            <w:shd w:fill="2E86C1" w:color="auto" w:val="clear"/>
+          </w:tcPr>
+          <w:p>
+            <w:pPr>
+              <w:jc w:val="center"/>
+            </w:pPr>
+            <w:r>
+              <w:rPr>
+                <w:b/>
+                <w:color w:val="FFFFFF"/>
+                <w:sz w:val="20"/>
+              </w:rPr>
+              <w:t>方案</w:t>
+            </w:r>
+          </w:p>
+        </w:tc>
+        <w:tc>
+          <w:tcPr>
+            <w:tcW w:type="dxa" w:w="4419"/>
+            <w:shd w:fill="2E86C1" w:color="auto" w:val="clear"/>
+          </w:tcPr>
+          <w:p>
+            <w:pPr>
+              <w:jc w:val="center"/>
+            </w:pPr>
+            <w:r>
+              <w:rPr>
+                <w:b/>
+                <w:color w:val="FFFFFF"/>
+                <w:sz w:val="20"/>
+              </w:rPr>
+              <w:t>详细说明</w:t>
+            </w:r>
+          </w:p>
+        </w:tc>
+      </w:tr>
+      <w:tr>
+        <w:tc>
+          <w:tcPr>
+            <w:tcW w:type="dxa" w:w="4419"/>
+          </w:tcPr>
+          <w:p>
+            <w:r>
+              <w:rPr>
+                <w:sz w:val="20"/>
+              </w:rPr>
+              <w:t>Open-Meteo（强烈推荐）</w:t>
+            </w:r>
+          </w:p>
+        </w:tc>
+        <w:tc>
+          <w:tcPr>
+            <w:tcW w:type="dxa" w:w="4419"/>
+          </w:tcPr>
+          <w:p>
+            <w:r>
+              <w:rPr>
+                <w:sz w:val="20"/>
+              </w:rPr>
+              <w:t>完全免费，无需注册/API Key；支持全球任意经纬度；返回当前天气（温度/天气码/风速）；调用示例：GET https://api.open-meteo.com/v1/forecast?latitude={lat}&amp;longitude={lon}&amp;current_weather=true</w:t>
+            </w:r>
+          </w:p>
+        </w:tc>
+      </w:tr>
+      <w:tr>
+        <w:tc>
+          <w:tcPr>
+            <w:tcW w:type="dxa" w:w="4419"/>
+          </w:tcPr>
+          <w:p>
+            <w:r>
+              <w:rPr>
+                <w:sz w:val="20"/>
+              </w:rPr>
+              <w:t>wttr.in（备选）</w:t>
+            </w:r>
+          </w:p>
+        </w:tc>
+        <w:tc>
+          <w:tcPr>
+            <w:tcW w:type="dxa" w:w="4419"/>
+          </w:tcPr>
+          <w:p>
+            <w:r>
+              <w:rPr>
+                <w:sz w:val="20"/>
+              </w:rPr>
+              <w:t>完全免费，无需Key；支持城市名称直接查询；调用示例：GET https://wttr.in/北京?format=j1</w:t>
+            </w:r>
+          </w:p>
+        </w:tc>
+      </w:tr>
+      <w:tr>
+        <w:tc>
+          <w:tcPr>
+            <w:tcW w:type="dxa" w:w="4419"/>
+          </w:tcPr>
+          <w:p>
+            <w:r>
+              <w:rPr>
+                <w:sz w:val="20"/>
+              </w:rPr>
+              <w:t>位置获取</w:t>
+            </w:r>
+          </w:p>
+        </w:tc>
+        <w:tc>
+          <w:tcPr>
+            <w:tcW w:type="dxa" w:w="4419"/>
+          </w:tcPr>
+          <w:p>
+            <w:r>
+              <w:rPr>
+                <w:sz w:val="20"/>
+              </w:rPr>
+              <w:t>Flutter使用 geolocator 插件（pub.dev，官方维护），三端统一API，请求GPS权限后获取经纬度，iOS/Android/HarmonyOS均支持</w:t>
+            </w:r>
+          </w:p>
+        </w:tc>
+      </w:tr>
+    </w:tbl>
+    <w:p>
+      <w:pPr>
+        <w:ind w:left="432"/>
+      </w:pPr>
+      <w:r>
+        <w:rPr>
+          <w:i/>
+          <w:color w:val="216CB4"/>
+          <w:sz w:val="20"/>
+        </w:rPr>
+        <w:t>📌 Open-Meteo 官网：https://open-meteo.com/ ，日请求无上限，完全免费，数据质量接近商业API</w:t>
+      </w:r>
+    </w:p>
+    <w:p/>
+    <w:p/>
+    <w:p>
+      <w:pPr>
+        <w:pStyle w:val="Heading2"/>
+      </w:pPr>
+      <w:r>
+        <w:rPr>
+          <w:color w:val="2E86C1"/>
+        </w:rPr>
+        <w:t>情绪记录 — 入口 + 回应UI + 柱状图 + 展开交互</w:t>
+      </w:r>
+    </w:p>
+    <w:p>
+      <w:pPr>
+        <w:pStyle w:val="Heading3"/>
+      </w:pPr>
+      <w:r>
+        <w:rPr>
+          <w:color w:val="176A5E"/>
+        </w:rPr>
+        <w:t>页面入口（4个）</w:t>
+      </w:r>
+    </w:p>
+    <w:p>
+      <w:pPr>
+        <w:pStyle w:val="ListBullet"/>
+        <w:ind w:left="360"/>
+      </w:pPr>
+      <w:r>
+        <w:rPr>
+          <w:sz w:val="20"/>
+        </w:rPr>
+        <w:t>① 每日问候页底部"记录今日心情"按钮（优先引导，最高频入口）</w:t>
+      </w:r>
+    </w:p>
+    <w:p>
+      <w:pPr>
+        <w:pStyle w:val="ListBullet"/>
+        <w:ind w:left="360"/>
+      </w:pPr>
+      <w:r>
+        <w:rPr>
+          <w:sz w:val="20"/>
+        </w:rPr>
+        <w:t>② 个人中心→情绪日记入口（数据管理入口）</w:t>
+      </w:r>
+    </w:p>
+    <w:p>
+      <w:pPr>
+        <w:pStyle w:val="ListBullet"/>
+        <w:ind w:left="360"/>
+      </w:pPr>
+      <w:r>
+        <w:rPr>
+          <w:sz w:val="20"/>
+        </w:rPr>
+        <w:t>③ TabBar"关系"子页面内快捷入口（发现入口）</w:t>
+      </w:r>
+    </w:p>
+    <w:p>
+      <w:pPr>
+        <w:pStyle w:val="ListBullet"/>
+        <w:ind w:left="360"/>
+      </w:pPr>
+      <w:r>
+        <w:rPr>
+          <w:sz w:val="20"/>
+        </w:rPr>
+        <w:t>④ 聊天页"+"菜单→情绪记录（聊天中快捷触发）</w:t>
+      </w:r>
+    </w:p>
+    <w:p>
+      <w:pPr>
+        <w:pStyle w:val="Heading3"/>
+      </w:pPr>
+      <w:r>
+        <w:rPr>
+          <w:color w:val="176A5E"/>
+        </w:rPr>
+        <w:t>角色回应UI形式</w:t>
+      </w:r>
+    </w:p>
+    <w:p>
+      <w:pPr/>
+      <w:r>
+        <w:rPr>
+          <w:sz w:val="21"/>
+        </w:rPr>
+        <w:t>提交情绪后不立即跳转聊天页，而是分两步：</w:t>
+      </w:r>
+    </w:p>
+    <w:p>
+      <w:pPr>
+        <w:pStyle w:val="ListBullet"/>
+        <w:ind w:left="360"/>
+      </w:pPr>
+      <w:r>
+        <w:rPr>
+          <w:sz w:val="20"/>
+        </w:rPr>
+        <w:t>第1步：在情绪记录页底部弹出"角色回应卡片"（上滑入场0.3s）：包含角色半身立绘（切换为匹配情绪的表情）+ 2~3行台词气泡 + "去聊聊"按钮</w:t>
+      </w:r>
+    </w:p>
+    <w:p>
+      <w:pPr>
+        <w:pStyle w:val="ListBullet"/>
+        <w:ind w:left="360"/>
+      </w:pPr>
+      <w:r>
+        <w:rPr>
+          <w:sz w:val="20"/>
+        </w:rPr>
+        <w:t>第2步：用户点击"去聊聊" → 跳转主聊天页，角色的第一条消息即为情绪回应内容（自动触发AI情绪关怀对话模式）</w:t>
+      </w:r>
+    </w:p>
+    <w:p>
+      <w:pPr>
+        <w:ind w:left="432"/>
+      </w:pPr>
+      <w:r>
+        <w:rPr>
+          <w:i/>
+          <w:color w:val="216CB4"/>
+          <w:sz w:val="20"/>
+        </w:rPr>
+        <w:t>📌 设计意图：让用户先"看到"角色的反应，制造情感温度，再自然过渡到聊天，比直接跳转更有仪式感</w:t>
+      </w:r>
+    </w:p>
+    <w:p>
+      <w:pPr>
+        <w:pStyle w:val="Heading3"/>
+      </w:pPr>
+      <w:r>
+        <w:rPr>
+          <w:color w:val="176A5E"/>
+        </w:rPr>
+        <w:t>柱状图高低与情绪正负关联</w:t>
+      </w:r>
+    </w:p>
+    <w:tbl>
+      <w:tblPr>
+        <w:tblStyle w:val="TableGrid"/>
+        <w:tblW w:type="auto" w:w="0"/>
+        <w:tblLook w:firstColumn="1" w:firstRow="1" w:lastColumn="0" w:lastRow="0" w:noHBand="0" w:noVBand="1" w:val="04A0"/>
+      </w:tblPr>
+      <w:tblGrid>
+        <w:gridCol w:w="4419"/>
+        <w:gridCol w:w="4419"/>
+      </w:tblGrid>
+      <w:tr>
+        <w:tc>
+          <w:tcPr>
+            <w:tcW w:type="dxa" w:w="4419"/>
+            <w:shd w:fill="2E86C1" w:color="auto" w:val="clear"/>
+          </w:tcPr>
+          <w:p>
+            <w:pPr>
+              <w:jc w:val="center"/>
+            </w:pPr>
+            <w:r>
+              <w:rPr>
+                <w:b/>
+                <w:color w:val="FFFFFF"/>
+                <w:sz w:val="20"/>
+              </w:rPr>
+              <w:t>情绪类型</w:t>
+            </w:r>
+          </w:p>
+        </w:tc>
+        <w:tc>
+          <w:tcPr>
+            <w:tcW w:type="dxa" w:w="4419"/>
+            <w:shd w:fill="2E86C1" w:color="auto" w:val="clear"/>
+          </w:tcPr>
+          <w:p>
+            <w:pPr>
+              <w:jc w:val="center"/>
+            </w:pPr>
+            <w:r>
+              <w:rPr>
+                <w:b/>
+                <w:color w:val="FFFFFF"/>
+                <w:sz w:val="20"/>
+              </w:rPr>
+              <w:t>分值映射</w:t>
+            </w:r>
+          </w:p>
+        </w:tc>
+      </w:tr>
+      <w:tr>
+        <w:tc>
+          <w:tcPr>
+            <w:tcW w:type="dxa" w:w="4419"/>
+          </w:tcPr>
+          <w:p>
+            <w:r>
+              <w:rPr>
+                <w:sz w:val="20"/>
+              </w:rPr>
+              <w:t>很好 😄</w:t>
+            </w:r>
+          </w:p>
+        </w:tc>
+        <w:tc>
+          <w:tcPr>
+            <w:tcW w:type="dxa" w:w="4419"/>
+          </w:tcPr>
+          <w:p>
+            <w:r>
+              <w:rPr>
+                <w:sz w:val="20"/>
+              </w:rPr>
+              <w:t>5分 → 柱高 = 48px（100%）→ accent蓝色</w:t>
+            </w:r>
+          </w:p>
+        </w:tc>
+      </w:tr>
+      <w:tr>
+        <w:tc>
+          <w:tcPr>
+            <w:tcW w:type="dxa" w:w="4419"/>
+          </w:tcPr>
+          <w:p>
+            <w:r>
+              <w:rPr>
+                <w:sz w:val="20"/>
+              </w:rPr>
+              <w:t>开心 🙂</w:t>
+            </w:r>
+          </w:p>
+        </w:tc>
+        <w:tc>
+          <w:tcPr>
+            <w:tcW w:type="dxa" w:w="4419"/>
+          </w:tcPr>
+          <w:p>
+            <w:r>
+              <w:rPr>
+                <w:sz w:val="20"/>
+              </w:rPr>
+              <w:t>4分 → 柱高 = 38px（80%）→ accent蓝色</w:t>
+            </w:r>
+          </w:p>
+        </w:tc>
+      </w:tr>
+      <w:tr>
+        <w:tc>
+          <w:tcPr>
+            <w:tcW w:type="dxa" w:w="4419"/>
+          </w:tcPr>
+          <w:p>
+            <w:r>
+              <w:rPr>
+                <w:sz w:val="20"/>
+              </w:rPr>
+              <w:t>一般 😐</w:t>
+            </w:r>
+          </w:p>
+        </w:tc>
+        <w:tc>
+          <w:tcPr>
+            <w:tcW w:type="dxa" w:w="4419"/>
+          </w:tcPr>
+          <w:p>
+            <w:r>
+              <w:rPr>
+                <w:sz w:val="20"/>
+              </w:rPr>
+              <w:t>3分 → 柱高 = 29px（60%）→ 浅灰色</w:t>
+            </w:r>
+          </w:p>
+        </w:tc>
+      </w:tr>
+      <w:tr>
+        <w:tc>
+          <w:tcPr>
+            <w:tcW w:type="dxa" w:w="4419"/>
+          </w:tcPr>
+          <w:p>
+            <w:r>
+              <w:rPr>
+                <w:sz w:val="20"/>
+              </w:rPr>
+              <w:t>难过 😢</w:t>
+            </w:r>
+          </w:p>
+        </w:tc>
+        <w:tc>
+          <w:tcPr>
+            <w:tcW w:type="dxa" w:w="4419"/>
+          </w:tcPr>
+          <w:p>
+            <w:r>
+              <w:rPr>
+                <w:sz w:val="20"/>
+              </w:rPr>
+              <w:t>2分 → 柱高 = 19px（40%）→ 橙色警示</w:t>
+            </w:r>
+          </w:p>
+        </w:tc>
+      </w:tr>
+      <w:tr>
+        <w:tc>
+          <w:tcPr>
+            <w:tcW w:type="dxa" w:w="4419"/>
+          </w:tcPr>
+          <w:p>
+            <w:r>
+              <w:rPr>
+                <w:sz w:val="20"/>
+              </w:rPr>
+              <w:t>很累 😫</w:t>
+            </w:r>
+          </w:p>
+        </w:tc>
+        <w:tc>
+          <w:tcPr>
+            <w:tcW w:type="dxa" w:w="4419"/>
+          </w:tcPr>
+          <w:p>
+            <w:r>
+              <w:rPr>
+                <w:sz w:val="20"/>
+              </w:rPr>
+              <w:t>1分 → 柱高 = 10px（20%）→ 橙色警示</w:t>
+            </w:r>
+          </w:p>
+        </w:tc>
+      </w:tr>
+    </w:tbl>
+    <w:p>
+      <w:pPr>
+        <w:ind w:left="432"/>
+      </w:pPr>
+      <w:r>
+        <w:rPr>
+          <w:i/>
+          <w:color w:val="216CB4"/>
+          <w:sz w:val="20"/>
+        </w:rPr>
+        <w:t>📌 周均分 = 7天分值之和 / 7，显示在图表标题旁；分值低于2.5连续3天时，角色自动在次日问候中加入"关心+询问"台词</w:t>
+      </w:r>
+    </w:p>
+    <w:p>
+      <w:pPr>
+        <w:pStyle w:val="Heading3"/>
+      </w:pPr>
+      <w:r>
+        <w:rPr>
+          <w:color w:val="176A5E"/>
+        </w:rPr>
+        <w:t>图表点击单条展开UI形式</w:t>
+      </w:r>
+    </w:p>
+    <w:p>
+      <w:pPr/>
+      <w:r>
+        <w:rPr>
+          <w:sz w:val="21"/>
+        </w:rPr>
+        <w:t>点击某日柱状条 → 在柱状图区域下方以Inline折叠方式展开"当日情绪卡片"（非弹窗/非新页面）：</w:t>
+      </w:r>
+    </w:p>
+    <w:p>
+      <w:pPr>
+        <w:pStyle w:val="ListBullet"/>
+        <w:ind w:left="360"/>
+      </w:pPr>
+      <w:r>
+        <w:rPr>
+          <w:sz w:val="20"/>
+        </w:rPr>
+        <w:t>展示内容：情绪emoji + 情绪标签文字 + 用户填写的备注文字 + 角色当日回应摘要（前30字）+ 日期</w:t>
+      </w:r>
+    </w:p>
+    <w:p>
+      <w:pPr>
+        <w:pStyle w:val="ListBullet"/>
+        <w:ind w:left="360"/>
+      </w:pPr>
+      <w:r>
+        <w:rPr>
+          <w:sz w:val="20"/>
+        </w:rPr>
+        <w:t>展开动画：高度从0到内容高度，0.25s ease-out</w:t>
+      </w:r>
+    </w:p>
+    <w:p>
+      <w:pPr>
+        <w:pStyle w:val="ListBullet"/>
+        <w:ind w:left="360"/>
+      </w:pPr>
+      <w:r>
+        <w:rPr>
+          <w:sz w:val="20"/>
+        </w:rPr>
+        <w:t>再次点击同一柱 → 折叠；点击其他柱 → 切换展开内容</w:t>
+      </w:r>
+    </w:p>
+    <w:p/>
     <w:p/>
     <w:p>
       <w:pPr>
@@ -2280,6 +4719,970 @@
     <w:p/>
     <w:p>
       <w:pPr>
+        <w:pStyle w:val="Heading2"/>
+      </w:pPr>
+      <w:r>
+        <w:rPr>
+          <w:color w:val="2E86C1"/>
+        </w:rPr>
+        <w:t>回忆相册 — 自动存储体系 + 自动生成体系</w:t>
+      </w:r>
+    </w:p>
+    <w:p>
+      <w:pPr>
+        <w:pStyle w:val="Heading3"/>
+      </w:pPr>
+      <w:r>
+        <w:rPr>
+          <w:color w:val="176A5E"/>
+        </w:rPr>
+        <w:t>AI高质量回复自动存储体系</w:t>
+      </w:r>
+    </w:p>
+    <w:p>
+      <w:pPr/>
+      <w:r>
+        <w:rPr>
+          <w:sz w:val="21"/>
+        </w:rPr>
+        <w:t>"对话精选"条目来源两类：自动存储 + 用户手动收藏。</w:t>
+      </w:r>
+    </w:p>
+    <w:p>
+      <w:pPr/>
+      <w:r>
+        <w:rPr>
+          <w:sz w:val="21"/>
+        </w:rPr>
+        <w:t>自动存储触发规则（满足任一即触发）：</w:t>
+      </w:r>
+    </w:p>
+    <w:p>
+      <w:pPr>
+        <w:pStyle w:val="ListBullet"/>
+        <w:ind w:left="360"/>
+      </w:pPr>
+      <w:r>
+        <w:rPr>
+          <w:sz w:val="20"/>
+        </w:rPr>
+        <w:t>① 用户发出收藏意图词（"收藏/好喜欢/截图/❤️"等）</w:t>
+      </w:r>
+    </w:p>
+    <w:p>
+      <w:pPr>
+        <w:pStyle w:val="ListBullet"/>
+        <w:ind w:left="360"/>
+      </w:pPr>
+      <w:r>
+        <w:rPr>
+          <w:sz w:val="20"/>
+        </w:rPr>
+        <w:t>② AI回复长度&gt;30字 且 包含诗意比喻词（"就像/仿佛/好似/如同"等修辞）</w:t>
+      </w:r>
+    </w:p>
+    <w:p>
+      <w:pPr>
+        <w:pStyle w:val="ListBullet"/>
+        <w:ind w:left="360"/>
+      </w:pPr>
+      <w:r>
+        <w:rPr>
+          <w:sz w:val="20"/>
+        </w:rPr>
+        <w:t>③ 用户对AI回复发出正向反应词（"好甜/感动了/你真好/好治愈/暖心"等）</w:t>
+      </w:r>
+    </w:p>
+    <w:p>
+      <w:pPr>
+        <w:pStyle w:val="ListBullet"/>
+        <w:ind w:left="360"/>
+      </w:pPr>
+      <w:r>
+        <w:rPr>
+          <w:sz w:val="20"/>
+        </w:rPr>
+        <w:t>④ 用户长按气泡 → 手动收藏</w:t>
+      </w:r>
+    </w:p>
+    <w:p>
+      <w:pPr>
+        <w:pStyle w:val="Heading3"/>
+      </w:pPr>
+      <w:r>
+        <w:rPr>
+          <w:color w:val="176A5E"/>
+        </w:rPr>
+        <w:t>纪念日/特别时刻自动生成体系</w:t>
+      </w:r>
+    </w:p>
+    <w:tbl>
+      <w:tblPr>
+        <w:tblStyle w:val="TableGrid"/>
+        <w:tblW w:type="auto" w:w="0"/>
+        <w:tblLook w:firstColumn="1" w:firstRow="1" w:lastColumn="0" w:lastRow="0" w:noHBand="0" w:noVBand="1" w:val="04A0"/>
+      </w:tblPr>
+      <w:tblGrid>
+        <w:gridCol w:w="4419"/>
+        <w:gridCol w:w="4419"/>
+      </w:tblGrid>
+      <w:tr>
+        <w:tc>
+          <w:tcPr>
+            <w:tcW w:type="dxa" w:w="4419"/>
+            <w:shd w:fill="2E86C1" w:color="auto" w:val="clear"/>
+          </w:tcPr>
+          <w:p>
+            <w:pPr>
+              <w:jc w:val="center"/>
+            </w:pPr>
+            <w:r>
+              <w:rPr>
+                <w:b/>
+                <w:color w:val="FFFFFF"/>
+                <w:sz w:val="20"/>
+              </w:rPr>
+              <w:t>条目类型</w:t>
+            </w:r>
+          </w:p>
+        </w:tc>
+        <w:tc>
+          <w:tcPr>
+            <w:tcW w:type="dxa" w:w="4419"/>
+            <w:shd w:fill="2E86C1" w:color="auto" w:val="clear"/>
+          </w:tcPr>
+          <w:p>
+            <w:pPr>
+              <w:jc w:val="center"/>
+            </w:pPr>
+            <w:r>
+              <w:rPr>
+                <w:b/>
+                <w:color w:val="FFFFFF"/>
+                <w:sz w:val="20"/>
+              </w:rPr>
+              <w:t>生成规则</w:t>
+            </w:r>
+          </w:p>
+        </w:tc>
+      </w:tr>
+      <w:tr>
+        <w:tc>
+          <w:tcPr>
+            <w:tcW w:type="dxa" w:w="4419"/>
+          </w:tcPr>
+          <w:p>
+            <w:r>
+              <w:rPr>
+                <w:sz w:val="20"/>
+              </w:rPr>
+              <w:t>相识Day1</w:t>
+            </w:r>
+          </w:p>
+        </w:tc>
+        <w:tc>
+          <w:tcPr>
+            <w:tcW w:type="dxa" w:w="4419"/>
+          </w:tcPr>
+          <w:p>
+            <w:r>
+              <w:rPr>
+                <w:sz w:val="20"/>
+              </w:rPr>
+              <w:t>自动：首次对话时系统记录，"故事从这里开始"</w:t>
+            </w:r>
+          </w:p>
+        </w:tc>
+      </w:tr>
+      <w:tr>
+        <w:tc>
+          <w:tcPr>
+            <w:tcW w:type="dxa" w:w="4419"/>
+          </w:tcPr>
+          <w:p>
+            <w:r>
+              <w:rPr>
+                <w:sz w:val="20"/>
+              </w:rPr>
+              <w:t>Lv升级节点</w:t>
+            </w:r>
+          </w:p>
+        </w:tc>
+        <w:tc>
+          <w:tcPr>
+            <w:tcW w:type="dxa" w:w="4419"/>
+          </w:tcPr>
+          <w:p>
+            <w:r>
+              <w:rPr>
+                <w:sz w:val="20"/>
+              </w:rPr>
+              <w:t>自动：每次关系升级时记录+截图，"我们又近了一步"</w:t>
+            </w:r>
+          </w:p>
+        </w:tc>
+      </w:tr>
+      <w:tr>
+        <w:tc>
+          <w:tcPr>
+            <w:tcW w:type="dxa" w:w="4419"/>
+          </w:tcPr>
+          <w:p>
+            <w:r>
+              <w:rPr>
+                <w:sz w:val="20"/>
+              </w:rPr>
+              <w:t>坚持打卡</w:t>
+            </w:r>
+          </w:p>
+        </w:tc>
+        <w:tc>
+          <w:tcPr>
+            <w:tcW w:type="dxa" w:w="4419"/>
+          </w:tcPr>
+          <w:p>
+            <w:r>
+              <w:rPr>
+                <w:sz w:val="20"/>
+              </w:rPr>
+              <w:t>自动：连续对话第3/7/14/30天，"相识第X天，感谢陪伴"</w:t>
+            </w:r>
+          </w:p>
+        </w:tc>
+      </w:tr>
+      <w:tr>
+        <w:tc>
+          <w:tcPr>
+            <w:tcW w:type="dxa" w:w="4419"/>
+          </w:tcPr>
+          <w:p>
+            <w:r>
+              <w:rPr>
+                <w:sz w:val="20"/>
+              </w:rPr>
+              <w:t>用户生日</w:t>
+            </w:r>
+          </w:p>
+        </w:tc>
+        <w:tc>
+          <w:tcPr>
+            <w:tcW w:type="dxa" w:w="4419"/>
+          </w:tcPr>
+          <w:p>
+            <w:r>
+              <w:rPr>
+                <w:sz w:val="20"/>
+              </w:rPr>
+              <w:t>自动（需设置）：生日当天App推送，角色发送生日特别剧情对话</w:t>
+            </w:r>
+          </w:p>
+        </w:tc>
+      </w:tr>
+      <w:tr>
+        <w:tc>
+          <w:tcPr>
+            <w:tcW w:type="dxa" w:w="4419"/>
+          </w:tcPr>
+          <w:p>
+            <w:r>
+              <w:rPr>
+                <w:sz w:val="20"/>
+              </w:rPr>
+              <w:t>角色生日</w:t>
+            </w:r>
+          </w:p>
+        </w:tc>
+        <w:tc>
+          <w:tcPr>
+            <w:tcW w:type="dxa" w:w="4419"/>
+          </w:tcPr>
+          <w:p>
+            <w:r>
+              <w:rPr>
+                <w:sz w:val="20"/>
+              </w:rPr>
+              <w:t>自动：角色设定中预置日期，当天角色主动触发庆祝对话</w:t>
+            </w:r>
+          </w:p>
+        </w:tc>
+      </w:tr>
+      <w:tr>
+        <w:tc>
+          <w:tcPr>
+            <w:tcW w:type="dxa" w:w="4419"/>
+          </w:tcPr>
+          <w:p>
+            <w:r>
+              <w:rPr>
+                <w:sz w:val="20"/>
+              </w:rPr>
+              <w:t>特别事件</w:t>
+            </w:r>
+          </w:p>
+        </w:tc>
+        <w:tc>
+          <w:tcPr>
+            <w:tcW w:type="dxa" w:w="4419"/>
+          </w:tcPr>
+          <w:p>
+            <w:r>
+              <w:rPr>
+                <w:sz w:val="20"/>
+              </w:rPr>
+              <w:t>自动：争吵和好（检测词序列）、首次语音消息等关键行为触发</w:t>
+            </w:r>
+          </w:p>
+        </w:tc>
+      </w:tr>
+      <w:tr>
+        <w:tc>
+          <w:tcPr>
+            <w:tcW w:type="dxa" w:w="4419"/>
+          </w:tcPr>
+          <w:p>
+            <w:r>
+              <w:rPr>
+                <w:sz w:val="20"/>
+              </w:rPr>
+              <w:t>用户手动标记</w:t>
+            </w:r>
+          </w:p>
+        </w:tc>
+        <w:tc>
+          <w:tcPr>
+            <w:tcW w:type="dxa" w:w="4419"/>
+          </w:tcPr>
+          <w:p>
+            <w:r>
+              <w:rPr>
+                <w:sz w:val="20"/>
+              </w:rPr>
+              <w:t>手动：长按消息→"标记为特别时刻"→可填写备注</w:t>
+            </w:r>
+          </w:p>
+        </w:tc>
+      </w:tr>
+    </w:tbl>
+    <w:p/>
+    <w:p/>
+    <w:p>
+      <w:pPr>
+        <w:pStyle w:val="Heading2"/>
+      </w:pPr>
+      <w:r>
+        <w:rPr>
+          <w:color w:val="2E86C1"/>
+        </w:rPr>
+        <w:t>关系时间线 — 体系详细设计 + 双通道解锁</w:t>
+      </w:r>
+    </w:p>
+    <w:p>
+      <w:pPr>
+        <w:pStyle w:val="Heading3"/>
+      </w:pPr>
+      <w:r>
+        <w:rPr>
+          <w:color w:val="176A5E"/>
+        </w:rPr>
+        <w:t>时间线事件3类型体系</w:t>
+      </w:r>
+    </w:p>
+    <w:tbl>
+      <w:tblPr>
+        <w:tblStyle w:val="TableGrid"/>
+        <w:tblW w:type="auto" w:w="0"/>
+        <w:tblLook w:firstColumn="1" w:firstRow="1" w:lastColumn="0" w:lastRow="0" w:noHBand="0" w:noVBand="1" w:val="04A0"/>
+      </w:tblPr>
+      <w:tblGrid>
+        <w:gridCol w:w="4419"/>
+        <w:gridCol w:w="4419"/>
+      </w:tblGrid>
+      <w:tr>
+        <w:tc>
+          <w:tcPr>
+            <w:tcW w:type="dxa" w:w="4419"/>
+            <w:shd w:fill="2E86C1" w:color="auto" w:val="clear"/>
+          </w:tcPr>
+          <w:p>
+            <w:pPr>
+              <w:jc w:val="center"/>
+            </w:pPr>
+            <w:r>
+              <w:rPr>
+                <w:b/>
+                <w:color w:val="FFFFFF"/>
+                <w:sz w:val="20"/>
+              </w:rPr>
+              <w:t>事件类型</w:t>
+            </w:r>
+          </w:p>
+        </w:tc>
+        <w:tc>
+          <w:tcPr>
+            <w:tcW w:type="dxa" w:w="4419"/>
+            <w:shd w:fill="2E86C1" w:color="auto" w:val="clear"/>
+          </w:tcPr>
+          <w:p>
+            <w:pPr>
+              <w:jc w:val="center"/>
+            </w:pPr>
+            <w:r>
+              <w:rPr>
+                <w:b/>
+                <w:color w:val="FFFFFF"/>
+                <w:sz w:val="20"/>
+              </w:rPr>
+              <w:t>说明</w:t>
+            </w:r>
+          </w:p>
+        </w:tc>
+      </w:tr>
+      <w:tr>
+        <w:tc>
+          <w:tcPr>
+            <w:tcW w:type="dxa" w:w="4419"/>
+          </w:tcPr>
+          <w:p>
+            <w:r>
+              <w:rPr>
+                <w:sz w:val="20"/>
+              </w:rPr>
+              <w:t>关系里程碑</w:t>
+            </w:r>
+          </w:p>
+        </w:tc>
+        <w:tc>
+          <w:tcPr>
+            <w:tcW w:type="dxa" w:w="4419"/>
+          </w:tcPr>
+          <w:p>
+            <w:r>
+              <w:rPr>
+                <w:sz w:val="20"/>
+              </w:rPr>
+              <w:t>Lv1→Lv6每次升级，accent蓝色标注，最高优先级，系统自动生成</w:t>
+            </w:r>
+          </w:p>
+        </w:tc>
+      </w:tr>
+      <w:tr>
+        <w:tc>
+          <w:tcPr>
+            <w:tcW w:type="dxa" w:w="4419"/>
+          </w:tcPr>
+          <w:p>
+            <w:r>
+              <w:rPr>
+                <w:sz w:val="20"/>
+              </w:rPr>
+              <w:t>系统纪念日</w:t>
+            </w:r>
+          </w:p>
+        </w:tc>
+        <w:tc>
+          <w:tcPr>
+            <w:tcW w:type="dxa" w:w="4419"/>
+          </w:tcPr>
+          <w:p>
+            <w:r>
+              <w:rPr>
+                <w:sz w:val="20"/>
+              </w:rPr>
+              <w:t>相识周年/用户生日/角色生日/坚持打卡等，浅紫色标注，系统自动生成</w:t>
+            </w:r>
+          </w:p>
+        </w:tc>
+      </w:tr>
+      <w:tr>
+        <w:tc>
+          <w:tcPr>
+            <w:tcW w:type="dxa" w:w="4419"/>
+          </w:tcPr>
+          <w:p>
+            <w:r>
+              <w:rPr>
+                <w:sz w:val="20"/>
+              </w:rPr>
+              <w:t>用户自定义</w:t>
+            </w:r>
+          </w:p>
+        </w:tc>
+        <w:tc>
+          <w:tcPr>
+            <w:tcW w:type="dxa" w:w="4419"/>
+          </w:tcPr>
+          <w:p>
+            <w:r>
+              <w:rPr>
+                <w:sz w:val="20"/>
+              </w:rPr>
+              <w:t>用户长按时间线空白→添加自定义事件+备注，浅绿色标注，手动创建</w:t>
+            </w:r>
+          </w:p>
+        </w:tc>
+      </w:tr>
+    </w:tbl>
+    <w:p>
+      <w:pPr/>
+      <w:r>
+        <w:rPr>
+          <w:sz w:val="21"/>
+        </w:rPr>
+        <w:t>每条事件包含：日期标签 + 事件标题 + 2行摘要文字 + 可选"回到那天"按钮（点击跳转查看当日对话历史）</w:t>
+      </w:r>
+    </w:p>
+    <w:p>
+      <w:pPr/>
+      <w:r>
+        <w:rPr>
+          <w:sz w:val="21"/>
+        </w:rPr>
+        <w:t>排列方式：最新事件在上，向下滚动为历史；当前所在节点高亮显示。</w:t>
+      </w:r>
+    </w:p>
+    <w:p>
+      <w:pPr>
+        <w:pStyle w:val="Heading3"/>
+      </w:pPr>
+      <w:r>
+        <w:rPr>
+          <w:color w:val="176A5E"/>
+        </w:rPr>
+        <w:t>里程碑双通道解锁方案</w:t>
+      </w:r>
+    </w:p>
+    <w:p>
+      <w:pPr/>
+      <w:r>
+        <w:rPr>
+          <w:sz w:val="21"/>
+        </w:rPr>
+        <w:t>❓ 疑问：下一里程碑达成，是满足条件或直接付费都可以解锁的吗？可以这么设计吗？</w:t>
+      </w:r>
+    </w:p>
+    <w:p>
+      <w:pPr/>
+      <w:r>
+        <w:rPr>
+          <w:b/>
+          <w:sz w:val="21"/>
+        </w:rPr>
+        <w:t>✅ 解答：完全可以这样设计，这是情感类App的主流变现逻辑。两条路径均合法：</w:t>
+      </w:r>
+    </w:p>
+    <w:tbl>
+      <w:tblPr>
+        <w:tblStyle w:val="TableGrid"/>
+        <w:tblW w:type="auto" w:w="0"/>
+        <w:tblLook w:firstColumn="1" w:firstRow="1" w:lastColumn="0" w:lastRow="0" w:noHBand="0" w:noVBand="1" w:val="04A0"/>
+      </w:tblPr>
+      <w:tblGrid>
+        <w:gridCol w:w="4419"/>
+        <w:gridCol w:w="4419"/>
+      </w:tblGrid>
+      <w:tr>
+        <w:tc>
+          <w:tcPr>
+            <w:tcW w:type="dxa" w:w="4419"/>
+            <w:shd w:fill="2E86C1" w:color="auto" w:val="clear"/>
+          </w:tcPr>
+          <w:p>
+            <w:pPr>
+              <w:jc w:val="center"/>
+            </w:pPr>
+            <w:r>
+              <w:rPr>
+                <w:b/>
+                <w:color w:val="FFFFFF"/>
+                <w:sz w:val="20"/>
+              </w:rPr>
+              <w:t>路径</w:t>
+            </w:r>
+          </w:p>
+        </w:tc>
+        <w:tc>
+          <w:tcPr>
+            <w:tcW w:type="dxa" w:w="4419"/>
+            <w:shd w:fill="2E86C1" w:color="auto" w:val="clear"/>
+          </w:tcPr>
+          <w:p>
+            <w:pPr>
+              <w:jc w:val="center"/>
+            </w:pPr>
+            <w:r>
+              <w:rPr>
+                <w:b/>
+                <w:color w:val="FFFFFF"/>
+                <w:sz w:val="20"/>
+              </w:rPr>
+              <w:t>说明</w:t>
+            </w:r>
+          </w:p>
+        </w:tc>
+      </w:tr>
+      <w:tr>
+        <w:tc>
+          <w:tcPr>
+            <w:tcW w:type="dxa" w:w="4419"/>
+          </w:tcPr>
+          <w:p>
+            <w:r>
+              <w:rPr>
+                <w:sz w:val="20"/>
+              </w:rPr>
+              <w:t>有机解锁（免费路径）</w:t>
+            </w:r>
+          </w:p>
+        </w:tc>
+        <w:tc>
+          <w:tcPr>
+            <w:tcW w:type="dxa" w:w="4419"/>
+          </w:tcPr>
+          <w:p>
+            <w:r>
+              <w:rPr>
+                <w:sz w:val="20"/>
+              </w:rPr>
+              <w:t>满足对话次数+相识天数+情绪记录等条件自动解锁；鼓励高频使用，用户0元可完整体验全部等级</w:t>
+            </w:r>
+          </w:p>
+        </w:tc>
+      </w:tr>
+      <w:tr>
+        <w:tc>
+          <w:tcPr>
+            <w:tcW w:type="dxa" w:w="4419"/>
+          </w:tcPr>
+          <w:p>
+            <w:r>
+              <w:rPr>
+                <w:sz w:val="20"/>
+              </w:rPr>
+              <w:t>付费快速解锁</w:t>
+            </w:r>
+          </w:p>
+        </w:tc>
+        <w:tc>
+          <w:tcPr>
+            <w:tcW w:type="dxa" w:w="4419"/>
+          </w:tcPr>
+          <w:p>
+            <w:r>
+              <w:rPr>
+                <w:sz w:val="20"/>
+              </w:rPr>
+              <w:t>任意下一未解锁里程碑可付费直接达成（¥12~¥28，按里程碑重要程度定价）；订阅深爱月卡额外效果：好感度每日+20点（加速有机进度，约节省2/3时间）</w:t>
+            </w:r>
+          </w:p>
+        </w:tc>
+      </w:tr>
+      <w:tr>
+        <w:tc>
+          <w:tcPr>
+            <w:tcW w:type="dxa" w:w="4419"/>
+          </w:tcPr>
+          <w:p>
+            <w:r>
+              <w:rPr>
+                <w:sz w:val="20"/>
+              </w:rPr>
+              <w:t>设计原则</w:t>
+            </w:r>
+          </w:p>
+        </w:tc>
+        <w:tc>
+          <w:tcPr>
+            <w:tcW w:type="dxa" w:w="4419"/>
+          </w:tcPr>
+          <w:p>
+            <w:r>
+              <w:rPr>
+                <w:sz w:val="20"/>
+              </w:rPr>
+              <w:t>付费不是唯一路径，只是"节省时间"；用户不会因为不付费而永远到不了Lv6，只是慢一些；防止用户反感，提升付费意愿（主动选择而非被迫）</w:t>
+            </w:r>
+          </w:p>
+        </w:tc>
+      </w:tr>
+    </w:tbl>
+    <w:p>
+      <w:pPr>
+        <w:ind w:left="432"/>
+      </w:pPr>
+      <w:r>
+        <w:rPr>
+          <w:i/>
+          <w:color w:val="216CB4"/>
+          <w:sz w:val="20"/>
+        </w:rPr>
+        <w:t>📌 参考案例：恋与制作人、光与夜之恋等同类产品均采用此双通道设计，经过市场验证</w:t>
+      </w:r>
+    </w:p>
+    <w:p/>
+    <w:p/>
+    <w:p>
+      <w:pPr>
+        <w:pStyle w:val="Heading2"/>
+      </w:pPr>
+      <w:r>
+        <w:rPr>
+          <w:color w:val="2E86C1"/>
+        </w:rPr>
+        <w:t>角色详情 — 章节展开机制</w:t>
+      </w:r>
+    </w:p>
+    <w:p>
+      <w:pPr/>
+      <w:r>
+        <w:rPr>
+          <w:sz w:val="21"/>
+        </w:rPr>
+        <w:t>❓ 疑问：章节以什么样的形式展开？故事？还是引入到对话中，然后对话围绕解锁的章节进行？</w:t>
+      </w:r>
+    </w:p>
+    <w:p>
+      <w:pPr/>
+      <w:r>
+        <w:rPr>
+          <w:b/>
+          <w:sz w:val="21"/>
+        </w:rPr>
+        <w:t>✅ 解答：采用"对话剧情驱动"形式，而非静态故事文本。</w:t>
+      </w:r>
+    </w:p>
+    <w:p>
+      <w:pPr>
+        <w:pStyle w:val="ListBullet"/>
+        <w:ind w:left="360"/>
+      </w:pPr>
+      <w:r>
+        <w:rPr>
+          <w:sz w:val="20"/>
+        </w:rPr>
+        <w:t>解锁章节后 → 下次打开聊天页时，角色主动发起一段特殊剧情对话（约8~12条消息）</w:t>
+      </w:r>
+    </w:p>
+    <w:p>
+      <w:pPr>
+        <w:pStyle w:val="ListBullet"/>
+        <w:ind w:left="360"/>
+      </w:pPr>
+      <w:r>
+        <w:rPr>
+          <w:sz w:val="20"/>
+        </w:rPr>
+        <w:t>剧情对话中用户可以互动回复，AI根据玩家回复动态推进剧情分支</w:t>
+      </w:r>
+    </w:p>
+    <w:p>
+      <w:pPr>
+        <w:pStyle w:val="ListBullet"/>
+        <w:ind w:left="360"/>
+      </w:pPr>
+      <w:r>
+        <w:rPr>
+          <w:sz w:val="20"/>
+        </w:rPr>
+        <w:t>剧情结束后，系统在回忆相册自动生成"XX章节已完成"纪念条目</w:t>
+      </w:r>
+    </w:p>
+    <w:p>
+      <w:pPr>
+        <w:pStyle w:val="ListBullet"/>
+        <w:ind w:left="360"/>
+      </w:pPr>
+      <w:r>
+        <w:rPr>
+          <w:sz w:val="20"/>
+        </w:rPr>
+        <w:t>恢复普通对话模式，但角色的System Prompt中会注入该章节的记忆内容，增强后续对话深度</w:t>
+      </w:r>
+    </w:p>
+    <w:p>
+      <w:pPr/>
+      <w:r>
+        <w:rPr>
+          <w:sz w:val="21"/>
+        </w:rPr>
+        <w:t>章节示例（角色A·她的过去·Lv4解锁）：</w:t>
+      </w:r>
+    </w:p>
+    <w:p>
+      <w:pPr/>
+      <w:r>
+        <w:rPr>
+          <w:sz w:val="21"/>
+        </w:rPr>
+        <w:t>角色小雨说："其实……我以前有段时间很不好过。你想听我说说吗？" → 玩家选择"当然想听" → 触发一段关于角色过去的剧情对话 → 结束后角色更信任玩家，好感度+50</w:t>
+      </w:r>
+    </w:p>
+    <w:tbl>
+      <w:tblPr>
+        <w:tblStyle w:val="TableGrid"/>
+        <w:tblW w:type="auto" w:w="0"/>
+        <w:tblLook w:firstColumn="1" w:firstRow="1" w:lastColumn="0" w:lastRow="0" w:noHBand="0" w:noVBand="1" w:val="04A0"/>
+      </w:tblPr>
+      <w:tblGrid>
+        <w:gridCol w:w="4419"/>
+        <w:gridCol w:w="4419"/>
+      </w:tblGrid>
+      <w:tr>
+        <w:tc>
+          <w:tcPr>
+            <w:tcW w:type="dxa" w:w="4419"/>
+            <w:shd w:fill="2E86C1" w:color="auto" w:val="clear"/>
+          </w:tcPr>
+          <w:p>
+            <w:pPr>
+              <w:jc w:val="center"/>
+            </w:pPr>
+            <w:r>
+              <w:rPr>
+                <w:b/>
+                <w:color w:val="FFFFFF"/>
+                <w:sz w:val="20"/>
+              </w:rPr>
+              <w:t>设计要素</w:t>
+            </w:r>
+          </w:p>
+        </w:tc>
+        <w:tc>
+          <w:tcPr>
+            <w:tcW w:type="dxa" w:w="4419"/>
+            <w:shd w:fill="2E86C1" w:color="auto" w:val="clear"/>
+          </w:tcPr>
+          <w:p>
+            <w:pPr>
+              <w:jc w:val="center"/>
+            </w:pPr>
+            <w:r>
+              <w:rPr>
+                <w:b/>
+                <w:color w:val="FFFFFF"/>
+                <w:sz w:val="20"/>
+              </w:rPr>
+              <w:t>说明</w:t>
+            </w:r>
+          </w:p>
+        </w:tc>
+      </w:tr>
+      <w:tr>
+        <w:tc>
+          <w:tcPr>
+            <w:tcW w:type="dxa" w:w="4419"/>
+          </w:tcPr>
+          <w:p>
+            <w:r>
+              <w:rPr>
+                <w:sz w:val="20"/>
+              </w:rPr>
+              <w:t>章节管理</w:t>
+            </w:r>
+          </w:p>
+        </w:tc>
+        <w:tc>
+          <w:tcPr>
+            <w:tcW w:type="dxa" w:w="4419"/>
+          </w:tcPr>
+          <w:p>
+            <w:r>
+              <w:rPr>
+                <w:sz w:val="20"/>
+              </w:rPr>
+              <w:t>角色详情页显示"已解锁X/N个背景故事"，各章节状态独立</w:t>
+            </w:r>
+          </w:p>
+        </w:tc>
+      </w:tr>
+      <w:tr>
+        <w:tc>
+          <w:tcPr>
+            <w:tcW w:type="dxa" w:w="4419"/>
+          </w:tcPr>
+          <w:p>
+            <w:r>
+              <w:rPr>
+                <w:sz w:val="20"/>
+              </w:rPr>
+              <w:t>解锁条件</w:t>
+            </w:r>
+          </w:p>
+        </w:tc>
+        <w:tc>
+          <w:tcPr>
+            <w:tcW w:type="dxa" w:w="4419"/>
+          </w:tcPr>
+          <w:p>
+            <w:r>
+              <w:rPr>
+                <w:sz w:val="20"/>
+              </w:rPr>
+              <w:t>各章节对应不同Lv等级（如她的过去=Lv4，她的秘密=Lv6）</w:t>
+            </w:r>
+          </w:p>
+        </w:tc>
+      </w:tr>
+      <w:tr>
+        <w:tc>
+          <w:tcPr>
+            <w:tcW w:type="dxa" w:w="4419"/>
+          </w:tcPr>
+          <w:p>
+            <w:r>
+              <w:rPr>
+                <w:sz w:val="20"/>
+              </w:rPr>
+              <w:t>不可重置</w:t>
+            </w:r>
+          </w:p>
+        </w:tc>
+        <w:tc>
+          <w:tcPr>
+            <w:tcW w:type="dxa" w:w="4419"/>
+          </w:tcPr>
+          <w:p>
+            <w:r>
+              <w:rPr>
+                <w:sz w:val="20"/>
+              </w:rPr>
+              <w:t>章节只能解锁一次，内容不可重置，增加稀缺感</w:t>
+            </w:r>
+          </w:p>
+        </w:tc>
+      </w:tr>
+      <w:tr>
+        <w:tc>
+          <w:tcPr>
+            <w:tcW w:type="dxa" w:w="4419"/>
+          </w:tcPr>
+          <w:p>
+            <w:r>
+              <w:rPr>
+                <w:sz w:val="20"/>
+              </w:rPr>
+              <w:t>Server端</w:t>
+            </w:r>
+          </w:p>
+        </w:tc>
+        <w:tc>
+          <w:tcPr>
+            <w:tcW w:type="dxa" w:w="4419"/>
+          </w:tcPr>
+          <w:p>
+            <w:r>
+              <w:rPr>
+                <w:sz w:val="20"/>
+              </w:rPr>
+              <w:t>章节内容存储在服务器，解锁后下载（50~100KB/章），节省本地存储</w:t>
+            </w:r>
+          </w:p>
+        </w:tc>
+      </w:tr>
+    </w:tbl>
+    <w:p/>
+    <w:p/>
+    <w:p>
+      <w:pPr>
         <w:spacing w:before="240" w:after="120"/>
       </w:pPr>
       <w:r>
@@ -2614,6 +6017,219 @@
         </w:tc>
       </w:tr>
     </w:tbl>
+    <w:p/>
+    <w:p>
+      <w:pPr>
+        <w:pStyle w:val="Heading2"/>
+      </w:pPr>
+      <w:r>
+        <w:rPr>
+          <w:color w:val="2E86C1"/>
+        </w:rPr>
+        <w:t>会员订阅/消息包 — Flutter三端同步+服务器+账号</w:t>
+      </w:r>
+    </w:p>
+    <w:p>
+      <w:pPr/>
+      <w:r>
+        <w:rPr>
+          <w:sz w:val="21"/>
+        </w:rPr>
+        <w:t xml:space="preserve">（IAP三端支付详细说明见 section 1.3，此处仅补充IAP相关注意事项）</w:t>
+      </w:r>
+    </w:p>
+    <w:tbl>
+      <w:tblPr>
+        <w:tblStyle w:val="TableGrid"/>
+        <w:tblW w:type="auto" w:w="0"/>
+        <w:tblLook w:firstColumn="1" w:firstRow="1" w:lastColumn="0" w:lastRow="0" w:noHBand="0" w:noVBand="1" w:val="04A0"/>
+      </w:tblPr>
+      <w:tblGrid>
+        <w:gridCol w:w="4419"/>
+        <w:gridCol w:w="4419"/>
+      </w:tblGrid>
+      <w:tr>
+        <w:tc>
+          <w:tcPr>
+            <w:tcW w:type="dxa" w:w="4419"/>
+            <w:shd w:fill="2E86C1" w:color="auto" w:val="clear"/>
+          </w:tcPr>
+          <w:p>
+            <w:pPr>
+              <w:jc w:val="center"/>
+            </w:pPr>
+            <w:r>
+              <w:rPr>
+                <w:b/>
+                <w:color w:val="FFFFFF"/>
+                <w:sz w:val="20"/>
+              </w:rPr>
+              <w:t>平台</w:t>
+            </w:r>
+          </w:p>
+        </w:tc>
+        <w:tc>
+          <w:tcPr>
+            <w:tcW w:type="dxa" w:w="4419"/>
+            <w:shd w:fill="2E86C1" w:color="auto" w:val="clear"/>
+          </w:tcPr>
+          <w:p>
+            <w:pPr>
+              <w:jc w:val="center"/>
+            </w:pPr>
+            <w:r>
+              <w:rPr>
+                <w:b/>
+                <w:color w:val="FFFFFF"/>
+                <w:sz w:val="20"/>
+              </w:rPr>
+              <w:t>说明</w:t>
+            </w:r>
+          </w:p>
+        </w:tc>
+      </w:tr>
+      <w:tr>
+        <w:tc>
+          <w:tcPr>
+            <w:tcW w:type="dxa" w:w="4419"/>
+          </w:tcPr>
+          <w:p>
+            <w:r>
+              <w:rPr>
+                <w:sz w:val="20"/>
+              </w:rPr>
+              <w:t>iOS IAP</w:t>
+            </w:r>
+          </w:p>
+        </w:tc>
+        <w:tc>
+          <w:tcPr>
+            <w:tcW w:type="dxa" w:w="4419"/>
+          </w:tcPr>
+          <w:p>
+            <w:r>
+              <w:rPr>
+                <w:sz w:val="20"/>
+              </w:rPr>
+              <w:t>使用 in_app_purchase Flutter 插件，底层 StoreKit 2；订阅+一次性购买均支持</w:t>
+            </w:r>
+          </w:p>
+        </w:tc>
+      </w:tr>
+      <w:tr>
+        <w:tc>
+          <w:tcPr>
+            <w:tcW w:type="dxa" w:w="4419"/>
+          </w:tcPr>
+          <w:p>
+            <w:r>
+              <w:rPr>
+                <w:sz w:val="20"/>
+              </w:rPr>
+              <w:t>Android IAP</w:t>
+            </w:r>
+          </w:p>
+        </w:tc>
+        <w:tc>
+          <w:tcPr>
+            <w:tcW w:type="dxa" w:w="4419"/>
+          </w:tcPr>
+          <w:p>
+            <w:r>
+              <w:rPr>
+                <w:sz w:val="20"/>
+              </w:rPr>
+              <w:t>同插件，底层 Google Play Billing Library；国内版需接入各厂商IAP SDK（华为/小米等，稍复杂）</w:t>
+            </w:r>
+          </w:p>
+        </w:tc>
+      </w:tr>
+      <w:tr>
+        <w:tc>
+          <w:tcPr>
+            <w:tcW w:type="dxa" w:w="4419"/>
+          </w:tcPr>
+          <w:p>
+            <w:r>
+              <w:rPr>
+                <w:sz w:val="20"/>
+              </w:rPr>
+              <w:t>HarmonyOS IAP</w:t>
+            </w:r>
+          </w:p>
+        </w:tc>
+        <w:tc>
+          <w:tcPr>
+            <w:tcW w:type="dxa" w:w="4419"/>
+          </w:tcPr>
+          <w:p>
+            <w:r>
+              <w:rPr>
+                <w:sz w:val="20"/>
+              </w:rPr>
+              <w:t>接入 HMS IAP SDK，Flutter 需通过 PlatformChannel 调用，工作量约1~2天</w:t>
+            </w:r>
+          </w:p>
+        </w:tc>
+      </w:tr>
+      <w:tr>
+        <w:tc>
+          <w:tcPr>
+            <w:tcW w:type="dxa" w:w="4419"/>
+          </w:tcPr>
+          <w:p>
+            <w:r>
+              <w:rPr>
+                <w:sz w:val="20"/>
+              </w:rPr>
+              <w:t>三端消息余额同步</w:t>
+            </w:r>
+          </w:p>
+        </w:tc>
+        <w:tc>
+          <w:tcPr>
+            <w:tcW w:type="dxa" w:w="4419"/>
+          </w:tcPr>
+          <w:p>
+            <w:r>
+              <w:rPr>
+                <w:sz w:val="20"/>
+              </w:rPr>
+              <w:t>购买完成后在服务端记账（而非存本地），三端登录同一账号自动同步余额</w:t>
+            </w:r>
+          </w:p>
+        </w:tc>
+      </w:tr>
+      <w:tr>
+        <w:tc>
+          <w:tcPr>
+            <w:tcW w:type="dxa" w:w="4419"/>
+          </w:tcPr>
+          <w:p>
+            <w:r>
+              <w:rPr>
+                <w:sz w:val="20"/>
+              </w:rPr>
+              <w:t>防刷单</w:t>
+            </w:r>
+          </w:p>
+        </w:tc>
+        <w:tc>
+          <w:tcPr>
+            <w:tcW w:type="dxa" w:w="4419"/>
+          </w:tcPr>
+          <w:p>
+            <w:r>
+              <w:rPr>
+                <w:sz w:val="20"/>
+              </w:rPr>
+              <w:t>购买完成后客户端将 Receipt 发到服务端验证（苹果/谷歌验证API），验证通过才增加余额</w:t>
+            </w:r>
+          </w:p>
+        </w:tc>
+      </w:tr>
+    </w:tbl>
+    <w:p/>
     <w:p/>
     <w:p>
       <w:pPr>
@@ -3173,10 +6789,539 @@
     </w:tbl>
     <w:p/>
     <w:p>
+      <w:pPr>
+        <w:pStyle w:val="Heading2"/>
+      </w:pPr>
+      <w:r>
+        <w:rPr>
+          <w:color w:val="2E86C1"/>
+        </w:rPr>
+        <w:t>个人中心 — 精彩回忆数据体系 + 激励视频上限</w:t>
+      </w:r>
+    </w:p>
+    <w:p>
+      <w:pPr>
+        <w:pStyle w:val="Heading3"/>
+      </w:pPr>
+      <w:r>
+        <w:rPr>
+          <w:color w:val="176A5E"/>
+        </w:rPr>
+        <w:t>"精彩回忆"数据采集体系</w:t>
+      </w:r>
+    </w:p>
+    <w:p>
+      <w:pPr/>
+      <w:r>
+        <w:rPr>
+          <w:sz w:val="21"/>
+        </w:rPr>
+        <w:t>个人中心显示的"精彩回忆"数字，采集来源为以下所有回忆相册条目总数：</w:t>
+      </w:r>
+    </w:p>
+    <w:p>
+      <w:pPr>
+        <w:pStyle w:val="ListBullet"/>
+        <w:ind w:left="360"/>
+      </w:pPr>
+      <w:r>
+        <w:rPr>
+          <w:sz w:val="20"/>
+        </w:rPr>
+        <w:t>① 用户手动收藏的消息条数</w:t>
+      </w:r>
+    </w:p>
+    <w:p>
+      <w:pPr>
+        <w:pStyle w:val="ListBullet"/>
+        <w:ind w:left="360"/>
+      </w:pPr>
+      <w:r>
+        <w:rPr>
+          <w:sz w:val="20"/>
+        </w:rPr>
+        <w:t>② AI自动存储的高质量回复条数</w:t>
+      </w:r>
+    </w:p>
+    <w:p>
+      <w:pPr>
+        <w:pStyle w:val="ListBullet"/>
+        <w:ind w:left="360"/>
+      </w:pPr>
+      <w:r>
+        <w:rPr>
+          <w:sz w:val="20"/>
+        </w:rPr>
+        <w:t>③ 系统里程碑节点记录数（Lv升级、打卡等）</w:t>
+      </w:r>
+    </w:p>
+    <w:p>
+      <w:pPr>
+        <w:pStyle w:val="ListBullet"/>
+        <w:ind w:left="360"/>
+      </w:pPr>
+      <w:r>
+        <w:rPr>
+          <w:sz w:val="20"/>
+        </w:rPr>
+        <w:t>④ 纪念日条目数（生日、周年、特别时刻等）</w:t>
+      </w:r>
+    </w:p>
+    <w:p>
+      <w:pPr/>
+      <w:r>
+        <w:rPr>
+          <w:sz w:val="21"/>
+        </w:rPr>
+        <w:t>即：精彩回忆数 = 回忆相册中所有条目总数，直接反映用户与角色的情感积累深度。数字越大，代表用户越资深，是留存和粘性的核心指标。</w:t>
+      </w:r>
+    </w:p>
+    <w:p>
+      <w:pPr>
+        <w:pStyle w:val="Heading3"/>
+      </w:pPr>
+      <w:r>
+        <w:rPr>
+          <w:color w:val="176A5E"/>
+        </w:rPr>
+        <w:t>激励视频上限：3次 → 5次</w:t>
+      </w:r>
+    </w:p>
+    <w:p>
+      <w:pPr/>
+      <w:r>
+        <w:rPr>
+          <w:sz w:val="21"/>
+        </w:rPr>
+        <w:t>✅ 已按用户要求修改：激励视频每日上限从3次改为5次，每次+50条，每日最多可免费获得250条消息。</w:t>
+      </w:r>
+    </w:p>
+    <w:p>
+      <w:pPr/>
+      <w:r>
+        <w:rPr>
+          <w:sz w:val="21"/>
+        </w:rPr>
+        <w:t>重置逻辑：每日0点重置计数；5次用完后按钮灰显，文案改为"明天再来"；次日0点后自动恢复可点击状态。</w:t>
+      </w:r>
+    </w:p>
+    <w:p/>
+    <w:p/>
+    <w:p>
+      <w:pPr>
+        <w:pStyle w:val="Heading2"/>
+      </w:pPr>
+      <w:r>
+        <w:rPr>
+          <w:color w:val="2E86C1"/>
+        </w:rPr>
+        <w:t>应用设置 — 输入联想功能说明</w:t>
+      </w:r>
+    </w:p>
+    <w:p>
+      <w:pPr/>
+      <w:r>
+        <w:rPr>
+          <w:sz w:val="21"/>
+        </w:rPr>
+        <w:t>❓ 疑问：打开"输入联想"设置，会有什么功能？</w:t>
+      </w:r>
+    </w:p>
+    <w:p>
+      <w:pPr/>
+      <w:r>
+        <w:rPr>
+          <w:b/>
+          <w:sz w:val="21"/>
+        </w:rPr>
+        <w:t>✅ 解答：输入联想功能设计如下：</w:t>
+      </w:r>
+    </w:p>
+    <w:p>
+      <w:pPr>
+        <w:pStyle w:val="ListBullet"/>
+        <w:ind w:left="360"/>
+      </w:pPr>
+      <w:r>
+        <w:rPr>
+          <w:sz w:val="20"/>
+        </w:rPr>
+        <w:t>开启后效果：用户在输入框打字时，底部实时浮现3个"角色风格的快捷短语"供选择</w:t>
+      </w:r>
+    </w:p>
+    <w:p>
+      <w:pPr>
+        <w:pStyle w:val="ListBullet"/>
+        <w:ind w:left="360"/>
+      </w:pPr>
+      <w:r>
+        <w:rPr>
+          <w:sz w:val="20"/>
+        </w:rPr>
+        <w:t>示例：用户输入"今天" → 联想显示："今天好开心~" / "今天有点累…" / "今天很想你"</w:t>
+      </w:r>
+    </w:p>
+    <w:p>
+      <w:pPr>
+        <w:pStyle w:val="ListBullet"/>
+        <w:ind w:left="360"/>
+      </w:pPr>
+      <w:r>
+        <w:rPr>
+          <w:sz w:val="20"/>
+        </w:rPr>
+        <w:t>个性化：角色会"记住"用户常用表达（本地词频统计），让用户感觉"被她了解"</w:t>
+      </w:r>
+    </w:p>
+    <w:p>
+      <w:pPr>
+        <w:pStyle w:val="ListBullet"/>
+        <w:ind w:left="360"/>
+      </w:pPr>
+      <w:r>
+        <w:rPr>
+          <w:sz w:val="20"/>
+        </w:rPr>
+        <w:t>技术实现：本地维护用户高频词表（SQLite/SharedPreferences）+ 固定模板库，无服务器调用，0延迟</w:t>
+      </w:r>
+    </w:p>
+    <w:p>
+      <w:pPr>
+        <w:pStyle w:val="ListBullet"/>
+        <w:ind w:left="360"/>
+      </w:pPr>
+      <w:r>
+        <w:rPr>
+          <w:sz w:val="20"/>
+        </w:rPr>
+        <w:t>关闭效果：纯净输入框，无任何联想提示</w:t>
+      </w:r>
+    </w:p>
+    <w:p>
+      <w:pPr>
+        <w:ind w:left="432"/>
+      </w:pPr>
+      <w:r>
+        <w:rPr>
+          <w:i/>
+          <w:color w:val="216CB4"/>
+          <w:sz w:val="20"/>
+        </w:rPr>
+        <w:t>📌 这是提升用户与角色互动频率的UX技巧，降低每次打字的心理负担，从而提高DAU</w:t>
+      </w:r>
+    </w:p>
+    <w:p/>
+    <w:p/>
+    <w:p>
+      <w:pPr>
+        <w:pStyle w:val="Heading2"/>
+      </w:pPr>
+      <w:r>
+        <w:rPr>
+          <w:color w:val="2E86C1"/>
+        </w:rPr>
+        <w:t>关于我们 — 对话满意评判体系与评分触发</w:t>
+      </w:r>
+    </w:p>
+    <w:p>
+      <w:pPr/>
+      <w:r>
+        <w:rPr>
+          <w:sz w:val="21"/>
+        </w:rPr>
+        <w:t>❓ 疑问：对话满意如何评判？如果靠关键词的话，请给出关键词清单或者体系。</w:t>
+      </w:r>
+    </w:p>
+    <w:p>
+      <w:pPr/>
+      <w:r>
+        <w:rPr>
+          <w:b/>
+          <w:sz w:val="21"/>
+        </w:rPr>
+        <w:t>✅ 解答：满意度评判采用"正向情感关键词触发"机制：</w:t>
+      </w:r>
+    </w:p>
+    <w:p>
+      <w:pPr>
+        <w:pStyle w:val="Heading3"/>
+      </w:pPr>
+      <w:r>
+        <w:rPr>
+          <w:color w:val="176A5E"/>
+        </w:rPr>
+        <w:t>正向关键词清单（20个）</w:t>
+      </w:r>
+    </w:p>
+    <w:p>
+      <w:pPr/>
+      <w:r>
+        <w:rPr>
+          <w:sz w:val="21"/>
+        </w:rPr>
+        <w:t>好甜 / 好懂我 / 太好了 / 你真好 / 喜欢你 / 好可爱 / 感谢 / 谢谢你 / 你最棒 / 好有意思 / 好治愈 / 真的很好 / 被治愈了 / 好喜欢 / 爱你 / 暖心 / 好感动 / 你太厉害了 / 哇好棒 / 我喜欢你</w:t>
+      </w:r>
+    </w:p>
+    <w:p>
+      <w:pPr>
+        <w:pStyle w:val="Heading3"/>
+      </w:pPr>
+      <w:r>
+        <w:rPr>
+          <w:color w:val="176A5E"/>
+        </w:rPr>
+        <w:t>触发规则（全部满足才触发）</w:t>
+      </w:r>
+    </w:p>
+    <w:p>
+      <w:pPr>
+        <w:pStyle w:val="ListBullet"/>
+        <w:ind w:left="360"/>
+      </w:pPr>
+      <w:r>
+        <w:rPr>
+          <w:sz w:val="20"/>
+        </w:rPr>
+        <w:t>条件1：用户发送的消息包含以上正向关键词任意一个</w:t>
+      </w:r>
+    </w:p>
+    <w:p>
+      <w:pPr>
+        <w:pStyle w:val="ListBullet"/>
+        <w:ind w:left="360"/>
+      </w:pPr>
+      <w:r>
+        <w:rPr>
+          <w:sz w:val="20"/>
+        </w:rPr>
+        <w:t>条件2：当日累计对话次数 ≥ 5次（确保用户已深度使用，而非刚打开App）</w:t>
+      </w:r>
+    </w:p>
+    <w:p>
+      <w:pPr>
+        <w:pStyle w:val="ListBullet"/>
+        <w:ind w:left="360"/>
+      </w:pPr>
+      <w:r>
+        <w:rPr>
+          <w:sz w:val="20"/>
+        </w:rPr>
+        <w:t>条件3：距离上次触发评分弹窗 ≥ 30天（防止频繁打扰，提升评分质量）</w:t>
+      </w:r>
+    </w:p>
+    <w:p>
+      <w:pPr>
+        <w:pStyle w:val="Heading3"/>
+      </w:pPr>
+      <w:r>
+        <w:rPr>
+          <w:color w:val="176A5E"/>
+        </w:rPr>
+        <w:t>实现方式</w:t>
+      </w:r>
+    </w:p>
+    <w:p>
+      <w:pPr>
+        <w:pStyle w:val="ListBullet"/>
+        <w:ind w:left="360"/>
+      </w:pPr>
+      <w:r>
+        <w:rPr>
+          <w:sz w:val="20"/>
+        </w:rPr>
+        <w:t>iOS：调用系统 SKStoreReviewRequest.requestReview()（无法自定义UI，苹果强制）</w:t>
+      </w:r>
+    </w:p>
+    <w:p>
+      <w:pPr>
+        <w:pStyle w:val="ListBullet"/>
+        <w:ind w:left="360"/>
+      </w:pPr>
+      <w:r>
+        <w:rPr>
+          <w:sz w:val="20"/>
+        </w:rPr>
+        <w:t>Android：调用 Google Play In-App Review API</w:t>
+      </w:r>
+    </w:p>
+    <w:p>
+      <w:pPr>
+        <w:pStyle w:val="ListBullet"/>
+        <w:ind w:left="360"/>
+      </w:pPr>
+      <w:r>
+        <w:rPr>
+          <w:sz w:val="20"/>
+        </w:rPr>
+        <w:t>HarmonyOS：调用 HMS 评分引导 API</w:t>
+      </w:r>
+    </w:p>
+    <w:p>
+      <w:pPr>
+        <w:ind w:left="432"/>
+      </w:pPr>
+      <w:r>
+        <w:rPr>
+          <w:i/>
+          <w:color w:val="216CB4"/>
+          <w:sz w:val="20"/>
+        </w:rPr>
+        <w:t>📌 ⚠ 苹果限制：SKStoreReviewRequest 每年最多弹出3次，由系统控制，App无法强制弹出；即使触发条件满足，苹果可能不展示弹窗，属正常现象</w:t>
+      </w:r>
+    </w:p>
+    <w:p/>
+    <w:p>
       <w:r>
         <w:br w:type="page"/>
       </w:r>
     </w:p>
+    <w:p/>
+    <w:tbl>
+      <w:tblPr>
+        <w:tblW w:w="5000" w:type="pct"/>
+      </w:tblPr>
+      <w:tblGrid>
+        <w:gridCol w:w="1800"/>
+        <w:gridCol w:w="1800"/>
+        <w:gridCol w:w="1800"/>
+        <w:gridCol w:w="1800"/>
+      </w:tblGrid>
+      <w:tr>
+        <w:tc>
+          <w:tcPr>
+            <w:tblW w:w="1800" w:type="dxa"/>
+          </w:tcPr>
+          <w:p>
+            <w:r>
+              <w:t xml:space="preserve">#</w:t>
+            </w:r>
+          </w:p>
+        </w:tc>
+        <w:tc>
+          <w:tcPr>
+            <w:tblW w:w="1800" w:type="dxa"/>
+          </w:tcPr>
+          <w:p>
+            <w:r>
+              <w:t xml:space="preserve">页面名称</w:t>
+            </w:r>
+          </w:p>
+        </w:tc>
+        <w:tc>
+          <w:tcPr>
+            <w:tblW w:w="1800" w:type="dxa"/>
+          </w:tcPr>
+          <w:p>
+            <w:r>
+              <w:t xml:space="preserve">核心内容</w:t>
+            </w:r>
+          </w:p>
+        </w:tc>
+        <w:tc>
+          <w:tcPr>
+            <w:tblW w:w="1800" w:type="dxa"/>
+          </w:tcPr>
+          <w:p>
+            <w:r>
+              <w:t xml:space="preserve">重要说明</w:t>
+            </w:r>
+          </w:p>
+        </w:tc>
+      </w:tr>
+      <w:tr>
+        <w:tc>
+          <w:tcPr>
+            <w:tblW w:w="1800" w:type="dxa"/>
+          </w:tcPr>
+          <w:p>
+            <w:r>
+              <w:t xml:space="preserve">00</w:t>
+            </w:r>
+          </w:p>
+        </w:tc>
+        <w:tc>
+          <w:tcPr>
+            <w:tblW w:w="1800" w:type="dxa"/>
+          </w:tcPr>
+          <w:p>
+            <w:r>
+              <w:t xml:space="preserve">登录页</w:t>
+            </w:r>
+          </w:p>
+        </w:tc>
+        <w:tc>
+          <w:tcPr>
+            <w:tblW w:w="1800" w:type="dxa"/>
+          </w:tcPr>
+          <w:p>
+            <w:r>
+              <w:t xml:space="preserve">手机号/邮箱+密码登录，平台快捷登录</w:t>
+            </w:r>
+          </w:p>
+        </w:tc>
+        <w:tc>
+          <w:tcPr>
+            <w:tblW w:w="1800" w:type="dxa"/>
+          </w:tcPr>
+          <w:p>
+            <w:r>
+              <w:t xml:space="preserve">Flutter三端方案必须，上线前完成</w:t>
+            </w:r>
+          </w:p>
+        </w:tc>
+      </w:tr>
+      <w:tr>
+        <w:tc>
+          <w:tcPr>
+            <w:tblW w:w="1800" w:type="dxa"/>
+          </w:tcPr>
+          <w:p>
+            <w:r>
+              <w:t xml:space="preserve">00</w:t>
+            </w:r>
+          </w:p>
+        </w:tc>
+        <w:tc>
+          <w:tcPr>
+            <w:tblW w:w="1800" w:type="dxa"/>
+          </w:tcPr>
+          <w:p>
+            <w:r>
+              <w:t xml:space="preserve">注册页</w:t>
+            </w:r>
+          </w:p>
+        </w:tc>
+        <w:tc>
+          <w:tcPr>
+            <w:tblW w:w="1800" w:type="dxa"/>
+          </w:tcPr>
+          <w:p>
+            <w:r>
+              <w:t xml:space="preserve">手机号+短信验证码注册，含协议勾选</w:t>
+            </w:r>
+          </w:p>
+        </w:tc>
+        <w:tc>
+          <w:tcPr>
+            <w:tblW w:w="1800" w:type="dxa"/>
+          </w:tcPr>
+          <w:p>
+            <w:r>
+              <w:t xml:space="preserve">Bmob内置短信，注册后自动登录</w:t>
+            </w:r>
+          </w:p>
+        </w:tc>
+      </w:tr>
+    </w:tbl>
+    <w:p>
+      <w:r>
+        <w:rPr>
+          <w:b/>
+        </w:rPr>
+        <w:t xml:space="preserve">模块零：账号体系（2页）</w:t>
+      </w:r>
+    </w:p>
+    <w:p/>
     <w:p>
       <w:pPr>
         <w:spacing w:before="360" w:after="160"/>
@@ -5598,7 +9743,7 @@
               </w:rPr>
               <w:t>Flutter 工程与多端构建环境搭建</w:t>
               <w:br/>
-              <w:t>Supabase/云端数据表设计</w:t>
+              <w:t>Bmob 后端云/云端数据表设计</w:t>
               <w:br/>
               <w:t>API 代理与鉴权基础服务搭建</w:t>
             </w:r>
@@ -6776,4533 +10921,7 @@
       </w:r>
     </w:p>
     <w:p/>
-    <w:p>
-      <w:pPr>
-        <w:pBdr>
-          <w:bottom w:val="single" w:sz="4" w:space="1" w:color="A9DFBF"/>
-        </w:pBdr>
-        <w:spacing w:before="80" w:after="80"/>
-      </w:pPr>
-    </w:p>
-    <w:p>
-      <w:pPr>
-        <w:jc w:val="center"/>
-      </w:pPr>
-      <w:r>
-        <w:rPr>
-          <w:rFonts w:ascii="微软雅黑" w:hAnsi="微软雅黑" w:eastAsia="微软雅黑"/>
-          <w:b w:val="0"/>
-          <w:color w:val="BDC3C7"/>
-          <w:sz w:val="18"/>
-        </w:rPr>
-        <w:t>本文档版本 v1.0  ·  2026年4月  ·  仅供内部参考</w:t>
-      </w:r>
-    </w:p>
-    <w:p>
-      <w:r>
-        <w:br w:type="page"/>
-      </w:r>
-    </w:p>
-    <w:p>
-      <w:pPr>
-        <w:jc w:val="center"/>
-      </w:pPr>
-      <w:r>
-        <w:rPr>
-          <w:b/>
-          <w:color w:val="1A5C9B"/>
-          <w:sz w:val="40"/>
-        </w:rPr>
-        <w:t>v1.1 设计补充与疑问解答</w:t>
-      </w:r>
-    </w:p>
-    <w:p>
-      <w:pPr/>
-      <w:r>
-        <w:rPr>
-          <w:i/>
-        </w:rPr>
-        <w:t>根据《AI伴伴.docx》中的疑问逐条解答，同时补充详细设计规范</w:t>
-      </w:r>
-    </w:p>
     <w:p/>
-    <w:p>
-      <w:pPr>
-        <w:pStyle w:val="Heading1"/>
-      </w:pPr>
-      <w:r>
-        <w:rPr>
-          <w:color w:val="235EAD"/>
-        </w:rPr>
-        <w:t>一、技术栈重大更新：iOS → Flutter 跨三端</w:t>
-      </w:r>
-    </w:p>
-    <w:p>
-      <w:pPr/>
-      <w:r>
-        <w:rPr>
-          <w:sz w:val="21"/>
-        </w:rPr>
-        <w:t>原方案以 iOS 单平台（Swift/Objective-C）为前提。根据你的需求，现调整为 Flutter 跨 iOS/Android/HarmonyOS 三端，这是本次最关键的架构决策，影响以下所有设计。</w:t>
-      </w:r>
-    </w:p>
-    <w:p>
-      <w:pPr>
-        <w:pStyle w:val="Heading2"/>
-      </w:pPr>
-      <w:r>
-        <w:rPr>
-          <w:color w:val="2E86C1"/>
-        </w:rPr>
-        <w:t>1. Flutter 三端适配说明</w:t>
-      </w:r>
-    </w:p>
-    <w:tbl>
-      <w:tblPr>
-        <w:tblStyle w:val="TableGrid"/>
-        <w:tblW w:type="auto" w:w="0"/>
-        <w:tblLook w:firstColumn="1" w:firstRow="1" w:lastColumn="0" w:lastRow="0" w:noHBand="0" w:noVBand="1" w:val="04A0"/>
-      </w:tblPr>
-      <w:tblGrid>
-        <w:gridCol w:w="4419"/>
-        <w:gridCol w:w="4419"/>
-      </w:tblGrid>
-      <w:tr>
-        <w:tc>
-          <w:tcPr>
-            <w:tcW w:type="dxa" w:w="4419"/>
-            <w:shd w:fill="2E86C1" w:color="auto" w:val="clear"/>
-          </w:tcPr>
-          <w:p>
-            <w:pPr>
-              <w:jc w:val="center"/>
-            </w:pPr>
-            <w:r>
-              <w:rPr>
-                <w:b/>
-                <w:color w:val="FFFFFF"/>
-                <w:sz w:val="20"/>
-              </w:rPr>
-              <w:t>平台</w:t>
-            </w:r>
-          </w:p>
-        </w:tc>
-        <w:tc>
-          <w:tcPr>
-            <w:tcW w:type="dxa" w:w="4419"/>
-            <w:shd w:fill="2E86C1" w:color="auto" w:val="clear"/>
-          </w:tcPr>
-          <w:p>
-            <w:pPr>
-              <w:jc w:val="center"/>
-            </w:pPr>
-            <w:r>
-              <w:rPr>
-                <w:b/>
-                <w:color w:val="FFFFFF"/>
-                <w:sz w:val="20"/>
-              </w:rPr>
-              <w:t>说明</w:t>
-            </w:r>
-          </w:p>
-        </w:tc>
-      </w:tr>
-      <w:tr>
-        <w:tc>
-          <w:tcPr>
-            <w:tcW w:type="dxa" w:w="4419"/>
-          </w:tcPr>
-          <w:p>
-            <w:r>
-              <w:rPr>
-                <w:sz w:val="20"/>
-              </w:rPr>
-              <w:t>iOS</w:t>
-            </w:r>
-          </w:p>
-        </w:tc>
-        <w:tc>
-          <w:tcPr>
-            <w:tcW w:type="dxa" w:w="4419"/>
-          </w:tcPr>
-          <w:p>
-            <w:r>
-              <w:rPr>
-                <w:sz w:val="20"/>
-              </w:rPr>
-              <w:t>Flutter 官方一级支持，发布到 App Store，StoreKit 需用 in_app_purchase 插件</w:t>
-            </w:r>
-          </w:p>
-        </w:tc>
-      </w:tr>
-      <w:tr>
-        <w:tc>
-          <w:tcPr>
-            <w:tcW w:type="dxa" w:w="4419"/>
-          </w:tcPr>
-          <w:p>
-            <w:r>
-              <w:rPr>
-                <w:sz w:val="20"/>
-              </w:rPr>
-              <w:t>Android</w:t>
-            </w:r>
-          </w:p>
-        </w:tc>
-        <w:tc>
-          <w:tcPr>
-            <w:tcW w:type="dxa" w:w="4419"/>
-          </w:tcPr>
-          <w:p>
-            <w:r>
-              <w:rPr>
-                <w:sz w:val="20"/>
-              </w:rPr>
-              <w:t>Flutter 官方一级支持，发布到 Google Play / 国内应用市场（华为/小米/OPPO等）</w:t>
-            </w:r>
-          </w:p>
-        </w:tc>
-      </w:tr>
-      <w:tr>
-        <w:tc>
-          <w:tcPr>
-            <w:tcW w:type="dxa" w:w="4419"/>
-          </w:tcPr>
-          <w:p>
-            <w:r>
-              <w:rPr>
-                <w:sz w:val="20"/>
-              </w:rPr>
-              <w:t>HarmonyOS</w:t>
-            </w:r>
-          </w:p>
-        </w:tc>
-        <w:tc>
-          <w:tcPr>
-            <w:tcW w:type="dxa" w:w="4419"/>
-          </w:tcPr>
-          <w:p>
-            <w:r>
-              <w:rPr>
-                <w:sz w:val="20"/>
-              </w:rPr>
-              <w:t>Flutter for HarmonyOS（华为官方维护分支），API 基本兼容，注意 HMS Core 推送和支付需单独适配</w:t>
-            </w:r>
-          </w:p>
-        </w:tc>
-      </w:tr>
-    </w:tbl>
-    <w:p>
-      <w:pPr>
-        <w:pStyle w:val="Heading2"/>
-      </w:pPr>
-      <w:r>
-        <w:rPr>
-          <w:color w:val="2E86C1"/>
-        </w:rPr>
-        <w:t>2. 服务器选型（三端同步必须）</w:t>
-      </w:r>
-    </w:p>
-    <w:p>
-      <w:pPr/>
-      <w:r>
-        <w:rPr>
-          <w:sz w:val="21"/>
-        </w:rPr>
-        <w:t>选择 Flutter 跨平台后，数据必须上云才能实现三端同步，原"本地存储无服务器"方案需升级。</w:t>
-      </w:r>
-    </w:p>
-    <w:tbl>
-      <w:tblPr>
-        <w:tblStyle w:val="TableGrid"/>
-        <w:tblW w:type="auto" w:w="0"/>
-        <w:tblLook w:firstColumn="1" w:firstRow="1" w:lastColumn="0" w:lastRow="0" w:noHBand="0" w:noVBand="1" w:val="04A0"/>
-      </w:tblPr>
-      <w:tblGrid>
-        <w:gridCol w:w="4419"/>
-        <w:gridCol w:w="4419"/>
-      </w:tblGrid>
-      <w:tr>
-        <w:tc>
-          <w:tcPr>
-            <w:tcW w:type="dxa" w:w="4419"/>
-            <w:shd w:fill="2E86C1" w:color="auto" w:val="clear"/>
-          </w:tcPr>
-          <w:p>
-            <w:pPr>
-              <w:jc w:val="center"/>
-            </w:pPr>
-            <w:r>
-              <w:rPr>
-                <w:b/>
-                <w:color w:val="FFFFFF"/>
-                <w:sz w:val="20"/>
-              </w:rPr>
-              <w:t>方案</w:t>
-            </w:r>
-          </w:p>
-        </w:tc>
-        <w:tc>
-          <w:tcPr>
-            <w:tcW w:type="dxa" w:w="4419"/>
-            <w:shd w:fill="2E86C1" w:color="auto" w:val="clear"/>
-          </w:tcPr>
-          <w:p>
-            <w:pPr>
-              <w:jc w:val="center"/>
-            </w:pPr>
-            <w:r>
-              <w:rPr>
-                <w:b/>
-                <w:color w:val="FFFFFF"/>
-                <w:sz w:val="20"/>
-              </w:rPr>
-              <w:t>详细说明</w:t>
-            </w:r>
-          </w:p>
-        </w:tc>
-      </w:tr>
-      <w:tr>
-        <w:tc>
-          <w:tcPr>
-            <w:tcW w:type="dxa" w:w="4419"/>
-          </w:tcPr>
-          <w:p>
-            <w:r>
-              <w:rPr>
-                <w:sz w:val="20"/>
-              </w:rPr>
-              <w:t>推荐首选</w:t>
-              <w:br/>
-              <w:t>Supabase</w:t>
-            </w:r>
-          </w:p>
-        </w:tc>
-        <w:tc>
-          <w:tcPr>
-            <w:tcW w:type="dxa" w:w="4419"/>
-          </w:tcPr>
-          <w:p>
-            <w:r>
-              <w:rPr>
-                <w:sz w:val="20"/>
-              </w:rPr>
-              <w:t>免费层：500MB DB + 50K月活 + 1GB存储；开源BaaS，Flutter 官方 SDK；含认证/数据库/实时订阅；无需自建后端，新手最友好；超出免费层后约 $25/月</w:t>
-            </w:r>
-          </w:p>
-        </w:tc>
-      </w:tr>
-      <w:tr>
-        <w:tc>
-          <w:tcPr>
-            <w:tcW w:type="dxa" w:w="4419"/>
-          </w:tcPr>
-          <w:p>
-            <w:r>
-              <w:rPr>
-                <w:sz w:val="20"/>
-              </w:rPr>
-              <w:t>备选</w:t>
-              <w:br/>
-              <w:t>腾讯云轻量</w:t>
-            </w:r>
-          </w:p>
-        </w:tc>
-        <w:tc>
-          <w:tcPr>
-            <w:tcW w:type="dxa" w:w="4419"/>
-          </w:tcPr>
-          <w:p>
-            <w:r>
-              <w:rPr>
-                <w:sz w:val="20"/>
-              </w:rPr>
-              <w:t>2核4G服务器约 ¥50-80/月；配合 Node.js(Express) 或 Python(FastAPI) + PostgreSQL；自由度高，适合有后端经验</w:t>
-            </w:r>
-          </w:p>
-        </w:tc>
-      </w:tr>
-      <w:tr>
-        <w:tc>
-          <w:tcPr>
-            <w:tcW w:type="dxa" w:w="4419"/>
-          </w:tcPr>
-          <w:p>
-            <w:r>
-              <w:rPr>
-                <w:sz w:val="20"/>
-              </w:rPr>
-              <w:t>API Key 代理</w:t>
-            </w:r>
-          </w:p>
-        </w:tc>
-        <w:tc>
-          <w:tcPr>
-            <w:tcW w:type="dxa" w:w="4419"/>
-          </w:tcPr>
-          <w:p>
-            <w:r>
-              <w:rPr>
-                <w:sz w:val="20"/>
-              </w:rPr>
-              <w:t>继续使用 Cloudflare Workers（免费）做 DeepSeek API 代理，后端做用户鉴权后转发，Key 完全不暴露在客户端</w:t>
-            </w:r>
-          </w:p>
-        </w:tc>
-      </w:tr>
-    </w:tbl>
-    <w:p>
-      <w:pPr>
-        <w:ind w:left="432"/>
-      </w:pPr>
-      <w:r>
-        <w:rPr>
-          <w:i/>
-          <w:color w:val="216CB4"/>
-          <w:sz w:val="20"/>
-        </w:rPr>
-        <w:t>📌 MVP 推荐：Supabase 免费层完全够用，0 元启动，增长后才需付费升级，优先于腾讯云</w:t>
-      </w:r>
-    </w:p>
-    <w:p>
-      <w:pPr>
-        <w:pStyle w:val="Heading2"/>
-      </w:pPr>
-      <w:r>
-        <w:rPr>
-          <w:color w:val="2E86C1"/>
-        </w:rPr>
-        <w:t>3. 账号体系（三端同步必须增加）</w:t>
-      </w:r>
-    </w:p>
-    <w:p>
-      <w:pPr/>
-      <w:r>
-        <w:rPr>
-          <w:sz w:val="21"/>
-        </w:rPr>
-        <w:t>有了服务器，必须引入用户账号体系，新增登录页（页面21）和注册页（页面22）。</w:t>
-      </w:r>
-    </w:p>
-    <w:tbl>
-      <w:tblPr>
-        <w:tblStyle w:val="TableGrid"/>
-        <w:tblW w:type="auto" w:w="0"/>
-        <w:tblLook w:firstColumn="1" w:firstRow="1" w:lastColumn="0" w:lastRow="0" w:noHBand="0" w:noVBand="1" w:val="04A0"/>
-      </w:tblPr>
-      <w:tblGrid>
-        <w:gridCol w:w="4419"/>
-        <w:gridCol w:w="4419"/>
-      </w:tblGrid>
-      <w:tr>
-        <w:tc>
-          <w:tcPr>
-            <w:tcW w:type="dxa" w:w="4419"/>
-            <w:shd w:fill="2E86C1" w:color="auto" w:val="clear"/>
-          </w:tcPr>
-          <w:p>
-            <w:pPr>
-              <w:jc w:val="center"/>
-            </w:pPr>
-            <w:r>
-              <w:rPr>
-                <w:b/>
-                <w:color w:val="FFFFFF"/>
-                <w:sz w:val="20"/>
-              </w:rPr>
-              <w:t>项目</w:t>
-            </w:r>
-          </w:p>
-        </w:tc>
-        <w:tc>
-          <w:tcPr>
-            <w:tcW w:type="dxa" w:w="4419"/>
-            <w:shd w:fill="2E86C1" w:color="auto" w:val="clear"/>
-          </w:tcPr>
-          <w:p>
-            <w:pPr>
-              <w:jc w:val="center"/>
-            </w:pPr>
-            <w:r>
-              <w:rPr>
-                <w:b/>
-                <w:color w:val="FFFFFF"/>
-                <w:sz w:val="20"/>
-              </w:rPr>
-              <w:t>说明</w:t>
-            </w:r>
-          </w:p>
-        </w:tc>
-      </w:tr>
-      <w:tr>
-        <w:tc>
-          <w:tcPr>
-            <w:tcW w:type="dxa" w:w="4419"/>
-          </w:tcPr>
-          <w:p>
-            <w:r>
-              <w:rPr>
-                <w:sz w:val="20"/>
-              </w:rPr>
-              <w:t>注册方式</w:t>
-            </w:r>
-          </w:p>
-        </w:tc>
-        <w:tc>
-          <w:tcPr>
-            <w:tcW w:type="dxa" w:w="4419"/>
-          </w:tcPr>
-          <w:p>
-            <w:r>
-              <w:rPr>
-                <w:sz w:val="20"/>
-              </w:rPr>
-              <w:t>手机号+短信验证码（推荐）；邮箱+密码；Sign in with Apple（iOS 必须，苹果政策要求）</w:t>
-            </w:r>
-          </w:p>
-        </w:tc>
-      </w:tr>
-      <w:tr>
-        <w:tc>
-          <w:tcPr>
-            <w:tcW w:type="dxa" w:w="4419"/>
-          </w:tcPr>
-          <w:p>
-            <w:r>
-              <w:rPr>
-                <w:sz w:val="20"/>
-              </w:rPr>
-              <w:t>短信成本</w:t>
-            </w:r>
-          </w:p>
-        </w:tc>
-        <w:tc>
-          <w:tcPr>
-            <w:tcW w:type="dxa" w:w="4419"/>
-          </w:tcPr>
-          <w:p>
-            <w:r>
-              <w:rPr>
-                <w:sz w:val="20"/>
-              </w:rPr>
-              <w:t>阿里云/腾讯云 SMS，约 ¥0.04/条，MVP 阶段月成本 &lt; ¥50</w:t>
-            </w:r>
-          </w:p>
-        </w:tc>
-      </w:tr>
-      <w:tr>
-        <w:tc>
-          <w:tcPr>
-            <w:tcW w:type="dxa" w:w="4419"/>
-          </w:tcPr>
-          <w:p>
-            <w:r>
-              <w:rPr>
-                <w:sz w:val="20"/>
-              </w:rPr>
-              <w:t>Supabase 认证</w:t>
-            </w:r>
-          </w:p>
-        </w:tc>
-        <w:tc>
-          <w:tcPr>
-            <w:tcW w:type="dxa" w:w="4419"/>
-          </w:tcPr>
-          <w:p>
-            <w:r>
-              <w:rPr>
-                <w:sz w:val="20"/>
-              </w:rPr>
-              <w:t>supabase_flutter 包自带手机/邮箱/Apple 登录，Flutter 3 行代码完成</w:t>
-            </w:r>
-          </w:p>
-        </w:tc>
-      </w:tr>
-      <w:tr>
-        <w:tc>
-          <w:tcPr>
-            <w:tcW w:type="dxa" w:w="4419"/>
-          </w:tcPr>
-          <w:p>
-            <w:r>
-              <w:rPr>
-                <w:sz w:val="20"/>
-              </w:rPr>
-              <w:t>密码安全</w:t>
-            </w:r>
-          </w:p>
-        </w:tc>
-        <w:tc>
-          <w:tcPr>
-            <w:tcW w:type="dxa" w:w="4419"/>
-          </w:tcPr>
-          <w:p>
-            <w:r>
-              <w:rPr>
-                <w:sz w:val="20"/>
-              </w:rPr>
-              <w:t>Supabase 自动处理 bcrypt 哈希，无需手动实现</w:t>
-            </w:r>
-          </w:p>
-        </w:tc>
-      </w:tr>
-    </w:tbl>
-    <w:p/>
-    <w:p>
-      <w:pPr>
-        <w:pStyle w:val="Heading1"/>
-      </w:pPr>
-      <w:r>
-        <w:rPr>
-          <w:color w:val="235EAD"/>
-        </w:rPr>
-        <w:t>二、各页面疑问逐条解答</w:t>
-      </w:r>
-    </w:p>
-    <w:p>
-      <w:pPr>
-        <w:pStyle w:val="Heading2"/>
-      </w:pPr>
-      <w:r>
-        <w:rPr>
-          <w:color w:val="2E86C1"/>
-        </w:rPr>
-        <w:t>引导页 — 跳过按钮跳转修正</w:t>
-      </w:r>
-    </w:p>
-    <w:p>
-      <w:pPr/>
-      <w:r>
-        <w:rPr>
-          <w:sz w:val="21"/>
-        </w:rPr>
-        <w:t>❓ 疑问：点击跳过→直接进角色选择页，是不是写错了，应该直接进入主页吧？</w:t>
-      </w:r>
-    </w:p>
-    <w:p>
-      <w:pPr/>
-      <w:r>
-        <w:rPr>
-          <w:b/>
-          <w:sz w:val="21"/>
-        </w:rPr>
-        <w:t>✅ 解答：两种情况均有，取决于是否已完成初始化：</w:t>
-      </w:r>
-    </w:p>
-    <w:p>
-      <w:pPr>
-        <w:pStyle w:val="ListBullet"/>
-        <w:ind w:left="360"/>
-      </w:pPr>
-      <w:r>
-        <w:rPr>
-          <w:sz w:val="20"/>
-        </w:rPr>
-        <w:t>首次安装（无角色数据）：点击跳过 → 进角色选择页（必须选角色才能聊天）</w:t>
-      </w:r>
-    </w:p>
-    <w:p>
-      <w:pPr>
-        <w:pStyle w:val="ListBullet"/>
-        <w:ind w:left="360"/>
-      </w:pPr>
-      <w:r>
-        <w:rPr>
-          <w:sz w:val="20"/>
-        </w:rPr>
-        <w:t>非首次（已有角色数据）：点击跳过 → 直接进主聊天页（Tab-聊天）</w:t>
-      </w:r>
-    </w:p>
-    <w:p>
-      <w:pPr/>
-      <w:r>
-        <w:rPr>
-          <w:sz w:val="21"/>
-        </w:rPr>
-        <w:t>代码判断：检查本地/云端是否存在当前用户的角色配置数据，有则跳过设置流程直达主页。</w:t>
-      </w:r>
-    </w:p>
-    <w:p/>
-    <w:p>
-      <w:pPr>
-        <w:pStyle w:val="Heading2"/>
-      </w:pPr>
-      <w:r>
-        <w:rPr>
-          <w:color w:val="2E86C1"/>
-        </w:rPr>
-        <w:t>角色设定 — 入场动画 + 傲娇标签</w:t>
-      </w:r>
-    </w:p>
-    <w:p>
-      <w:pPr/>
-      <w:r>
-        <w:rPr>
-          <w:sz w:val="21"/>
-        </w:rPr>
-        <w:t>✅ 入场动画规格：复用已有角色全身立绘，动画参数：</w:t>
-      </w:r>
-    </w:p>
-    <w:p>
-      <w:pPr>
-        <w:pStyle w:val="ListBullet"/>
-        <w:ind w:left="360"/>
-      </w:pPr>
-      <w:r>
-        <w:rPr>
-          <w:sz w:val="20"/>
-        </w:rPr>
-        <w:t>动画：translateY(+100% → 0) + opacity(0 → 1)</w:t>
-      </w:r>
-    </w:p>
-    <w:p>
-      <w:pPr>
-        <w:pStyle w:val="ListBullet"/>
-        <w:ind w:left="360"/>
-      </w:pPr>
-      <w:r>
-        <w:rPr>
-          <w:sz w:val="20"/>
-        </w:rPr>
-        <w:t>时长：0.6s，缓动：ease-in-out</w:t>
-      </w:r>
-    </w:p>
-    <w:p>
-      <w:pPr>
-        <w:pStyle w:val="ListBullet"/>
-        <w:ind w:left="360"/>
-      </w:pPr>
-      <w:r>
-        <w:rPr>
-          <w:sz w:val="20"/>
-        </w:rPr>
-        <w:t>Flutter 实现：AnimatedContainer + FadeTransition，或 animation_package</w:t>
-      </w:r>
-    </w:p>
-    <w:p>
-      <w:pPr/>
-      <w:r>
-        <w:rPr>
-          <w:b/>
-          <w:sz w:val="21"/>
-        </w:rPr>
-        <w:t>✅ 傲娇腹黑型完整性格标签：</w:t>
-      </w:r>
-    </w:p>
-    <w:tbl>
-      <w:tblPr>
-        <w:tblStyle w:val="TableGrid"/>
-        <w:tblW w:type="auto" w:w="0"/>
-        <w:tblLook w:firstColumn="1" w:firstRow="1" w:lastColumn="0" w:lastRow="0" w:noHBand="0" w:noVBand="1" w:val="04A0"/>
-      </w:tblPr>
-      <w:tblGrid>
-        <w:gridCol w:w="4419"/>
-        <w:gridCol w:w="4419"/>
-      </w:tblGrid>
-      <w:tr>
-        <w:tc>
-          <w:tcPr>
-            <w:tcW w:type="dxa" w:w="4419"/>
-            <w:shd w:fill="2E86C1" w:color="auto" w:val="clear"/>
-          </w:tcPr>
-          <w:p>
-            <w:pPr>
-              <w:jc w:val="center"/>
-            </w:pPr>
-            <w:r>
-              <w:rPr>
-                <w:b/>
-                <w:color w:val="FFFFFF"/>
-                <w:sz w:val="20"/>
-              </w:rPr>
-              <w:t>角色</w:t>
-            </w:r>
-          </w:p>
-        </w:tc>
-        <w:tc>
-          <w:tcPr>
-            <w:tcW w:type="dxa" w:w="4419"/>
-            <w:shd w:fill="2E86C1" w:color="auto" w:val="clear"/>
-          </w:tcPr>
-          <w:p>
-            <w:pPr>
-              <w:jc w:val="center"/>
-            </w:pPr>
-            <w:r>
-              <w:rPr>
-                <w:b/>
-                <w:color w:val="FFFFFF"/>
-                <w:sz w:val="20"/>
-              </w:rPr>
-              <w:t>性格标签</w:t>
-            </w:r>
-          </w:p>
-        </w:tc>
-      </w:tr>
-      <w:tr>
-        <w:tc>
-          <w:tcPr>
-            <w:tcW w:type="dxa" w:w="4419"/>
-          </w:tcPr>
-          <w:p>
-            <w:r>
-              <w:rPr>
-                <w:sz w:val="20"/>
-              </w:rPr>
-              <w:t>角色A·温柔治愈</w:t>
-            </w:r>
-          </w:p>
-        </w:tc>
-        <w:tc>
-          <w:tcPr>
-            <w:tcW w:type="dxa" w:w="4419"/>
-          </w:tcPr>
-          <w:p>
-            <w:r>
-              <w:rPr>
-                <w:sz w:val="20"/>
-              </w:rPr>
-              <w:t>温柔、贴心、包容、治愈、偶尔撒娇、善解人意</w:t>
-            </w:r>
-          </w:p>
-        </w:tc>
-      </w:tr>
-      <w:tr>
-        <w:tc>
-          <w:tcPr>
-            <w:tcW w:type="dxa" w:w="4419"/>
-          </w:tcPr>
-          <w:p>
-            <w:r>
-              <w:rPr>
-                <w:sz w:val="20"/>
-              </w:rPr>
-              <w:t>角色B·傲娇腹黑</w:t>
-            </w:r>
-          </w:p>
-        </w:tc>
-        <w:tc>
-          <w:tcPr>
-            <w:tcW w:type="dxa" w:w="4419"/>
-          </w:tcPr>
-          <w:p>
-            <w:r>
-              <w:rPr>
-                <w:sz w:val="20"/>
-              </w:rPr>
-              <w:t>傲娇、毒舌、嘴硬心软、反差萌、其实最黏人、嘴上说不要身体很诚实</w:t>
-            </w:r>
-          </w:p>
-        </w:tc>
-      </w:tr>
-    </w:tbl>
-    <w:p/>
-    <w:p>
-      <w:pPr>
-        <w:pStyle w:val="Heading2"/>
-      </w:pPr>
-      <w:r>
-        <w:rPr>
-          <w:color w:val="2E86C1"/>
-        </w:rPr>
-        <w:t>关系启动 — 傲娇台词 + 快速回复澄清</w:t>
-      </w:r>
-    </w:p>
-    <w:p>
-      <w:pPr/>
-      <w:r>
-        <w:rPr>
-          <w:b/>
-          <w:sz w:val="21"/>
-        </w:rPr>
-        <w:t>✅ 两角色首句台词对照：</w:t>
-      </w:r>
-    </w:p>
-    <w:tbl>
-      <w:tblPr>
-        <w:tblStyle w:val="TableGrid"/>
-        <w:tblW w:type="auto" w:w="0"/>
-        <w:tblLook w:firstColumn="1" w:firstRow="1" w:lastColumn="0" w:lastRow="0" w:noHBand="0" w:noVBand="1" w:val="04A0"/>
-      </w:tblPr>
-      <w:tblGrid>
-        <w:gridCol w:w="4419"/>
-        <w:gridCol w:w="4419"/>
-      </w:tblGrid>
-      <w:tr>
-        <w:tc>
-          <w:tcPr>
-            <w:tcW w:type="dxa" w:w="4419"/>
-            <w:shd w:fill="2E86C1" w:color="auto" w:val="clear"/>
-          </w:tcPr>
-          <w:p>
-            <w:pPr>
-              <w:jc w:val="center"/>
-            </w:pPr>
-            <w:r>
-              <w:rPr>
-                <w:b/>
-                <w:color w:val="FFFFFF"/>
-                <w:sz w:val="20"/>
-              </w:rPr>
-              <w:t>角色</w:t>
-            </w:r>
-          </w:p>
-        </w:tc>
-        <w:tc>
-          <w:tcPr>
-            <w:tcW w:type="dxa" w:w="4419"/>
-            <w:shd w:fill="2E86C1" w:color="auto" w:val="clear"/>
-          </w:tcPr>
-          <w:p>
-            <w:pPr>
-              <w:jc w:val="center"/>
-            </w:pPr>
-            <w:r>
-              <w:rPr>
-                <w:b/>
-                <w:color w:val="FFFFFF"/>
-                <w:sz w:val="20"/>
-              </w:rPr>
-              <w:t>首句台词</w:t>
-            </w:r>
-          </w:p>
-        </w:tc>
-      </w:tr>
-      <w:tr>
-        <w:tc>
-          <w:tcPr>
-            <w:tcW w:type="dxa" w:w="4419"/>
-          </w:tcPr>
-          <w:p>
-            <w:r>
-              <w:rPr>
-                <w:sz w:val="20"/>
-              </w:rPr>
-              <w:t>角色A·温柔治愈</w:t>
-            </w:r>
-          </w:p>
-        </w:tc>
-        <w:tc>
-          <w:tcPr>
-            <w:tcW w:type="dxa" w:w="4419"/>
-          </w:tcPr>
-          <w:p>
-            <w:r>
-              <w:rPr>
-                <w:sz w:val="20"/>
-              </w:rPr>
-              <w:t>你好呀，我叫小雨。以后要好好认识彼此哦~</w:t>
-            </w:r>
-          </w:p>
-        </w:tc>
-      </w:tr>
-      <w:tr>
-        <w:tc>
-          <w:tcPr>
-            <w:tcW w:type="dxa" w:w="4419"/>
-          </w:tcPr>
-          <w:p>
-            <w:r>
-              <w:rPr>
-                <w:sz w:val="20"/>
-              </w:rPr>
-              <w:t>角色B·傲娇腹黑</w:t>
-            </w:r>
-          </w:p>
-        </w:tc>
-        <w:tc>
-          <w:tcPr>
-            <w:tcW w:type="dxa" w:w="4419"/>
-          </w:tcPr>
-          <w:p>
-            <w:r>
-              <w:rPr>
-                <w:sz w:val="20"/>
-              </w:rPr>
-              <w:t>……哼，你终于来了。别以为我一直在等你啊。</w:t>
-            </w:r>
-          </w:p>
-        </w:tc>
-      </w:tr>
-    </w:tbl>
-    <w:p>
-      <w:pPr/>
-      <w:r>
-        <w:rPr>
-          <w:b/>
-          <w:sz w:val="21"/>
-        </w:rPr>
-        <w:t>✅ 快速回复填入机制澄清：</w:t>
-      </w:r>
-    </w:p>
-    <w:p>
-      <w:pPr/>
-      <w:r>
-        <w:rPr>
-          <w:sz w:val="21"/>
-        </w:rPr>
-        <w:t>"气泡点击→快速回复自动填入输入框"中，填入的是系统预设的"用户快捷打招呼短语"，不是角色说的话。</w:t>
-      </w:r>
-    </w:p>
-    <w:p>
-      <w:pPr/>
-      <w:r>
-        <w:rPr>
-          <w:sz w:val="21"/>
-        </w:rPr>
-        <w:t>即：帮用户拟好一句打招呼的话（例："你好，很高兴认识你~"），自动填进底部输入框，用户可修改后手动发送，降低用户第一次开口的心理门槛。</w:t>
-      </w:r>
-    </w:p>
-    <w:p/>
-    <w:p>
-      <w:pPr>
-        <w:pStyle w:val="Heading2"/>
-      </w:pPr>
-      <w:r>
-        <w:rPr>
-          <w:color w:val="2E86C1"/>
-        </w:rPr>
-        <w:t>主聊天页 — 情绪关键词体系 + 附加按钮 + ❤图标</w:t>
-      </w:r>
-    </w:p>
-    <w:p>
-      <w:pPr>
-        <w:pStyle w:val="Heading3"/>
-      </w:pPr>
-      <w:r>
-        <w:rPr>
-          <w:color w:val="176A5E"/>
-        </w:rPr>
-        <w:t>情绪检测关键词体系（3套表情）</w:t>
-      </w:r>
-    </w:p>
-    <w:p>
-      <w:pPr/>
-      <w:r>
-        <w:rPr>
-          <w:sz w:val="21"/>
-        </w:rPr>
-        <w:t>检测时机：用户发送消息后，对用户文本做关键词扫描，命中则切换角色立绘表情（&lt;200ms）。角色A/B各有独立3套立绘。</w:t>
-      </w:r>
-    </w:p>
-    <w:tbl>
-      <w:tblPr>
-        <w:tblStyle w:val="TableGrid"/>
-        <w:tblW w:type="auto" w:w="0"/>
-        <w:tblLook w:firstColumn="1" w:firstRow="1" w:lastColumn="0" w:lastRow="0" w:noHBand="0" w:noVBand="1" w:val="04A0"/>
-      </w:tblPr>
-      <w:tblGrid>
-        <w:gridCol w:w="4419"/>
-        <w:gridCol w:w="4419"/>
-      </w:tblGrid>
-      <w:tr>
-        <w:tc>
-          <w:tcPr>
-            <w:tcW w:type="dxa" w:w="4419"/>
-            <w:shd w:fill="2E86C1" w:color="auto" w:val="clear"/>
-          </w:tcPr>
-          <w:p>
-            <w:pPr>
-              <w:jc w:val="center"/>
-            </w:pPr>
-            <w:r>
-              <w:rPr>
-                <w:b/>
-                <w:color w:val="FFFFFF"/>
-                <w:sz w:val="20"/>
-              </w:rPr>
-              <w:t>情绪类型</w:t>
-            </w:r>
-          </w:p>
-        </w:tc>
-        <w:tc>
-          <w:tcPr>
-            <w:tcW w:type="dxa" w:w="4419"/>
-            <w:shd w:fill="2E86C1" w:color="auto" w:val="clear"/>
-          </w:tcPr>
-          <w:p>
-            <w:pPr>
-              <w:jc w:val="center"/>
-            </w:pPr>
-            <w:r>
-              <w:rPr>
-                <w:b/>
-                <w:color w:val="FFFFFF"/>
-                <w:sz w:val="20"/>
-              </w:rPr>
-              <w:t>触发关键词</w:t>
-            </w:r>
-          </w:p>
-        </w:tc>
-      </w:tr>
-      <w:tr>
-        <w:tc>
-          <w:tcPr>
-            <w:tcW w:type="dxa" w:w="4419"/>
-          </w:tcPr>
-          <w:p>
-            <w:r>
-              <w:rPr>
-                <w:sz w:val="20"/>
-              </w:rPr>
-              <w:t>⚡ 开心/兴奋</w:t>
-            </w:r>
-          </w:p>
-        </w:tc>
-        <w:tc>
-          <w:tcPr>
-            <w:tcW w:type="dxa" w:w="4419"/>
-          </w:tcPr>
-          <w:p>
-            <w:r>
-              <w:rPr>
-                <w:sz w:val="20"/>
-              </w:rPr>
-              <w:t>哈哈、开心、高兴、好棒、嘻嘻、喜欢、爱、太好了、哈哈哈、666、太棒了、哇、真的假的、好耶、真的吗、厉害、开心死了</w:t>
-            </w:r>
-          </w:p>
-        </w:tc>
-      </w:tr>
-      <w:tr>
-        <w:tc>
-          <w:tcPr>
-            <w:tcW w:type="dxa" w:w="4419"/>
-          </w:tcPr>
-          <w:p>
-            <w:r>
-              <w:rPr>
-                <w:sz w:val="20"/>
-              </w:rPr>
-              <w:t>😢 难过/低落</w:t>
-            </w:r>
-          </w:p>
-        </w:tc>
-        <w:tc>
-          <w:tcPr>
-            <w:tcW w:type="dxa" w:w="4419"/>
-          </w:tcPr>
-          <w:p>
-            <w:r>
-              <w:rPr>
-                <w:sz w:val="20"/>
-              </w:rPr>
-              <w:t>难过、伤心、哭、委屈、烦、失落、丧、好累、不想动、没意思、唉、心情不好、要崩了、emo了、好烦、很烦、崩溃、无聊</w:t>
-            </w:r>
-          </w:p>
-        </w:tc>
-      </w:tr>
-      <w:tr>
-        <w:tc>
-          <w:tcPr>
-            <w:tcW w:type="dxa" w:w="4419"/>
-          </w:tcPr>
-          <w:p>
-            <w:r>
-              <w:rPr>
-                <w:sz w:val="20"/>
-              </w:rPr>
-              <w:t>🌸 默认（无情绪词）</w:t>
-            </w:r>
-          </w:p>
-        </w:tc>
-        <w:tc>
-          <w:tcPr>
-            <w:tcW w:type="dxa" w:w="4419"/>
-          </w:tcPr>
-          <w:p>
-            <w:r>
-              <w:rPr>
-                <w:sz w:val="20"/>
-              </w:rPr>
-              <w:t>未命中上述词时保持默认立绘；角色A默认=温柔微笑；角色B默认=傲娇微微翘嘴</w:t>
-            </w:r>
-          </w:p>
-        </w:tc>
-      </w:tr>
-    </w:tbl>
-    <w:p>
-      <w:pPr>
-        <w:ind w:left="432"/>
-      </w:pPr>
-      <w:r>
-        <w:rPr>
-          <w:i/>
-          <w:color w:val="216CB4"/>
-          <w:sz w:val="20"/>
-        </w:rPr>
-        <w:t>📌 两角色在同一情绪触发词下展示不同表情立绘：角色A难过时表现为担心/心疼表情；角色B难过时表现为假装不在乎但悄悄捏紧拳头的表情，体现性格差异</w:t>
-      </w:r>
-    </w:p>
-    <w:p>
-      <w:pPr>
-        <w:pStyle w:val="Heading3"/>
-      </w:pPr>
-      <w:r>
-        <w:rPr>
-          <w:color w:val="176A5E"/>
-        </w:rPr>
-        <w:t>附加按钮（+）功能面板设计</w:t>
-      </w:r>
-    </w:p>
-    <w:p>
-      <w:pPr/>
-      <w:r>
-        <w:rPr>
-          <w:sz w:val="21"/>
-        </w:rPr>
-        <w:t>点击"+"弹出底部操作面板（Bottom Sheet），包含以下功能：</w:t>
-      </w:r>
-    </w:p>
-    <w:tbl>
-      <w:tblPr>
-        <w:tblStyle w:val="TableGrid"/>
-        <w:tblW w:type="auto" w:w="0"/>
-        <w:tblLook w:firstColumn="1" w:firstRow="1" w:lastColumn="0" w:lastRow="0" w:noHBand="0" w:noVBand="1" w:val="04A0"/>
-      </w:tblPr>
-      <w:tblGrid>
-        <w:gridCol w:w="4419"/>
-        <w:gridCol w:w="4419"/>
-      </w:tblGrid>
-      <w:tr>
-        <w:tc>
-          <w:tcPr>
-            <w:tcW w:type="dxa" w:w="4419"/>
-            <w:shd w:fill="2E86C1" w:color="auto" w:val="clear"/>
-          </w:tcPr>
-          <w:p>
-            <w:pPr>
-              <w:jc w:val="center"/>
-            </w:pPr>
-            <w:r>
-              <w:rPr>
-                <w:b/>
-                <w:color w:val="FFFFFF"/>
-                <w:sz w:val="20"/>
-              </w:rPr>
-              <w:t>功能</w:t>
-            </w:r>
-          </w:p>
-        </w:tc>
-        <w:tc>
-          <w:tcPr>
-            <w:tcW w:type="dxa" w:w="4419"/>
-            <w:shd w:fill="2E86C1" w:color="auto" w:val="clear"/>
-          </w:tcPr>
-          <w:p>
-            <w:pPr>
-              <w:jc w:val="center"/>
-            </w:pPr>
-            <w:r>
-              <w:rPr>
-                <w:b/>
-                <w:color w:val="FFFFFF"/>
-                <w:sz w:val="20"/>
-              </w:rPr>
-              <w:t>说明</w:t>
-            </w:r>
-          </w:p>
-        </w:tc>
-      </w:tr>
-      <w:tr>
-        <w:tc>
-          <w:tcPr>
-            <w:tcW w:type="dxa" w:w="4419"/>
-          </w:tcPr>
-          <w:p>
-            <w:r>
-              <w:rPr>
-                <w:sz w:val="20"/>
-              </w:rPr>
-              <w:t>① 表情包</w:t>
-            </w:r>
-          </w:p>
-        </w:tc>
-        <w:tc>
-          <w:tcPr>
-            <w:tcW w:type="dxa" w:w="4419"/>
-          </w:tcPr>
-          <w:p>
-            <w:r>
-              <w:rPr>
-                <w:sz w:val="20"/>
-              </w:rPr>
-              <w:t>预置12组角色专属表情包（角色A/B各6组），点击可直接发送图片消息（存储在本地App Bundle，无服务器流量成本）</w:t>
-            </w:r>
-          </w:p>
-        </w:tc>
-      </w:tr>
-      <w:tr>
-        <w:tc>
-          <w:tcPr>
-            <w:tcW w:type="dxa" w:w="4419"/>
-          </w:tcPr>
-          <w:p>
-            <w:r>
-              <w:rPr>
-                <w:sz w:val="20"/>
-              </w:rPr>
-              <w:t>② 情绪记录</w:t>
-            </w:r>
-          </w:p>
-        </w:tc>
-        <w:tc>
-          <w:tcPr>
-            <w:tcW w:type="dxa" w:w="4419"/>
-          </w:tcPr>
-          <w:p>
-            <w:r>
-              <w:rPr>
-                <w:sz w:val="20"/>
-              </w:rPr>
-              <w:t>快捷跳转到情绪记录页，免去从TabBar多步进入</w:t>
-            </w:r>
-          </w:p>
-        </w:tc>
-      </w:tr>
-      <w:tr>
-        <w:tc>
-          <w:tcPr>
-            <w:tcW w:type="dxa" w:w="4419"/>
-          </w:tcPr>
-          <w:p>
-            <w:r>
-              <w:rPr>
-                <w:sz w:val="20"/>
-              </w:rPr>
-              <w:t>③ 今日问候</w:t>
-            </w:r>
-          </w:p>
-        </w:tc>
-        <w:tc>
-          <w:tcPr>
-            <w:tcW w:type="dxa" w:w="4419"/>
-          </w:tcPr>
-          <w:p>
-            <w:r>
-              <w:rPr>
-                <w:sz w:val="20"/>
-              </w:rPr>
-              <w:t>手动触发晨/晚问候（用于未收到推送通知的用户主动进入）</w:t>
-            </w:r>
-          </w:p>
-        </w:tc>
-      </w:tr>
-      <w:tr>
-        <w:tc>
-          <w:tcPr>
-            <w:tcW w:type="dxa" w:w="4419"/>
-          </w:tcPr>
-          <w:p>
-            <w:r>
-              <w:rPr>
-                <w:sz w:val="20"/>
-              </w:rPr>
-              <w:t>④ 查看回忆</w:t>
-            </w:r>
-          </w:p>
-        </w:tc>
-        <w:tc>
-          <w:tcPr>
-            <w:tcW w:type="dxa" w:w="4419"/>
-          </w:tcPr>
-          <w:p>
-            <w:r>
-              <w:rPr>
-                <w:sz w:val="20"/>
-              </w:rPr>
-              <w:t>跳转回忆相册页</w:t>
-            </w:r>
-          </w:p>
-        </w:tc>
-      </w:tr>
-    </w:tbl>
-    <w:p>
-      <w:pPr>
-        <w:ind w:left="432"/>
-      </w:pPr>
-      <w:r>
-        <w:rPr>
-          <w:i/>
-          <w:color w:val="216CB4"/>
-          <w:sz w:val="20"/>
-        </w:rPr>
-        <w:t>📌 一期不支持用户自主上传图片（规避UGC内容审核风险），仅支持预置角色表情包</w:t>
-      </w:r>
-    </w:p>
-    <w:p>
-      <w:pPr>
-        <w:pStyle w:val="Heading3"/>
-      </w:pPr>
-      <w:r>
-        <w:rPr>
-          <w:color w:val="176A5E"/>
-        </w:rPr>
-        <w:t>导航栏♡图标说明</w:t>
-      </w:r>
-    </w:p>
-    <w:p>
-      <w:pPr/>
-      <w:r>
-        <w:rPr>
-          <w:sz w:val="21"/>
-        </w:rPr>
-        <w:t>❓ 疑问：点击头像/❤ → 角色状态页，❤收藏不应该出现吧？</w:t>
-      </w:r>
-    </w:p>
-    <w:p>
-      <w:pPr/>
-      <w:r>
-        <w:rPr>
-          <w:sz w:val="21"/>
-        </w:rPr>
-        <w:t>✅ 解答：♡不是"收藏"功能，而是"关系状态"的快捷入口（功能等同于点击头像）。</w:t>
-      </w:r>
-    </w:p>
-    <w:p>
-      <w:pPr/>
-      <w:r>
-        <w:rPr>
-          <w:sz w:val="21"/>
-        </w:rPr>
-        <w:t>设计修正：图标改用"心形+关系线"的图标样式，并在导航栏旁配合"Lv.2"或"关系"文字标注，避免与收藏功能混淆。最终交互：点击头像 = 点击♡图标 = 跳转角色状态页。</w:t>
-      </w:r>
-    </w:p>
-    <w:p/>
-    <w:p>
-      <w:pPr>
-        <w:pStyle w:val="Heading2"/>
-      </w:pPr>
-      <w:r>
-        <w:rPr>
-          <w:color w:val="2E86C1"/>
-        </w:rPr>
-        <w:t>角色状态页 — 各阶段判定条件 + 纪念日体系</w:t>
-      </w:r>
-    </w:p>
-    <w:p>
-      <w:pPr>
-        <w:pStyle w:val="Heading3"/>
-      </w:pPr>
-      <w:r>
-        <w:rPr>
-          <w:color w:val="176A5E"/>
-        </w:rPr>
-        <w:t>各阶段解锁判定条件（详细版）</w:t>
-      </w:r>
-    </w:p>
-    <w:tbl>
-      <w:tblPr>
-        <w:tblStyle w:val="TableGrid"/>
-        <w:tblW w:type="auto" w:w="0"/>
-        <w:tblLook w:firstColumn="1" w:firstRow="1" w:lastColumn="0" w:lastRow="0" w:noHBand="0" w:noVBand="1" w:val="04A0"/>
-      </w:tblPr>
-      <w:tblGrid>
-        <w:gridCol w:w="4419"/>
-        <w:gridCol w:w="4419"/>
-      </w:tblGrid>
-      <w:tr>
-        <w:tc>
-          <w:tcPr>
-            <w:tcW w:type="dxa" w:w="4419"/>
-            <w:shd w:fill="2E86C1" w:color="auto" w:val="clear"/>
-          </w:tcPr>
-          <w:p>
-            <w:pPr>
-              <w:jc w:val="center"/>
-            </w:pPr>
-            <w:r>
-              <w:rPr>
-                <w:b/>
-                <w:color w:val="FFFFFF"/>
-                <w:sz w:val="20"/>
-              </w:rPr>
-              <w:t>关系等级</w:t>
-            </w:r>
-          </w:p>
-        </w:tc>
-        <w:tc>
-          <w:tcPr>
-            <w:tcW w:type="dxa" w:w="4419"/>
-            <w:shd w:fill="2E86C1" w:color="auto" w:val="clear"/>
-          </w:tcPr>
-          <w:p>
-            <w:pPr>
-              <w:jc w:val="center"/>
-            </w:pPr>
-            <w:r>
-              <w:rPr>
-                <w:b/>
-                <w:color w:val="FFFFFF"/>
-                <w:sz w:val="20"/>
-              </w:rPr>
-              <w:t>解锁条件</w:t>
-            </w:r>
-          </w:p>
-        </w:tc>
-      </w:tr>
-      <w:tr>
-        <w:tc>
-          <w:tcPr>
-            <w:tcW w:type="dxa" w:w="4419"/>
-          </w:tcPr>
-          <w:p>
-            <w:r>
-              <w:rPr>
-                <w:sz w:val="20"/>
-              </w:rPr>
-              <w:t>Lv1 初识</w:t>
-            </w:r>
-          </w:p>
-        </w:tc>
-        <w:tc>
-          <w:tcPr>
-            <w:tcW w:type="dxa" w:w="4419"/>
-          </w:tcPr>
-          <w:p>
-            <w:r>
-              <w:rPr>
-                <w:sz w:val="20"/>
-              </w:rPr>
-              <w:t>默认解锁，完成角色设定即可。首句台词触发。</w:t>
-            </w:r>
-          </w:p>
-        </w:tc>
-      </w:tr>
-      <w:tr>
-        <w:tc>
-          <w:tcPr>
-            <w:tcW w:type="dxa" w:w="4419"/>
-          </w:tcPr>
-          <w:p>
-            <w:r>
-              <w:rPr>
-                <w:sz w:val="20"/>
-              </w:rPr>
-              <w:t>Lv2 熟识</w:t>
-            </w:r>
-          </w:p>
-        </w:tc>
-        <w:tc>
-          <w:tcPr>
-            <w:tcW w:type="dxa" w:w="4419"/>
-          </w:tcPr>
-          <w:p>
-            <w:r>
-              <w:rPr>
-                <w:sz w:val="20"/>
-              </w:rPr>
-              <w:t>累计对话≥20次 且 相识≥2天</w:t>
-            </w:r>
-          </w:p>
-        </w:tc>
-      </w:tr>
-      <w:tr>
-        <w:tc>
-          <w:tcPr>
-            <w:tcW w:type="dxa" w:w="4419"/>
-          </w:tcPr>
-          <w:p>
-            <w:r>
-              <w:rPr>
-                <w:sz w:val="20"/>
-              </w:rPr>
-              <w:t>Lv3 暧昧</w:t>
-            </w:r>
-          </w:p>
-        </w:tc>
-        <w:tc>
-          <w:tcPr>
-            <w:tcW w:type="dxa" w:w="4419"/>
-          </w:tcPr>
-          <w:p>
-            <w:r>
-              <w:rPr>
-                <w:sz w:val="20"/>
-              </w:rPr>
-              <w:t>累计对话≥80次 且 相识≥7天 且 情绪记录≥3次</w:t>
-            </w:r>
-          </w:p>
-        </w:tc>
-      </w:tr>
-      <w:tr>
-        <w:tc>
-          <w:tcPr>
-            <w:tcW w:type="dxa" w:w="4419"/>
-          </w:tcPr>
-          <w:p>
-            <w:r>
-              <w:rPr>
-                <w:sz w:val="20"/>
-              </w:rPr>
-              <w:t>Lv4 告白</w:t>
-            </w:r>
-          </w:p>
-        </w:tc>
-        <w:tc>
-          <w:tcPr>
-            <w:tcW w:type="dxa" w:w="4419"/>
-          </w:tcPr>
-          <w:p>
-            <w:r>
-              <w:rPr>
-                <w:sz w:val="20"/>
-              </w:rPr>
-              <w:t>累计对话≥200次 且 相识≥21天 且 完成3个纪念日条目</w:t>
-            </w:r>
-          </w:p>
-        </w:tc>
-      </w:tr>
-      <w:tr>
-        <w:tc>
-          <w:tcPr>
-            <w:tcW w:type="dxa" w:w="4419"/>
-          </w:tcPr>
-          <w:p>
-            <w:r>
-              <w:rPr>
-                <w:sz w:val="20"/>
-              </w:rPr>
-              <w:t>Lv5 恋人</w:t>
-            </w:r>
-          </w:p>
-        </w:tc>
-        <w:tc>
-          <w:tcPr>
-            <w:tcW w:type="dxa" w:w="4419"/>
-          </w:tcPr>
-          <w:p>
-            <w:r>
-              <w:rPr>
-                <w:sz w:val="20"/>
-              </w:rPr>
-              <w:t>有机：累计对话≥500次 且 相识≥60天；付费快速解锁：¥28（单次）</w:t>
-            </w:r>
-          </w:p>
-        </w:tc>
-      </w:tr>
-      <w:tr>
-        <w:tc>
-          <w:tcPr>
-            <w:tcW w:type="dxa" w:w="4419"/>
-          </w:tcPr>
-          <w:p>
-            <w:r>
-              <w:rPr>
-                <w:sz w:val="20"/>
-              </w:rPr>
-              <w:t>Lv6 挚爱</w:t>
-            </w:r>
-          </w:p>
-        </w:tc>
-        <w:tc>
-          <w:tcPr>
-            <w:tcW w:type="dxa" w:w="4419"/>
-          </w:tcPr>
-          <w:p>
-            <w:r>
-              <w:rPr>
-                <w:sz w:val="20"/>
-              </w:rPr>
-              <w:t>有机：累计对话≥1200次 且 相识≥180天；订阅年卡（¥198）自动解锁</w:t>
-            </w:r>
-          </w:p>
-        </w:tc>
-      </w:tr>
-    </w:tbl>
-    <w:p>
-      <w:pPr>
-        <w:ind w:left="432"/>
-      </w:pPr>
-      <w:r>
-        <w:rPr>
-          <w:i/>
-          <w:color w:val="216CB4"/>
-          <w:sz w:val="20"/>
-        </w:rPr>
-        <w:t>📌 对话次数统计：每发送1条用户消息计为1次；情绪记录次数：每提交1次情绪记录计为1次</w:t>
-      </w:r>
-    </w:p>
-    <w:p>
-      <w:pPr>
-        <w:pStyle w:val="Heading3"/>
-      </w:pPr>
-      <w:r>
-        <w:rPr>
-          <w:color w:val="176A5E"/>
-        </w:rPr>
-        <w:t>纪念日与特别回忆体系</w:t>
-      </w:r>
-    </w:p>
-    <w:p>
-      <w:pPr/>
-      <w:r>
-        <w:rPr>
-          <w:sz w:val="21"/>
-        </w:rPr>
-        <w:t>纪念日分为系统自动生成和用户手动标记两类：</w:t>
-      </w:r>
-    </w:p>
-    <w:tbl>
-      <w:tblPr>
-        <w:tblStyle w:val="TableGrid"/>
-        <w:tblW w:type="auto" w:w="0"/>
-        <w:tblLook w:firstColumn="1" w:firstRow="1" w:lastColumn="0" w:lastRow="0" w:noHBand="0" w:noVBand="1" w:val="04A0"/>
-      </w:tblPr>
-      <w:tblGrid>
-        <w:gridCol w:w="4419"/>
-        <w:gridCol w:w="4419"/>
-      </w:tblGrid>
-      <w:tr>
-        <w:tc>
-          <w:tcPr>
-            <w:tcW w:type="dxa" w:w="4419"/>
-            <w:shd w:fill="2E86C1" w:color="auto" w:val="clear"/>
-          </w:tcPr>
-          <w:p>
-            <w:pPr>
-              <w:jc w:val="center"/>
-            </w:pPr>
-            <w:r>
-              <w:rPr>
-                <w:b/>
-                <w:color w:val="FFFFFF"/>
-                <w:sz w:val="20"/>
-              </w:rPr>
-              <w:t>纪念日类型</w:t>
-            </w:r>
-          </w:p>
-        </w:tc>
-        <w:tc>
-          <w:tcPr>
-            <w:tcW w:type="dxa" w:w="4419"/>
-            <w:shd w:fill="2E86C1" w:color="auto" w:val="clear"/>
-          </w:tcPr>
-          <w:p>
-            <w:pPr>
-              <w:jc w:val="center"/>
-            </w:pPr>
-            <w:r>
-              <w:rPr>
-                <w:b/>
-                <w:color w:val="FFFFFF"/>
-                <w:sz w:val="20"/>
-              </w:rPr>
-              <w:t>生成规则</w:t>
-            </w:r>
-          </w:p>
-        </w:tc>
-      </w:tr>
-      <w:tr>
-        <w:tc>
-          <w:tcPr>
-            <w:tcW w:type="dxa" w:w="4419"/>
-          </w:tcPr>
-          <w:p>
-            <w:r>
-              <w:rPr>
-                <w:sz w:val="20"/>
-              </w:rPr>
-              <w:t>相识纪念日</w:t>
-            </w:r>
-          </w:p>
-        </w:tc>
-        <w:tc>
-          <w:tcPr>
-            <w:tcW w:type="dxa" w:w="4419"/>
-          </w:tcPr>
-          <w:p>
-            <w:r>
-              <w:rPr>
-                <w:sz w:val="20"/>
-              </w:rPr>
-              <w:t>自动：首次对话日期，每年周年日推送特别问候</w:t>
-            </w:r>
-          </w:p>
-        </w:tc>
-      </w:tr>
-      <w:tr>
-        <w:tc>
-          <w:tcPr>
-            <w:tcW w:type="dxa" w:w="4419"/>
-          </w:tcPr>
-          <w:p>
-            <w:r>
-              <w:rPr>
-                <w:sz w:val="20"/>
-              </w:rPr>
-              <w:t>Lv升级纪念日</w:t>
-            </w:r>
-          </w:p>
-        </w:tc>
-        <w:tc>
-          <w:tcPr>
-            <w:tcW w:type="dxa" w:w="4419"/>
-          </w:tcPr>
-          <w:p>
-            <w:r>
-              <w:rPr>
-                <w:sz w:val="20"/>
-              </w:rPr>
-              <w:t>自动：每次关系升级时记录，附上升级时的对话截图</w:t>
-            </w:r>
-          </w:p>
-        </w:tc>
-      </w:tr>
-      <w:tr>
-        <w:tc>
-          <w:tcPr>
-            <w:tcW w:type="dxa" w:w="4419"/>
-          </w:tcPr>
-          <w:p>
-            <w:r>
-              <w:rPr>
-                <w:sz w:val="20"/>
-              </w:rPr>
-              <w:t>坚持打卡</w:t>
-            </w:r>
-          </w:p>
-        </w:tc>
-        <w:tc>
-          <w:tcPr>
-            <w:tcW w:type="dxa" w:w="4419"/>
-          </w:tcPr>
-          <w:p>
-            <w:r>
-              <w:rPr>
-                <w:sz w:val="20"/>
-              </w:rPr>
-              <w:t>自动：连续对话3/7/14/30天分别触发里程碑记录</w:t>
-            </w:r>
-          </w:p>
-        </w:tc>
-      </w:tr>
-      <w:tr>
-        <w:tc>
-          <w:tcPr>
-            <w:tcW w:type="dxa" w:w="4419"/>
-          </w:tcPr>
-          <w:p>
-            <w:r>
-              <w:rPr>
-                <w:sz w:val="20"/>
-              </w:rPr>
-              <w:t>用户生日</w:t>
-            </w:r>
-          </w:p>
-        </w:tc>
-        <w:tc>
-          <w:tcPr>
-            <w:tcW w:type="dxa" w:w="4419"/>
-          </w:tcPr>
-          <w:p>
-            <w:r>
-              <w:rPr>
-                <w:sz w:val="20"/>
-              </w:rPr>
-              <w:t>自动（需设置）：用户在设置中填写生日，App当天推送角色生日特别问候</w:t>
-            </w:r>
-          </w:p>
-        </w:tc>
-      </w:tr>
-      <w:tr>
-        <w:tc>
-          <w:tcPr>
-            <w:tcW w:type="dxa" w:w="4419"/>
-          </w:tcPr>
-          <w:p>
-            <w:r>
-              <w:rPr>
-                <w:sz w:val="20"/>
-              </w:rPr>
-              <w:t>角色生日</w:t>
-            </w:r>
-          </w:p>
-        </w:tc>
-        <w:tc>
-          <w:tcPr>
-            <w:tcW w:type="dxa" w:w="4419"/>
-          </w:tcPr>
-          <w:p>
-            <w:r>
-              <w:rPr>
-                <w:sz w:val="20"/>
-              </w:rPr>
-              <w:t>自动：角色设定中预置生日，当天触发角色主动发送庆祝对话</w:t>
-            </w:r>
-          </w:p>
-        </w:tc>
-      </w:tr>
-      <w:tr>
-        <w:tc>
-          <w:tcPr>
-            <w:tcW w:type="dxa" w:w="4419"/>
-          </w:tcPr>
-          <w:p>
-            <w:r>
-              <w:rPr>
-                <w:sz w:val="20"/>
-              </w:rPr>
-              <w:t>特别时刻</w:t>
-            </w:r>
-          </w:p>
-        </w:tc>
-        <w:tc>
-          <w:tcPr>
-            <w:tcW w:type="dxa" w:w="4419"/>
-          </w:tcPr>
-          <w:p>
-            <w:r>
-              <w:rPr>
-                <w:sz w:val="20"/>
-              </w:rPr>
-              <w:t>自动：检测到"争吵→和好"对话序列（烦你/不理你/对不起/没事的组合），记录和好时刻</w:t>
-            </w:r>
-          </w:p>
-        </w:tc>
-      </w:tr>
-      <w:tr>
-        <w:tc>
-          <w:tcPr>
-            <w:tcW w:type="dxa" w:w="4419"/>
-          </w:tcPr>
-          <w:p>
-            <w:r>
-              <w:rPr>
-                <w:sz w:val="20"/>
-              </w:rPr>
-              <w:t>用户手动标记</w:t>
-            </w:r>
-          </w:p>
-        </w:tc>
-        <w:tc>
-          <w:tcPr>
-            <w:tcW w:type="dxa" w:w="4419"/>
-          </w:tcPr>
-          <w:p>
-            <w:r>
-              <w:rPr>
-                <w:sz w:val="20"/>
-              </w:rPr>
-              <w:t>手动：长按任意消息→"标记为特别时刻"→填写备注→存入特别时刻分类</w:t>
-            </w:r>
-          </w:p>
-        </w:tc>
-      </w:tr>
-    </w:tbl>
-    <w:p/>
-    <w:p>
-      <w:pPr>
-        <w:pStyle w:val="Heading2"/>
-      </w:pPr>
-      <w:r>
-        <w:rPr>
-          <w:color w:val="2E86C1"/>
-        </w:rPr>
-        <w:t>每日问候 — Flutter跨平台天气API方案</w:t>
-      </w:r>
-    </w:p>
-    <w:p>
-      <w:pPr/>
-      <w:r>
-        <w:rPr>
-          <w:sz w:val="21"/>
-        </w:rPr>
-        <w:t>❓ 疑问：我想用Flutter开发跨iOS/安卓/鸿蒙三端的App，都可以免费调用天气API吗？</w:t>
-      </w:r>
-    </w:p>
-    <w:p>
-      <w:pPr/>
-      <w:r>
-        <w:rPr>
-          <w:b/>
-          <w:sz w:val="21"/>
-        </w:rPr>
-        <w:t>✅ 解答：完全可以，以下两个方案均为纯HTTP REST API，Flutter三端通用，无需平台特定SDK：</w:t>
-      </w:r>
-    </w:p>
-    <w:tbl>
-      <w:tblPr>
-        <w:tblStyle w:val="TableGrid"/>
-        <w:tblW w:type="auto" w:w="0"/>
-        <w:tblLook w:firstColumn="1" w:firstRow="1" w:lastColumn="0" w:lastRow="0" w:noHBand="0" w:noVBand="1" w:val="04A0"/>
-      </w:tblPr>
-      <w:tblGrid>
-        <w:gridCol w:w="4419"/>
-        <w:gridCol w:w="4419"/>
-      </w:tblGrid>
-      <w:tr>
-        <w:tc>
-          <w:tcPr>
-            <w:tcW w:type="dxa" w:w="4419"/>
-            <w:shd w:fill="2E86C1" w:color="auto" w:val="clear"/>
-          </w:tcPr>
-          <w:p>
-            <w:pPr>
-              <w:jc w:val="center"/>
-            </w:pPr>
-            <w:r>
-              <w:rPr>
-                <w:b/>
-                <w:color w:val="FFFFFF"/>
-                <w:sz w:val="20"/>
-              </w:rPr>
-              <w:t>方案</w:t>
-            </w:r>
-          </w:p>
-        </w:tc>
-        <w:tc>
-          <w:tcPr>
-            <w:tcW w:type="dxa" w:w="4419"/>
-            <w:shd w:fill="2E86C1" w:color="auto" w:val="clear"/>
-          </w:tcPr>
-          <w:p>
-            <w:pPr>
-              <w:jc w:val="center"/>
-            </w:pPr>
-            <w:r>
-              <w:rPr>
-                <w:b/>
-                <w:color w:val="FFFFFF"/>
-                <w:sz w:val="20"/>
-              </w:rPr>
-              <w:t>详细说明</w:t>
-            </w:r>
-          </w:p>
-        </w:tc>
-      </w:tr>
-      <w:tr>
-        <w:tc>
-          <w:tcPr>
-            <w:tcW w:type="dxa" w:w="4419"/>
-          </w:tcPr>
-          <w:p>
-            <w:r>
-              <w:rPr>
-                <w:sz w:val="20"/>
-              </w:rPr>
-              <w:t>Open-Meteo（强烈推荐）</w:t>
-            </w:r>
-          </w:p>
-        </w:tc>
-        <w:tc>
-          <w:tcPr>
-            <w:tcW w:type="dxa" w:w="4419"/>
-          </w:tcPr>
-          <w:p>
-            <w:r>
-              <w:rPr>
-                <w:sz w:val="20"/>
-              </w:rPr>
-              <w:t>完全免费，无需注册/API Key；支持全球任意经纬度；返回当前天气（温度/天气码/风速）；调用示例：GET https://api.open-meteo.com/v1/forecast?latitude={lat}&amp;longitude={lon}&amp;current_weather=true</w:t>
-            </w:r>
-          </w:p>
-        </w:tc>
-      </w:tr>
-      <w:tr>
-        <w:tc>
-          <w:tcPr>
-            <w:tcW w:type="dxa" w:w="4419"/>
-          </w:tcPr>
-          <w:p>
-            <w:r>
-              <w:rPr>
-                <w:sz w:val="20"/>
-              </w:rPr>
-              <w:t>wttr.in（备选）</w:t>
-            </w:r>
-          </w:p>
-        </w:tc>
-        <w:tc>
-          <w:tcPr>
-            <w:tcW w:type="dxa" w:w="4419"/>
-          </w:tcPr>
-          <w:p>
-            <w:r>
-              <w:rPr>
-                <w:sz w:val="20"/>
-              </w:rPr>
-              <w:t>完全免费，无需Key；支持城市名称直接查询；调用示例：GET https://wttr.in/北京?format=j1</w:t>
-            </w:r>
-          </w:p>
-        </w:tc>
-      </w:tr>
-      <w:tr>
-        <w:tc>
-          <w:tcPr>
-            <w:tcW w:type="dxa" w:w="4419"/>
-          </w:tcPr>
-          <w:p>
-            <w:r>
-              <w:rPr>
-                <w:sz w:val="20"/>
-              </w:rPr>
-              <w:t>位置获取</w:t>
-            </w:r>
-          </w:p>
-        </w:tc>
-        <w:tc>
-          <w:tcPr>
-            <w:tcW w:type="dxa" w:w="4419"/>
-          </w:tcPr>
-          <w:p>
-            <w:r>
-              <w:rPr>
-                <w:sz w:val="20"/>
-              </w:rPr>
-              <w:t>Flutter使用 geolocator 插件（pub.dev，官方维护），三端统一API，请求GPS权限后获取经纬度，iOS/Android/HarmonyOS均支持</w:t>
-            </w:r>
-          </w:p>
-        </w:tc>
-      </w:tr>
-    </w:tbl>
-    <w:p>
-      <w:pPr>
-        <w:ind w:left="432"/>
-      </w:pPr>
-      <w:r>
-        <w:rPr>
-          <w:i/>
-          <w:color w:val="216CB4"/>
-          <w:sz w:val="20"/>
-        </w:rPr>
-        <w:t>📌 Open-Meteo 官网：https://open-meteo.com/ ，日请求无上限，完全免费，数据质量接近商业API</w:t>
-      </w:r>
-    </w:p>
-    <w:p/>
-    <w:p>
-      <w:pPr>
-        <w:pStyle w:val="Heading2"/>
-      </w:pPr>
-      <w:r>
-        <w:rPr>
-          <w:color w:val="2E86C1"/>
-        </w:rPr>
-        <w:t>情绪记录 — 入口 + 回应UI + 柱状图 + 展开交互</w:t>
-      </w:r>
-    </w:p>
-    <w:p>
-      <w:pPr>
-        <w:pStyle w:val="Heading3"/>
-      </w:pPr>
-      <w:r>
-        <w:rPr>
-          <w:color w:val="176A5E"/>
-        </w:rPr>
-        <w:t>页面入口（4个）</w:t>
-      </w:r>
-    </w:p>
-    <w:p>
-      <w:pPr>
-        <w:pStyle w:val="ListBullet"/>
-        <w:ind w:left="360"/>
-      </w:pPr>
-      <w:r>
-        <w:rPr>
-          <w:sz w:val="20"/>
-        </w:rPr>
-        <w:t>① 每日问候页底部"记录今日心情"按钮（优先引导，最高频入口）</w:t>
-      </w:r>
-    </w:p>
-    <w:p>
-      <w:pPr>
-        <w:pStyle w:val="ListBullet"/>
-        <w:ind w:left="360"/>
-      </w:pPr>
-      <w:r>
-        <w:rPr>
-          <w:sz w:val="20"/>
-        </w:rPr>
-        <w:t>② 个人中心→情绪日记入口（数据管理入口）</w:t>
-      </w:r>
-    </w:p>
-    <w:p>
-      <w:pPr>
-        <w:pStyle w:val="ListBullet"/>
-        <w:ind w:left="360"/>
-      </w:pPr>
-      <w:r>
-        <w:rPr>
-          <w:sz w:val="20"/>
-        </w:rPr>
-        <w:t>③ TabBar"关系"子页面内快捷入口（发现入口）</w:t>
-      </w:r>
-    </w:p>
-    <w:p>
-      <w:pPr>
-        <w:pStyle w:val="ListBullet"/>
-        <w:ind w:left="360"/>
-      </w:pPr>
-      <w:r>
-        <w:rPr>
-          <w:sz w:val="20"/>
-        </w:rPr>
-        <w:t>④ 聊天页"+"菜单→情绪记录（聊天中快捷触发）</w:t>
-      </w:r>
-    </w:p>
-    <w:p>
-      <w:pPr>
-        <w:pStyle w:val="Heading3"/>
-      </w:pPr>
-      <w:r>
-        <w:rPr>
-          <w:color w:val="176A5E"/>
-        </w:rPr>
-        <w:t>角色回应UI形式</w:t>
-      </w:r>
-    </w:p>
-    <w:p>
-      <w:pPr/>
-      <w:r>
-        <w:rPr>
-          <w:sz w:val="21"/>
-        </w:rPr>
-        <w:t>提交情绪后不立即跳转聊天页，而是分两步：</w:t>
-      </w:r>
-    </w:p>
-    <w:p>
-      <w:pPr>
-        <w:pStyle w:val="ListBullet"/>
-        <w:ind w:left="360"/>
-      </w:pPr>
-      <w:r>
-        <w:rPr>
-          <w:sz w:val="20"/>
-        </w:rPr>
-        <w:t>第1步：在情绪记录页底部弹出"角色回应卡片"（上滑入场0.3s）：包含角色半身立绘（切换为匹配情绪的表情）+ 2~3行台词气泡 + "去聊聊"按钮</w:t>
-      </w:r>
-    </w:p>
-    <w:p>
-      <w:pPr>
-        <w:pStyle w:val="ListBullet"/>
-        <w:ind w:left="360"/>
-      </w:pPr>
-      <w:r>
-        <w:rPr>
-          <w:sz w:val="20"/>
-        </w:rPr>
-        <w:t>第2步：用户点击"去聊聊" → 跳转主聊天页，角色的第一条消息即为情绪回应内容（自动触发AI情绪关怀对话模式）</w:t>
-      </w:r>
-    </w:p>
-    <w:p>
-      <w:pPr>
-        <w:ind w:left="432"/>
-      </w:pPr>
-      <w:r>
-        <w:rPr>
-          <w:i/>
-          <w:color w:val="216CB4"/>
-          <w:sz w:val="20"/>
-        </w:rPr>
-        <w:t>📌 设计意图：让用户先"看到"角色的反应，制造情感温度，再自然过渡到聊天，比直接跳转更有仪式感</w:t>
-      </w:r>
-    </w:p>
-    <w:p>
-      <w:pPr>
-        <w:pStyle w:val="Heading3"/>
-      </w:pPr>
-      <w:r>
-        <w:rPr>
-          <w:color w:val="176A5E"/>
-        </w:rPr>
-        <w:t>柱状图高低与情绪正负关联</w:t>
-      </w:r>
-    </w:p>
-    <w:tbl>
-      <w:tblPr>
-        <w:tblStyle w:val="TableGrid"/>
-        <w:tblW w:type="auto" w:w="0"/>
-        <w:tblLook w:firstColumn="1" w:firstRow="1" w:lastColumn="0" w:lastRow="0" w:noHBand="0" w:noVBand="1" w:val="04A0"/>
-      </w:tblPr>
-      <w:tblGrid>
-        <w:gridCol w:w="4419"/>
-        <w:gridCol w:w="4419"/>
-      </w:tblGrid>
-      <w:tr>
-        <w:tc>
-          <w:tcPr>
-            <w:tcW w:type="dxa" w:w="4419"/>
-            <w:shd w:fill="2E86C1" w:color="auto" w:val="clear"/>
-          </w:tcPr>
-          <w:p>
-            <w:pPr>
-              <w:jc w:val="center"/>
-            </w:pPr>
-            <w:r>
-              <w:rPr>
-                <w:b/>
-                <w:color w:val="FFFFFF"/>
-                <w:sz w:val="20"/>
-              </w:rPr>
-              <w:t>情绪类型</w:t>
-            </w:r>
-          </w:p>
-        </w:tc>
-        <w:tc>
-          <w:tcPr>
-            <w:tcW w:type="dxa" w:w="4419"/>
-            <w:shd w:fill="2E86C1" w:color="auto" w:val="clear"/>
-          </w:tcPr>
-          <w:p>
-            <w:pPr>
-              <w:jc w:val="center"/>
-            </w:pPr>
-            <w:r>
-              <w:rPr>
-                <w:b/>
-                <w:color w:val="FFFFFF"/>
-                <w:sz w:val="20"/>
-              </w:rPr>
-              <w:t>分值映射</w:t>
-            </w:r>
-          </w:p>
-        </w:tc>
-      </w:tr>
-      <w:tr>
-        <w:tc>
-          <w:tcPr>
-            <w:tcW w:type="dxa" w:w="4419"/>
-          </w:tcPr>
-          <w:p>
-            <w:r>
-              <w:rPr>
-                <w:sz w:val="20"/>
-              </w:rPr>
-              <w:t>很好 😄</w:t>
-            </w:r>
-          </w:p>
-        </w:tc>
-        <w:tc>
-          <w:tcPr>
-            <w:tcW w:type="dxa" w:w="4419"/>
-          </w:tcPr>
-          <w:p>
-            <w:r>
-              <w:rPr>
-                <w:sz w:val="20"/>
-              </w:rPr>
-              <w:t>5分 → 柱高 = 48px（100%）→ accent蓝色</w:t>
-            </w:r>
-          </w:p>
-        </w:tc>
-      </w:tr>
-      <w:tr>
-        <w:tc>
-          <w:tcPr>
-            <w:tcW w:type="dxa" w:w="4419"/>
-          </w:tcPr>
-          <w:p>
-            <w:r>
-              <w:rPr>
-                <w:sz w:val="20"/>
-              </w:rPr>
-              <w:t>开心 🙂</w:t>
-            </w:r>
-          </w:p>
-        </w:tc>
-        <w:tc>
-          <w:tcPr>
-            <w:tcW w:type="dxa" w:w="4419"/>
-          </w:tcPr>
-          <w:p>
-            <w:r>
-              <w:rPr>
-                <w:sz w:val="20"/>
-              </w:rPr>
-              <w:t>4分 → 柱高 = 38px（80%）→ accent蓝色</w:t>
-            </w:r>
-          </w:p>
-        </w:tc>
-      </w:tr>
-      <w:tr>
-        <w:tc>
-          <w:tcPr>
-            <w:tcW w:type="dxa" w:w="4419"/>
-          </w:tcPr>
-          <w:p>
-            <w:r>
-              <w:rPr>
-                <w:sz w:val="20"/>
-              </w:rPr>
-              <w:t>一般 😐</w:t>
-            </w:r>
-          </w:p>
-        </w:tc>
-        <w:tc>
-          <w:tcPr>
-            <w:tcW w:type="dxa" w:w="4419"/>
-          </w:tcPr>
-          <w:p>
-            <w:r>
-              <w:rPr>
-                <w:sz w:val="20"/>
-              </w:rPr>
-              <w:t>3分 → 柱高 = 29px（60%）→ 浅灰色</w:t>
-            </w:r>
-          </w:p>
-        </w:tc>
-      </w:tr>
-      <w:tr>
-        <w:tc>
-          <w:tcPr>
-            <w:tcW w:type="dxa" w:w="4419"/>
-          </w:tcPr>
-          <w:p>
-            <w:r>
-              <w:rPr>
-                <w:sz w:val="20"/>
-              </w:rPr>
-              <w:t>难过 😢</w:t>
-            </w:r>
-          </w:p>
-        </w:tc>
-        <w:tc>
-          <w:tcPr>
-            <w:tcW w:type="dxa" w:w="4419"/>
-          </w:tcPr>
-          <w:p>
-            <w:r>
-              <w:rPr>
-                <w:sz w:val="20"/>
-              </w:rPr>
-              <w:t>2分 → 柱高 = 19px（40%）→ 橙色警示</w:t>
-            </w:r>
-          </w:p>
-        </w:tc>
-      </w:tr>
-      <w:tr>
-        <w:tc>
-          <w:tcPr>
-            <w:tcW w:type="dxa" w:w="4419"/>
-          </w:tcPr>
-          <w:p>
-            <w:r>
-              <w:rPr>
-                <w:sz w:val="20"/>
-              </w:rPr>
-              <w:t>很累 😫</w:t>
-            </w:r>
-          </w:p>
-        </w:tc>
-        <w:tc>
-          <w:tcPr>
-            <w:tcW w:type="dxa" w:w="4419"/>
-          </w:tcPr>
-          <w:p>
-            <w:r>
-              <w:rPr>
-                <w:sz w:val="20"/>
-              </w:rPr>
-              <w:t>1分 → 柱高 = 10px（20%）→ 橙色警示</w:t>
-            </w:r>
-          </w:p>
-        </w:tc>
-      </w:tr>
-    </w:tbl>
-    <w:p>
-      <w:pPr>
-        <w:ind w:left="432"/>
-      </w:pPr>
-      <w:r>
-        <w:rPr>
-          <w:i/>
-          <w:color w:val="216CB4"/>
-          <w:sz w:val="20"/>
-        </w:rPr>
-        <w:t>📌 周均分 = 7天分值之和 / 7，显示在图表标题旁；分值低于2.5连续3天时，角色自动在次日问候中加入"关心+询问"台词</w:t>
-      </w:r>
-    </w:p>
-    <w:p>
-      <w:pPr>
-        <w:pStyle w:val="Heading3"/>
-      </w:pPr>
-      <w:r>
-        <w:rPr>
-          <w:color w:val="176A5E"/>
-        </w:rPr>
-        <w:t>图表点击单条展开UI形式</w:t>
-      </w:r>
-    </w:p>
-    <w:p>
-      <w:pPr/>
-      <w:r>
-        <w:rPr>
-          <w:sz w:val="21"/>
-        </w:rPr>
-        <w:t>点击某日柱状条 → 在柱状图区域下方以Inline折叠方式展开"当日情绪卡片"（非弹窗/非新页面）：</w:t>
-      </w:r>
-    </w:p>
-    <w:p>
-      <w:pPr>
-        <w:pStyle w:val="ListBullet"/>
-        <w:ind w:left="360"/>
-      </w:pPr>
-      <w:r>
-        <w:rPr>
-          <w:sz w:val="20"/>
-        </w:rPr>
-        <w:t>展示内容：情绪emoji + 情绪标签文字 + 用户填写的备注文字 + 角色当日回应摘要（前30字）+ 日期</w:t>
-      </w:r>
-    </w:p>
-    <w:p>
-      <w:pPr>
-        <w:pStyle w:val="ListBullet"/>
-        <w:ind w:left="360"/>
-      </w:pPr>
-      <w:r>
-        <w:rPr>
-          <w:sz w:val="20"/>
-        </w:rPr>
-        <w:t>展开动画：高度从0到内容高度，0.25s ease-out</w:t>
-      </w:r>
-    </w:p>
-    <w:p>
-      <w:pPr>
-        <w:pStyle w:val="ListBullet"/>
-        <w:ind w:left="360"/>
-      </w:pPr>
-      <w:r>
-        <w:rPr>
-          <w:sz w:val="20"/>
-        </w:rPr>
-        <w:t>再次点击同一柱 → 折叠；点击其他柱 → 切换展开内容</w:t>
-      </w:r>
-    </w:p>
-    <w:p/>
-    <w:p>
-      <w:pPr>
-        <w:pStyle w:val="Heading2"/>
-      </w:pPr>
-      <w:r>
-        <w:rPr>
-          <w:color w:val="2E86C1"/>
-        </w:rPr>
-        <w:t>回忆相册 — 自动存储体系 + 自动生成体系</w:t>
-      </w:r>
-    </w:p>
-    <w:p>
-      <w:pPr>
-        <w:pStyle w:val="Heading3"/>
-      </w:pPr>
-      <w:r>
-        <w:rPr>
-          <w:color w:val="176A5E"/>
-        </w:rPr>
-        <w:t>AI高质量回复自动存储体系</w:t>
-      </w:r>
-    </w:p>
-    <w:p>
-      <w:pPr/>
-      <w:r>
-        <w:rPr>
-          <w:sz w:val="21"/>
-        </w:rPr>
-        <w:t>"对话精选"条目来源两类：自动存储 + 用户手动收藏。</w:t>
-      </w:r>
-    </w:p>
-    <w:p>
-      <w:pPr/>
-      <w:r>
-        <w:rPr>
-          <w:sz w:val="21"/>
-        </w:rPr>
-        <w:t>自动存储触发规则（满足任一即触发）：</w:t>
-      </w:r>
-    </w:p>
-    <w:p>
-      <w:pPr>
-        <w:pStyle w:val="ListBullet"/>
-        <w:ind w:left="360"/>
-      </w:pPr>
-      <w:r>
-        <w:rPr>
-          <w:sz w:val="20"/>
-        </w:rPr>
-        <w:t>① 用户发出收藏意图词（"收藏/好喜欢/截图/❤️"等）</w:t>
-      </w:r>
-    </w:p>
-    <w:p>
-      <w:pPr>
-        <w:pStyle w:val="ListBullet"/>
-        <w:ind w:left="360"/>
-      </w:pPr>
-      <w:r>
-        <w:rPr>
-          <w:sz w:val="20"/>
-        </w:rPr>
-        <w:t>② AI回复长度&gt;30字 且 包含诗意比喻词（"就像/仿佛/好似/如同"等修辞）</w:t>
-      </w:r>
-    </w:p>
-    <w:p>
-      <w:pPr>
-        <w:pStyle w:val="ListBullet"/>
-        <w:ind w:left="360"/>
-      </w:pPr>
-      <w:r>
-        <w:rPr>
-          <w:sz w:val="20"/>
-        </w:rPr>
-        <w:t>③ 用户对AI回复发出正向反应词（"好甜/感动了/你真好/好治愈/暖心"等）</w:t>
-      </w:r>
-    </w:p>
-    <w:p>
-      <w:pPr>
-        <w:pStyle w:val="ListBullet"/>
-        <w:ind w:left="360"/>
-      </w:pPr>
-      <w:r>
-        <w:rPr>
-          <w:sz w:val="20"/>
-        </w:rPr>
-        <w:t>④ 用户长按气泡 → 手动收藏</w:t>
-      </w:r>
-    </w:p>
-    <w:p>
-      <w:pPr>
-        <w:pStyle w:val="Heading3"/>
-      </w:pPr>
-      <w:r>
-        <w:rPr>
-          <w:color w:val="176A5E"/>
-        </w:rPr>
-        <w:t>纪念日/特别时刻自动生成体系</w:t>
-      </w:r>
-    </w:p>
-    <w:tbl>
-      <w:tblPr>
-        <w:tblStyle w:val="TableGrid"/>
-        <w:tblW w:type="auto" w:w="0"/>
-        <w:tblLook w:firstColumn="1" w:firstRow="1" w:lastColumn="0" w:lastRow="0" w:noHBand="0" w:noVBand="1" w:val="04A0"/>
-      </w:tblPr>
-      <w:tblGrid>
-        <w:gridCol w:w="4419"/>
-        <w:gridCol w:w="4419"/>
-      </w:tblGrid>
-      <w:tr>
-        <w:tc>
-          <w:tcPr>
-            <w:tcW w:type="dxa" w:w="4419"/>
-            <w:shd w:fill="2E86C1" w:color="auto" w:val="clear"/>
-          </w:tcPr>
-          <w:p>
-            <w:pPr>
-              <w:jc w:val="center"/>
-            </w:pPr>
-            <w:r>
-              <w:rPr>
-                <w:b/>
-                <w:color w:val="FFFFFF"/>
-                <w:sz w:val="20"/>
-              </w:rPr>
-              <w:t>条目类型</w:t>
-            </w:r>
-          </w:p>
-        </w:tc>
-        <w:tc>
-          <w:tcPr>
-            <w:tcW w:type="dxa" w:w="4419"/>
-            <w:shd w:fill="2E86C1" w:color="auto" w:val="clear"/>
-          </w:tcPr>
-          <w:p>
-            <w:pPr>
-              <w:jc w:val="center"/>
-            </w:pPr>
-            <w:r>
-              <w:rPr>
-                <w:b/>
-                <w:color w:val="FFFFFF"/>
-                <w:sz w:val="20"/>
-              </w:rPr>
-              <w:t>生成规则</w:t>
-            </w:r>
-          </w:p>
-        </w:tc>
-      </w:tr>
-      <w:tr>
-        <w:tc>
-          <w:tcPr>
-            <w:tcW w:type="dxa" w:w="4419"/>
-          </w:tcPr>
-          <w:p>
-            <w:r>
-              <w:rPr>
-                <w:sz w:val="20"/>
-              </w:rPr>
-              <w:t>相识Day1</w:t>
-            </w:r>
-          </w:p>
-        </w:tc>
-        <w:tc>
-          <w:tcPr>
-            <w:tcW w:type="dxa" w:w="4419"/>
-          </w:tcPr>
-          <w:p>
-            <w:r>
-              <w:rPr>
-                <w:sz w:val="20"/>
-              </w:rPr>
-              <w:t>自动：首次对话时系统记录，"故事从这里开始"</w:t>
-            </w:r>
-          </w:p>
-        </w:tc>
-      </w:tr>
-      <w:tr>
-        <w:tc>
-          <w:tcPr>
-            <w:tcW w:type="dxa" w:w="4419"/>
-          </w:tcPr>
-          <w:p>
-            <w:r>
-              <w:rPr>
-                <w:sz w:val="20"/>
-              </w:rPr>
-              <w:t>Lv升级节点</w:t>
-            </w:r>
-          </w:p>
-        </w:tc>
-        <w:tc>
-          <w:tcPr>
-            <w:tcW w:type="dxa" w:w="4419"/>
-          </w:tcPr>
-          <w:p>
-            <w:r>
-              <w:rPr>
-                <w:sz w:val="20"/>
-              </w:rPr>
-              <w:t>自动：每次关系升级时记录+截图，"我们又近了一步"</w:t>
-            </w:r>
-          </w:p>
-        </w:tc>
-      </w:tr>
-      <w:tr>
-        <w:tc>
-          <w:tcPr>
-            <w:tcW w:type="dxa" w:w="4419"/>
-          </w:tcPr>
-          <w:p>
-            <w:r>
-              <w:rPr>
-                <w:sz w:val="20"/>
-              </w:rPr>
-              <w:t>坚持打卡</w:t>
-            </w:r>
-          </w:p>
-        </w:tc>
-        <w:tc>
-          <w:tcPr>
-            <w:tcW w:type="dxa" w:w="4419"/>
-          </w:tcPr>
-          <w:p>
-            <w:r>
-              <w:rPr>
-                <w:sz w:val="20"/>
-              </w:rPr>
-              <w:t>自动：连续对话第3/7/14/30天，"相识第X天，感谢陪伴"</w:t>
-            </w:r>
-          </w:p>
-        </w:tc>
-      </w:tr>
-      <w:tr>
-        <w:tc>
-          <w:tcPr>
-            <w:tcW w:type="dxa" w:w="4419"/>
-          </w:tcPr>
-          <w:p>
-            <w:r>
-              <w:rPr>
-                <w:sz w:val="20"/>
-              </w:rPr>
-              <w:t>用户生日</w:t>
-            </w:r>
-          </w:p>
-        </w:tc>
-        <w:tc>
-          <w:tcPr>
-            <w:tcW w:type="dxa" w:w="4419"/>
-          </w:tcPr>
-          <w:p>
-            <w:r>
-              <w:rPr>
-                <w:sz w:val="20"/>
-              </w:rPr>
-              <w:t>自动（需设置）：生日当天App推送，角色发送生日特别剧情对话</w:t>
-            </w:r>
-          </w:p>
-        </w:tc>
-      </w:tr>
-      <w:tr>
-        <w:tc>
-          <w:tcPr>
-            <w:tcW w:type="dxa" w:w="4419"/>
-          </w:tcPr>
-          <w:p>
-            <w:r>
-              <w:rPr>
-                <w:sz w:val="20"/>
-              </w:rPr>
-              <w:t>角色生日</w:t>
-            </w:r>
-          </w:p>
-        </w:tc>
-        <w:tc>
-          <w:tcPr>
-            <w:tcW w:type="dxa" w:w="4419"/>
-          </w:tcPr>
-          <w:p>
-            <w:r>
-              <w:rPr>
-                <w:sz w:val="20"/>
-              </w:rPr>
-              <w:t>自动：角色设定中预置日期，当天角色主动触发庆祝对话</w:t>
-            </w:r>
-          </w:p>
-        </w:tc>
-      </w:tr>
-      <w:tr>
-        <w:tc>
-          <w:tcPr>
-            <w:tcW w:type="dxa" w:w="4419"/>
-          </w:tcPr>
-          <w:p>
-            <w:r>
-              <w:rPr>
-                <w:sz w:val="20"/>
-              </w:rPr>
-              <w:t>特别事件</w:t>
-            </w:r>
-          </w:p>
-        </w:tc>
-        <w:tc>
-          <w:tcPr>
-            <w:tcW w:type="dxa" w:w="4419"/>
-          </w:tcPr>
-          <w:p>
-            <w:r>
-              <w:rPr>
-                <w:sz w:val="20"/>
-              </w:rPr>
-              <w:t>自动：争吵和好（检测词序列）、首次语音消息等关键行为触发</w:t>
-            </w:r>
-          </w:p>
-        </w:tc>
-      </w:tr>
-      <w:tr>
-        <w:tc>
-          <w:tcPr>
-            <w:tcW w:type="dxa" w:w="4419"/>
-          </w:tcPr>
-          <w:p>
-            <w:r>
-              <w:rPr>
-                <w:sz w:val="20"/>
-              </w:rPr>
-              <w:t>用户手动标记</w:t>
-            </w:r>
-          </w:p>
-        </w:tc>
-        <w:tc>
-          <w:tcPr>
-            <w:tcW w:type="dxa" w:w="4419"/>
-          </w:tcPr>
-          <w:p>
-            <w:r>
-              <w:rPr>
-                <w:sz w:val="20"/>
-              </w:rPr>
-              <w:t>手动：长按消息→"标记为特别时刻"→可填写备注</w:t>
-            </w:r>
-          </w:p>
-        </w:tc>
-      </w:tr>
-    </w:tbl>
-    <w:p/>
-    <w:p>
-      <w:pPr>
-        <w:pStyle w:val="Heading2"/>
-      </w:pPr>
-      <w:r>
-        <w:rPr>
-          <w:color w:val="2E86C1"/>
-        </w:rPr>
-        <w:t>关系时间线 — 体系详细设计 + 双通道解锁</w:t>
-      </w:r>
-    </w:p>
-    <w:p>
-      <w:pPr>
-        <w:pStyle w:val="Heading3"/>
-      </w:pPr>
-      <w:r>
-        <w:rPr>
-          <w:color w:val="176A5E"/>
-        </w:rPr>
-        <w:t>时间线事件3类型体系</w:t>
-      </w:r>
-    </w:p>
-    <w:tbl>
-      <w:tblPr>
-        <w:tblStyle w:val="TableGrid"/>
-        <w:tblW w:type="auto" w:w="0"/>
-        <w:tblLook w:firstColumn="1" w:firstRow="1" w:lastColumn="0" w:lastRow="0" w:noHBand="0" w:noVBand="1" w:val="04A0"/>
-      </w:tblPr>
-      <w:tblGrid>
-        <w:gridCol w:w="4419"/>
-        <w:gridCol w:w="4419"/>
-      </w:tblGrid>
-      <w:tr>
-        <w:tc>
-          <w:tcPr>
-            <w:tcW w:type="dxa" w:w="4419"/>
-            <w:shd w:fill="2E86C1" w:color="auto" w:val="clear"/>
-          </w:tcPr>
-          <w:p>
-            <w:pPr>
-              <w:jc w:val="center"/>
-            </w:pPr>
-            <w:r>
-              <w:rPr>
-                <w:b/>
-                <w:color w:val="FFFFFF"/>
-                <w:sz w:val="20"/>
-              </w:rPr>
-              <w:t>事件类型</w:t>
-            </w:r>
-          </w:p>
-        </w:tc>
-        <w:tc>
-          <w:tcPr>
-            <w:tcW w:type="dxa" w:w="4419"/>
-            <w:shd w:fill="2E86C1" w:color="auto" w:val="clear"/>
-          </w:tcPr>
-          <w:p>
-            <w:pPr>
-              <w:jc w:val="center"/>
-            </w:pPr>
-            <w:r>
-              <w:rPr>
-                <w:b/>
-                <w:color w:val="FFFFFF"/>
-                <w:sz w:val="20"/>
-              </w:rPr>
-              <w:t>说明</w:t>
-            </w:r>
-          </w:p>
-        </w:tc>
-      </w:tr>
-      <w:tr>
-        <w:tc>
-          <w:tcPr>
-            <w:tcW w:type="dxa" w:w="4419"/>
-          </w:tcPr>
-          <w:p>
-            <w:r>
-              <w:rPr>
-                <w:sz w:val="20"/>
-              </w:rPr>
-              <w:t>关系里程碑</w:t>
-            </w:r>
-          </w:p>
-        </w:tc>
-        <w:tc>
-          <w:tcPr>
-            <w:tcW w:type="dxa" w:w="4419"/>
-          </w:tcPr>
-          <w:p>
-            <w:r>
-              <w:rPr>
-                <w:sz w:val="20"/>
-              </w:rPr>
-              <w:t>Lv1→Lv6每次升级，accent蓝色标注，最高优先级，系统自动生成</w:t>
-            </w:r>
-          </w:p>
-        </w:tc>
-      </w:tr>
-      <w:tr>
-        <w:tc>
-          <w:tcPr>
-            <w:tcW w:type="dxa" w:w="4419"/>
-          </w:tcPr>
-          <w:p>
-            <w:r>
-              <w:rPr>
-                <w:sz w:val="20"/>
-              </w:rPr>
-              <w:t>系统纪念日</w:t>
-            </w:r>
-          </w:p>
-        </w:tc>
-        <w:tc>
-          <w:tcPr>
-            <w:tcW w:type="dxa" w:w="4419"/>
-          </w:tcPr>
-          <w:p>
-            <w:r>
-              <w:rPr>
-                <w:sz w:val="20"/>
-              </w:rPr>
-              <w:t>相识周年/用户生日/角色生日/坚持打卡等，浅紫色标注，系统自动生成</w:t>
-            </w:r>
-          </w:p>
-        </w:tc>
-      </w:tr>
-      <w:tr>
-        <w:tc>
-          <w:tcPr>
-            <w:tcW w:type="dxa" w:w="4419"/>
-          </w:tcPr>
-          <w:p>
-            <w:r>
-              <w:rPr>
-                <w:sz w:val="20"/>
-              </w:rPr>
-              <w:t>用户自定义</w:t>
-            </w:r>
-          </w:p>
-        </w:tc>
-        <w:tc>
-          <w:tcPr>
-            <w:tcW w:type="dxa" w:w="4419"/>
-          </w:tcPr>
-          <w:p>
-            <w:r>
-              <w:rPr>
-                <w:sz w:val="20"/>
-              </w:rPr>
-              <w:t>用户长按时间线空白→添加自定义事件+备注，浅绿色标注，手动创建</w:t>
-            </w:r>
-          </w:p>
-        </w:tc>
-      </w:tr>
-    </w:tbl>
-    <w:p>
-      <w:pPr/>
-      <w:r>
-        <w:rPr>
-          <w:sz w:val="21"/>
-        </w:rPr>
-        <w:t>每条事件包含：日期标签 + 事件标题 + 2行摘要文字 + 可选"回到那天"按钮（点击跳转查看当日对话历史）</w:t>
-      </w:r>
-    </w:p>
-    <w:p>
-      <w:pPr/>
-      <w:r>
-        <w:rPr>
-          <w:sz w:val="21"/>
-        </w:rPr>
-        <w:t>排列方式：最新事件在上，向下滚动为历史；当前所在节点高亮显示。</w:t>
-      </w:r>
-    </w:p>
-    <w:p>
-      <w:pPr>
-        <w:pStyle w:val="Heading3"/>
-      </w:pPr>
-      <w:r>
-        <w:rPr>
-          <w:color w:val="176A5E"/>
-        </w:rPr>
-        <w:t>里程碑双通道解锁方案</w:t>
-      </w:r>
-    </w:p>
-    <w:p>
-      <w:pPr/>
-      <w:r>
-        <w:rPr>
-          <w:sz w:val="21"/>
-        </w:rPr>
-        <w:t>❓ 疑问：下一里程碑达成，是满足条件或直接付费都可以解锁的吗？可以这么设计吗？</w:t>
-      </w:r>
-    </w:p>
-    <w:p>
-      <w:pPr/>
-      <w:r>
-        <w:rPr>
-          <w:b/>
-          <w:sz w:val="21"/>
-        </w:rPr>
-        <w:t>✅ 解答：完全可以这样设计，这是情感类App的主流变现逻辑。两条路径均合法：</w:t>
-      </w:r>
-    </w:p>
-    <w:tbl>
-      <w:tblPr>
-        <w:tblStyle w:val="TableGrid"/>
-        <w:tblW w:type="auto" w:w="0"/>
-        <w:tblLook w:firstColumn="1" w:firstRow="1" w:lastColumn="0" w:lastRow="0" w:noHBand="0" w:noVBand="1" w:val="04A0"/>
-      </w:tblPr>
-      <w:tblGrid>
-        <w:gridCol w:w="4419"/>
-        <w:gridCol w:w="4419"/>
-      </w:tblGrid>
-      <w:tr>
-        <w:tc>
-          <w:tcPr>
-            <w:tcW w:type="dxa" w:w="4419"/>
-            <w:shd w:fill="2E86C1" w:color="auto" w:val="clear"/>
-          </w:tcPr>
-          <w:p>
-            <w:pPr>
-              <w:jc w:val="center"/>
-            </w:pPr>
-            <w:r>
-              <w:rPr>
-                <w:b/>
-                <w:color w:val="FFFFFF"/>
-                <w:sz w:val="20"/>
-              </w:rPr>
-              <w:t>路径</w:t>
-            </w:r>
-          </w:p>
-        </w:tc>
-        <w:tc>
-          <w:tcPr>
-            <w:tcW w:type="dxa" w:w="4419"/>
-            <w:shd w:fill="2E86C1" w:color="auto" w:val="clear"/>
-          </w:tcPr>
-          <w:p>
-            <w:pPr>
-              <w:jc w:val="center"/>
-            </w:pPr>
-            <w:r>
-              <w:rPr>
-                <w:b/>
-                <w:color w:val="FFFFFF"/>
-                <w:sz w:val="20"/>
-              </w:rPr>
-              <w:t>说明</w:t>
-            </w:r>
-          </w:p>
-        </w:tc>
-      </w:tr>
-      <w:tr>
-        <w:tc>
-          <w:tcPr>
-            <w:tcW w:type="dxa" w:w="4419"/>
-          </w:tcPr>
-          <w:p>
-            <w:r>
-              <w:rPr>
-                <w:sz w:val="20"/>
-              </w:rPr>
-              <w:t>有机解锁（免费路径）</w:t>
-            </w:r>
-          </w:p>
-        </w:tc>
-        <w:tc>
-          <w:tcPr>
-            <w:tcW w:type="dxa" w:w="4419"/>
-          </w:tcPr>
-          <w:p>
-            <w:r>
-              <w:rPr>
-                <w:sz w:val="20"/>
-              </w:rPr>
-              <w:t>满足对话次数+相识天数+情绪记录等条件自动解锁；鼓励高频使用，用户0元可完整体验全部等级</w:t>
-            </w:r>
-          </w:p>
-        </w:tc>
-      </w:tr>
-      <w:tr>
-        <w:tc>
-          <w:tcPr>
-            <w:tcW w:type="dxa" w:w="4419"/>
-          </w:tcPr>
-          <w:p>
-            <w:r>
-              <w:rPr>
-                <w:sz w:val="20"/>
-              </w:rPr>
-              <w:t>付费快速解锁</w:t>
-            </w:r>
-          </w:p>
-        </w:tc>
-        <w:tc>
-          <w:tcPr>
-            <w:tcW w:type="dxa" w:w="4419"/>
-          </w:tcPr>
-          <w:p>
-            <w:r>
-              <w:rPr>
-                <w:sz w:val="20"/>
-              </w:rPr>
-              <w:t>任意下一未解锁里程碑可付费直接达成（¥12~¥28，按里程碑重要程度定价）；订阅深爱月卡额外效果：好感度每日+20点（加速有机进度，约节省2/3时间）</w:t>
-            </w:r>
-          </w:p>
-        </w:tc>
-      </w:tr>
-      <w:tr>
-        <w:tc>
-          <w:tcPr>
-            <w:tcW w:type="dxa" w:w="4419"/>
-          </w:tcPr>
-          <w:p>
-            <w:r>
-              <w:rPr>
-                <w:sz w:val="20"/>
-              </w:rPr>
-              <w:t>设计原则</w:t>
-            </w:r>
-          </w:p>
-        </w:tc>
-        <w:tc>
-          <w:tcPr>
-            <w:tcW w:type="dxa" w:w="4419"/>
-          </w:tcPr>
-          <w:p>
-            <w:r>
-              <w:rPr>
-                <w:sz w:val="20"/>
-              </w:rPr>
-              <w:t>付费不是唯一路径，只是"节省时间"；用户不会因为不付费而永远到不了Lv6，只是慢一些；防止用户反感，提升付费意愿（主动选择而非被迫）</w:t>
-            </w:r>
-          </w:p>
-        </w:tc>
-      </w:tr>
-    </w:tbl>
-    <w:p>
-      <w:pPr>
-        <w:ind w:left="432"/>
-      </w:pPr>
-      <w:r>
-        <w:rPr>
-          <w:i/>
-          <w:color w:val="216CB4"/>
-          <w:sz w:val="20"/>
-        </w:rPr>
-        <w:t>📌 参考案例：恋与制作人、光与夜之恋等同类产品均采用此双通道设计，经过市场验证</w:t>
-      </w:r>
-    </w:p>
-    <w:p/>
-    <w:p>
-      <w:pPr>
-        <w:pStyle w:val="Heading2"/>
-      </w:pPr>
-      <w:r>
-        <w:rPr>
-          <w:color w:val="2E86C1"/>
-        </w:rPr>
-        <w:t>角色详情 — 章节展开机制</w:t>
-      </w:r>
-    </w:p>
-    <w:p>
-      <w:pPr/>
-      <w:r>
-        <w:rPr>
-          <w:sz w:val="21"/>
-        </w:rPr>
-        <w:t>❓ 疑问：章节以什么样的形式展开？故事？还是引入到对话中，然后对话围绕解锁的章节进行？</w:t>
-      </w:r>
-    </w:p>
-    <w:p>
-      <w:pPr/>
-      <w:r>
-        <w:rPr>
-          <w:b/>
-          <w:sz w:val="21"/>
-        </w:rPr>
-        <w:t>✅ 解答：采用"对话剧情驱动"形式，而非静态故事文本。</w:t>
-      </w:r>
-    </w:p>
-    <w:p>
-      <w:pPr>
-        <w:pStyle w:val="ListBullet"/>
-        <w:ind w:left="360"/>
-      </w:pPr>
-      <w:r>
-        <w:rPr>
-          <w:sz w:val="20"/>
-        </w:rPr>
-        <w:t>解锁章节后 → 下次打开聊天页时，角色主动发起一段特殊剧情对话（约8~12条消息）</w:t>
-      </w:r>
-    </w:p>
-    <w:p>
-      <w:pPr>
-        <w:pStyle w:val="ListBullet"/>
-        <w:ind w:left="360"/>
-      </w:pPr>
-      <w:r>
-        <w:rPr>
-          <w:sz w:val="20"/>
-        </w:rPr>
-        <w:t>剧情对话中用户可以互动回复，AI根据玩家回复动态推进剧情分支</w:t>
-      </w:r>
-    </w:p>
-    <w:p>
-      <w:pPr>
-        <w:pStyle w:val="ListBullet"/>
-        <w:ind w:left="360"/>
-      </w:pPr>
-      <w:r>
-        <w:rPr>
-          <w:sz w:val="20"/>
-        </w:rPr>
-        <w:t>剧情结束后，系统在回忆相册自动生成"XX章节已完成"纪念条目</w:t>
-      </w:r>
-    </w:p>
-    <w:p>
-      <w:pPr>
-        <w:pStyle w:val="ListBullet"/>
-        <w:ind w:left="360"/>
-      </w:pPr>
-      <w:r>
-        <w:rPr>
-          <w:sz w:val="20"/>
-        </w:rPr>
-        <w:t>恢复普通对话模式，但角色的System Prompt中会注入该章节的记忆内容，增强后续对话深度</w:t>
-      </w:r>
-    </w:p>
-    <w:p>
-      <w:pPr/>
-      <w:r>
-        <w:rPr>
-          <w:sz w:val="21"/>
-        </w:rPr>
-        <w:t>章节示例（角色A·她的过去·Lv4解锁）：</w:t>
-      </w:r>
-    </w:p>
-    <w:p>
-      <w:pPr/>
-      <w:r>
-        <w:rPr>
-          <w:sz w:val="21"/>
-        </w:rPr>
-        <w:t>角色小雨说："其实……我以前有段时间很不好过。你想听我说说吗？" → 玩家选择"当然想听" → 触发一段关于角色过去的剧情对话 → 结束后角色更信任玩家，好感度+50</w:t>
-      </w:r>
-    </w:p>
-    <w:tbl>
-      <w:tblPr>
-        <w:tblStyle w:val="TableGrid"/>
-        <w:tblW w:type="auto" w:w="0"/>
-        <w:tblLook w:firstColumn="1" w:firstRow="1" w:lastColumn="0" w:lastRow="0" w:noHBand="0" w:noVBand="1" w:val="04A0"/>
-      </w:tblPr>
-      <w:tblGrid>
-        <w:gridCol w:w="4419"/>
-        <w:gridCol w:w="4419"/>
-      </w:tblGrid>
-      <w:tr>
-        <w:tc>
-          <w:tcPr>
-            <w:tcW w:type="dxa" w:w="4419"/>
-            <w:shd w:fill="2E86C1" w:color="auto" w:val="clear"/>
-          </w:tcPr>
-          <w:p>
-            <w:pPr>
-              <w:jc w:val="center"/>
-            </w:pPr>
-            <w:r>
-              <w:rPr>
-                <w:b/>
-                <w:color w:val="FFFFFF"/>
-                <w:sz w:val="20"/>
-              </w:rPr>
-              <w:t>设计要素</w:t>
-            </w:r>
-          </w:p>
-        </w:tc>
-        <w:tc>
-          <w:tcPr>
-            <w:tcW w:type="dxa" w:w="4419"/>
-            <w:shd w:fill="2E86C1" w:color="auto" w:val="clear"/>
-          </w:tcPr>
-          <w:p>
-            <w:pPr>
-              <w:jc w:val="center"/>
-            </w:pPr>
-            <w:r>
-              <w:rPr>
-                <w:b/>
-                <w:color w:val="FFFFFF"/>
-                <w:sz w:val="20"/>
-              </w:rPr>
-              <w:t>说明</w:t>
-            </w:r>
-          </w:p>
-        </w:tc>
-      </w:tr>
-      <w:tr>
-        <w:tc>
-          <w:tcPr>
-            <w:tcW w:type="dxa" w:w="4419"/>
-          </w:tcPr>
-          <w:p>
-            <w:r>
-              <w:rPr>
-                <w:sz w:val="20"/>
-              </w:rPr>
-              <w:t>章节管理</w:t>
-            </w:r>
-          </w:p>
-        </w:tc>
-        <w:tc>
-          <w:tcPr>
-            <w:tcW w:type="dxa" w:w="4419"/>
-          </w:tcPr>
-          <w:p>
-            <w:r>
-              <w:rPr>
-                <w:sz w:val="20"/>
-              </w:rPr>
-              <w:t>角色详情页显示"已解锁X/N个背景故事"，各章节状态独立</w:t>
-            </w:r>
-          </w:p>
-        </w:tc>
-      </w:tr>
-      <w:tr>
-        <w:tc>
-          <w:tcPr>
-            <w:tcW w:type="dxa" w:w="4419"/>
-          </w:tcPr>
-          <w:p>
-            <w:r>
-              <w:rPr>
-                <w:sz w:val="20"/>
-              </w:rPr>
-              <w:t>解锁条件</w:t>
-            </w:r>
-          </w:p>
-        </w:tc>
-        <w:tc>
-          <w:tcPr>
-            <w:tcW w:type="dxa" w:w="4419"/>
-          </w:tcPr>
-          <w:p>
-            <w:r>
-              <w:rPr>
-                <w:sz w:val="20"/>
-              </w:rPr>
-              <w:t>各章节对应不同Lv等级（如她的过去=Lv4，她的秘密=Lv6）</w:t>
-            </w:r>
-          </w:p>
-        </w:tc>
-      </w:tr>
-      <w:tr>
-        <w:tc>
-          <w:tcPr>
-            <w:tcW w:type="dxa" w:w="4419"/>
-          </w:tcPr>
-          <w:p>
-            <w:r>
-              <w:rPr>
-                <w:sz w:val="20"/>
-              </w:rPr>
-              <w:t>不可重置</w:t>
-            </w:r>
-          </w:p>
-        </w:tc>
-        <w:tc>
-          <w:tcPr>
-            <w:tcW w:type="dxa" w:w="4419"/>
-          </w:tcPr>
-          <w:p>
-            <w:r>
-              <w:rPr>
-                <w:sz w:val="20"/>
-              </w:rPr>
-              <w:t>章节只能解锁一次，内容不可重置，增加稀缺感</w:t>
-            </w:r>
-          </w:p>
-        </w:tc>
-      </w:tr>
-      <w:tr>
-        <w:tc>
-          <w:tcPr>
-            <w:tcW w:type="dxa" w:w="4419"/>
-          </w:tcPr>
-          <w:p>
-            <w:r>
-              <w:rPr>
-                <w:sz w:val="20"/>
-              </w:rPr>
-              <w:t>Server端</w:t>
-            </w:r>
-          </w:p>
-        </w:tc>
-        <w:tc>
-          <w:tcPr>
-            <w:tcW w:type="dxa" w:w="4419"/>
-          </w:tcPr>
-          <w:p>
-            <w:r>
-              <w:rPr>
-                <w:sz w:val="20"/>
-              </w:rPr>
-              <w:t>章节内容存储在服务器，解锁后下载（50~100KB/章），节省本地存储</w:t>
-            </w:r>
-          </w:p>
-        </w:tc>
-      </w:tr>
-    </w:tbl>
-    <w:p/>
-    <w:p>
-      <w:pPr>
-        <w:pStyle w:val="Heading2"/>
-      </w:pPr>
-      <w:r>
-        <w:rPr>
-          <w:color w:val="2E86C1"/>
-        </w:rPr>
-        <w:t>会员订阅/消息包 — Flutter三端同步+服务器+账号</w:t>
-      </w:r>
-    </w:p>
-    <w:p>
-      <w:pPr/>
-      <w:r>
-        <w:rPr>
-          <w:sz w:val="21"/>
-        </w:rPr>
-        <w:t>（已在第一章"技术栈重大更新"中完整解答，此处补充IAP相关说明）</w:t>
-      </w:r>
-    </w:p>
-    <w:tbl>
-      <w:tblPr>
-        <w:tblStyle w:val="TableGrid"/>
-        <w:tblW w:type="auto" w:w="0"/>
-        <w:tblLook w:firstColumn="1" w:firstRow="1" w:lastColumn="0" w:lastRow="0" w:noHBand="0" w:noVBand="1" w:val="04A0"/>
-      </w:tblPr>
-      <w:tblGrid>
-        <w:gridCol w:w="4419"/>
-        <w:gridCol w:w="4419"/>
-      </w:tblGrid>
-      <w:tr>
-        <w:tc>
-          <w:tcPr>
-            <w:tcW w:type="dxa" w:w="4419"/>
-            <w:shd w:fill="2E86C1" w:color="auto" w:val="clear"/>
-          </w:tcPr>
-          <w:p>
-            <w:pPr>
-              <w:jc w:val="center"/>
-            </w:pPr>
-            <w:r>
-              <w:rPr>
-                <w:b/>
-                <w:color w:val="FFFFFF"/>
-                <w:sz w:val="20"/>
-              </w:rPr>
-              <w:t>平台</w:t>
-            </w:r>
-          </w:p>
-        </w:tc>
-        <w:tc>
-          <w:tcPr>
-            <w:tcW w:type="dxa" w:w="4419"/>
-            <w:shd w:fill="2E86C1" w:color="auto" w:val="clear"/>
-          </w:tcPr>
-          <w:p>
-            <w:pPr>
-              <w:jc w:val="center"/>
-            </w:pPr>
-            <w:r>
-              <w:rPr>
-                <w:b/>
-                <w:color w:val="FFFFFF"/>
-                <w:sz w:val="20"/>
-              </w:rPr>
-              <w:t>说明</w:t>
-            </w:r>
-          </w:p>
-        </w:tc>
-      </w:tr>
-      <w:tr>
-        <w:tc>
-          <w:tcPr>
-            <w:tcW w:type="dxa" w:w="4419"/>
-          </w:tcPr>
-          <w:p>
-            <w:r>
-              <w:rPr>
-                <w:sz w:val="20"/>
-              </w:rPr>
-              <w:t>iOS IAP</w:t>
-            </w:r>
-          </w:p>
-        </w:tc>
-        <w:tc>
-          <w:tcPr>
-            <w:tcW w:type="dxa" w:w="4419"/>
-          </w:tcPr>
-          <w:p>
-            <w:r>
-              <w:rPr>
-                <w:sz w:val="20"/>
-              </w:rPr>
-              <w:t>使用 in_app_purchase Flutter 插件，底层 StoreKit 2；订阅+一次性购买均支持</w:t>
-            </w:r>
-          </w:p>
-        </w:tc>
-      </w:tr>
-      <w:tr>
-        <w:tc>
-          <w:tcPr>
-            <w:tcW w:type="dxa" w:w="4419"/>
-          </w:tcPr>
-          <w:p>
-            <w:r>
-              <w:rPr>
-                <w:sz w:val="20"/>
-              </w:rPr>
-              <w:t>Android IAP</w:t>
-            </w:r>
-          </w:p>
-        </w:tc>
-        <w:tc>
-          <w:tcPr>
-            <w:tcW w:type="dxa" w:w="4419"/>
-          </w:tcPr>
-          <w:p>
-            <w:r>
-              <w:rPr>
-                <w:sz w:val="20"/>
-              </w:rPr>
-              <w:t>同插件，底层 Google Play Billing Library；国内版需接入各厂商IAP SDK（华为/小米等，稍复杂）</w:t>
-            </w:r>
-          </w:p>
-        </w:tc>
-      </w:tr>
-      <w:tr>
-        <w:tc>
-          <w:tcPr>
-            <w:tcW w:type="dxa" w:w="4419"/>
-          </w:tcPr>
-          <w:p>
-            <w:r>
-              <w:rPr>
-                <w:sz w:val="20"/>
-              </w:rPr>
-              <w:t>HarmonyOS IAP</w:t>
-            </w:r>
-          </w:p>
-        </w:tc>
-        <w:tc>
-          <w:tcPr>
-            <w:tcW w:type="dxa" w:w="4419"/>
-          </w:tcPr>
-          <w:p>
-            <w:r>
-              <w:rPr>
-                <w:sz w:val="20"/>
-              </w:rPr>
-              <w:t>接入 HMS IAP SDK，Flutter 需通过 PlatformChannel 调用，工作量约1~2天</w:t>
-            </w:r>
-          </w:p>
-        </w:tc>
-      </w:tr>
-      <w:tr>
-        <w:tc>
-          <w:tcPr>
-            <w:tcW w:type="dxa" w:w="4419"/>
-          </w:tcPr>
-          <w:p>
-            <w:r>
-              <w:rPr>
-                <w:sz w:val="20"/>
-              </w:rPr>
-              <w:t>三端消息余额同步</w:t>
-            </w:r>
-          </w:p>
-        </w:tc>
-        <w:tc>
-          <w:tcPr>
-            <w:tcW w:type="dxa" w:w="4419"/>
-          </w:tcPr>
-          <w:p>
-            <w:r>
-              <w:rPr>
-                <w:sz w:val="20"/>
-              </w:rPr>
-              <w:t>购买完成后在服务端记账（而非存本地），三端登录同一账号自动同步余额</w:t>
-            </w:r>
-          </w:p>
-        </w:tc>
-      </w:tr>
-      <w:tr>
-        <w:tc>
-          <w:tcPr>
-            <w:tcW w:type="dxa" w:w="4419"/>
-          </w:tcPr>
-          <w:p>
-            <w:r>
-              <w:rPr>
-                <w:sz w:val="20"/>
-              </w:rPr>
-              <w:t>防刷单</w:t>
-            </w:r>
-          </w:p>
-        </w:tc>
-        <w:tc>
-          <w:tcPr>
-            <w:tcW w:type="dxa" w:w="4419"/>
-          </w:tcPr>
-          <w:p>
-            <w:r>
-              <w:rPr>
-                <w:sz w:val="20"/>
-              </w:rPr>
-              <w:t>购买完成后客户端将 Receipt 发到服务端验证（苹果/谷歌验证API），验证通过才增加余额</w:t>
-            </w:r>
-          </w:p>
-        </w:tc>
-      </w:tr>
-    </w:tbl>
-    <w:p/>
-    <w:p>
-      <w:pPr>
-        <w:pStyle w:val="Heading2"/>
-      </w:pPr>
-      <w:r>
-        <w:rPr>
-          <w:color w:val="2E86C1"/>
-        </w:rPr>
-        <w:t>个人中心 — 精彩回忆数据体系 + 激励视频上限</w:t>
-      </w:r>
-    </w:p>
-    <w:p>
-      <w:pPr>
-        <w:pStyle w:val="Heading3"/>
-      </w:pPr>
-      <w:r>
-        <w:rPr>
-          <w:color w:val="176A5E"/>
-        </w:rPr>
-        <w:t>"精彩回忆"数据采集体系</w:t>
-      </w:r>
-    </w:p>
-    <w:p>
-      <w:pPr/>
-      <w:r>
-        <w:rPr>
-          <w:sz w:val="21"/>
-        </w:rPr>
-        <w:t>个人中心显示的"精彩回忆"数字，采集来源为以下所有回忆相册条目总数：</w:t>
-      </w:r>
-    </w:p>
-    <w:p>
-      <w:pPr>
-        <w:pStyle w:val="ListBullet"/>
-        <w:ind w:left="360"/>
-      </w:pPr>
-      <w:r>
-        <w:rPr>
-          <w:sz w:val="20"/>
-        </w:rPr>
-        <w:t>① 用户手动收藏的消息条数</w:t>
-      </w:r>
-    </w:p>
-    <w:p>
-      <w:pPr>
-        <w:pStyle w:val="ListBullet"/>
-        <w:ind w:left="360"/>
-      </w:pPr>
-      <w:r>
-        <w:rPr>
-          <w:sz w:val="20"/>
-        </w:rPr>
-        <w:t>② AI自动存储的高质量回复条数</w:t>
-      </w:r>
-    </w:p>
-    <w:p>
-      <w:pPr>
-        <w:pStyle w:val="ListBullet"/>
-        <w:ind w:left="360"/>
-      </w:pPr>
-      <w:r>
-        <w:rPr>
-          <w:sz w:val="20"/>
-        </w:rPr>
-        <w:t>③ 系统里程碑节点记录数（Lv升级、打卡等）</w:t>
-      </w:r>
-    </w:p>
-    <w:p>
-      <w:pPr>
-        <w:pStyle w:val="ListBullet"/>
-        <w:ind w:left="360"/>
-      </w:pPr>
-      <w:r>
-        <w:rPr>
-          <w:sz w:val="20"/>
-        </w:rPr>
-        <w:t>④ 纪念日条目数（生日、周年、特别时刻等）</w:t>
-      </w:r>
-    </w:p>
-    <w:p>
-      <w:pPr/>
-      <w:r>
-        <w:rPr>
-          <w:sz w:val="21"/>
-        </w:rPr>
-        <w:t>即：精彩回忆数 = 回忆相册中所有条目总数，直接反映用户与角色的情感积累深度。数字越大，代表用户越资深，是留存和粘性的核心指标。</w:t>
-      </w:r>
-    </w:p>
-    <w:p>
-      <w:pPr>
-        <w:pStyle w:val="Heading3"/>
-      </w:pPr>
-      <w:r>
-        <w:rPr>
-          <w:color w:val="176A5E"/>
-        </w:rPr>
-        <w:t>激励视频上限：3次 → 5次</w:t>
-      </w:r>
-    </w:p>
-    <w:p>
-      <w:pPr/>
-      <w:r>
-        <w:rPr>
-          <w:sz w:val="21"/>
-        </w:rPr>
-        <w:t>✅ 已按用户要求修改：激励视频每日上限从3次改为5次，每次+50条，每日最多可免费获得250条消息。</w:t>
-      </w:r>
-    </w:p>
-    <w:p>
-      <w:pPr/>
-      <w:r>
-        <w:rPr>
-          <w:sz w:val="21"/>
-        </w:rPr>
-        <w:t>重置逻辑：每日0点重置计数；5次用完后按钮灰显，文案改为"明天再来"；次日0点后自动恢复可点击状态。</w:t>
-      </w:r>
-    </w:p>
-    <w:p/>
-    <w:p>
-      <w:pPr>
-        <w:pStyle w:val="Heading2"/>
-      </w:pPr>
-      <w:r>
-        <w:rPr>
-          <w:color w:val="2E86C1"/>
-        </w:rPr>
-        <w:t>应用设置 — 输入联想功能说明</w:t>
-      </w:r>
-    </w:p>
-    <w:p>
-      <w:pPr/>
-      <w:r>
-        <w:rPr>
-          <w:sz w:val="21"/>
-        </w:rPr>
-        <w:t>❓ 疑问：打开"输入联想"设置，会有什么功能？</w:t>
-      </w:r>
-    </w:p>
-    <w:p>
-      <w:pPr/>
-      <w:r>
-        <w:rPr>
-          <w:b/>
-          <w:sz w:val="21"/>
-        </w:rPr>
-        <w:t>✅ 解答：输入联想功能设计如下：</w:t>
-      </w:r>
-    </w:p>
-    <w:p>
-      <w:pPr>
-        <w:pStyle w:val="ListBullet"/>
-        <w:ind w:left="360"/>
-      </w:pPr>
-      <w:r>
-        <w:rPr>
-          <w:sz w:val="20"/>
-        </w:rPr>
-        <w:t>开启后效果：用户在输入框打字时，底部实时浮现3个"角色风格的快捷短语"供选择</w:t>
-      </w:r>
-    </w:p>
-    <w:p>
-      <w:pPr>
-        <w:pStyle w:val="ListBullet"/>
-        <w:ind w:left="360"/>
-      </w:pPr>
-      <w:r>
-        <w:rPr>
-          <w:sz w:val="20"/>
-        </w:rPr>
-        <w:t>示例：用户输入"今天" → 联想显示："今天好开心~" / "今天有点累…" / "今天很想你"</w:t>
-      </w:r>
-    </w:p>
-    <w:p>
-      <w:pPr>
-        <w:pStyle w:val="ListBullet"/>
-        <w:ind w:left="360"/>
-      </w:pPr>
-      <w:r>
-        <w:rPr>
-          <w:sz w:val="20"/>
-        </w:rPr>
-        <w:t>个性化：角色会"记住"用户常用表达（本地词频统计），让用户感觉"被她了解"</w:t>
-      </w:r>
-    </w:p>
-    <w:p>
-      <w:pPr>
-        <w:pStyle w:val="ListBullet"/>
-        <w:ind w:left="360"/>
-      </w:pPr>
-      <w:r>
-        <w:rPr>
-          <w:sz w:val="20"/>
-        </w:rPr>
-        <w:t>技术实现：本地维护用户高频词表（SQLite/SharedPreferences）+ 固定模板库，无服务器调用，0延迟</w:t>
-      </w:r>
-    </w:p>
-    <w:p>
-      <w:pPr>
-        <w:pStyle w:val="ListBullet"/>
-        <w:ind w:left="360"/>
-      </w:pPr>
-      <w:r>
-        <w:rPr>
-          <w:sz w:val="20"/>
-        </w:rPr>
-        <w:t>关闭效果：纯净输入框，无任何联想提示</w:t>
-      </w:r>
-    </w:p>
-    <w:p>
-      <w:pPr>
-        <w:ind w:left="432"/>
-      </w:pPr>
-      <w:r>
-        <w:rPr>
-          <w:i/>
-          <w:color w:val="216CB4"/>
-          <w:sz w:val="20"/>
-        </w:rPr>
-        <w:t>📌 这是提升用户与角色互动频率的UX技巧，降低每次打字的心理负担，从而提高DAU</w:t>
-      </w:r>
-    </w:p>
-    <w:p/>
-    <w:p>
-      <w:pPr>
-        <w:pStyle w:val="Heading2"/>
-      </w:pPr>
-      <w:r>
-        <w:rPr>
-          <w:color w:val="2E86C1"/>
-        </w:rPr>
-        <w:t>关于我们 — 对话满意评判体系与评分触发</w:t>
-      </w:r>
-    </w:p>
-    <w:p>
-      <w:pPr/>
-      <w:r>
-        <w:rPr>
-          <w:sz w:val="21"/>
-        </w:rPr>
-        <w:t>❓ 疑问：对话满意如何评判？如果靠关键词的话，请给出关键词清单或者体系。</w:t>
-      </w:r>
-    </w:p>
-    <w:p>
-      <w:pPr/>
-      <w:r>
-        <w:rPr>
-          <w:b/>
-          <w:sz w:val="21"/>
-        </w:rPr>
-        <w:t>✅ 解答：满意度评判采用"正向情感关键词触发"机制：</w:t>
-      </w:r>
-    </w:p>
-    <w:p>
-      <w:pPr>
-        <w:pStyle w:val="Heading3"/>
-      </w:pPr>
-      <w:r>
-        <w:rPr>
-          <w:color w:val="176A5E"/>
-        </w:rPr>
-        <w:t>正向关键词清单（20个）</w:t>
-      </w:r>
-    </w:p>
-    <w:p>
-      <w:pPr/>
-      <w:r>
-        <w:rPr>
-          <w:sz w:val="21"/>
-        </w:rPr>
-        <w:t>好甜 / 好懂我 / 太好了 / 你真好 / 喜欢你 / 好可爱 / 感谢 / 谢谢你 / 你最棒 / 好有意思 / 好治愈 / 真的很好 / 被治愈了 / 好喜欢 / 爱你 / 暖心 / 好感动 / 你太厉害了 / 哇好棒 / 我喜欢你</w:t>
-      </w:r>
-    </w:p>
-    <w:p>
-      <w:pPr>
-        <w:pStyle w:val="Heading3"/>
-      </w:pPr>
-      <w:r>
-        <w:rPr>
-          <w:color w:val="176A5E"/>
-        </w:rPr>
-        <w:t>触发规则（全部满足才触发）</w:t>
-      </w:r>
-    </w:p>
-    <w:p>
-      <w:pPr>
-        <w:pStyle w:val="ListBullet"/>
-        <w:ind w:left="360"/>
-      </w:pPr>
-      <w:r>
-        <w:rPr>
-          <w:sz w:val="20"/>
-        </w:rPr>
-        <w:t>条件1：用户发送的消息包含以上正向关键词任意一个</w:t>
-      </w:r>
-    </w:p>
-    <w:p>
-      <w:pPr>
-        <w:pStyle w:val="ListBullet"/>
-        <w:ind w:left="360"/>
-      </w:pPr>
-      <w:r>
-        <w:rPr>
-          <w:sz w:val="20"/>
-        </w:rPr>
-        <w:t>条件2：当日累计对话次数 ≥ 5次（确保用户已深度使用，而非刚打开App）</w:t>
-      </w:r>
-    </w:p>
-    <w:p>
-      <w:pPr>
-        <w:pStyle w:val="ListBullet"/>
-        <w:ind w:left="360"/>
-      </w:pPr>
-      <w:r>
-        <w:rPr>
-          <w:sz w:val="20"/>
-        </w:rPr>
-        <w:t>条件3：距离上次触发评分弹窗 ≥ 30天（防止频繁打扰，提升评分质量）</w:t>
-      </w:r>
-    </w:p>
-    <w:p>
-      <w:pPr>
-        <w:pStyle w:val="Heading3"/>
-      </w:pPr>
-      <w:r>
-        <w:rPr>
-          <w:color w:val="176A5E"/>
-        </w:rPr>
-        <w:t>实现方式</w:t>
-      </w:r>
-    </w:p>
-    <w:p>
-      <w:pPr>
-        <w:pStyle w:val="ListBullet"/>
-        <w:ind w:left="360"/>
-      </w:pPr>
-      <w:r>
-        <w:rPr>
-          <w:sz w:val="20"/>
-        </w:rPr>
-        <w:t>iOS：调用系统 SKStoreReviewRequest.requestReview()（无法自定义UI，苹果强制）</w:t>
-      </w:r>
-    </w:p>
-    <w:p>
-      <w:pPr>
-        <w:pStyle w:val="ListBullet"/>
-        <w:ind w:left="360"/>
-      </w:pPr>
-      <w:r>
-        <w:rPr>
-          <w:sz w:val="20"/>
-        </w:rPr>
-        <w:t>Android：调用 Google Play In-App Review API</w:t>
-      </w:r>
-    </w:p>
-    <w:p>
-      <w:pPr>
-        <w:pStyle w:val="ListBullet"/>
-        <w:ind w:left="360"/>
-      </w:pPr>
-      <w:r>
-        <w:rPr>
-          <w:sz w:val="20"/>
-        </w:rPr>
-        <w:t>HarmonyOS：调用 HMS 评分引导 API</w:t>
-      </w:r>
-    </w:p>
-    <w:p>
-      <w:pPr>
-        <w:ind w:left="432"/>
-      </w:pPr>
-      <w:r>
-        <w:rPr>
-          <w:i/>
-          <w:color w:val="216CB4"/>
-          <w:sz w:val="20"/>
-        </w:rPr>
-        <w:t>📌 ⚠ 苹果限制：SKStoreReviewRequest 每年最多弹出3次，由系统控制，App无法强制弹出；即使触发条件满足，苹果可能不展示弹窗，属正常现象</w:t>
-      </w:r>
-    </w:p>
-    <w:p/>
-    <w:p>
-      <w:pPr>
-        <w:pStyle w:val="Heading1"/>
-      </w:pPr>
-      <w:r>
-        <w:rPr>
-          <w:color w:val="235EAD"/>
-        </w:rPr>
-        <w:t>三、v1.1 页面变更汇总</w:t>
-      </w:r>
-    </w:p>
-    <w:tbl>
-      <w:tblPr>
-        <w:tblStyle w:val="TableGrid"/>
-        <w:tblW w:type="auto" w:w="0"/>
-        <w:tblLook w:firstColumn="1" w:firstRow="1" w:lastColumn="0" w:lastRow="0" w:noHBand="0" w:noVBand="1" w:val="04A0"/>
-      </w:tblPr>
-      <w:tblGrid>
-        <w:gridCol w:w="4419"/>
-        <w:gridCol w:w="4419"/>
-      </w:tblGrid>
-      <w:tr>
-        <w:tc>
-          <w:tcPr>
-            <w:tcW w:type="dxa" w:w="4419"/>
-            <w:shd w:fill="2E86C1" w:color="auto" w:val="clear"/>
-          </w:tcPr>
-          <w:p>
-            <w:pPr>
-              <w:jc w:val="center"/>
-            </w:pPr>
-            <w:r>
-              <w:rPr>
-                <w:b/>
-                <w:color w:val="FFFFFF"/>
-                <w:sz w:val="20"/>
-              </w:rPr>
-              <w:t>变更</w:t>
-            </w:r>
-          </w:p>
-        </w:tc>
-        <w:tc>
-          <w:tcPr>
-            <w:tcW w:type="dxa" w:w="4419"/>
-            <w:shd w:fill="2E86C1" w:color="auto" w:val="clear"/>
-          </w:tcPr>
-          <w:p>
-            <w:pPr>
-              <w:jc w:val="center"/>
-            </w:pPr>
-            <w:r>
-              <w:rPr>
-                <w:b/>
-                <w:color w:val="FFFFFF"/>
-                <w:sz w:val="20"/>
-              </w:rPr>
-              <w:t>内容</w:t>
-            </w:r>
-          </w:p>
-        </w:tc>
-      </w:tr>
-      <w:tr>
-        <w:tc>
-          <w:tcPr>
-            <w:tcW w:type="dxa" w:w="4419"/>
-          </w:tcPr>
-          <w:p>
-            <w:r>
-              <w:rPr>
-                <w:sz w:val="20"/>
-              </w:rPr>
-              <w:t>新增 页面00 登录页</w:t>
-            </w:r>
-          </w:p>
-        </w:tc>
-        <w:tc>
-          <w:tcPr>
-            <w:tcW w:type="dxa" w:w="4419"/>
-          </w:tcPr>
-          <w:p>
-            <w:r>
-              <w:rPr>
-                <w:sz w:val="20"/>
-              </w:rPr>
-              <w:t>账号登录（手机号/Apple ID），Flutter三端方案必须</w:t>
-            </w:r>
-          </w:p>
-        </w:tc>
-      </w:tr>
-      <w:tr>
-        <w:tc>
-          <w:tcPr>
-            <w:tcW w:type="dxa" w:w="4419"/>
-          </w:tcPr>
-          <w:p>
-            <w:r>
-              <w:rPr>
-                <w:sz w:val="20"/>
-              </w:rPr>
-              <w:t>新增 页面00 注册页</w:t>
-            </w:r>
-          </w:p>
-        </w:tc>
-        <w:tc>
-          <w:tcPr>
-            <w:tcW w:type="dxa" w:w="4419"/>
-          </w:tcPr>
-          <w:p>
-            <w:r>
-              <w:rPr>
-                <w:sz w:val="20"/>
-              </w:rPr>
-              <w:t>手机号+验证码注册，含协议勾选，Flutter三端方案必须</w:t>
-            </w:r>
-          </w:p>
-        </w:tc>
-      </w:tr>
-      <w:tr>
-        <w:tc>
-          <w:tcPr>
-            <w:tcW w:type="dxa" w:w="4419"/>
-          </w:tcPr>
-          <w:p>
-            <w:r>
-              <w:rPr>
-                <w:sz w:val="20"/>
-              </w:rPr>
-              <w:t>修改 页面01 引导页</w:t>
-            </w:r>
-          </w:p>
-        </w:tc>
-        <w:tc>
-          <w:tcPr>
-            <w:tcW w:type="dxa" w:w="4419"/>
-          </w:tcPr>
-          <w:p>
-            <w:r>
-              <w:rPr>
-                <w:sz w:val="20"/>
-              </w:rPr>
-              <w:t>跳过按钮逻辑：已有账号→主聊天页；首次→角色选择页</w:t>
-            </w:r>
-          </w:p>
-        </w:tc>
-      </w:tr>
-      <w:tr>
-        <w:tc>
-          <w:tcPr>
-            <w:tcW w:type="dxa" w:w="4419"/>
-          </w:tcPr>
-          <w:p>
-            <w:r>
-              <w:rPr>
-                <w:sz w:val="20"/>
-              </w:rPr>
-              <w:t>修改 页面02 角色选择</w:t>
-            </w:r>
-          </w:p>
-        </w:tc>
-        <w:tc>
-          <w:tcPr>
-            <w:tcW w:type="dxa" w:w="4419"/>
-          </w:tcPr>
-          <w:p>
-            <w:r>
-              <w:rPr>
-                <w:sz w:val="20"/>
-              </w:rPr>
-              <w:t>傲娇腹黑型性格标签补充（毒舌/嘴硬心软/反差萌）</w:t>
-            </w:r>
-          </w:p>
-        </w:tc>
-      </w:tr>
-      <w:tr>
-        <w:tc>
-          <w:tcPr>
-            <w:tcW w:type="dxa" w:w="4419"/>
-          </w:tcPr>
-          <w:p>
-            <w:r>
-              <w:rPr>
-                <w:sz w:val="20"/>
-              </w:rPr>
-              <w:t>修改 页面04 关系启动</w:t>
-            </w:r>
-          </w:p>
-        </w:tc>
-        <w:tc>
-          <w:tcPr>
-            <w:tcW w:type="dxa" w:w="4419"/>
-          </w:tcPr>
-          <w:p>
-            <w:r>
-              <w:rPr>
-                <w:sz w:val="20"/>
-              </w:rPr>
-              <w:t>补充傲娇首句台词；快速回复机制说明澄清</w:t>
-            </w:r>
-          </w:p>
-        </w:tc>
-      </w:tr>
-      <w:tr>
-        <w:tc>
-          <w:tcPr>
-            <w:tcW w:type="dxa" w:w="4419"/>
-          </w:tcPr>
-          <w:p>
-            <w:r>
-              <w:rPr>
-                <w:sz w:val="20"/>
-              </w:rPr>
-              <w:t>修改 页面05 主聊天页</w:t>
-            </w:r>
-          </w:p>
-        </w:tc>
-        <w:tc>
-          <w:tcPr>
-            <w:tcW w:type="dxa" w:w="4419"/>
-          </w:tcPr>
-          <w:p>
-            <w:r>
-              <w:rPr>
-                <w:sz w:val="20"/>
-              </w:rPr>
-              <w:t>情绪检测关键词体系；+按钮功能设计；♡图标定位澄清</w:t>
-            </w:r>
-          </w:p>
-        </w:tc>
-      </w:tr>
-      <w:tr>
-        <w:tc>
-          <w:tcPr>
-            <w:tcW w:type="dxa" w:w="4419"/>
-          </w:tcPr>
-          <w:p>
-            <w:r>
-              <w:rPr>
-                <w:sz w:val="20"/>
-              </w:rPr>
-              <w:t>修改 页面06 角色状态</w:t>
-            </w:r>
-          </w:p>
-        </w:tc>
-        <w:tc>
-          <w:tcPr>
-            <w:tcW w:type="dxa" w:w="4419"/>
-          </w:tcPr>
-          <w:p>
-            <w:r>
-              <w:rPr>
-                <w:sz w:val="20"/>
-              </w:rPr>
-              <w:t>各阶段详细判定条件；完整纪念日与特别回忆体系</w:t>
-            </w:r>
-          </w:p>
-        </w:tc>
-      </w:tr>
-      <w:tr>
-        <w:tc>
-          <w:tcPr>
-            <w:tcW w:type="dxa" w:w="4419"/>
-          </w:tcPr>
-          <w:p>
-            <w:r>
-              <w:rPr>
-                <w:sz w:val="20"/>
-              </w:rPr>
-              <w:t>修改 页面07 每日问候</w:t>
-            </w:r>
-          </w:p>
-        </w:tc>
-        <w:tc>
-          <w:tcPr>
-            <w:tcW w:type="dxa" w:w="4419"/>
-          </w:tcPr>
-          <w:p>
-            <w:r>
-              <w:rPr>
-                <w:sz w:val="20"/>
-              </w:rPr>
-              <w:t>Flutter跨平台天气API方案（Open-Meteo/wttr.in）</w:t>
-            </w:r>
-          </w:p>
-        </w:tc>
-      </w:tr>
-      <w:tr>
-        <w:tc>
-          <w:tcPr>
-            <w:tcW w:type="dxa" w:w="4419"/>
-          </w:tcPr>
-          <w:p>
-            <w:r>
-              <w:rPr>
-                <w:sz w:val="20"/>
-              </w:rPr>
-              <w:t>修改 页面08 情绪记录</w:t>
-            </w:r>
-          </w:p>
-        </w:tc>
-        <w:tc>
-          <w:tcPr>
-            <w:tcW w:type="dxa" w:w="4419"/>
-          </w:tcPr>
-          <w:p>
-            <w:r>
-              <w:rPr>
-                <w:sz w:val="20"/>
-              </w:rPr>
-              <w:t>入口4个；角色回应UI；柱状图映射；图表展开UI</w:t>
-            </w:r>
-          </w:p>
-        </w:tc>
-      </w:tr>
-      <w:tr>
-        <w:tc>
-          <w:tcPr>
-            <w:tcW w:type="dxa" w:w="4419"/>
-          </w:tcPr>
-          <w:p>
-            <w:r>
-              <w:rPr>
-                <w:sz w:val="20"/>
-              </w:rPr>
-              <w:t>修改 页面09 回忆相册</w:t>
-            </w:r>
-          </w:p>
-        </w:tc>
-        <w:tc>
-          <w:tcPr>
-            <w:tcW w:type="dxa" w:w="4419"/>
-          </w:tcPr>
-          <w:p>
-            <w:r>
-              <w:rPr>
-                <w:sz w:val="20"/>
-              </w:rPr>
-              <w:t>AI自动存储标准；纪念日/特别时刻生成体系</w:t>
-            </w:r>
-          </w:p>
-        </w:tc>
-      </w:tr>
-      <w:tr>
-        <w:tc>
-          <w:tcPr>
-            <w:tcW w:type="dxa" w:w="4419"/>
-          </w:tcPr>
-          <w:p>
-            <w:r>
-              <w:rPr>
-                <w:sz w:val="20"/>
-              </w:rPr>
-              <w:t>修改 页面10 关系时间线</w:t>
-            </w:r>
-          </w:p>
-        </w:tc>
-        <w:tc>
-          <w:tcPr>
-            <w:tcW w:type="dxa" w:w="4419"/>
-          </w:tcPr>
-          <w:p>
-            <w:r>
-              <w:rPr>
-                <w:sz w:val="20"/>
-              </w:rPr>
-              <w:t>三类事件体系设计；双通道解锁方案详解</w:t>
-            </w:r>
-          </w:p>
-        </w:tc>
-      </w:tr>
-      <w:tr>
-        <w:tc>
-          <w:tcPr>
-            <w:tcW w:type="dxa" w:w="4419"/>
-          </w:tcPr>
-          <w:p>
-            <w:r>
-              <w:rPr>
-                <w:sz w:val="20"/>
-              </w:rPr>
-              <w:t>修改 页面11 角色详情</w:t>
-            </w:r>
-          </w:p>
-        </w:tc>
-        <w:tc>
-          <w:tcPr>
-            <w:tcW w:type="dxa" w:w="4419"/>
-          </w:tcPr>
-          <w:p>
-            <w:r>
-              <w:rPr>
-                <w:sz w:val="20"/>
-              </w:rPr>
-              <w:t>章节展开=对话剧情驱动机制，而非静态文本</w:t>
-            </w:r>
-          </w:p>
-        </w:tc>
-      </w:tr>
-      <w:tr>
-        <w:tc>
-          <w:tcPr>
-            <w:tcW w:type="dxa" w:w="4419"/>
-          </w:tcPr>
-          <w:p>
-            <w:r>
-              <w:rPr>
-                <w:sz w:val="20"/>
-              </w:rPr>
-              <w:t>修改 页面15 个人中心</w:t>
-            </w:r>
-          </w:p>
-        </w:tc>
-        <w:tc>
-          <w:tcPr>
-            <w:tcW w:type="dxa" w:w="4419"/>
-          </w:tcPr>
-          <w:p>
-            <w:r>
-              <w:rPr>
-                <w:sz w:val="20"/>
-              </w:rPr>
-              <w:t>激励视频上限3→5次；精彩回忆数据采集体系说明</w:t>
-            </w:r>
-          </w:p>
-        </w:tc>
-      </w:tr>
-      <w:tr>
-        <w:tc>
-          <w:tcPr>
-            <w:tcW w:type="dxa" w:w="4419"/>
-          </w:tcPr>
-          <w:p>
-            <w:r>
-              <w:rPr>
-                <w:sz w:val="20"/>
-              </w:rPr>
-              <w:t>修改 页面16 应用设置</w:t>
-            </w:r>
-          </w:p>
-        </w:tc>
-        <w:tc>
-          <w:tcPr>
-            <w:tcW w:type="dxa" w:w="4419"/>
-          </w:tcPr>
-          <w:p>
-            <w:r>
-              <w:rPr>
-                <w:sz w:val="20"/>
-              </w:rPr>
-              <w:t>输入联想功能详细说明</w:t>
-            </w:r>
-          </w:p>
-        </w:tc>
-      </w:tr>
-      <w:tr>
-        <w:tc>
-          <w:tcPr>
-            <w:tcW w:type="dxa" w:w="4419"/>
-          </w:tcPr>
-          <w:p>
-            <w:r>
-              <w:rPr>
-                <w:sz w:val="20"/>
-              </w:rPr>
-              <w:t>修改 页面18 关于我们</w:t>
-            </w:r>
-          </w:p>
-        </w:tc>
-        <w:tc>
-          <w:tcPr>
-            <w:tcW w:type="dxa" w:w="4419"/>
-          </w:tcPr>
-          <w:p>
-            <w:r>
-              <w:rPr>
-                <w:sz w:val="20"/>
-              </w:rPr>
-              <w:t>满意度评判关键词清单与评分触发规则</w:t>
-            </w:r>
-          </w:p>
-        </w:tc>
-      </w:tr>
-    </w:tbl>
     <w:p/>
     <w:p>
       <w:pPr/>
@@ -11311,15 +10930,9 @@
           <w:color w:val="999999"/>
           <w:sz w:val="21"/>
         </w:rPr>
-        <w:t>文档版本 v1.1 · 2026年4月 · 基于《AI伴伴.docx》疑问逐条解答并修订</w:t>
+        <w:t xml:space="preserve">文档版本 v1.1  ·  2026年4月  ·  仅供内部参考</w:t>
       </w:r>
     </w:p>
-    <w:sectPr>
-      <w:pgSz w:w="12240" w:h="15840"/>
-      <w:pgMar w:top="1417" w:right="1701" w:bottom="1417" w:left="1701" w:header="720" w:footer="720" w:gutter="0"/>
-      <w:cols w:space="720"/>
-      <w:docGrid w:linePitch="360"/>
-    </w:sectPr>
   </w:body>
 </w:document>
 </file>
